--- a/Dokumentation/Administratorhandbuch.docx
+++ b/Dokumentation/Administratorhandbuch.docx
@@ -5,7 +5,12 @@
     <w:sdt>
       <w:sdtPr>
         <w:rPr>
+          <w:rFonts w:ascii="Bahnschrift Light SemiCondensed" w:eastAsiaTheme="minorHAnsi" w:hAnsi="Bahnschrift Light SemiCondensed"/>
+          <w:kern w:val="2"/>
           <w:sz w:val="2"/>
+          <w:szCs w:val="24"/>
+          <w:lang w:eastAsia="en-US"/>
+          <w14:ligatures w14:val="standardContextual"/>
         </w:rPr>
         <w:id w:val="633683240"/>
         <w:docPartObj>
@@ -18,11 +23,8 @@
           <w:rFonts w:asciiTheme="majorHAnsi" w:eastAsiaTheme="majorEastAsia" w:hAnsiTheme="majorHAnsi" w:cstheme="majorBidi"/>
           <w:caps/>
           <w:color w:val="2C7FCE" w:themeColor="text2" w:themeTint="99"/>
-          <w:kern w:val="2"/>
           <w:sz w:val="68"/>
           <w:szCs w:val="68"/>
-          <w:lang w:eastAsia="en-US"/>
-          <w14:ligatures w14:val="standardContextual"/>
         </w:rPr>
       </w:sdtEndPr>
       <w:sdtContent>
@@ -1185,6 +1187,15 @@
     </w:sdt>
     <w:sdt>
       <w:sdtPr>
+        <w:rPr>
+          <w:rFonts w:ascii="Bahnschrift Light SemiCondensed" w:eastAsiaTheme="minorHAnsi" w:hAnsi="Bahnschrift Light SemiCondensed" w:cstheme="minorBidi"/>
+          <w:color w:val="auto"/>
+          <w:kern w:val="2"/>
+          <w:sz w:val="24"/>
+          <w:szCs w:val="24"/>
+          <w:lang w:eastAsia="en-US"/>
+          <w14:ligatures w14:val="standardContextual"/>
+        </w:rPr>
         <w:id w:val="422153194"/>
         <w:docPartObj>
           <w:docPartGallery w:val="Table of Contents"/>
@@ -1193,15 +1204,8 @@
       </w:sdtPr>
       <w:sdtEndPr>
         <w:rPr>
-          <w:rFonts w:ascii="Bahnschrift Light SemiCondensed" w:eastAsiaTheme="minorHAnsi" w:hAnsi="Bahnschrift Light SemiCondensed" w:cstheme="minorBidi"/>
           <w:b/>
           <w:bCs/>
-          <w:color w:val="auto"/>
-          <w:kern w:val="2"/>
-          <w:sz w:val="24"/>
-          <w:szCs w:val="24"/>
-          <w:lang w:eastAsia="en-US"/>
-          <w14:ligatures w14:val="standardContextual"/>
         </w:rPr>
       </w:sdtEndPr>
       <w:sdtContent>
@@ -3376,7 +3380,13 @@
     </w:p>
     <w:p>
       <w:r>
-        <w:t>Die Beschreibung richtet sich ausdrücklich an Personen ohne tiefgehende IT-Kenntnisse. Alle Arbeitsschritte werden deshalb möglichst einfach und verständlich erklärt.</w:t>
+        <w:t xml:space="preserve">Die Beschreibung richtet sich </w:t>
+      </w:r>
+      <w:r>
+        <w:t>vorallem</w:t>
+      </w:r>
+      <w:r>
+        <w:t xml:space="preserve"> an Personen ohne tiefgehende IT-Kenntnisse. Alle Arbeitsschritte werden deshalb möglichst einfach und verständlich erklärt.</w:t>
       </w:r>
     </w:p>
     <w:p>
@@ -3410,75 +3420,393 @@
       </w:r>
       <w:bookmarkEnd w:id="1"/>
     </w:p>
-    <w:p>
-      <w:r>
-        <w:t>Für den Betrieb der Wetterstation werden folgende Komponenten benötigt:</w:t>
-      </w:r>
-    </w:p>
-    <w:p>
-      <w:pPr>
-        <w:numPr>
-          <w:ilvl w:val="0"/>
-          <w:numId w:val="1"/>
-        </w:numPr>
-      </w:pPr>
-      <w:r>
-        <w:t>Raspberry Pi</w:t>
-      </w:r>
-    </w:p>
-    <w:p>
-      <w:pPr>
-        <w:numPr>
-          <w:ilvl w:val="0"/>
-          <w:numId w:val="1"/>
-        </w:numPr>
-      </w:pPr>
-      <w:r>
-        <w:t>SD-Karte mit installiertem Betriebssystem</w:t>
-      </w:r>
-    </w:p>
-    <w:p>
-      <w:pPr>
-        <w:numPr>
-          <w:ilvl w:val="0"/>
-          <w:numId w:val="1"/>
-        </w:numPr>
-      </w:pPr>
-      <w:r>
-        <w:t>Sensoren</w:t>
-      </w:r>
-    </w:p>
-    <w:p>
-      <w:pPr>
-        <w:numPr>
-          <w:ilvl w:val="0"/>
-          <w:numId w:val="1"/>
-        </w:numPr>
-      </w:pPr>
-      <w:r>
-        <w:t>Stromversorgung</w:t>
-      </w:r>
-    </w:p>
-    <w:p>
-      <w:pPr>
-        <w:numPr>
-          <w:ilvl w:val="0"/>
-          <w:numId w:val="1"/>
-        </w:numPr>
-      </w:pPr>
-      <w:r>
-        <w:t>WLAN oder LAN-Verbindung</w:t>
-      </w:r>
-    </w:p>
-    <w:p>
-      <w:pPr>
-        <w:numPr>
-          <w:ilvl w:val="0"/>
-          <w:numId w:val="1"/>
-        </w:numPr>
-      </w:pPr>
-      <w:r>
-        <w:t>Optionales Gehäuse</w:t>
+    <w:p/>
+    <w:tbl>
+      <w:tblPr>
+        <w:tblW w:w="9616" w:type="dxa"/>
+        <w:tblCellSpacing w:w="15" w:type="dxa"/>
+        <w:tblBorders>
+          <w:top w:val="single" w:sz="4" w:space="0" w:color="auto"/>
+          <w:left w:val="single" w:sz="4" w:space="0" w:color="auto"/>
+          <w:bottom w:val="single" w:sz="4" w:space="0" w:color="auto"/>
+          <w:right w:val="single" w:sz="4" w:space="0" w:color="auto"/>
+        </w:tblBorders>
+        <w:tblCellMar>
+          <w:top w:w="15" w:type="dxa"/>
+          <w:left w:w="15" w:type="dxa"/>
+          <w:bottom w:w="15" w:type="dxa"/>
+          <w:right w:w="15" w:type="dxa"/>
+        </w:tblCellMar>
+        <w:tblLook w:val="04A0" w:firstRow="1" w:lastRow="0" w:firstColumn="1" w:lastColumn="0" w:noHBand="0" w:noVBand="1"/>
+      </w:tblPr>
+      <w:tblGrid>
+        <w:gridCol w:w="3290"/>
+        <w:gridCol w:w="6326"/>
+      </w:tblGrid>
+      <w:tr>
+        <w:trPr>
+          <w:trHeight w:val="1090"/>
+          <w:tblHeader/>
+          <w:tblCellSpacing w:w="15" w:type="dxa"/>
+        </w:trPr>
+        <w:tc>
+          <w:tcPr>
+            <w:tcW w:w="0" w:type="auto"/>
+            <w:vAlign w:val="center"/>
+            <w:hideMark/>
+          </w:tcPr>
+          <w:p>
+            <w:pPr>
+              <w:jc w:val="center"/>
+              <w:rPr>
+                <w:b/>
+                <w:bCs/>
+              </w:rPr>
+            </w:pPr>
+            <w:r>
+              <w:rPr>
+                <w:b/>
+                <w:bCs/>
+              </w:rPr>
+              <w:t>Komponente</w:t>
+            </w:r>
+          </w:p>
+        </w:tc>
+        <w:tc>
+          <w:tcPr>
+            <w:tcW w:w="0" w:type="auto"/>
+            <w:vAlign w:val="center"/>
+            <w:hideMark/>
+          </w:tcPr>
+          <w:p>
+            <w:pPr>
+              <w:jc w:val="center"/>
+              <w:rPr>
+                <w:b/>
+                <w:bCs/>
+              </w:rPr>
+            </w:pPr>
+            <w:r>
+              <w:rPr>
+                <w:b/>
+                <w:bCs/>
+              </w:rPr>
+              <w:t>Beschreibung</w:t>
+            </w:r>
+          </w:p>
+        </w:tc>
+      </w:tr>
+      <w:tr>
+        <w:trPr>
+          <w:trHeight w:val="515"/>
+          <w:tblCellSpacing w:w="15" w:type="dxa"/>
+        </w:trPr>
+        <w:tc>
+          <w:tcPr>
+            <w:tcW w:w="0" w:type="auto"/>
+            <w:vAlign w:val="center"/>
+            <w:hideMark/>
+          </w:tcPr>
+          <w:p>
+            <w:pPr>
+              <w:jc w:val="center"/>
+            </w:pPr>
+            <w:r>
+              <w:t>Raspberry Pi Zero</w:t>
+            </w:r>
+          </w:p>
+        </w:tc>
+        <w:tc>
+          <w:tcPr>
+            <w:tcW w:w="0" w:type="auto"/>
+            <w:vAlign w:val="center"/>
+            <w:hideMark/>
+          </w:tcPr>
+          <w:p>
+            <w:pPr>
+              <w:jc w:val="center"/>
+            </w:pPr>
+            <w:r>
+              <w:t>Der Hauptrechner der Wetterstation</w:t>
+            </w:r>
+          </w:p>
+        </w:tc>
+      </w:tr>
+      <w:tr>
+        <w:trPr>
+          <w:trHeight w:val="515"/>
+          <w:tblCellSpacing w:w="15" w:type="dxa"/>
+        </w:trPr>
+        <w:tc>
+          <w:tcPr>
+            <w:tcW w:w="0" w:type="auto"/>
+            <w:vAlign w:val="center"/>
+            <w:hideMark/>
+          </w:tcPr>
+          <w:p>
+            <w:pPr>
+              <w:jc w:val="center"/>
+            </w:pPr>
+            <w:r>
+              <w:t>SD-Karte (min. 16 GB)</w:t>
+            </w:r>
+          </w:p>
+        </w:tc>
+        <w:tc>
+          <w:tcPr>
+            <w:tcW w:w="0" w:type="auto"/>
+            <w:vAlign w:val="center"/>
+            <w:hideMark/>
+          </w:tcPr>
+          <w:p>
+            <w:pPr>
+              <w:jc w:val="center"/>
+            </w:pPr>
+            <w:r>
+              <w:t>Speichermedium für das Betriebssystem und die Software</w:t>
+            </w:r>
+          </w:p>
+        </w:tc>
+      </w:tr>
+      <w:tr>
+        <w:trPr>
+          <w:trHeight w:val="515"/>
+          <w:tblCellSpacing w:w="15" w:type="dxa"/>
+        </w:trPr>
+        <w:tc>
+          <w:tcPr>
+            <w:tcW w:w="0" w:type="auto"/>
+            <w:vAlign w:val="center"/>
+            <w:hideMark/>
+          </w:tcPr>
+          <w:p>
+            <w:pPr>
+              <w:jc w:val="center"/>
+            </w:pPr>
+            <w:r>
+              <w:t>DHT22</w:t>
+            </w:r>
+          </w:p>
+        </w:tc>
+        <w:tc>
+          <w:tcPr>
+            <w:tcW w:w="0" w:type="auto"/>
+            <w:vAlign w:val="center"/>
+            <w:hideMark/>
+          </w:tcPr>
+          <w:p>
+            <w:pPr>
+              <w:jc w:val="center"/>
+            </w:pPr>
+            <w:r>
+              <w:t>Sensor für Temperatur und Luftfeuchtigkeit</w:t>
+            </w:r>
+          </w:p>
+        </w:tc>
+      </w:tr>
+      <w:tr>
+        <w:trPr>
+          <w:trHeight w:val="515"/>
+          <w:tblCellSpacing w:w="15" w:type="dxa"/>
+        </w:trPr>
+        <w:tc>
+          <w:tcPr>
+            <w:tcW w:w="0" w:type="auto"/>
+            <w:vAlign w:val="center"/>
+            <w:hideMark/>
+          </w:tcPr>
+          <w:p>
+            <w:pPr>
+              <w:jc w:val="center"/>
+            </w:pPr>
+            <w:r>
+              <w:t>US5881LUA</w:t>
+            </w:r>
+          </w:p>
+        </w:tc>
+        <w:tc>
+          <w:tcPr>
+            <w:tcW w:w="0" w:type="auto"/>
+            <w:vAlign w:val="center"/>
+            <w:hideMark/>
+          </w:tcPr>
+          <w:p>
+            <w:pPr>
+              <w:jc w:val="center"/>
+            </w:pPr>
+            <w:r>
+              <w:t>Sensor für Windgeschwindigkeit</w:t>
+            </w:r>
+          </w:p>
+        </w:tc>
+      </w:tr>
+      <w:tr>
+        <w:trPr>
+          <w:trHeight w:val="515"/>
+          <w:tblCellSpacing w:w="15" w:type="dxa"/>
+        </w:trPr>
+        <w:tc>
+          <w:tcPr>
+            <w:tcW w:w="0" w:type="auto"/>
+            <w:vAlign w:val="center"/>
+            <w:hideMark/>
+          </w:tcPr>
+          <w:p>
+            <w:pPr>
+              <w:jc w:val="center"/>
+            </w:pPr>
+            <w:r>
+              <w:t>VEML7700</w:t>
+            </w:r>
+          </w:p>
+        </w:tc>
+        <w:tc>
+          <w:tcPr>
+            <w:tcW w:w="0" w:type="auto"/>
+            <w:vAlign w:val="center"/>
+            <w:hideMark/>
+          </w:tcPr>
+          <w:p>
+            <w:pPr>
+              <w:jc w:val="center"/>
+            </w:pPr>
+            <w:r>
+              <w:t>Sensor für UV-Index</w:t>
+            </w:r>
+          </w:p>
+        </w:tc>
+      </w:tr>
+      <w:tr>
+        <w:trPr>
+          <w:trHeight w:val="515"/>
+          <w:tblCellSpacing w:w="15" w:type="dxa"/>
+        </w:trPr>
+        <w:tc>
+          <w:tcPr>
+            <w:tcW w:w="0" w:type="auto"/>
+            <w:vAlign w:val="center"/>
+            <w:hideMark/>
+          </w:tcPr>
+          <w:p>
+            <w:pPr>
+              <w:jc w:val="center"/>
+            </w:pPr>
+            <w:r>
+              <w:t>Stromversorgung</w:t>
+            </w:r>
+          </w:p>
+        </w:tc>
+        <w:tc>
+          <w:tcPr>
+            <w:tcW w:w="0" w:type="auto"/>
+            <w:vAlign w:val="center"/>
+            <w:hideMark/>
+          </w:tcPr>
+          <w:p>
+            <w:pPr>
+              <w:jc w:val="center"/>
+            </w:pPr>
+            <w:r>
+              <w:t xml:space="preserve">Solarpanel + Akku </w:t>
+            </w:r>
+            <w:r>
+              <w:rPr>
+                <w:b/>
+                <w:bCs/>
+              </w:rPr>
+              <w:t>oder</w:t>
+            </w:r>
+            <w:r>
+              <w:t xml:space="preserve"> Netzladegerät (siehe Abschnitt 4)</w:t>
+            </w:r>
+          </w:p>
+        </w:tc>
+      </w:tr>
+      <w:tr>
+        <w:trPr>
+          <w:trHeight w:val="515"/>
+          <w:tblCellSpacing w:w="15" w:type="dxa"/>
+        </w:trPr>
+        <w:tc>
+          <w:tcPr>
+            <w:tcW w:w="0" w:type="auto"/>
+            <w:vAlign w:val="center"/>
+            <w:hideMark/>
+          </w:tcPr>
+          <w:p>
+            <w:pPr>
+              <w:jc w:val="center"/>
+            </w:pPr>
+            <w:r>
+              <w:t>WLAN-Netzwerk</w:t>
+            </w:r>
+          </w:p>
+        </w:tc>
+        <w:tc>
+          <w:tcPr>
+            <w:tcW w:w="0" w:type="auto"/>
+            <w:vAlign w:val="center"/>
+            <w:hideMark/>
+          </w:tcPr>
+          <w:p>
+            <w:pPr>
+              <w:jc w:val="center"/>
+            </w:pPr>
+            <w:r>
+              <w:t>Für den Zugriff auf die Website</w:t>
+            </w:r>
+          </w:p>
+        </w:tc>
+      </w:tr>
+      <w:tr>
+        <w:trPr>
+          <w:trHeight w:val="527"/>
+          <w:tblCellSpacing w:w="15" w:type="dxa"/>
+        </w:trPr>
+        <w:tc>
+          <w:tcPr>
+            <w:tcW w:w="0" w:type="auto"/>
+            <w:vAlign w:val="center"/>
+            <w:hideMark/>
+          </w:tcPr>
+          <w:p>
+            <w:pPr>
+              <w:jc w:val="center"/>
+            </w:pPr>
+            <w:r>
+              <w:t>Computer mit SD-Kartenleser</w:t>
+            </w:r>
+          </w:p>
+        </w:tc>
+        <w:tc>
+          <w:tcPr>
+            <w:tcW w:w="0" w:type="auto"/>
+            <w:vAlign w:val="center"/>
+            <w:hideMark/>
+          </w:tcPr>
+          <w:p>
+            <w:pPr>
+              <w:jc w:val="center"/>
+            </w:pPr>
+            <w:r>
+              <w:t>Nur für die Ersteinrichtung benötigt</w:t>
+            </w:r>
+          </w:p>
+        </w:tc>
+      </w:tr>
+    </w:tbl>
+    <w:p>
+      <w:r>
+        <w:t xml:space="preserve"> </w:t>
+      </w:r>
+    </w:p>
+    <w:p>
+      <w:r>
+        <w:rPr>
+          <w:i/>
+          <w:iCs/>
+        </w:rPr>
+        <w:t>[Screenshot-Platzhalter: Foto aller Komponenten nebeneinander]</w:t>
       </w:r>
     </w:p>
     <w:p>
@@ -3486,38 +3814,8 @@
         <w:pStyle w:val="berschrift2"/>
       </w:pPr>
     </w:p>
-    <w:p>
-      <w:pPr>
-        <w:pStyle w:val="berschrift2"/>
-        <w:rPr>
-          <w:rFonts w:ascii="Times New Roman" w:hAnsi="Times New Roman"/>
-        </w:rPr>
-      </w:pPr>
-      <w:bookmarkStart w:id="2" w:name="_Toc231465793"/>
-      <w:r>
-        <w:t>2.1 Übersicht der Hardware</w:t>
-      </w:r>
-      <w:bookmarkEnd w:id="2"/>
-    </w:p>
-    <w:p>
-      <w:pPr>
-        <w:pStyle w:val="isselectedend"/>
-      </w:pPr>
-      <w:r>
-        <w:rPr>
-          <w:rStyle w:val="text-token-text-primary"/>
-        </w:rPr>
-        <w:t>[BILD 1: Gesamtübersicht aller Komponenten einfügen]</w:t>
-      </w:r>
-    </w:p>
-    <w:p>
-      <w:pPr>
-        <w:pStyle w:val="StandardWeb"/>
-      </w:pPr>
-      <w:r>
-        <w:t>Die Abbildung zeigt sämtliche Bauteile, die für den Betrieb der Wetterstation benötigt werden.</w:t>
-      </w:r>
-    </w:p>
+    <w:p/>
+    <w:p/>
     <w:p>
       <w:pPr>
         <w:rPr>
@@ -3528,53 +3826,478 @@
     </w:p>
     <w:p>
       <w:pPr>
+        <w:pStyle w:val="berschrift1"/>
+      </w:pPr>
+      <w:bookmarkStart w:id="2" w:name="_Toc231465794"/>
+      <w:r>
+        <w:lastRenderedPageBreak/>
+        <w:t>3. Verkabelung der Sensoren</w:t>
+      </w:r>
+      <w:bookmarkEnd w:id="2"/>
+    </w:p>
+    <w:p>
+      <w:r>
         <w:rPr>
           <w:b/>
           <w:bCs/>
         </w:rPr>
-      </w:pPr>
-    </w:p>
-    <w:p>
-      <w:pPr>
-        <w:pStyle w:val="berschrift1"/>
-      </w:pPr>
-      <w:bookmarkStart w:id="3" w:name="_Toc231465794"/>
-      <w:r>
-        <w:t>3. Verkabelung der Sensoren</w:t>
-      </w:r>
-      <w:bookmarkEnd w:id="3"/>
-    </w:p>
-    <w:p>
-      <w:r>
-        <w:t>Die Sensoren müssen mit den vorgesehenen GPIO-Pins des Raspberry Pi verbunden werden.</w:t>
-      </w:r>
-    </w:p>
-    <w:p>
-      <w:pPr>
+        <w:t>Wichtig:</w:t>
+      </w:r>
+      <w:r>
+        <w:t xml:space="preserve"> Den Raspberry Pi </w:t>
+      </w:r>
+      <w:r>
         <w:rPr>
           <w:b/>
           <w:bCs/>
         </w:rPr>
+        <w:t>immer ausschalten</w:t>
+      </w:r>
+      <w:r>
+        <w:t xml:space="preserve"> (Strom trennen), bevor Sensoren angeschlossen oder getrennt werden. Niemals Kabel unter Spannung anschließen!</w:t>
+      </w:r>
+    </w:p>
+    <w:p>
+      <w:pPr>
+        <w:rPr>
+          <w:b/>
+          <w:bCs/>
+        </w:rPr>
       </w:pPr>
     </w:p>
     <w:p>
       <w:pPr>
         <w:pStyle w:val="berschrift2"/>
       </w:pPr>
-      <w:bookmarkStart w:id="4" w:name="_Toc231465795"/>
-      <w:r>
-        <w:lastRenderedPageBreak/>
+      <w:bookmarkStart w:id="3" w:name="_Toc231465795"/>
+      <w:r>
         <w:t>3.1 Pinbelegung</w:t>
       </w:r>
-      <w:bookmarkEnd w:id="4"/>
-    </w:p>
+      <w:bookmarkEnd w:id="3"/>
+    </w:p>
+    <w:p>
+      <w:r>
+        <w:t xml:space="preserve">Der Raspberry Pi Zero 2W hat einen </w:t>
+      </w:r>
+      <w:r>
+        <w:rPr>
+          <w:b/>
+          <w:bCs/>
+        </w:rPr>
+        <w:t>40-poligen GPIO-Stecker</w:t>
+      </w:r>
+      <w:r>
+        <w:t>. Die Pins sind in zwei Reihen angeordnet und von 1 bis 40 nummeriert. Für diese Wetterstation werden nur folgende Pins verwendet:</w:t>
+      </w:r>
+    </w:p>
+    <w:tbl>
+      <w:tblPr>
+        <w:tblW w:w="9460" w:type="dxa"/>
+        <w:tblCellSpacing w:w="15" w:type="dxa"/>
+        <w:tblCellMar>
+          <w:top w:w="15" w:type="dxa"/>
+          <w:left w:w="15" w:type="dxa"/>
+          <w:bottom w:w="15" w:type="dxa"/>
+          <w:right w:w="15" w:type="dxa"/>
+        </w:tblCellMar>
+        <w:tblLook w:val="04A0" w:firstRow="1" w:lastRow="0" w:firstColumn="1" w:lastColumn="0" w:noHBand="0" w:noVBand="1"/>
+      </w:tblPr>
+      <w:tblGrid>
+        <w:gridCol w:w="1493"/>
+        <w:gridCol w:w="2710"/>
+        <w:gridCol w:w="5257"/>
+      </w:tblGrid>
+      <w:tr>
+        <w:trPr>
+          <w:trHeight w:val="474"/>
+          <w:tblHeader/>
+          <w:tblCellSpacing w:w="15" w:type="dxa"/>
+        </w:trPr>
+        <w:tc>
+          <w:tcPr>
+            <w:tcW w:w="0" w:type="auto"/>
+            <w:vAlign w:val="center"/>
+            <w:hideMark/>
+          </w:tcPr>
+          <w:p>
+            <w:pPr>
+              <w:jc w:val="center"/>
+              <w:rPr>
+                <w:b/>
+                <w:bCs/>
+              </w:rPr>
+            </w:pPr>
+            <w:r>
+              <w:rPr>
+                <w:b/>
+                <w:bCs/>
+              </w:rPr>
+              <w:t>Pin-Nummer</w:t>
+            </w:r>
+          </w:p>
+        </w:tc>
+        <w:tc>
+          <w:tcPr>
+            <w:tcW w:w="0" w:type="auto"/>
+            <w:vAlign w:val="center"/>
+            <w:hideMark/>
+          </w:tcPr>
+          <w:p>
+            <w:pPr>
+              <w:jc w:val="center"/>
+              <w:rPr>
+                <w:b/>
+                <w:bCs/>
+              </w:rPr>
+            </w:pPr>
+            <w:r>
+              <w:rPr>
+                <w:b/>
+                <w:bCs/>
+              </w:rPr>
+              <w:t>Bezeichnung</w:t>
+            </w:r>
+          </w:p>
+        </w:tc>
+        <w:tc>
+          <w:tcPr>
+            <w:tcW w:w="0" w:type="auto"/>
+            <w:vAlign w:val="center"/>
+            <w:hideMark/>
+          </w:tcPr>
+          <w:p>
+            <w:pPr>
+              <w:jc w:val="center"/>
+              <w:rPr>
+                <w:b/>
+                <w:bCs/>
+              </w:rPr>
+            </w:pPr>
+            <w:r>
+              <w:rPr>
+                <w:b/>
+                <w:bCs/>
+              </w:rPr>
+              <w:t>Verwendung</w:t>
+            </w:r>
+          </w:p>
+        </w:tc>
+      </w:tr>
+      <w:tr>
+        <w:trPr>
+          <w:trHeight w:val="474"/>
+          <w:tblCellSpacing w:w="15" w:type="dxa"/>
+        </w:trPr>
+        <w:tc>
+          <w:tcPr>
+            <w:tcW w:w="0" w:type="auto"/>
+            <w:vAlign w:val="center"/>
+            <w:hideMark/>
+          </w:tcPr>
+          <w:p>
+            <w:pPr>
+              <w:jc w:val="center"/>
+            </w:pPr>
+            <w:r>
+              <w:t>Pin 1</w:t>
+            </w:r>
+          </w:p>
+        </w:tc>
+        <w:tc>
+          <w:tcPr>
+            <w:tcW w:w="0" w:type="auto"/>
+            <w:vAlign w:val="center"/>
+            <w:hideMark/>
+          </w:tcPr>
+          <w:p>
+            <w:pPr>
+              <w:jc w:val="center"/>
+            </w:pPr>
+            <w:r>
+              <w:t>3,3 V (Stromversorgung)</w:t>
+            </w:r>
+          </w:p>
+        </w:tc>
+        <w:tc>
+          <w:tcPr>
+            <w:tcW w:w="0" w:type="auto"/>
+            <w:vAlign w:val="center"/>
+            <w:hideMark/>
+          </w:tcPr>
+          <w:p>
+            <w:pPr>
+              <w:jc w:val="center"/>
+            </w:pPr>
+            <w:r>
+              <w:t>Strom für alle drei Sensoren</w:t>
+            </w:r>
+          </w:p>
+        </w:tc>
+      </w:tr>
+      <w:tr>
+        <w:trPr>
+          <w:trHeight w:val="474"/>
+          <w:tblCellSpacing w:w="15" w:type="dxa"/>
+        </w:trPr>
+        <w:tc>
+          <w:tcPr>
+            <w:tcW w:w="0" w:type="auto"/>
+            <w:vAlign w:val="center"/>
+            <w:hideMark/>
+          </w:tcPr>
+          <w:p>
+            <w:pPr>
+              <w:jc w:val="center"/>
+            </w:pPr>
+            <w:r>
+              <w:t>Pin 3</w:t>
+            </w:r>
+          </w:p>
+        </w:tc>
+        <w:tc>
+          <w:tcPr>
+            <w:tcW w:w="0" w:type="auto"/>
+            <w:vAlign w:val="center"/>
+            <w:hideMark/>
+          </w:tcPr>
+          <w:p>
+            <w:pPr>
+              <w:jc w:val="center"/>
+            </w:pPr>
+            <w:r>
+              <w:t>GPIO2 · SDA1</w:t>
+            </w:r>
+          </w:p>
+        </w:tc>
+        <w:tc>
+          <w:tcPr>
+            <w:tcW w:w="0" w:type="auto"/>
+            <w:vAlign w:val="center"/>
+            <w:hideMark/>
+          </w:tcPr>
+          <w:p>
+            <w:pPr>
+              <w:jc w:val="center"/>
+            </w:pPr>
+            <w:r>
+              <w:t>I²C-Daten (VEML7700)</w:t>
+            </w:r>
+          </w:p>
+        </w:tc>
+      </w:tr>
+      <w:tr>
+        <w:trPr>
+          <w:trHeight w:val="474"/>
+          <w:tblCellSpacing w:w="15" w:type="dxa"/>
+        </w:trPr>
+        <w:tc>
+          <w:tcPr>
+            <w:tcW w:w="0" w:type="auto"/>
+            <w:vAlign w:val="center"/>
+            <w:hideMark/>
+          </w:tcPr>
+          <w:p>
+            <w:pPr>
+              <w:jc w:val="center"/>
+            </w:pPr>
+            <w:r>
+              <w:t>Pin 5</w:t>
+            </w:r>
+          </w:p>
+        </w:tc>
+        <w:tc>
+          <w:tcPr>
+            <w:tcW w:w="0" w:type="auto"/>
+            <w:vAlign w:val="center"/>
+            <w:hideMark/>
+          </w:tcPr>
+          <w:p>
+            <w:pPr>
+              <w:jc w:val="center"/>
+            </w:pPr>
+            <w:r>
+              <w:t>GPIO3 · SCL1</w:t>
+            </w:r>
+          </w:p>
+        </w:tc>
+        <w:tc>
+          <w:tcPr>
+            <w:tcW w:w="0" w:type="auto"/>
+            <w:vAlign w:val="center"/>
+            <w:hideMark/>
+          </w:tcPr>
+          <w:p>
+            <w:pPr>
+              <w:jc w:val="center"/>
+            </w:pPr>
+            <w:r>
+              <w:t>I²C-Takt (VEML7700)</w:t>
+            </w:r>
+          </w:p>
+        </w:tc>
+      </w:tr>
+      <w:tr>
+        <w:trPr>
+          <w:trHeight w:val="474"/>
+          <w:tblCellSpacing w:w="15" w:type="dxa"/>
+        </w:trPr>
+        <w:tc>
+          <w:tcPr>
+            <w:tcW w:w="0" w:type="auto"/>
+            <w:vAlign w:val="center"/>
+            <w:hideMark/>
+          </w:tcPr>
+          <w:p>
+            <w:pPr>
+              <w:jc w:val="center"/>
+            </w:pPr>
+            <w:r>
+              <w:t>Pin 7</w:t>
+            </w:r>
+          </w:p>
+        </w:tc>
+        <w:tc>
+          <w:tcPr>
+            <w:tcW w:w="0" w:type="auto"/>
+            <w:vAlign w:val="center"/>
+            <w:hideMark/>
+          </w:tcPr>
+          <w:p>
+            <w:pPr>
+              <w:jc w:val="center"/>
+            </w:pPr>
+            <w:r>
+              <w:t>GPIO4</w:t>
+            </w:r>
+          </w:p>
+        </w:tc>
+        <w:tc>
+          <w:tcPr>
+            <w:tcW w:w="0" w:type="auto"/>
+            <w:vAlign w:val="center"/>
+            <w:hideMark/>
+          </w:tcPr>
+          <w:p>
+            <w:pPr>
+              <w:jc w:val="center"/>
+            </w:pPr>
+            <w:r>
+              <w:t>Datensignal DHT22</w:t>
+            </w:r>
+          </w:p>
+        </w:tc>
+      </w:tr>
+      <w:tr>
+        <w:trPr>
+          <w:trHeight w:val="474"/>
+          <w:tblCellSpacing w:w="15" w:type="dxa"/>
+        </w:trPr>
+        <w:tc>
+          <w:tcPr>
+            <w:tcW w:w="0" w:type="auto"/>
+            <w:vAlign w:val="center"/>
+            <w:hideMark/>
+          </w:tcPr>
+          <w:p>
+            <w:pPr>
+              <w:jc w:val="center"/>
+            </w:pPr>
+            <w:r>
+              <w:t>Pin 9</w:t>
+            </w:r>
+          </w:p>
+        </w:tc>
+        <w:tc>
+          <w:tcPr>
+            <w:tcW w:w="0" w:type="auto"/>
+            <w:vAlign w:val="center"/>
+            <w:hideMark/>
+          </w:tcPr>
+          <w:p>
+            <w:pPr>
+              <w:jc w:val="center"/>
+            </w:pPr>
+            <w:r>
+              <w:t>GND (Masse)</w:t>
+            </w:r>
+          </w:p>
+        </w:tc>
+        <w:tc>
+          <w:tcPr>
+            <w:tcW w:w="0" w:type="auto"/>
+            <w:vAlign w:val="center"/>
+            <w:hideMark/>
+          </w:tcPr>
+          <w:p>
+            <w:pPr>
+              <w:jc w:val="center"/>
+            </w:pPr>
+            <w:r>
+              <w:t>Masse für alle drei Sensoren</w:t>
+            </w:r>
+          </w:p>
+        </w:tc>
+      </w:tr>
+      <w:tr>
+        <w:trPr>
+          <w:trHeight w:val="485"/>
+          <w:tblCellSpacing w:w="15" w:type="dxa"/>
+        </w:trPr>
+        <w:tc>
+          <w:tcPr>
+            <w:tcW w:w="0" w:type="auto"/>
+            <w:vAlign w:val="center"/>
+            <w:hideMark/>
+          </w:tcPr>
+          <w:p>
+            <w:pPr>
+              <w:jc w:val="center"/>
+            </w:pPr>
+            <w:r>
+              <w:t>Pin 11</w:t>
+            </w:r>
+          </w:p>
+        </w:tc>
+        <w:tc>
+          <w:tcPr>
+            <w:tcW w:w="0" w:type="auto"/>
+            <w:vAlign w:val="center"/>
+            <w:hideMark/>
+          </w:tcPr>
+          <w:p>
+            <w:pPr>
+              <w:jc w:val="center"/>
+            </w:pPr>
+            <w:r>
+              <w:t>GPIO17</w:t>
+            </w:r>
+          </w:p>
+        </w:tc>
+        <w:tc>
+          <w:tcPr>
+            <w:tcW w:w="0" w:type="auto"/>
+            <w:vAlign w:val="center"/>
+            <w:hideMark/>
+          </w:tcPr>
+          <w:p>
+            <w:pPr>
+              <w:jc w:val="center"/>
+            </w:pPr>
+            <w:r>
+              <w:t>Datensignal Hall-Sensor (Windgeschwindigkeit)</w:t>
+            </w:r>
+          </w:p>
+        </w:tc>
+      </w:tr>
+    </w:tbl>
+    <w:p/>
     <w:p>
       <w:r>
         <w:rPr>
           <w:noProof/>
         </w:rPr>
         <w:drawing>
-          <wp:inline distT="0" distB="0" distL="0" distR="0" wp14:anchorId="06B50D8A" wp14:editId="3DD6FC60">
+          <wp:inline distT="0" distB="0" distL="0" distR="0" wp14:anchorId="06B50D8A" wp14:editId="0633C393">
             <wp:extent cx="5760720" cy="3578225"/>
             <wp:effectExtent l="0" t="0" r="0" b="3175"/>
             <wp:docPr id="1179469683" name="Grafik 1"/>
@@ -3622,1581 +4345,550 @@
       </w:r>
     </w:p>
     <w:p>
-      <w:pPr>
+      <w:r>
         <w:rPr>
           <w:b/>
           <w:bCs/>
         </w:rPr>
+        <w:lastRenderedPageBreak/>
+        <w:t>Tipp:</w:t>
+      </w:r>
+      <w:r>
+        <w:t xml:space="preserve"> Pin 1 befindet sich in der Ecke neben dem kleinen Dreieck oder der Markierung auf der Platine. Von dort aus zählt man weiter.</w:t>
+      </w:r>
+    </w:p>
+    <w:p>
+      <w:pPr>
+        <w:rPr>
+          <w:b/>
+          <w:bCs/>
+        </w:rPr>
       </w:pPr>
     </w:p>
     <w:p>
       <w:pPr>
         <w:pStyle w:val="berschrift2"/>
       </w:pPr>
-      <w:bookmarkStart w:id="5" w:name="_Toc231465796"/>
-      <w:r>
-        <w:t>3.2 Anschluss Temperatursensor</w:t>
-      </w:r>
-      <w:bookmarkEnd w:id="5"/>
+      <w:bookmarkStart w:id="4" w:name="_Toc231465796"/>
+      <w:r>
+        <w:t xml:space="preserve">3.2 </w:t>
+      </w:r>
+      <w:bookmarkEnd w:id="4"/>
+      <w:r>
+        <w:t>VEML7700 – Umgebungslicht / UV</w:t>
+      </w:r>
+    </w:p>
+    <w:p>
+      <w:r>
+        <w:t xml:space="preserve">Der VEML7700 kommuniziert über den sogenannten </w:t>
+      </w:r>
+      <w:r>
+        <w:rPr>
+          <w:b/>
+          <w:bCs/>
+        </w:rPr>
+        <w:t>I²C-Bus</w:t>
+      </w:r>
+      <w:r>
+        <w:t xml:space="preserve"> – das ist ein einfaches 2-Draht-Kommunikationsprotokoll. Er benötigt insgesamt </w:t>
+      </w:r>
+      <w:r>
+        <w:rPr>
+          <w:b/>
+          <w:bCs/>
+        </w:rPr>
+        <w:t>4 Kabelverbindungen</w:t>
+      </w:r>
+      <w:r>
+        <w:t>.</w:t>
+      </w:r>
+    </w:p>
+    <w:p>
+      <w:r>
+        <w:rPr>
+          <w:b/>
+          <w:bCs/>
+        </w:rPr>
+        <w:t>Verbindungsübersicht:</w:t>
+      </w:r>
+    </w:p>
+    <w:tbl>
+      <w:tblPr>
+        <w:tblW w:w="9179" w:type="dxa"/>
+        <w:tblCellSpacing w:w="15" w:type="dxa"/>
+        <w:tblCellMar>
+          <w:top w:w="15" w:type="dxa"/>
+          <w:left w:w="15" w:type="dxa"/>
+          <w:bottom w:w="15" w:type="dxa"/>
+          <w:right w:w="15" w:type="dxa"/>
+        </w:tblCellMar>
+        <w:tblLook w:val="04A0" w:firstRow="1" w:lastRow="0" w:firstColumn="1" w:lastColumn="0" w:noHBand="0" w:noVBand="1"/>
+      </w:tblPr>
+      <w:tblGrid>
+        <w:gridCol w:w="3169"/>
+        <w:gridCol w:w="3245"/>
+        <w:gridCol w:w="2765"/>
+      </w:tblGrid>
+      <w:tr>
+        <w:trPr>
+          <w:trHeight w:val="502"/>
+          <w:tblHeader/>
+          <w:tblCellSpacing w:w="15" w:type="dxa"/>
+        </w:trPr>
+        <w:tc>
+          <w:tcPr>
+            <w:tcW w:w="0" w:type="auto"/>
+            <w:vAlign w:val="center"/>
+            <w:hideMark/>
+          </w:tcPr>
+          <w:p>
+            <w:pPr>
+              <w:jc w:val="center"/>
+              <w:rPr>
+                <w:b/>
+                <w:bCs/>
+              </w:rPr>
+            </w:pPr>
+            <w:r>
+              <w:rPr>
+                <w:b/>
+                <w:bCs/>
+              </w:rPr>
+              <w:t>Sensor-Anschluss</w:t>
+            </w:r>
+          </w:p>
+        </w:tc>
+        <w:tc>
+          <w:tcPr>
+            <w:tcW w:w="0" w:type="auto"/>
+            <w:vAlign w:val="center"/>
+            <w:hideMark/>
+          </w:tcPr>
+          <w:p>
+            <w:pPr>
+              <w:jc w:val="center"/>
+              <w:rPr>
+                <w:b/>
+                <w:bCs/>
+              </w:rPr>
+            </w:pPr>
+            <w:r>
+              <w:rPr>
+                <w:b/>
+                <w:bCs/>
+              </w:rPr>
+              <w:t>Kabelfarbe (empfohlen)</w:t>
+            </w:r>
+          </w:p>
+        </w:tc>
+        <w:tc>
+          <w:tcPr>
+            <w:tcW w:w="0" w:type="auto"/>
+            <w:vAlign w:val="center"/>
+            <w:hideMark/>
+          </w:tcPr>
+          <w:p>
+            <w:pPr>
+              <w:jc w:val="center"/>
+              <w:rPr>
+                <w:b/>
+                <w:bCs/>
+              </w:rPr>
+            </w:pPr>
+            <w:r>
+              <w:rPr>
+                <w:b/>
+                <w:bCs/>
+              </w:rPr>
+              <w:t>Raspberry Pi</w:t>
+            </w:r>
+          </w:p>
+        </w:tc>
+      </w:tr>
+      <w:tr>
+        <w:trPr>
+          <w:trHeight w:val="502"/>
+          <w:tblCellSpacing w:w="15" w:type="dxa"/>
+        </w:trPr>
+        <w:tc>
+          <w:tcPr>
+            <w:tcW w:w="0" w:type="auto"/>
+            <w:vAlign w:val="center"/>
+            <w:hideMark/>
+          </w:tcPr>
+          <w:p>
+            <w:pPr>
+              <w:jc w:val="center"/>
+            </w:pPr>
+            <w:r>
+              <w:t>VIN (Stromversorgung)</w:t>
+            </w:r>
+          </w:p>
+        </w:tc>
+        <w:tc>
+          <w:tcPr>
+            <w:tcW w:w="0" w:type="auto"/>
+            <w:vAlign w:val="center"/>
+            <w:hideMark/>
+          </w:tcPr>
+          <w:p>
+            <w:pPr>
+              <w:jc w:val="center"/>
+            </w:pPr>
+            <w:r>
+              <w:t>Rot</w:t>
+            </w:r>
+          </w:p>
+        </w:tc>
+        <w:tc>
+          <w:tcPr>
+            <w:tcW w:w="0" w:type="auto"/>
+            <w:vAlign w:val="center"/>
+            <w:hideMark/>
+          </w:tcPr>
+          <w:p>
+            <w:pPr>
+              <w:jc w:val="center"/>
+            </w:pPr>
+            <w:r>
+              <w:t>Pin 1 – 3,3 V</w:t>
+            </w:r>
+          </w:p>
+        </w:tc>
+      </w:tr>
+      <w:tr>
+        <w:trPr>
+          <w:trHeight w:val="502"/>
+          <w:tblCellSpacing w:w="15" w:type="dxa"/>
+        </w:trPr>
+        <w:tc>
+          <w:tcPr>
+            <w:tcW w:w="0" w:type="auto"/>
+            <w:vAlign w:val="center"/>
+            <w:hideMark/>
+          </w:tcPr>
+          <w:p>
+            <w:pPr>
+              <w:jc w:val="center"/>
+            </w:pPr>
+            <w:r>
+              <w:t>GND (Masse)</w:t>
+            </w:r>
+          </w:p>
+        </w:tc>
+        <w:tc>
+          <w:tcPr>
+            <w:tcW w:w="0" w:type="auto"/>
+            <w:vAlign w:val="center"/>
+            <w:hideMark/>
+          </w:tcPr>
+          <w:p>
+            <w:pPr>
+              <w:jc w:val="center"/>
+            </w:pPr>
+            <w:r>
+              <w:t>Schwarz</w:t>
+            </w:r>
+          </w:p>
+        </w:tc>
+        <w:tc>
+          <w:tcPr>
+            <w:tcW w:w="0" w:type="auto"/>
+            <w:vAlign w:val="center"/>
+            <w:hideMark/>
+          </w:tcPr>
+          <w:p>
+            <w:pPr>
+              <w:jc w:val="center"/>
+            </w:pPr>
+            <w:r>
+              <w:t>Pin 9 – GND</w:t>
+            </w:r>
+          </w:p>
+        </w:tc>
+      </w:tr>
+      <w:tr>
+        <w:trPr>
+          <w:trHeight w:val="502"/>
+          <w:tblCellSpacing w:w="15" w:type="dxa"/>
+        </w:trPr>
+        <w:tc>
+          <w:tcPr>
+            <w:tcW w:w="0" w:type="auto"/>
+            <w:vAlign w:val="center"/>
+            <w:hideMark/>
+          </w:tcPr>
+          <w:p>
+            <w:pPr>
+              <w:jc w:val="center"/>
+            </w:pPr>
+            <w:r>
+              <w:t>SDA (Datenkabel)</w:t>
+            </w:r>
+          </w:p>
+        </w:tc>
+        <w:tc>
+          <w:tcPr>
+            <w:tcW w:w="0" w:type="auto"/>
+            <w:vAlign w:val="center"/>
+            <w:hideMark/>
+          </w:tcPr>
+          <w:p>
+            <w:pPr>
+              <w:jc w:val="center"/>
+            </w:pPr>
+            <w:r>
+              <w:t>Blau</w:t>
+            </w:r>
+          </w:p>
+        </w:tc>
+        <w:tc>
+          <w:tcPr>
+            <w:tcW w:w="0" w:type="auto"/>
+            <w:vAlign w:val="center"/>
+            <w:hideMark/>
+          </w:tcPr>
+          <w:p>
+            <w:pPr>
+              <w:jc w:val="center"/>
+            </w:pPr>
+            <w:r>
+              <w:t>Pin 3 – GPIO2 · SDA1</w:t>
+            </w:r>
+          </w:p>
+        </w:tc>
+      </w:tr>
+      <w:tr>
+        <w:trPr>
+          <w:trHeight w:val="513"/>
+          <w:tblCellSpacing w:w="15" w:type="dxa"/>
+        </w:trPr>
+        <w:tc>
+          <w:tcPr>
+            <w:tcW w:w="0" w:type="auto"/>
+            <w:vAlign w:val="center"/>
+            <w:hideMark/>
+          </w:tcPr>
+          <w:p>
+            <w:pPr>
+              <w:jc w:val="center"/>
+            </w:pPr>
+            <w:r>
+              <w:t>SCL (Taktkabel)</w:t>
+            </w:r>
+          </w:p>
+        </w:tc>
+        <w:tc>
+          <w:tcPr>
+            <w:tcW w:w="0" w:type="auto"/>
+            <w:vAlign w:val="center"/>
+            <w:hideMark/>
+          </w:tcPr>
+          <w:p>
+            <w:pPr>
+              <w:jc w:val="center"/>
+            </w:pPr>
+            <w:r>
+              <w:t>Blau</w:t>
+            </w:r>
+          </w:p>
+        </w:tc>
+        <w:tc>
+          <w:tcPr>
+            <w:tcW w:w="0" w:type="auto"/>
+            <w:vAlign w:val="center"/>
+            <w:hideMark/>
+          </w:tcPr>
+          <w:p>
+            <w:pPr>
+              <w:jc w:val="center"/>
+            </w:pPr>
+            <w:r>
+              <w:t>Pin 5 – GPIO3 · SCL1</w:t>
+            </w:r>
+          </w:p>
+        </w:tc>
+      </w:tr>
+    </w:tbl>
+    <w:p/>
+    <w:p>
+      <w:r>
+        <w:rPr>
+          <w:b/>
+          <w:bCs/>
+        </w:rPr>
+        <w:t>Schritt-für-Schritt:</w:t>
+      </w:r>
     </w:p>
     <w:p>
       <w:pPr>
         <w:numPr>
           <w:ilvl w:val="0"/>
-          <w:numId w:val="2"/>
+          <w:numId w:val="20"/>
         </w:numPr>
       </w:pPr>
       <w:r>
-        <w:t>Raspberry Pi ausschalten.</w:t>
+        <w:t>Raspberry Pi ausschalten – Strom komplett trennen</w:t>
       </w:r>
     </w:p>
     <w:p>
       <w:pPr>
         <w:numPr>
           <w:ilvl w:val="0"/>
-          <w:numId w:val="2"/>
+          <w:numId w:val="20"/>
         </w:numPr>
       </w:pPr>
       <w:r>
-        <w:t>Sensorkabel bereitlegen.</w:t>
+        <w:t>VEML7700-Sensor bereitlegen</w:t>
       </w:r>
     </w:p>
     <w:p>
       <w:pPr>
         <w:numPr>
           <w:ilvl w:val="0"/>
-          <w:numId w:val="2"/>
+          <w:numId w:val="20"/>
         </w:numPr>
       </w:pPr>
       <w:r>
-        <w:t xml:space="preserve">Kabel entsprechend dem </w:t>
-      </w:r>
-      <w:proofErr w:type="spellStart"/>
-      <w:r>
-        <w:t>Pinlayout</w:t>
-      </w:r>
-      <w:proofErr w:type="spellEnd"/>
-      <w:r>
-        <w:t xml:space="preserve"> verbinden.</w:t>
+        <w:rPr>
+          <w:b/>
+          <w:bCs/>
+        </w:rPr>
+        <w:t>Rotes Kabel:</w:t>
+      </w:r>
+      <w:r>
+        <w:t xml:space="preserve"> VIN am Sensor </w:t>
+      </w:r>
+      <w:r>
+        <w:rPr>
+          <w:rFonts w:ascii="Arial" w:hAnsi="Arial" w:cs="Arial"/>
+        </w:rPr>
+        <w:t>→</w:t>
+      </w:r>
+      <w:r>
+        <w:t xml:space="preserve"> Pin 1 am Raspberry Pi (3,3 V)</w:t>
       </w:r>
     </w:p>
     <w:p>
       <w:pPr>
         <w:numPr>
           <w:ilvl w:val="0"/>
-          <w:numId w:val="2"/>
+          <w:numId w:val="20"/>
         </w:numPr>
       </w:pPr>
       <w:r>
-        <w:t>Verbindung kontrollieren.</w:t>
+        <w:rPr>
+          <w:b/>
+          <w:bCs/>
+        </w:rPr>
+        <w:t>Schwarzes Kabel:</w:t>
+      </w:r>
+      <w:r>
+        <w:t xml:space="preserve"> GND am Sensor </w:t>
+      </w:r>
+      <w:r>
+        <w:rPr>
+          <w:rFonts w:ascii="Arial" w:hAnsi="Arial" w:cs="Arial"/>
+        </w:rPr>
+        <w:t>→</w:t>
+      </w:r>
+      <w:r>
+        <w:t xml:space="preserve"> Pin 9 am Raspberry Pi (GND)</w:t>
       </w:r>
     </w:p>
     <w:p>
       <w:pPr>
         <w:numPr>
           <w:ilvl w:val="0"/>
-          <w:numId w:val="2"/>
+          <w:numId w:val="20"/>
         </w:numPr>
       </w:pPr>
       <w:r>
-        <w:t>Raspberry Pi wieder einschalten.</w:t>
-      </w:r>
-    </w:p>
-    <w:p>
-      <w:r>
-        <w:t>[BILD 3: Anschluss Temperatursensor]</w:t>
-      </w:r>
-    </w:p>
-    <w:p/>
-    <w:p>
-      <w:pPr>
-        <w:pStyle w:val="berschrift2"/>
-      </w:pPr>
-      <w:bookmarkStart w:id="6" w:name="_Toc231465797"/>
-      <w:r>
-        <w:t>3.3 Anschluss Luftfeuchtigkeitssensor</w:t>
-      </w:r>
-      <w:bookmarkEnd w:id="6"/>
+        <w:rPr>
+          <w:b/>
+          <w:bCs/>
+        </w:rPr>
+        <w:t>Blaues Kabel:</w:t>
+      </w:r>
+      <w:r>
+        <w:t xml:space="preserve"> SDA am Sensor </w:t>
+      </w:r>
+      <w:r>
+        <w:rPr>
+          <w:rFonts w:ascii="Arial" w:hAnsi="Arial" w:cs="Arial"/>
+        </w:rPr>
+        <w:t>→</w:t>
+      </w:r>
+      <w:r>
+        <w:t xml:space="preserve"> Pin 3 am Raspberry Pi (GPIO2 </w:t>
+      </w:r>
+      <w:r>
+        <w:rPr>
+          <w:rFonts w:cs="Bahnschrift Light SemiCondensed"/>
+        </w:rPr>
+        <w:t>·</w:t>
+      </w:r>
+      <w:r>
+        <w:t xml:space="preserve"> SDA1)</w:t>
+      </w:r>
     </w:p>
     <w:p>
       <w:pPr>
         <w:numPr>
           <w:ilvl w:val="0"/>
-          <w:numId w:val="3"/>
+          <w:numId w:val="20"/>
         </w:numPr>
       </w:pPr>
       <w:r>
-        <w:t>Sensor am vorgesehenen Anschluss verbinden.</w:t>
+        <w:rPr>
+          <w:b/>
+          <w:bCs/>
+        </w:rPr>
+        <w:t>Blaues Kabel:</w:t>
+      </w:r>
+      <w:r>
+        <w:t xml:space="preserve"> SCL am Sensor </w:t>
+      </w:r>
+      <w:r>
+        <w:rPr>
+          <w:rFonts w:ascii="Arial" w:hAnsi="Arial" w:cs="Arial"/>
+        </w:rPr>
+        <w:t>→</w:t>
+      </w:r>
+      <w:r>
+        <w:t xml:space="preserve"> Pin 5 am Raspberry Pi (GPIO3 </w:t>
+      </w:r>
+      <w:r>
+        <w:rPr>
+          <w:rFonts w:cs="Bahnschrift Light SemiCondensed"/>
+        </w:rPr>
+        <w:t>·</w:t>
+      </w:r>
+      <w:r>
+        <w:t xml:space="preserve"> SCL1)</w:t>
       </w:r>
     </w:p>
     <w:p>
       <w:pPr>
         <w:numPr>
           <w:ilvl w:val="0"/>
-          <w:numId w:val="3"/>
+          <w:numId w:val="20"/>
         </w:numPr>
       </w:pPr>
       <w:r>
-        <w:t>Kabel auf festen Sitz prüfen.</w:t>
-      </w:r>
-    </w:p>
-    <w:p>
-      <w:pPr>
-        <w:numPr>
-          <w:ilvl w:val="0"/>
-          <w:numId w:val="3"/>
-        </w:numPr>
-      </w:pPr>
-      <w:r>
-        <w:t>Verbindung anhand des Schaltplans kontrollieren.</w:t>
-      </w:r>
-    </w:p>
-    <w:p>
-      <w:r>
-        <w:t>[BILD 4: Anschluss Luftfeuchtigkeitssensor]</w:t>
-      </w:r>
-    </w:p>
-    <w:p/>
-    <w:p>
-      <w:pPr>
-        <w:pStyle w:val="berschrift2"/>
-      </w:pPr>
-      <w:bookmarkStart w:id="7" w:name="_Toc231465798"/>
-      <w:r>
-        <w:lastRenderedPageBreak/>
-        <w:t>3.4 Anschluss weiterer Sensoren</w:t>
-      </w:r>
-      <w:bookmarkEnd w:id="7"/>
-    </w:p>
-    <w:p>
-      <w:r>
-        <w:t>Weitere Sensoren werden nach demselben Prinzip angeschlossen.</w:t>
-      </w:r>
-    </w:p>
-    <w:p>
-      <w:r>
-        <w:t>Wichtig:</w:t>
-      </w:r>
-    </w:p>
-    <w:p>
-      <w:pPr>
-        <w:numPr>
-          <w:ilvl w:val="0"/>
-          <w:numId w:val="4"/>
-        </w:numPr>
-      </w:pPr>
-      <w:r>
-        <w:t>Kabel niemals unter Spannung anschließen.</w:t>
-      </w:r>
-    </w:p>
-    <w:p>
-      <w:pPr>
-        <w:numPr>
-          <w:ilvl w:val="0"/>
-          <w:numId w:val="4"/>
-        </w:numPr>
-      </w:pPr>
-      <w:r>
-        <w:t>Keine Pins vertauschen.</w:t>
-      </w:r>
-    </w:p>
-    <w:p>
-      <w:pPr>
-        <w:numPr>
-          <w:ilvl w:val="0"/>
-          <w:numId w:val="4"/>
-        </w:numPr>
-      </w:pPr>
-      <w:r>
-        <w:t>Vor dem Einschalten alle Verbindungen kontrollieren.</w:t>
-      </w:r>
-    </w:p>
-    <w:p/>
-    <w:p/>
-    <w:p>
-      <w:pPr>
-        <w:pStyle w:val="berschrift1"/>
-      </w:pPr>
-      <w:bookmarkStart w:id="8" w:name="_Toc231465799"/>
-      <w:r>
-        <w:t>4. Stromversorgung</w:t>
-      </w:r>
-      <w:bookmarkEnd w:id="8"/>
-    </w:p>
-    <w:p>
-      <w:r>
-        <w:t>Die Wetterstation kann über das Stromnetz oder über das Solarsystem betrieben werden.</w:t>
-      </w:r>
-    </w:p>
-    <w:p>
-      <w:pPr>
-        <w:pStyle w:val="berschrift2"/>
-      </w:pPr>
-      <w:bookmarkStart w:id="9" w:name="_Toc231465800"/>
-      <w:r>
-        <w:t>4.1 Komponenten der Stromversorgung</w:t>
-      </w:r>
-      <w:bookmarkEnd w:id="9"/>
-    </w:p>
-    <w:p>
-      <w:r>
-        <w:t>Folgende Komponenten werden verwendet:</w:t>
-      </w:r>
-    </w:p>
-    <w:p>
-      <w:pPr>
-        <w:numPr>
-          <w:ilvl w:val="0"/>
-          <w:numId w:val="5"/>
-        </w:numPr>
-      </w:pPr>
-      <w:r>
-        <w:t>Solarpanel</w:t>
-      </w:r>
-    </w:p>
-    <w:p>
-      <w:pPr>
-        <w:numPr>
-          <w:ilvl w:val="0"/>
-          <w:numId w:val="5"/>
-        </w:numPr>
-      </w:pPr>
-      <w:r>
-        <w:t>Solar-Laderegler</w:t>
-      </w:r>
-    </w:p>
-    <w:p>
-      <w:pPr>
-        <w:numPr>
-          <w:ilvl w:val="0"/>
-          <w:numId w:val="5"/>
-        </w:numPr>
-      </w:pPr>
-      <w:r>
-        <w:t>LiFePO4 Akku</w:t>
-      </w:r>
-    </w:p>
-    <w:p>
-      <w:pPr>
-        <w:numPr>
-          <w:ilvl w:val="0"/>
-          <w:numId w:val="5"/>
-        </w:numPr>
-      </w:pPr>
-      <w:r>
-        <w:t>DC-DC Wandler</w:t>
-      </w:r>
-    </w:p>
-    <w:p>
-      <w:pPr>
-        <w:numPr>
-          <w:ilvl w:val="0"/>
-          <w:numId w:val="5"/>
-        </w:numPr>
-      </w:pPr>
-      <w:r>
-        <w:t>Netzladegerät</w:t>
-      </w:r>
-    </w:p>
-    <w:p>
-      <w:pPr>
-        <w:numPr>
-          <w:ilvl w:val="0"/>
-          <w:numId w:val="5"/>
-        </w:numPr>
-      </w:pPr>
-      <w:r>
-        <w:t>Umschalter</w:t>
-      </w:r>
-    </w:p>
-    <w:p>
-      <w:pPr>
-        <w:numPr>
-          <w:ilvl w:val="0"/>
-          <w:numId w:val="5"/>
-        </w:numPr>
-      </w:pPr>
-      <w:r>
-        <w:t>Sicherungen</w:t>
-      </w:r>
-    </w:p>
-    <w:p>
-      <w:r>
-        <w:t>[BILD 5: Stromversorgungskomponenten]</w:t>
-      </w:r>
-    </w:p>
-    <w:p/>
-    <w:p>
-      <w:pPr>
-        <w:pStyle w:val="berschrift2"/>
-      </w:pPr>
-      <w:bookmarkStart w:id="10" w:name="_Toc231465801"/>
-      <w:r>
-        <w:t>4.2 Verdrahtungsplan</w:t>
-      </w:r>
-      <w:bookmarkEnd w:id="10"/>
-    </w:p>
-    <w:p>
-      <w:r>
-        <w:t>[BILD 6: Schaltplan Stromversorgung]</w:t>
-      </w:r>
-    </w:p>
-    <w:p>
-      <w:r>
-        <w:t>Die Verkabelung erfolgt in folgender Reihenfolge:</w:t>
-      </w:r>
-    </w:p>
-    <w:p>
-      <w:r>
-        <w:t xml:space="preserve">Solarpanel </w:t>
-      </w:r>
-      <w:r>
-        <w:rPr>
-          <w:rFonts w:ascii="Arial" w:hAnsi="Arial" w:cs="Arial"/>
-        </w:rPr>
-        <w:t>→</w:t>
-      </w:r>
-      <w:r>
-        <w:t xml:space="preserve"> Laderegler </w:t>
-      </w:r>
-      <w:r>
-        <w:rPr>
-          <w:rFonts w:ascii="Arial" w:hAnsi="Arial" w:cs="Arial"/>
-        </w:rPr>
-        <w:t>→</w:t>
-      </w:r>
-      <w:r>
-        <w:t xml:space="preserve"> Akku </w:t>
-      </w:r>
-      <w:r>
-        <w:rPr>
-          <w:rFonts w:ascii="Arial" w:hAnsi="Arial" w:cs="Arial"/>
-        </w:rPr>
-        <w:t>→</w:t>
-      </w:r>
-      <w:r>
-        <w:t xml:space="preserve"> Sicherung </w:t>
-      </w:r>
-      <w:r>
-        <w:rPr>
-          <w:rFonts w:ascii="Arial" w:hAnsi="Arial" w:cs="Arial"/>
-        </w:rPr>
-        <w:t>→</w:t>
-      </w:r>
-      <w:r>
-        <w:t xml:space="preserve"> DC-DC Wandler </w:t>
-      </w:r>
-      <w:r>
-        <w:rPr>
-          <w:rFonts w:ascii="Arial" w:hAnsi="Arial" w:cs="Arial"/>
-        </w:rPr>
-        <w:t>→</w:t>
-      </w:r>
-      <w:r>
-        <w:t xml:space="preserve"> Raspberry Pi</w:t>
-      </w:r>
-    </w:p>
-    <w:p>
-      <w:r>
-        <w:t>Optional kann zusätzlich das Netzladegerät angeschlossen werden.</w:t>
-      </w:r>
-    </w:p>
-    <w:p/>
-    <w:p>
-      <w:pPr>
-        <w:pStyle w:val="berschrift2"/>
-      </w:pPr>
-      <w:bookmarkStart w:id="11" w:name="_Toc231465802"/>
-      <w:r>
-        <w:lastRenderedPageBreak/>
-        <w:t>4.3 Erstes Einschalten</w:t>
-      </w:r>
-      <w:bookmarkEnd w:id="11"/>
-    </w:p>
-    <w:p>
-      <w:r>
-        <w:t>Vor dem Einschalten prüfen:</w:t>
-      </w:r>
-    </w:p>
-    <w:p>
-      <w:r>
-        <w:rPr>
-          <w:rFonts w:ascii="Segoe UI Symbol" w:hAnsi="Segoe UI Symbol" w:cs="Segoe UI Symbol"/>
-        </w:rPr>
-        <w:t>☐</w:t>
-      </w:r>
-      <w:r>
-        <w:t xml:space="preserve"> Alle Kabel angeschlossen</w:t>
-      </w:r>
-    </w:p>
-    <w:p>
-      <w:r>
-        <w:rPr>
-          <w:rFonts w:ascii="Segoe UI Symbol" w:hAnsi="Segoe UI Symbol" w:cs="Segoe UI Symbol"/>
-        </w:rPr>
-        <w:t>☐</w:t>
-      </w:r>
-      <w:r>
-        <w:t xml:space="preserve"> Sensoren verbunden</w:t>
-      </w:r>
-    </w:p>
-    <w:p>
-      <w:r>
-        <w:rPr>
-          <w:rFonts w:ascii="Segoe UI Symbol" w:hAnsi="Segoe UI Symbol" w:cs="Segoe UI Symbol"/>
-        </w:rPr>
-        <w:t>☐</w:t>
-      </w:r>
-      <w:r>
-        <w:t xml:space="preserve"> Akku geladen</w:t>
-      </w:r>
-    </w:p>
-    <w:p>
-      <w:r>
-        <w:rPr>
-          <w:rFonts w:ascii="Segoe UI Symbol" w:hAnsi="Segoe UI Symbol" w:cs="Segoe UI Symbol"/>
-        </w:rPr>
-        <w:t>☐</w:t>
-      </w:r>
-      <w:r>
-        <w:t xml:space="preserve"> Sicherungen eingesetzt</w:t>
-      </w:r>
-    </w:p>
-    <w:p>
-      <w:r>
-        <w:rPr>
-          <w:rFonts w:ascii="Segoe UI Symbol" w:hAnsi="Segoe UI Symbol" w:cs="Segoe UI Symbol"/>
-        </w:rPr>
-        <w:t>☐</w:t>
-      </w:r>
-      <w:r>
-        <w:t xml:space="preserve"> Raspberry Pi korrekt montiert</w:t>
-      </w:r>
-    </w:p>
-    <w:p>
-      <w:r>
-        <w:t>Erst danach die Stromversorgung einschalten.</w:t>
-      </w:r>
-    </w:p>
-    <w:p>
-      <w:pPr>
-        <w:rPr>
-          <w:b/>
-          <w:bCs/>
-        </w:rPr>
-      </w:pPr>
-    </w:p>
-    <w:p>
-      <w:pPr>
-        <w:rPr>
-          <w:b/>
-          <w:bCs/>
-        </w:rPr>
-      </w:pPr>
-    </w:p>
-    <w:p>
-      <w:pPr>
-        <w:pStyle w:val="berschrift1"/>
-      </w:pPr>
-      <w:bookmarkStart w:id="12" w:name="_Toc231465803"/>
-      <w:r>
-        <w:t>5. Installation der Software</w:t>
-      </w:r>
-      <w:bookmarkEnd w:id="12"/>
-    </w:p>
-    <w:p>
-      <w:pPr>
-        <w:pStyle w:val="berschrift2"/>
-      </w:pPr>
-      <w:bookmarkStart w:id="13" w:name="_Toc231465804"/>
-      <w:r>
-        <w:t>5.1 Raspberry Pi starten</w:t>
-      </w:r>
-      <w:bookmarkEnd w:id="13"/>
-    </w:p>
-    <w:p>
-      <w:r>
-        <w:t>Nach dem Einschalten startet das Betriebssystem automatisch.</w:t>
-      </w:r>
-    </w:p>
-    <w:p>
-      <w:r>
-        <w:t>Der erste Start kann einige Minuten dauern.</w:t>
-      </w:r>
-    </w:p>
-    <w:p>
-      <w:pPr>
-        <w:rPr>
-          <w:b/>
-          <w:bCs/>
-        </w:rPr>
-      </w:pPr>
-    </w:p>
-    <w:p>
-      <w:pPr>
-        <w:pStyle w:val="berschrift2"/>
-      </w:pPr>
-      <w:bookmarkStart w:id="14" w:name="_Toc231465805"/>
-      <w:r>
-        <w:t>5.2 Netzwerkverbindung herstellen</w:t>
-      </w:r>
-      <w:bookmarkEnd w:id="14"/>
-    </w:p>
-    <w:p>
-      <w:r>
-        <w:t>Die Wetterstation muss mit dem Schulnetzwerk oder einem WLAN verbunden sein.</w:t>
-      </w:r>
-    </w:p>
-    <w:p>
-      <w:r>
-        <w:t>Vorgehensweise:</w:t>
-      </w:r>
-    </w:p>
-    <w:p>
-      <w:pPr>
-        <w:numPr>
-          <w:ilvl w:val="0"/>
-          <w:numId w:val="6"/>
-        </w:numPr>
-      </w:pPr>
-      <w:r>
-        <w:t>Einstellungen öffnen.</w:t>
-      </w:r>
-    </w:p>
-    <w:p>
-      <w:pPr>
-        <w:numPr>
-          <w:ilvl w:val="0"/>
-          <w:numId w:val="6"/>
-        </w:numPr>
-      </w:pPr>
-      <w:r>
-        <w:t>WLAN auswählen.</w:t>
-      </w:r>
-    </w:p>
-    <w:p>
-      <w:pPr>
-        <w:numPr>
-          <w:ilvl w:val="0"/>
-          <w:numId w:val="6"/>
-        </w:numPr>
-      </w:pPr>
-      <w:r>
-        <w:t>Passwort eingeben.</w:t>
-      </w:r>
-    </w:p>
-    <w:p>
-      <w:pPr>
-        <w:numPr>
-          <w:ilvl w:val="0"/>
-          <w:numId w:val="6"/>
-        </w:numPr>
-      </w:pPr>
-      <w:r>
-        <w:t>Verbindung bestätigen.</w:t>
-      </w:r>
-    </w:p>
-    <w:p>
-      <w:r>
-        <w:t>[BILD 7: WLAN-Einstellungen]</w:t>
-      </w:r>
-    </w:p>
-    <w:p>
-      <w:r>
-        <w:t>Nach erfolgreicher Verbindung erscheint die Meldung „Verbunden“.</w:t>
-      </w:r>
-    </w:p>
-    <w:p>
-      <w:pPr>
-        <w:rPr>
-          <w:b/>
-          <w:bCs/>
-        </w:rPr>
-      </w:pPr>
-    </w:p>
-    <w:p>
-      <w:pPr>
-        <w:pStyle w:val="berschrift2"/>
-      </w:pPr>
-      <w:bookmarkStart w:id="15" w:name="_Toc231465806"/>
-      <w:r>
-        <w:t>5.3 IP-Adresse ermitteln</w:t>
-      </w:r>
-      <w:bookmarkEnd w:id="15"/>
-    </w:p>
-    <w:p>
-      <w:r>
-        <w:t>Die Wetterstation wird über einen Webbrowser aufgerufen.</w:t>
-      </w:r>
-    </w:p>
-    <w:p>
-      <w:r>
-        <w:lastRenderedPageBreak/>
-        <w:t>Dazu wird die IP-Adresse benötigt.</w:t>
-      </w:r>
-    </w:p>
-    <w:p>
-      <w:r>
-        <w:t>Ermittlung:</w:t>
-      </w:r>
-    </w:p>
-    <w:p>
-      <w:pPr>
-        <w:numPr>
-          <w:ilvl w:val="0"/>
-          <w:numId w:val="7"/>
-        </w:numPr>
-      </w:pPr>
-      <w:r>
-        <w:t>Raspberry Pi öffnen.</w:t>
-      </w:r>
-    </w:p>
-    <w:p>
-      <w:pPr>
-        <w:numPr>
-          <w:ilvl w:val="0"/>
-          <w:numId w:val="7"/>
-        </w:numPr>
-      </w:pPr>
-      <w:r>
-        <w:t>Terminal starten.</w:t>
-      </w:r>
-    </w:p>
-    <w:p>
-      <w:pPr>
-        <w:numPr>
-          <w:ilvl w:val="0"/>
-          <w:numId w:val="7"/>
-        </w:numPr>
-      </w:pPr>
-      <w:r>
-        <w:t>Folgenden Befehl eingeben:</w:t>
-      </w:r>
-    </w:p>
-    <w:p>
-      <w:pPr>
-        <w:rPr>
-          <w:rFonts w:ascii="Courier New" w:hAnsi="Courier New" w:cs="Courier New"/>
-        </w:rPr>
-      </w:pPr>
-      <w:proofErr w:type="spellStart"/>
-      <w:r>
-        <w:rPr>
-          <w:rFonts w:ascii="Courier New" w:hAnsi="Courier New" w:cs="Courier New"/>
-        </w:rPr>
-        <w:t>ip</w:t>
-      </w:r>
-      <w:proofErr w:type="spellEnd"/>
-      <w:r>
-        <w:rPr>
-          <w:rFonts w:ascii="Courier New" w:hAnsi="Courier New" w:cs="Courier New"/>
-        </w:rPr>
+        <w:t>Alle Verbindungen auf festen Sitz prüfen – kein Kabel darf wackeln</w:t>
+      </w:r>
+    </w:p>
+    <w:p>
+      <w:r>
         <w:t xml:space="preserve"> </w:t>
       </w:r>
-      <w:proofErr w:type="spellStart"/>
-      <w:r>
-        <w:rPr>
-          <w:rFonts w:ascii="Courier New" w:hAnsi="Courier New" w:cs="Courier New"/>
-        </w:rPr>
-        <w:t>addr</w:t>
-      </w:r>
-      <w:proofErr w:type="spellEnd"/>
-    </w:p>
-    <w:p>
-      <w:pPr>
-        <w:numPr>
-          <w:ilvl w:val="0"/>
-          <w:numId w:val="8"/>
-        </w:numPr>
-      </w:pPr>
-      <w:r>
-        <w:t>Die angezeigte Adresse notieren.</w:t>
-      </w:r>
-    </w:p>
-    <w:p>
-      <w:r>
-        <w:t>Beispiel:</w:t>
-      </w:r>
-    </w:p>
-    <w:p>
-      <w:pPr>
-        <w:rPr>
-          <w:rFonts w:ascii="Courier New" w:hAnsi="Courier New" w:cs="Courier New"/>
-        </w:rPr>
-      </w:pPr>
-      <w:r>
-        <w:rPr>
-          <w:rFonts w:ascii="Courier New" w:hAnsi="Courier New" w:cs="Courier New"/>
-        </w:rPr>
-        <w:t>192.168.0.50</w:t>
-      </w:r>
-    </w:p>
-    <w:p>
-      <w:pPr>
-        <w:rPr>
-          <w:b/>
-          <w:bCs/>
-        </w:rPr>
-      </w:pPr>
-    </w:p>
-    <w:p>
-      <w:pPr>
-        <w:rPr>
-          <w:b/>
-          <w:bCs/>
-        </w:rPr>
-      </w:pPr>
-    </w:p>
-    <w:p>
-      <w:pPr>
-        <w:pStyle w:val="berschrift1"/>
-      </w:pPr>
-      <w:bookmarkStart w:id="16" w:name="_Toc231465807"/>
-      <w:r>
-        <w:t>6. Start der Wetterstation</w:t>
-      </w:r>
-      <w:bookmarkEnd w:id="16"/>
-    </w:p>
-    <w:p>
-      <w:r>
-        <w:t>Nach erfolgreicher Installation kann die Anwendung gestartet werden.</w:t>
-      </w:r>
-    </w:p>
-    <w:p>
-      <w:pPr>
-        <w:pStyle w:val="berschrift2"/>
-      </w:pPr>
-      <w:bookmarkStart w:id="17" w:name="_Toc231465808"/>
-      <w:r>
-        <w:t>6.1 Backend starten</w:t>
-      </w:r>
-      <w:bookmarkEnd w:id="17"/>
-    </w:p>
-    <w:p>
-      <w:pPr>
-        <w:numPr>
-          <w:ilvl w:val="0"/>
-          <w:numId w:val="9"/>
-        </w:numPr>
-      </w:pPr>
-      <w:r>
-        <w:t>Terminal öffnen.</w:t>
-      </w:r>
-    </w:p>
-    <w:p>
-      <w:pPr>
-        <w:numPr>
-          <w:ilvl w:val="0"/>
-          <w:numId w:val="9"/>
-        </w:numPr>
-      </w:pPr>
-      <w:r>
-        <w:t>In den Projektordner wechseln.</w:t>
-      </w:r>
-    </w:p>
-    <w:p>
-      <w:pPr>
-        <w:numPr>
-          <w:ilvl w:val="0"/>
-          <w:numId w:val="9"/>
-        </w:numPr>
-      </w:pPr>
-      <w:r>
-        <w:t>Backend starten.</w:t>
-      </w:r>
-    </w:p>
-    <w:p>
-      <w:r>
-        <w:t>[BILD 8: Backend gestartet]</w:t>
-      </w:r>
-    </w:p>
-    <w:p>
-      <w:pPr>
-        <w:rPr>
-          <w:b/>
-          <w:bCs/>
-        </w:rPr>
-      </w:pPr>
-    </w:p>
-    <w:p>
-      <w:pPr>
-        <w:pStyle w:val="berschrift2"/>
-      </w:pPr>
-      <w:bookmarkStart w:id="18" w:name="_Toc231465809"/>
-      <w:r>
-        <w:t>6.2 Frontend starten</w:t>
-      </w:r>
-      <w:bookmarkEnd w:id="18"/>
-    </w:p>
-    <w:p>
-      <w:pPr>
-        <w:numPr>
-          <w:ilvl w:val="0"/>
-          <w:numId w:val="10"/>
-        </w:numPr>
-      </w:pPr>
-      <w:r>
-        <w:t>Zweites Terminal öffnen.</w:t>
-      </w:r>
-    </w:p>
-    <w:p>
-      <w:pPr>
-        <w:numPr>
-          <w:ilvl w:val="0"/>
-          <w:numId w:val="10"/>
-        </w:numPr>
-      </w:pPr>
-      <w:r>
-        <w:t>In den Frontend-Ordner wechseln.</w:t>
-      </w:r>
-    </w:p>
-    <w:p>
-      <w:pPr>
-        <w:numPr>
-          <w:ilvl w:val="0"/>
-          <w:numId w:val="10"/>
-        </w:numPr>
-      </w:pPr>
-      <w:r>
-        <w:t>Anwendung starten.</w:t>
-      </w:r>
-    </w:p>
-    <w:p>
-      <w:r>
-        <w:t>[BILD 9: Frontend gestartet]</w:t>
-      </w:r>
-    </w:p>
-    <w:p>
-      <w:pPr>
-        <w:rPr>
-          <w:b/>
-          <w:bCs/>
-        </w:rPr>
-      </w:pPr>
-    </w:p>
-    <w:p>
-      <w:pPr>
-        <w:pStyle w:val="berschrift2"/>
-      </w:pPr>
-      <w:bookmarkStart w:id="19" w:name="_Toc231465810"/>
-      <w:r>
-        <w:t>6.3 Aufruf im Browser</w:t>
-      </w:r>
-      <w:bookmarkEnd w:id="19"/>
-    </w:p>
-    <w:p>
-      <w:r>
-        <w:t>Anschließend im Browser öffnen:</w:t>
-      </w:r>
-    </w:p>
-    <w:p>
-      <w:r>
-        <w:t>http://IP-ADRESSE-DES-RASPBERRY</w:t>
-      </w:r>
-    </w:p>
-    <w:p>
-      <w:r>
-        <w:lastRenderedPageBreak/>
-        <w:t>Beispiel:</w:t>
-      </w:r>
-    </w:p>
-    <w:p>
-      <w:hyperlink r:id="rId7" w:history="1">
-        <w:r>
-          <w:rPr>
-            <w:rStyle w:val="Hyperlink"/>
-          </w:rPr>
-          <w:t>http://192.168.0.50</w:t>
-        </w:r>
-      </w:hyperlink>
-    </w:p>
-    <w:p>
-      <w:r>
-        <w:t>[BILD 10: Dashboard Startseite]</w:t>
-      </w:r>
-    </w:p>
-    <w:p>
-      <w:pPr>
-        <w:rPr>
-          <w:b/>
-          <w:bCs/>
-        </w:rPr>
-      </w:pPr>
-    </w:p>
-    <w:p>
-      <w:pPr>
-        <w:rPr>
-          <w:b/>
-          <w:bCs/>
-        </w:rPr>
-      </w:pPr>
-    </w:p>
-    <w:p>
-      <w:pPr>
-        <w:pStyle w:val="berschrift1"/>
-      </w:pPr>
-      <w:bookmarkStart w:id="20" w:name="_Toc231465811"/>
-      <w:r>
-        <w:t>7. Bedienung der Anwendung</w:t>
-      </w:r>
-      <w:bookmarkEnd w:id="20"/>
-    </w:p>
-    <w:p>
-      <w:r>
-        <w:t>Dashboard</w:t>
-      </w:r>
-    </w:p>
-    <w:p>
-      <w:r>
-        <w:t>Das Dashboard zeigt alle verfügbaren Sensoren.</w:t>
-      </w:r>
-    </w:p>
-    <w:p>
-      <w:r>
-        <w:t>Jede Kachel enthält:</w:t>
-      </w:r>
-    </w:p>
-    <w:p>
-      <w:pPr>
-        <w:numPr>
-          <w:ilvl w:val="0"/>
-          <w:numId w:val="11"/>
-        </w:numPr>
-      </w:pPr>
-      <w:r>
-        <w:t>Sensorname</w:t>
-      </w:r>
-    </w:p>
-    <w:p>
-      <w:pPr>
-        <w:numPr>
-          <w:ilvl w:val="0"/>
-          <w:numId w:val="11"/>
-        </w:numPr>
-      </w:pPr>
-      <w:r>
-        <w:t>Aktuellen Messwert</w:t>
-      </w:r>
-    </w:p>
-    <w:p>
-      <w:pPr>
-        <w:numPr>
-          <w:ilvl w:val="0"/>
-          <w:numId w:val="11"/>
-        </w:numPr>
-      </w:pPr>
-      <w:r>
-        <w:t>Diagramm</w:t>
-      </w:r>
-    </w:p>
-    <w:p>
-      <w:pPr>
-        <w:numPr>
-          <w:ilvl w:val="0"/>
-          <w:numId w:val="11"/>
-        </w:numPr>
-      </w:pPr>
-      <w:r>
-        <w:t>Einheit</w:t>
-      </w:r>
-    </w:p>
-    <w:p>
-      <w:r>
-        <w:t>[BILD 11: Dashboard]</w:t>
-      </w:r>
-    </w:p>
-    <w:p>
-      <w:pPr>
-        <w:rPr>
-          <w:b/>
-          <w:bCs/>
-        </w:rPr>
-      </w:pPr>
-    </w:p>
-    <w:p>
-      <w:pPr>
-        <w:pStyle w:val="berschrift2"/>
-        <w:numPr>
-          <w:ilvl w:val="1"/>
-          <w:numId w:val="15"/>
-        </w:numPr>
-      </w:pPr>
-      <w:bookmarkStart w:id="21" w:name="_Toc231465812"/>
-      <w:r>
-        <w:t>Detailansicht</w:t>
-      </w:r>
-      <w:bookmarkEnd w:id="21"/>
-    </w:p>
-    <w:p>
-      <w:r>
-        <w:t>Durch Anklicken einer Kachel wird die Detailansicht geöffnet.</w:t>
-      </w:r>
-    </w:p>
-    <w:p>
-      <w:r>
-        <w:t>Hier können historische Daten betrachtet werden.</w:t>
-      </w:r>
-    </w:p>
-    <w:p>
-      <w:r>
-        <w:t>Verfügbare Zeiträume:</w:t>
-      </w:r>
-    </w:p>
-    <w:p>
-      <w:pPr>
-        <w:numPr>
-          <w:ilvl w:val="0"/>
-          <w:numId w:val="12"/>
-        </w:numPr>
-      </w:pPr>
-      <w:r>
-        <w:t>7 Tage</w:t>
-      </w:r>
-    </w:p>
-    <w:p>
-      <w:pPr>
-        <w:numPr>
-          <w:ilvl w:val="0"/>
-          <w:numId w:val="12"/>
-        </w:numPr>
-      </w:pPr>
-      <w:r>
-        <w:t>30 Tage</w:t>
-      </w:r>
-    </w:p>
-    <w:p>
-      <w:pPr>
-        <w:numPr>
-          <w:ilvl w:val="0"/>
-          <w:numId w:val="12"/>
-        </w:numPr>
-      </w:pPr>
-      <w:r>
-        <w:t>90 Tage</w:t>
-      </w:r>
-    </w:p>
-    <w:p>
-      <w:r>
-        <w:t>[BILD 12: Verlaufsdiagramm]</w:t>
-      </w:r>
-    </w:p>
-    <w:p>
-      <w:pPr>
-        <w:rPr>
-          <w:b/>
-          <w:bCs/>
-        </w:rPr>
-      </w:pPr>
-    </w:p>
-    <w:p>
-      <w:pPr>
-        <w:pStyle w:val="berschrift2"/>
-        <w:numPr>
-          <w:ilvl w:val="1"/>
-          <w:numId w:val="15"/>
-        </w:numPr>
-      </w:pPr>
-      <w:bookmarkStart w:id="22" w:name="_Toc231465813"/>
-      <w:r>
-        <w:t>Einstellungen</w:t>
-      </w:r>
-      <w:bookmarkEnd w:id="22"/>
-    </w:p>
-    <w:p>
-      <w:r>
-        <w:t>Über das Zahnrad unten rechts können Einstellungen vorgenommen werden.</w:t>
-      </w:r>
-    </w:p>
-    <w:p>
-      <w:r>
-        <w:t>Mögliche Einstellungen:</w:t>
-      </w:r>
-    </w:p>
-    <w:p>
-      <w:pPr>
-        <w:numPr>
-          <w:ilvl w:val="0"/>
-          <w:numId w:val="13"/>
-        </w:numPr>
-      </w:pPr>
-      <w:r>
-        <w:t>Dark Mode</w:t>
-      </w:r>
-    </w:p>
-    <w:p>
-      <w:pPr>
-        <w:numPr>
-          <w:ilvl w:val="0"/>
-          <w:numId w:val="13"/>
-        </w:numPr>
-      </w:pPr>
-      <w:r>
-        <w:lastRenderedPageBreak/>
-        <w:t>Schriftgröße</w:t>
-      </w:r>
-    </w:p>
-    <w:p>
-      <w:pPr>
-        <w:numPr>
-          <w:ilvl w:val="0"/>
-          <w:numId w:val="13"/>
-        </w:numPr>
-      </w:pPr>
-      <w:r>
-        <w:t>WLAN-Verwaltung</w:t>
-      </w:r>
-    </w:p>
-    <w:p>
-      <w:r>
-        <w:t>[BILD 13: Einstellungsmenü]</w:t>
-      </w:r>
-    </w:p>
-    <w:p>
-      <w:pPr>
-        <w:rPr>
-          <w:b/>
-          <w:bCs/>
-        </w:rPr>
-      </w:pPr>
-    </w:p>
-    <w:p>
-      <w:pPr>
-        <w:rPr>
-          <w:b/>
-          <w:bCs/>
-        </w:rPr>
-      </w:pPr>
-    </w:p>
-    <w:p>
-      <w:pPr>
-        <w:pStyle w:val="berschrift1"/>
-      </w:pPr>
-      <w:bookmarkStart w:id="23" w:name="_Toc231465814"/>
-      <w:r>
-        <w:t>8. Erweiterung des Systems</w:t>
-      </w:r>
-      <w:bookmarkEnd w:id="23"/>
-    </w:p>
-    <w:p>
-      <w:r>
-        <w:t>Die Wetterstation wurde so entwickelt, dass weitere Sensoren ergänzt werden können.</w:t>
-      </w:r>
-    </w:p>
-    <w:p>
-      <w:r>
-        <w:t>Neuen Sensor hinzufügen</w:t>
-      </w:r>
-    </w:p>
-    <w:p>
-      <w:pPr>
-        <w:numPr>
-          <w:ilvl w:val="0"/>
-          <w:numId w:val="16"/>
-        </w:numPr>
-      </w:pPr>
-      <w:r>
-        <w:t>Sensor anschließen.</w:t>
-      </w:r>
-    </w:p>
-    <w:p>
-      <w:pPr>
-        <w:numPr>
-          <w:ilvl w:val="0"/>
-          <w:numId w:val="16"/>
-        </w:numPr>
-      </w:pPr>
-      <w:r>
-        <w:t>Datenbankeintrag anlegen.</w:t>
-      </w:r>
-    </w:p>
-    <w:p>
-      <w:pPr>
-        <w:numPr>
-          <w:ilvl w:val="0"/>
-          <w:numId w:val="16"/>
-        </w:numPr>
-      </w:pPr>
-      <w:r>
-        <w:t>Sensortyp definieren.</w:t>
-      </w:r>
-    </w:p>
-    <w:p>
-      <w:pPr>
-        <w:numPr>
-          <w:ilvl w:val="0"/>
-          <w:numId w:val="16"/>
-        </w:numPr>
-      </w:pPr>
-      <w:r>
-        <w:t>Backend aktualisieren.</w:t>
-      </w:r>
-    </w:p>
-    <w:p>
-      <w:pPr>
-        <w:numPr>
-          <w:ilvl w:val="0"/>
-          <w:numId w:val="16"/>
-        </w:numPr>
-      </w:pPr>
-      <w:r>
-        <w:t>Frontend neu starten.</w:t>
-      </w:r>
-    </w:p>
-    <w:p>
-      <w:r>
-        <w:t>[BILD 14: Neuer Sensor angeschlossen]</w:t>
-      </w:r>
-    </w:p>
-    <w:p>
-      <w:r>
-        <w:t>Nach dem Neustart erscheint der neue Sensor automatisch im Dashboard.</w:t>
-      </w:r>
-    </w:p>
-    <w:p/>
-    <w:p/>
-    <w:p>
-      <w:pPr>
-        <w:pStyle w:val="berschrift1"/>
-      </w:pPr>
-      <w:bookmarkStart w:id="24" w:name="_Toc231465815"/>
-      <w:r>
-        <w:t>9. Wartung</w:t>
-      </w:r>
-      <w:bookmarkEnd w:id="24"/>
-    </w:p>
-    <w:p>
-      <w:r>
-        <w:t>Folgende Punkte sollten regelmäßig überprüft werden:</w:t>
-      </w:r>
-    </w:p>
-    <w:p>
-      <w:pPr>
-        <w:numPr>
-          <w:ilvl w:val="0"/>
-          <w:numId w:val="17"/>
-        </w:numPr>
-      </w:pPr>
-      <w:r>
-        <w:t>Sensorfunktion</w:t>
-      </w:r>
-    </w:p>
-    <w:p>
-      <w:pPr>
-        <w:numPr>
-          <w:ilvl w:val="0"/>
-          <w:numId w:val="17"/>
-        </w:numPr>
-      </w:pPr>
-      <w:r>
-        <w:t>Netzwerkverbindung</w:t>
-      </w:r>
-    </w:p>
-    <w:p>
-      <w:pPr>
-        <w:numPr>
-          <w:ilvl w:val="0"/>
-          <w:numId w:val="17"/>
-        </w:numPr>
-      </w:pPr>
-      <w:r>
-        <w:t>Speicherplatz</w:t>
-      </w:r>
-    </w:p>
-    <w:p>
-      <w:pPr>
-        <w:numPr>
-          <w:ilvl w:val="0"/>
-          <w:numId w:val="17"/>
-        </w:numPr>
-      </w:pPr>
-      <w:r>
-        <w:t>Datenbankstatus</w:t>
-      </w:r>
-    </w:p>
-    <w:p>
-      <w:pPr>
-        <w:numPr>
-          <w:ilvl w:val="0"/>
-          <w:numId w:val="17"/>
-        </w:numPr>
-      </w:pPr>
-      <w:r>
-        <w:t>Stromversorgung</w:t>
-      </w:r>
-    </w:p>
-    <w:p>
-      <w:r>
-        <w:t>Empfohlen wird eine Kontrolle mindestens einmal pro Monat.</w:t>
-      </w:r>
-    </w:p>
-    <w:p/>
-    <w:p/>
-    <w:p>
-      <w:pPr>
-        <w:pStyle w:val="berschrift1"/>
-      </w:pPr>
-      <w:bookmarkStart w:id="25" w:name="_Toc231465816"/>
-      <w:r>
-        <w:lastRenderedPageBreak/>
-        <w:t>10. Fehlerbehebung</w:t>
-      </w:r>
-      <w:bookmarkEnd w:id="25"/>
-    </w:p>
-    <w:p>
-      <w:pPr>
-        <w:pStyle w:val="berschrift2"/>
-        <w:numPr>
-          <w:ilvl w:val="1"/>
-          <w:numId w:val="18"/>
-        </w:numPr>
-      </w:pPr>
-      <w:bookmarkStart w:id="26" w:name="_Toc231465817"/>
-      <w:r>
-        <w:t>Keine Webseite erreichbar</w:t>
-      </w:r>
-      <w:bookmarkEnd w:id="26"/>
-    </w:p>
-    <w:p>
-      <w:r>
-        <w:t>Prüfen:</w:t>
-      </w:r>
-    </w:p>
-    <w:p>
-      <w:r>
-        <w:rPr>
-          <w:rFonts w:ascii="Segoe UI Symbol" w:hAnsi="Segoe UI Symbol" w:cs="Segoe UI Symbol"/>
-        </w:rPr>
-        <w:t>☐</w:t>
-      </w:r>
-      <w:r>
-        <w:t xml:space="preserve"> Raspberry Pi eingeschaltet</w:t>
-      </w:r>
-    </w:p>
-    <w:p>
-      <w:r>
-        <w:rPr>
-          <w:rFonts w:ascii="Segoe UI Symbol" w:hAnsi="Segoe UI Symbol" w:cs="Segoe UI Symbol"/>
-        </w:rPr>
-        <w:t>☐</w:t>
-      </w:r>
-      <w:r>
-        <w:t xml:space="preserve"> Netzwerkverbindung vorhanden</w:t>
-      </w:r>
-    </w:p>
-    <w:p>
-      <w:r>
-        <w:rPr>
-          <w:rFonts w:ascii="Segoe UI Symbol" w:hAnsi="Segoe UI Symbol" w:cs="Segoe UI Symbol"/>
-        </w:rPr>
-        <w:t>☐</w:t>
-      </w:r>
-      <w:r>
-        <w:t xml:space="preserve"> Richtige IP-Adresse verwendet</w:t>
-      </w:r>
-    </w:p>
-    <w:p>
-      <w:r>
-        <w:rPr>
-          <w:rFonts w:ascii="Segoe UI Symbol" w:hAnsi="Segoe UI Symbol" w:cs="Segoe UI Symbol"/>
-        </w:rPr>
-        <w:t>☐</w:t>
-      </w:r>
-      <w:r>
-        <w:t xml:space="preserve"> Backend gestartet</w:t>
-      </w:r>
-    </w:p>
-    <w:p/>
-    <w:p>
-      <w:pPr>
-        <w:pStyle w:val="berschrift2"/>
-        <w:numPr>
-          <w:ilvl w:val="1"/>
-          <w:numId w:val="18"/>
-        </w:numPr>
-      </w:pPr>
-      <w:bookmarkStart w:id="27" w:name="_Toc231465818"/>
-      <w:r>
-        <w:t>Keine Sensordaten sichtbar</w:t>
-      </w:r>
-      <w:bookmarkEnd w:id="27"/>
-    </w:p>
-    <w:p>
-      <w:r>
-        <w:t>Prüfen:</w:t>
-      </w:r>
-    </w:p>
-    <w:p>
-      <w:r>
-        <w:rPr>
-          <w:rFonts w:ascii="Segoe UI Symbol" w:hAnsi="Segoe UI Symbol" w:cs="Segoe UI Symbol"/>
-        </w:rPr>
-        <w:t>☐</w:t>
-      </w:r>
-      <w:r>
-        <w:t xml:space="preserve"> Sensor angeschlossen</w:t>
-      </w:r>
-    </w:p>
-    <w:p>
-      <w:r>
-        <w:rPr>
-          <w:rFonts w:ascii="Segoe UI Symbol" w:hAnsi="Segoe UI Symbol" w:cs="Segoe UI Symbol"/>
-        </w:rPr>
-        <w:t>☐</w:t>
-      </w:r>
-      <w:r>
-        <w:t xml:space="preserve"> Datenbank erreichbar</w:t>
-      </w:r>
-    </w:p>
-    <w:p>
-      <w:r>
-        <w:rPr>
-          <w:rFonts w:ascii="Segoe UI Symbol" w:hAnsi="Segoe UI Symbol" w:cs="Segoe UI Symbol"/>
-        </w:rPr>
-        <w:t>☐</w:t>
-      </w:r>
-      <w:r>
-        <w:t xml:space="preserve"> Backend aktiv</w:t>
-      </w:r>
-    </w:p>
-    <w:p>
-      <w:r>
-        <w:rPr>
-          <w:rFonts w:ascii="Segoe UI Symbol" w:hAnsi="Segoe UI Symbol" w:cs="Segoe UI Symbol"/>
-        </w:rPr>
-        <w:t>☐</w:t>
-      </w:r>
-      <w:r>
-        <w:t xml:space="preserve"> Verkabelung korrekt</w:t>
-      </w:r>
-    </w:p>
-    <w:p/>
-    <w:p>
-      <w:pPr>
-        <w:pStyle w:val="berschrift2"/>
-        <w:numPr>
-          <w:ilvl w:val="1"/>
-          <w:numId w:val="18"/>
-        </w:numPr>
-      </w:pPr>
-      <w:bookmarkStart w:id="28" w:name="_Toc231465819"/>
-      <w:r>
-        <w:t>Keine WLAN-Netzwerke sichtbar</w:t>
-      </w:r>
-      <w:bookmarkEnd w:id="28"/>
-    </w:p>
-    <w:p>
-      <w:r>
-        <w:t>Prüfen:</w:t>
-      </w:r>
-    </w:p>
-    <w:p>
-      <w:r>
-        <w:rPr>
-          <w:rFonts w:ascii="Segoe UI Symbol" w:hAnsi="Segoe UI Symbol" w:cs="Segoe UI Symbol"/>
-        </w:rPr>
-        <w:t>☐</w:t>
-      </w:r>
-      <w:r>
-        <w:t xml:space="preserve"> WLAN-Adapter erkannt</w:t>
-      </w:r>
-    </w:p>
-    <w:p>
-      <w:r>
-        <w:rPr>
-          <w:rFonts w:ascii="Segoe UI Symbol" w:hAnsi="Segoe UI Symbol" w:cs="Segoe UI Symbol"/>
-        </w:rPr>
-        <w:t>☐</w:t>
-      </w:r>
-      <w:r>
-        <w:t xml:space="preserve"> WLAN aktiviert</w:t>
-      </w:r>
-    </w:p>
-    <w:p>
-      <w:r>
-        <w:rPr>
-          <w:rFonts w:ascii="Segoe UI Symbol" w:hAnsi="Segoe UI Symbol" w:cs="Segoe UI Symbol"/>
-        </w:rPr>
-        <w:t>☐</w:t>
-      </w:r>
-      <w:r>
-        <w:t xml:space="preserve"> Raspberry Pi neu gestartet</w:t>
-      </w:r>
-    </w:p>
-    <w:p/>
-    <w:p/>
-    <w:p>
-      <w:pPr>
-        <w:pStyle w:val="berschrift1"/>
-      </w:pPr>
-      <w:bookmarkStart w:id="29" w:name="_Toc231465820"/>
-      <w:r>
-        <w:t>11. Backup und Wiederherstellung</w:t>
-      </w:r>
-      <w:bookmarkEnd w:id="29"/>
-    </w:p>
-    <w:p>
-      <w:r>
-        <w:t>Es wird empfohlen, regelmäßig Sicherungen anzulegen.</w:t>
-      </w:r>
-    </w:p>
-    <w:p>
-      <w:r>
-        <w:t>Zu sichern sind:</w:t>
-      </w:r>
-    </w:p>
-    <w:p>
-      <w:pPr>
-        <w:numPr>
-          <w:ilvl w:val="0"/>
-          <w:numId w:val="19"/>
-        </w:numPr>
-      </w:pPr>
-      <w:r>
-        <w:t>Datenbank</w:t>
-      </w:r>
-    </w:p>
-    <w:p>
-      <w:pPr>
-        <w:numPr>
-          <w:ilvl w:val="0"/>
-          <w:numId w:val="19"/>
-        </w:numPr>
-      </w:pPr>
-      <w:r>
-        <w:t>Konfigurationsdateien</w:t>
-      </w:r>
-    </w:p>
-    <w:p>
-      <w:pPr>
-        <w:numPr>
-          <w:ilvl w:val="0"/>
-          <w:numId w:val="19"/>
-        </w:numPr>
-      </w:pPr>
-      <w:r>
-        <w:lastRenderedPageBreak/>
-        <w:t>Frontend</w:t>
-      </w:r>
-    </w:p>
-    <w:p>
-      <w:pPr>
-        <w:numPr>
-          <w:ilvl w:val="0"/>
-          <w:numId w:val="19"/>
-        </w:numPr>
-      </w:pPr>
-      <w:r>
-        <w:t>Backend</w:t>
-      </w:r>
-    </w:p>
-    <w:p>
-      <w:r>
-        <w:t>Die Sicherungen sollten auf einem externen Datenträger gespeichert werden.</w:t>
-      </w:r>
-    </w:p>
-    <w:p>
-      <w:r>
-        <w:t>[BILD 15: Backup-Prozess]</w:t>
+      <w:r>
+        <w:rPr>
+          <w:i/>
+          <w:iCs/>
+        </w:rPr>
+        <w:t>[Screenshot-Platzhalter: Foto VEML7700 angeschlossen am Raspberry Pi]</w:t>
       </w:r>
     </w:p>
     <w:p/>
@@ -5204,101 +4896,3322 @@
     <w:p/>
     <w:p/>
     <w:p/>
-    <w:p>
-      <w:pPr>
+    <w:p/>
+    <w:p>
+      <w:pPr>
+        <w:pStyle w:val="berschrift2"/>
+      </w:pPr>
+      <w:bookmarkStart w:id="5" w:name="_Toc231465797"/>
+      <w:r>
+        <w:lastRenderedPageBreak/>
+        <w:t xml:space="preserve">3.3 </w:t>
+      </w:r>
+      <w:bookmarkEnd w:id="5"/>
+      <w:r>
+        <w:t>DHT22 – Temperatur &amp; Luftfeuchtigkeit</w:t>
+      </w:r>
+    </w:p>
+    <w:p>
+      <w:r>
+        <w:t xml:space="preserve">Der DHT22 hat </w:t>
+      </w:r>
+      <w:r>
         <w:rPr>
           <w:b/>
           <w:bCs/>
         </w:rPr>
-      </w:pPr>
-    </w:p>
-    <w:p>
-      <w:pPr>
+        <w:t>3 Anschlüsse</w:t>
+      </w:r>
+      <w:r>
+        <w:t xml:space="preserve"> (manche Varianten haben 4 Pins, wobei einer nicht belegt ist – das ist normal).</w:t>
+      </w:r>
+    </w:p>
+    <w:p>
+      <w:r>
         <w:rPr>
           <w:b/>
           <w:bCs/>
         </w:rPr>
-      </w:pPr>
-    </w:p>
-    <w:p>
-      <w:pPr>
+        <w:t>Verbindungsübersicht:</w:t>
+      </w:r>
+    </w:p>
+    <w:tbl>
+      <w:tblPr>
+        <w:tblW w:w="9349" w:type="dxa"/>
+        <w:tblCellSpacing w:w="15" w:type="dxa"/>
+        <w:tblCellMar>
+          <w:top w:w="15" w:type="dxa"/>
+          <w:left w:w="15" w:type="dxa"/>
+          <w:bottom w:w="15" w:type="dxa"/>
+          <w:right w:w="15" w:type="dxa"/>
+        </w:tblCellMar>
+        <w:tblLook w:val="04A0" w:firstRow="1" w:lastRow="0" w:firstColumn="1" w:lastColumn="0" w:noHBand="0" w:noVBand="1"/>
+      </w:tblPr>
+      <w:tblGrid>
+        <w:gridCol w:w="3612"/>
+        <w:gridCol w:w="3624"/>
+        <w:gridCol w:w="2113"/>
+      </w:tblGrid>
+      <w:tr>
+        <w:trPr>
+          <w:trHeight w:val="482"/>
+          <w:tblHeader/>
+          <w:tblCellSpacing w:w="15" w:type="dxa"/>
+        </w:trPr>
+        <w:tc>
+          <w:tcPr>
+            <w:tcW w:w="0" w:type="auto"/>
+            <w:vAlign w:val="center"/>
+            <w:hideMark/>
+          </w:tcPr>
+          <w:p>
+            <w:pPr>
+              <w:jc w:val="center"/>
+              <w:rPr>
+                <w:b/>
+                <w:bCs/>
+              </w:rPr>
+            </w:pPr>
+            <w:r>
+              <w:rPr>
+                <w:b/>
+                <w:bCs/>
+              </w:rPr>
+              <w:t>Sensor-Anschluss</w:t>
+            </w:r>
+          </w:p>
+        </w:tc>
+        <w:tc>
+          <w:tcPr>
+            <w:tcW w:w="0" w:type="auto"/>
+            <w:vAlign w:val="center"/>
+            <w:hideMark/>
+          </w:tcPr>
+          <w:p>
+            <w:pPr>
+              <w:jc w:val="center"/>
+              <w:rPr>
+                <w:b/>
+                <w:bCs/>
+              </w:rPr>
+            </w:pPr>
+            <w:r>
+              <w:rPr>
+                <w:b/>
+                <w:bCs/>
+              </w:rPr>
+              <w:t>Kabelfarbe (empfohlen)</w:t>
+            </w:r>
+          </w:p>
+        </w:tc>
+        <w:tc>
+          <w:tcPr>
+            <w:tcW w:w="0" w:type="auto"/>
+            <w:vAlign w:val="center"/>
+            <w:hideMark/>
+          </w:tcPr>
+          <w:p>
+            <w:pPr>
+              <w:jc w:val="center"/>
+              <w:rPr>
+                <w:b/>
+                <w:bCs/>
+              </w:rPr>
+            </w:pPr>
+            <w:r>
+              <w:rPr>
+                <w:b/>
+                <w:bCs/>
+              </w:rPr>
+              <w:t>Raspberry Pi</w:t>
+            </w:r>
+          </w:p>
+        </w:tc>
+      </w:tr>
+      <w:tr>
+        <w:trPr>
+          <w:trHeight w:val="482"/>
+          <w:tblCellSpacing w:w="15" w:type="dxa"/>
+        </w:trPr>
+        <w:tc>
+          <w:tcPr>
+            <w:tcW w:w="0" w:type="auto"/>
+            <w:vAlign w:val="center"/>
+            <w:hideMark/>
+          </w:tcPr>
+          <w:p>
+            <w:pPr>
+              <w:jc w:val="center"/>
+            </w:pPr>
+            <w:r>
+              <w:t>VCC (Stromversorgung)</w:t>
+            </w:r>
+          </w:p>
+        </w:tc>
+        <w:tc>
+          <w:tcPr>
+            <w:tcW w:w="0" w:type="auto"/>
+            <w:vAlign w:val="center"/>
+            <w:hideMark/>
+          </w:tcPr>
+          <w:p>
+            <w:pPr>
+              <w:jc w:val="center"/>
+            </w:pPr>
+            <w:r>
+              <w:t>Rot</w:t>
+            </w:r>
+          </w:p>
+        </w:tc>
+        <w:tc>
+          <w:tcPr>
+            <w:tcW w:w="0" w:type="auto"/>
+            <w:vAlign w:val="center"/>
+            <w:hideMark/>
+          </w:tcPr>
+          <w:p>
+            <w:pPr>
+              <w:jc w:val="center"/>
+            </w:pPr>
+            <w:r>
+              <w:t>Pin 1 – 3,3 V</w:t>
+            </w:r>
+          </w:p>
+        </w:tc>
+      </w:tr>
+      <w:tr>
+        <w:trPr>
+          <w:trHeight w:val="482"/>
+          <w:tblCellSpacing w:w="15" w:type="dxa"/>
+        </w:trPr>
+        <w:tc>
+          <w:tcPr>
+            <w:tcW w:w="0" w:type="auto"/>
+            <w:vAlign w:val="center"/>
+            <w:hideMark/>
+          </w:tcPr>
+          <w:p>
+            <w:pPr>
+              <w:jc w:val="center"/>
+            </w:pPr>
+            <w:r>
+              <w:t>DATA (Datenkabel)</w:t>
+            </w:r>
+          </w:p>
+        </w:tc>
+        <w:tc>
+          <w:tcPr>
+            <w:tcW w:w="0" w:type="auto"/>
+            <w:vAlign w:val="center"/>
+            <w:hideMark/>
+          </w:tcPr>
+          <w:p>
+            <w:pPr>
+              <w:jc w:val="center"/>
+            </w:pPr>
+            <w:r>
+              <w:t>Grün</w:t>
+            </w:r>
+          </w:p>
+        </w:tc>
+        <w:tc>
+          <w:tcPr>
+            <w:tcW w:w="0" w:type="auto"/>
+            <w:vAlign w:val="center"/>
+            <w:hideMark/>
+          </w:tcPr>
+          <w:p>
+            <w:pPr>
+              <w:jc w:val="center"/>
+            </w:pPr>
+            <w:r>
+              <w:t>Pin 7 – GPIO4</w:t>
+            </w:r>
+          </w:p>
+        </w:tc>
+      </w:tr>
+      <w:tr>
+        <w:trPr>
+          <w:trHeight w:val="493"/>
+          <w:tblCellSpacing w:w="15" w:type="dxa"/>
+        </w:trPr>
+        <w:tc>
+          <w:tcPr>
+            <w:tcW w:w="0" w:type="auto"/>
+            <w:vAlign w:val="center"/>
+            <w:hideMark/>
+          </w:tcPr>
+          <w:p>
+            <w:pPr>
+              <w:jc w:val="center"/>
+            </w:pPr>
+            <w:r>
+              <w:t>GND (Masse)</w:t>
+            </w:r>
+          </w:p>
+        </w:tc>
+        <w:tc>
+          <w:tcPr>
+            <w:tcW w:w="0" w:type="auto"/>
+            <w:vAlign w:val="center"/>
+            <w:hideMark/>
+          </w:tcPr>
+          <w:p>
+            <w:pPr>
+              <w:jc w:val="center"/>
+            </w:pPr>
+            <w:r>
+              <w:t>Schwarz</w:t>
+            </w:r>
+          </w:p>
+        </w:tc>
+        <w:tc>
+          <w:tcPr>
+            <w:tcW w:w="0" w:type="auto"/>
+            <w:vAlign w:val="center"/>
+            <w:hideMark/>
+          </w:tcPr>
+          <w:p>
+            <w:pPr>
+              <w:jc w:val="center"/>
+            </w:pPr>
+            <w:r>
+              <w:t>Pin 9 – GND</w:t>
+            </w:r>
+          </w:p>
+        </w:tc>
+      </w:tr>
+    </w:tbl>
+    <w:p/>
+    <w:p>
+      <w:r>
         <w:rPr>
           <w:b/>
           <w:bCs/>
         </w:rPr>
-      </w:pPr>
-    </w:p>
-    <w:p>
-      <w:pPr>
+        <w:t>Schritt-für-Schritt:</w:t>
+      </w:r>
+    </w:p>
+    <w:p>
+      <w:pPr>
+        <w:numPr>
+          <w:ilvl w:val="0"/>
+          <w:numId w:val="21"/>
+        </w:numPr>
+      </w:pPr>
+      <w:r>
+        <w:t>Raspberry Pi ausschalten – Strom komplett trennen</w:t>
+      </w:r>
+    </w:p>
+    <w:p>
+      <w:pPr>
+        <w:numPr>
+          <w:ilvl w:val="0"/>
+          <w:numId w:val="21"/>
+        </w:numPr>
+      </w:pPr>
+      <w:r>
+        <w:t>DHT22-Sensor bereitlegen</w:t>
+      </w:r>
+    </w:p>
+    <w:p>
+      <w:pPr>
+        <w:numPr>
+          <w:ilvl w:val="0"/>
+          <w:numId w:val="21"/>
+        </w:numPr>
+      </w:pPr>
+      <w:r>
         <w:rPr>
           <w:b/>
           <w:bCs/>
         </w:rPr>
-      </w:pPr>
-    </w:p>
-    <w:p>
-      <w:pPr>
+        <w:t>Rotes Kabel:</w:t>
+      </w:r>
+      <w:r>
+        <w:t xml:space="preserve"> VCC am Sensor </w:t>
+      </w:r>
+      <w:r>
+        <w:rPr>
+          <w:rFonts w:ascii="Arial" w:hAnsi="Arial" w:cs="Arial"/>
+        </w:rPr>
+        <w:t>→</w:t>
+      </w:r>
+      <w:r>
+        <w:t xml:space="preserve"> Pin 1 am Raspberry Pi (3,3 V)</w:t>
+      </w:r>
+    </w:p>
+    <w:p>
+      <w:pPr>
+        <w:numPr>
+          <w:ilvl w:val="0"/>
+          <w:numId w:val="21"/>
+        </w:numPr>
+      </w:pPr>
+      <w:r>
         <w:rPr>
           <w:b/>
           <w:bCs/>
         </w:rPr>
-      </w:pPr>
-    </w:p>
-    <w:p>
-      <w:pPr>
+        <w:t>Grünes Kabel:</w:t>
+      </w:r>
+      <w:r>
+        <w:t xml:space="preserve"> DATA am Sensor </w:t>
+      </w:r>
+      <w:r>
+        <w:rPr>
+          <w:rFonts w:ascii="Arial" w:hAnsi="Arial" w:cs="Arial"/>
+        </w:rPr>
+        <w:t>→</w:t>
+      </w:r>
+      <w:r>
+        <w:t xml:space="preserve"> Pin 7 am Raspberry Pi (GPIO4)</w:t>
+      </w:r>
+    </w:p>
+    <w:p>
+      <w:pPr>
+        <w:numPr>
+          <w:ilvl w:val="0"/>
+          <w:numId w:val="21"/>
+        </w:numPr>
+      </w:pPr>
+      <w:r>
         <w:rPr>
           <w:b/>
           <w:bCs/>
         </w:rPr>
-      </w:pPr>
-    </w:p>
-    <w:p>
-      <w:pPr>
+        <w:t>Schwarzes Kabel:</w:t>
+      </w:r>
+      <w:r>
+        <w:t xml:space="preserve"> GND am Sensor </w:t>
+      </w:r>
+      <w:r>
+        <w:rPr>
+          <w:rFonts w:ascii="Arial" w:hAnsi="Arial" w:cs="Arial"/>
+        </w:rPr>
+        <w:t>→</w:t>
+      </w:r>
+      <w:r>
+        <w:t xml:space="preserve"> Pin 9 am Raspberry Pi (GND)</w:t>
+      </w:r>
+    </w:p>
+    <w:p>
+      <w:pPr>
+        <w:numPr>
+          <w:ilvl w:val="0"/>
+          <w:numId w:val="21"/>
+        </w:numPr>
+      </w:pPr>
+      <w:r>
+        <w:t>Alle Verbindungen auf festen Sitz prüfen</w:t>
+      </w:r>
+    </w:p>
+    <w:p/>
+    <w:p>
+      <w:r>
         <w:rPr>
           <w:b/>
           <w:bCs/>
         </w:rPr>
-      </w:pPr>
-    </w:p>
-    <w:p>
-      <w:pPr>
+        <w:t>Hinweis:</w:t>
+      </w:r>
+      <w:r>
+        <w:t xml:space="preserve"> Darauf achten, dass VCC und GND nicht vertauscht werden – das kann den Sensor beschädigen!</w:t>
+      </w:r>
+    </w:p>
+    <w:p>
+      <w:r>
+        <w:rPr>
+          <w:i/>
+          <w:iCs/>
+        </w:rPr>
+        <w:t>[Screenshot-Platzhalter: Foto DHT22 angeschlossen am Raspberry Pi]</w:t>
+      </w:r>
+    </w:p>
+    <w:p/>
+    <w:p/>
+    <w:p/>
+    <w:p/>
+    <w:p/>
+    <w:p/>
+    <w:p/>
+    <w:p>
+      <w:pPr>
+        <w:pStyle w:val="berschrift2"/>
+      </w:pPr>
+      <w:bookmarkStart w:id="6" w:name="_Toc231465798"/>
+      <w:r>
+        <w:lastRenderedPageBreak/>
+        <w:t xml:space="preserve">3.4 </w:t>
+      </w:r>
+      <w:bookmarkEnd w:id="6"/>
+      <w:r>
+        <w:t>Hall-Sensor (US5881LUA) – Windgeschwindigkeit</w:t>
+      </w:r>
+    </w:p>
+    <w:p>
+      <w:r>
+        <w:t xml:space="preserve">Der Hall-Sensor erkennt magnetische Felder und wird im selbstgebauten Anemometer eingesetzt, um die Umdrehungen des Windrades zu messen. Er hat </w:t>
+      </w:r>
+      <w:r>
         <w:rPr>
           <w:b/>
           <w:bCs/>
         </w:rPr>
-      </w:pPr>
-    </w:p>
-    <w:p>
-      <w:pPr>
+        <w:t>3 Anschlüsse</w:t>
+      </w:r>
+      <w:r>
+        <w:t>.</w:t>
+      </w:r>
+    </w:p>
+    <w:p>
+      <w:r>
         <w:rPr>
           <w:b/>
           <w:bCs/>
         </w:rPr>
-      </w:pPr>
-    </w:p>
-    <w:p>
-      <w:pPr>
+        <w:t>Verbindungsübersicht:</w:t>
+      </w:r>
+    </w:p>
+    <w:tbl>
+      <w:tblPr>
+        <w:tblW w:w="9020" w:type="dxa"/>
+        <w:tblCellSpacing w:w="15" w:type="dxa"/>
+        <w:tblCellMar>
+          <w:top w:w="15" w:type="dxa"/>
+          <w:left w:w="15" w:type="dxa"/>
+          <w:bottom w:w="15" w:type="dxa"/>
+          <w:right w:w="15" w:type="dxa"/>
+        </w:tblCellMar>
+        <w:tblLook w:val="04A0" w:firstRow="1" w:lastRow="0" w:firstColumn="1" w:lastColumn="0" w:noHBand="0" w:noVBand="1"/>
+      </w:tblPr>
+      <w:tblGrid>
+        <w:gridCol w:w="3428"/>
+        <w:gridCol w:w="3439"/>
+        <w:gridCol w:w="2153"/>
+      </w:tblGrid>
+      <w:tr>
+        <w:trPr>
+          <w:trHeight w:val="487"/>
+          <w:tblHeader/>
+          <w:tblCellSpacing w:w="15" w:type="dxa"/>
+        </w:trPr>
+        <w:tc>
+          <w:tcPr>
+            <w:tcW w:w="0" w:type="auto"/>
+            <w:vAlign w:val="center"/>
+            <w:hideMark/>
+          </w:tcPr>
+          <w:p>
+            <w:pPr>
+              <w:jc w:val="center"/>
+              <w:rPr>
+                <w:b/>
+                <w:bCs/>
+              </w:rPr>
+            </w:pPr>
+            <w:r>
+              <w:rPr>
+                <w:b/>
+                <w:bCs/>
+              </w:rPr>
+              <w:t>Sensor-Anschluss</w:t>
+            </w:r>
+          </w:p>
+        </w:tc>
+        <w:tc>
+          <w:tcPr>
+            <w:tcW w:w="0" w:type="auto"/>
+            <w:vAlign w:val="center"/>
+            <w:hideMark/>
+          </w:tcPr>
+          <w:p>
+            <w:pPr>
+              <w:jc w:val="center"/>
+              <w:rPr>
+                <w:b/>
+                <w:bCs/>
+              </w:rPr>
+            </w:pPr>
+            <w:r>
+              <w:rPr>
+                <w:b/>
+                <w:bCs/>
+              </w:rPr>
+              <w:t>Kabelfarbe (empfohlen)</w:t>
+            </w:r>
+          </w:p>
+        </w:tc>
+        <w:tc>
+          <w:tcPr>
+            <w:tcW w:w="0" w:type="auto"/>
+            <w:vAlign w:val="center"/>
+            <w:hideMark/>
+          </w:tcPr>
+          <w:p>
+            <w:pPr>
+              <w:jc w:val="center"/>
+              <w:rPr>
+                <w:b/>
+                <w:bCs/>
+              </w:rPr>
+            </w:pPr>
+            <w:r>
+              <w:rPr>
+                <w:b/>
+                <w:bCs/>
+              </w:rPr>
+              <w:t>Raspberry Pi</w:t>
+            </w:r>
+          </w:p>
+        </w:tc>
+      </w:tr>
+      <w:tr>
+        <w:trPr>
+          <w:trHeight w:val="487"/>
+          <w:tblCellSpacing w:w="15" w:type="dxa"/>
+        </w:trPr>
+        <w:tc>
+          <w:tcPr>
+            <w:tcW w:w="0" w:type="auto"/>
+            <w:vAlign w:val="center"/>
+            <w:hideMark/>
+          </w:tcPr>
+          <w:p>
+            <w:pPr>
+              <w:jc w:val="center"/>
+            </w:pPr>
+            <w:r>
+              <w:t>VCC (Stromversorgung)</w:t>
+            </w:r>
+          </w:p>
+        </w:tc>
+        <w:tc>
+          <w:tcPr>
+            <w:tcW w:w="0" w:type="auto"/>
+            <w:vAlign w:val="center"/>
+            <w:hideMark/>
+          </w:tcPr>
+          <w:p>
+            <w:pPr>
+              <w:jc w:val="center"/>
+            </w:pPr>
+            <w:r>
+              <w:t>Rot</w:t>
+            </w:r>
+          </w:p>
+        </w:tc>
+        <w:tc>
+          <w:tcPr>
+            <w:tcW w:w="0" w:type="auto"/>
+            <w:vAlign w:val="center"/>
+            <w:hideMark/>
+          </w:tcPr>
+          <w:p>
+            <w:pPr>
+              <w:jc w:val="center"/>
+            </w:pPr>
+            <w:r>
+              <w:t>Pin 1 – 3,3 V</w:t>
+            </w:r>
+          </w:p>
+        </w:tc>
+      </w:tr>
+      <w:tr>
+        <w:trPr>
+          <w:trHeight w:val="487"/>
+          <w:tblCellSpacing w:w="15" w:type="dxa"/>
+        </w:trPr>
+        <w:tc>
+          <w:tcPr>
+            <w:tcW w:w="0" w:type="auto"/>
+            <w:vAlign w:val="center"/>
+            <w:hideMark/>
+          </w:tcPr>
+          <w:p>
+            <w:pPr>
+              <w:jc w:val="center"/>
+            </w:pPr>
+            <w:r>
+              <w:t>OUT (Ausgangssignal)</w:t>
+            </w:r>
+          </w:p>
+        </w:tc>
+        <w:tc>
+          <w:tcPr>
+            <w:tcW w:w="0" w:type="auto"/>
+            <w:vAlign w:val="center"/>
+            <w:hideMark/>
+          </w:tcPr>
+          <w:p>
+            <w:pPr>
+              <w:jc w:val="center"/>
+            </w:pPr>
+            <w:r>
+              <w:t>Grün</w:t>
+            </w:r>
+          </w:p>
+        </w:tc>
+        <w:tc>
+          <w:tcPr>
+            <w:tcW w:w="0" w:type="auto"/>
+            <w:vAlign w:val="center"/>
+            <w:hideMark/>
+          </w:tcPr>
+          <w:p>
+            <w:pPr>
+              <w:jc w:val="center"/>
+            </w:pPr>
+            <w:r>
+              <w:t>Pin 11 – GPIO17</w:t>
+            </w:r>
+          </w:p>
+        </w:tc>
+      </w:tr>
+      <w:tr>
+        <w:trPr>
+          <w:trHeight w:val="498"/>
+          <w:tblCellSpacing w:w="15" w:type="dxa"/>
+        </w:trPr>
+        <w:tc>
+          <w:tcPr>
+            <w:tcW w:w="0" w:type="auto"/>
+            <w:vAlign w:val="center"/>
+            <w:hideMark/>
+          </w:tcPr>
+          <w:p>
+            <w:pPr>
+              <w:jc w:val="center"/>
+            </w:pPr>
+            <w:r>
+              <w:t>GND (Masse)</w:t>
+            </w:r>
+          </w:p>
+        </w:tc>
+        <w:tc>
+          <w:tcPr>
+            <w:tcW w:w="0" w:type="auto"/>
+            <w:vAlign w:val="center"/>
+            <w:hideMark/>
+          </w:tcPr>
+          <w:p>
+            <w:pPr>
+              <w:jc w:val="center"/>
+            </w:pPr>
+            <w:r>
+              <w:t>Schwarz</w:t>
+            </w:r>
+          </w:p>
+        </w:tc>
+        <w:tc>
+          <w:tcPr>
+            <w:tcW w:w="0" w:type="auto"/>
+            <w:vAlign w:val="center"/>
+            <w:hideMark/>
+          </w:tcPr>
+          <w:p>
+            <w:pPr>
+              <w:jc w:val="center"/>
+            </w:pPr>
+            <w:r>
+              <w:t>Pin 9 – GND</w:t>
+            </w:r>
+          </w:p>
+        </w:tc>
+      </w:tr>
+    </w:tbl>
+    <w:p/>
+    <w:p>
+      <w:r>
         <w:rPr>
           <w:b/>
           <w:bCs/>
         </w:rPr>
-      </w:pPr>
-    </w:p>
-    <w:p>
-      <w:pPr>
+        <w:t>Schritt-für-Schritt:</w:t>
+      </w:r>
+    </w:p>
+    <w:p>
+      <w:pPr>
+        <w:numPr>
+          <w:ilvl w:val="0"/>
+          <w:numId w:val="22"/>
+        </w:numPr>
+      </w:pPr>
+      <w:r>
+        <w:t>Raspberry Pi ausschalten – Strom komplett trennen</w:t>
+      </w:r>
+    </w:p>
+    <w:p>
+      <w:pPr>
+        <w:numPr>
+          <w:ilvl w:val="0"/>
+          <w:numId w:val="22"/>
+        </w:numPr>
+      </w:pPr>
+      <w:r>
+        <w:t>Hall-Sensor bereitlegen</w:t>
+      </w:r>
+    </w:p>
+    <w:p>
+      <w:pPr>
+        <w:numPr>
+          <w:ilvl w:val="0"/>
+          <w:numId w:val="22"/>
+        </w:numPr>
+      </w:pPr>
+      <w:r>
         <w:rPr>
           <w:b/>
           <w:bCs/>
         </w:rPr>
-      </w:pPr>
-    </w:p>
-    <w:p>
-      <w:pPr>
+        <w:t>Rotes Kabel:</w:t>
+      </w:r>
+      <w:r>
+        <w:t xml:space="preserve"> VCC am Sensor </w:t>
+      </w:r>
+      <w:r>
+        <w:rPr>
+          <w:rFonts w:ascii="Arial" w:hAnsi="Arial" w:cs="Arial"/>
+        </w:rPr>
+        <w:t>→</w:t>
+      </w:r>
+      <w:r>
+        <w:t xml:space="preserve"> Pin 1 am Raspberry Pi (3,3 V)</w:t>
+      </w:r>
+    </w:p>
+    <w:p>
+      <w:pPr>
+        <w:numPr>
+          <w:ilvl w:val="0"/>
+          <w:numId w:val="22"/>
+        </w:numPr>
+      </w:pPr>
+      <w:r>
         <w:rPr>
           <w:b/>
           <w:bCs/>
         </w:rPr>
-      </w:pPr>
+        <w:t>Grünes Kabel:</w:t>
+      </w:r>
+      <w:r>
+        <w:t xml:space="preserve"> OUT am Sensor </w:t>
+      </w:r>
+      <w:r>
+        <w:rPr>
+          <w:rFonts w:ascii="Arial" w:hAnsi="Arial" w:cs="Arial"/>
+        </w:rPr>
+        <w:t>→</w:t>
+      </w:r>
+      <w:r>
+        <w:t xml:space="preserve"> Pin 11 am Raspberry Pi (GPIO17)</w:t>
+      </w:r>
+    </w:p>
+    <w:p>
+      <w:pPr>
+        <w:numPr>
+          <w:ilvl w:val="0"/>
+          <w:numId w:val="22"/>
+        </w:numPr>
+      </w:pPr>
+      <w:r>
+        <w:rPr>
+          <w:b/>
+          <w:bCs/>
+        </w:rPr>
+        <w:t>Schwarzes Kabel:</w:t>
+      </w:r>
+      <w:r>
+        <w:t xml:space="preserve"> GND am Sensor </w:t>
+      </w:r>
+      <w:r>
+        <w:rPr>
+          <w:rFonts w:ascii="Arial" w:hAnsi="Arial" w:cs="Arial"/>
+        </w:rPr>
+        <w:t>→</w:t>
+      </w:r>
+      <w:r>
+        <w:t xml:space="preserve"> Pin 9 am Raspberry Pi (GND)</w:t>
+      </w:r>
+    </w:p>
+    <w:p>
+      <w:pPr>
+        <w:numPr>
+          <w:ilvl w:val="0"/>
+          <w:numId w:val="22"/>
+        </w:numPr>
+      </w:pPr>
+      <w:r>
+        <w:t>Alle Verbindungen auf festen Sitz prüfen</w:t>
+      </w:r>
+    </w:p>
+    <w:p>
+      <w:pPr>
+        <w:numPr>
+          <w:ilvl w:val="0"/>
+          <w:numId w:val="22"/>
+        </w:numPr>
+      </w:pPr>
+      <w:r>
+        <w:t>Prüfen, ob der Sensor korrekt im Anemometer-Gehäuse sitzt und der Magnet am Windrad am Sensor vorbeiläuft</w:t>
+      </w:r>
+    </w:p>
+    <w:p>
+      <w:r>
+        <w:rPr>
+          <w:i/>
+          <w:iCs/>
+        </w:rPr>
+        <w:t>[Screenshot-Platzhalter: Foto Hall-Sensor im Anemometer-Gehäuse]</w:t>
+      </w:r>
+    </w:p>
+    <w:p/>
+    <w:p>
+      <w:pPr>
+        <w:pStyle w:val="berschrift2"/>
+        <w:rPr>
+          <w:bCs/>
+        </w:rPr>
+      </w:pPr>
+      <w:r>
+        <w:t>3.</w:t>
+      </w:r>
+      <w:r>
+        <w:t>5</w:t>
+      </w:r>
+      <w:r>
+        <w:t xml:space="preserve"> </w:t>
+      </w:r>
+      <w:r>
+        <w:rPr>
+          <w:bCs/>
+        </w:rPr>
+        <w:t>Gesamtübersicht aller Verbindungen</w:t>
+      </w:r>
+    </w:p>
+    <w:p>
+      <w:r>
+        <w:t>Wenn alle drei Sensoren angeschlossen sind, teilen sich VCC und GND jeweils denselben Pin am Raspberry Pi. Das ist korrekt und gewollt – mehrere Kabel an einem Pin sind über einen Verteiler (z. B. Breadboard oder Lüsterklemme) möglich.</w:t>
+      </w:r>
+    </w:p>
+    <w:p>
+      <w:r>
+        <w:rPr>
+          <w:i/>
+          <w:iCs/>
+        </w:rPr>
+        <w:t>[Screenshot-Platzhalter: Schaltplan-Diagramm mit allen drei Sensoren]</w:t>
+      </w:r>
+    </w:p>
+    <w:p/>
+    <w:p>
+      <w:r>
+        <w:rPr>
+          <w:b/>
+          <w:bCs/>
+        </w:rPr>
+        <w:t>Abschlusskontrolle vor dem Einschalten:</w:t>
+      </w:r>
+    </w:p>
+    <w:p>
+      <w:pPr>
+        <w:numPr>
+          <w:ilvl w:val="0"/>
+          <w:numId w:val="23"/>
+        </w:numPr>
+      </w:pPr>
+      <w:r>
+        <w:rPr>
+          <w:rFonts w:ascii="Segoe UI Symbol" w:hAnsi="Segoe UI Symbol" w:cs="Segoe UI Symbol"/>
+        </w:rPr>
+        <w:t>☐</w:t>
+      </w:r>
+      <w:r>
+        <w:t xml:space="preserve"> VEML7700: VIN </w:t>
+      </w:r>
+      <w:r>
+        <w:rPr>
+          <w:rFonts w:ascii="Arial" w:hAnsi="Arial" w:cs="Arial"/>
+        </w:rPr>
+        <w:t>→</w:t>
+      </w:r>
+      <w:r>
+        <w:t xml:space="preserve"> Pin 1, GND </w:t>
+      </w:r>
+      <w:r>
+        <w:rPr>
+          <w:rFonts w:ascii="Arial" w:hAnsi="Arial" w:cs="Arial"/>
+        </w:rPr>
+        <w:t>→</w:t>
+      </w:r>
+      <w:r>
+        <w:t xml:space="preserve"> Pin 9, SDA </w:t>
+      </w:r>
+      <w:r>
+        <w:rPr>
+          <w:rFonts w:ascii="Arial" w:hAnsi="Arial" w:cs="Arial"/>
+        </w:rPr>
+        <w:t>→</w:t>
+      </w:r>
+      <w:r>
+        <w:t xml:space="preserve"> Pin 3, SCL </w:t>
+      </w:r>
+      <w:r>
+        <w:rPr>
+          <w:rFonts w:ascii="Arial" w:hAnsi="Arial" w:cs="Arial"/>
+        </w:rPr>
+        <w:t>→</w:t>
+      </w:r>
+      <w:r>
+        <w:t xml:space="preserve"> Pin 5</w:t>
+      </w:r>
+    </w:p>
+    <w:p>
+      <w:pPr>
+        <w:numPr>
+          <w:ilvl w:val="0"/>
+          <w:numId w:val="23"/>
+        </w:numPr>
+      </w:pPr>
+      <w:r>
+        <w:rPr>
+          <w:rFonts w:ascii="Segoe UI Symbol" w:hAnsi="Segoe UI Symbol" w:cs="Segoe UI Symbol"/>
+        </w:rPr>
+        <w:t>☐</w:t>
+      </w:r>
+      <w:r>
+        <w:t xml:space="preserve"> DHT22: VCC </w:t>
+      </w:r>
+      <w:r>
+        <w:rPr>
+          <w:rFonts w:ascii="Arial" w:hAnsi="Arial" w:cs="Arial"/>
+        </w:rPr>
+        <w:t>→</w:t>
+      </w:r>
+      <w:r>
+        <w:t xml:space="preserve"> Pin 1, DATA </w:t>
+      </w:r>
+      <w:r>
+        <w:rPr>
+          <w:rFonts w:ascii="Arial" w:hAnsi="Arial" w:cs="Arial"/>
+        </w:rPr>
+        <w:t>→</w:t>
+      </w:r>
+      <w:r>
+        <w:t xml:space="preserve"> Pin 7, GND </w:t>
+      </w:r>
+      <w:r>
+        <w:rPr>
+          <w:rFonts w:ascii="Arial" w:hAnsi="Arial" w:cs="Arial"/>
+        </w:rPr>
+        <w:t>→</w:t>
+      </w:r>
+      <w:r>
+        <w:t xml:space="preserve"> Pin 9</w:t>
+      </w:r>
+    </w:p>
+    <w:p>
+      <w:pPr>
+        <w:numPr>
+          <w:ilvl w:val="0"/>
+          <w:numId w:val="23"/>
+        </w:numPr>
+        <w:rPr>
+          <w:lang w:val="en-GB"/>
+        </w:rPr>
+      </w:pPr>
+      <w:r>
+        <w:rPr>
+          <w:rFonts w:ascii="Segoe UI Symbol" w:hAnsi="Segoe UI Symbol" w:cs="Segoe UI Symbol"/>
+          <w:lang w:val="en-GB"/>
+        </w:rPr>
+        <w:lastRenderedPageBreak/>
+        <w:t>☐</w:t>
+      </w:r>
+      <w:r>
+        <w:rPr>
+          <w:lang w:val="en-GB"/>
+        </w:rPr>
+        <w:t xml:space="preserve"> Hall-Sensor: VCC </w:t>
+      </w:r>
+      <w:r>
+        <w:rPr>
+          <w:rFonts w:ascii="Arial" w:hAnsi="Arial" w:cs="Arial"/>
+          <w:lang w:val="en-GB"/>
+        </w:rPr>
+        <w:t>→</w:t>
+      </w:r>
+      <w:r>
+        <w:rPr>
+          <w:lang w:val="en-GB"/>
+        </w:rPr>
+        <w:t xml:space="preserve"> Pin 1, OUT </w:t>
+      </w:r>
+      <w:r>
+        <w:rPr>
+          <w:rFonts w:ascii="Arial" w:hAnsi="Arial" w:cs="Arial"/>
+          <w:lang w:val="en-GB"/>
+        </w:rPr>
+        <w:t>→</w:t>
+      </w:r>
+      <w:r>
+        <w:rPr>
+          <w:lang w:val="en-GB"/>
+        </w:rPr>
+        <w:t xml:space="preserve"> Pin 11, GND </w:t>
+      </w:r>
+      <w:r>
+        <w:rPr>
+          <w:rFonts w:ascii="Arial" w:hAnsi="Arial" w:cs="Arial"/>
+          <w:lang w:val="en-GB"/>
+        </w:rPr>
+        <w:t>→</w:t>
+      </w:r>
+      <w:r>
+        <w:rPr>
+          <w:lang w:val="en-GB"/>
+        </w:rPr>
+        <w:t xml:space="preserve"> Pin 9</w:t>
+      </w:r>
+    </w:p>
+    <w:p>
+      <w:pPr>
+        <w:numPr>
+          <w:ilvl w:val="0"/>
+          <w:numId w:val="23"/>
+        </w:numPr>
+      </w:pPr>
+      <w:r>
+        <w:rPr>
+          <w:rFonts w:ascii="Segoe UI Symbol" w:hAnsi="Segoe UI Symbol" w:cs="Segoe UI Symbol"/>
+        </w:rPr>
+        <w:t>☐</w:t>
+      </w:r>
+      <w:r>
+        <w:t xml:space="preserve"> Kein Kabel wackelt oder ist lose</w:t>
+      </w:r>
+    </w:p>
+    <w:p>
+      <w:pPr>
+        <w:numPr>
+          <w:ilvl w:val="0"/>
+          <w:numId w:val="23"/>
+        </w:numPr>
+      </w:pPr>
+      <w:r>
+        <w:rPr>
+          <w:rFonts w:ascii="Segoe UI Symbol" w:hAnsi="Segoe UI Symbol" w:cs="Segoe UI Symbol"/>
+        </w:rPr>
+        <w:t>☐</w:t>
+      </w:r>
+      <w:r>
+        <w:t xml:space="preserve"> VCC und GND nirgends vertauscht</w:t>
+      </w:r>
+    </w:p>
+    <w:p/>
+    <w:p/>
+    <w:p>
+      <w:pPr>
+        <w:pStyle w:val="berschrift1"/>
+      </w:pPr>
+      <w:bookmarkStart w:id="7" w:name="_Toc231465799"/>
+      <w:r>
+        <w:t>4. Stromversorgung</w:t>
+      </w:r>
+      <w:bookmarkEnd w:id="7"/>
+    </w:p>
+    <w:p>
+      <w:r>
+        <w:t xml:space="preserve">Die Wetterstation </w:t>
+      </w:r>
+      <w:r>
+        <w:t>wird auf folgende Art betrieben</w:t>
+      </w:r>
+      <w:r>
+        <w:t>:</w:t>
+      </w:r>
+    </w:p>
+    <w:p>
+      <w:r>
+        <w:rPr>
+          <w:b/>
+          <w:bCs/>
+        </w:rPr>
+        <w:t>Netzbetrieb (Inneneinsatz)</w:t>
+      </w:r>
+    </w:p>
+    <w:p>
+      <w:r>
+        <w:t xml:space="preserve">Netzladegerät </w:t>
+      </w:r>
+      <w:r>
+        <w:rPr>
+          <w:rFonts w:ascii="Arial" w:hAnsi="Arial" w:cs="Arial"/>
+        </w:rPr>
+        <w:t>→</w:t>
+      </w:r>
+      <w:r>
+        <w:t xml:space="preserve"> Sicherung </w:t>
+      </w:r>
+      <w:r>
+        <w:rPr>
+          <w:rFonts w:ascii="Arial" w:hAnsi="Arial" w:cs="Arial"/>
+        </w:rPr>
+        <w:t>→</w:t>
+      </w:r>
+      <w:r>
+        <w:t xml:space="preserve"> Raspberry Pi</w:t>
+      </w:r>
+    </w:p>
+    <w:p>
+      <w:r>
+        <w:rPr>
+          <w:i/>
+          <w:iCs/>
+        </w:rPr>
+        <w:t>[Screenshot-Platzhalter: Schaltplan Stromversorgung]</w:t>
+      </w:r>
+    </w:p>
+    <w:p>
+      <w:r>
+        <w:rPr>
+          <w:b/>
+          <w:bCs/>
+        </w:rPr>
+        <w:t>Checkliste vor dem ersten Einschalten:</w:t>
+      </w:r>
+    </w:p>
+    <w:p>
+      <w:pPr>
+        <w:numPr>
+          <w:ilvl w:val="0"/>
+          <w:numId w:val="24"/>
+        </w:numPr>
+      </w:pPr>
+      <w:r>
+        <w:rPr>
+          <w:rFonts w:ascii="Segoe UI Symbol" w:hAnsi="Segoe UI Symbol" w:cs="Segoe UI Symbol"/>
+        </w:rPr>
+        <w:t>☐</w:t>
+      </w:r>
+      <w:r>
+        <w:t xml:space="preserve"> Alle Sensoren angeschlossen</w:t>
+      </w:r>
+    </w:p>
+    <w:p>
+      <w:pPr>
+        <w:numPr>
+          <w:ilvl w:val="0"/>
+          <w:numId w:val="24"/>
+        </w:numPr>
+      </w:pPr>
+      <w:r>
+        <w:rPr>
+          <w:rFonts w:ascii="Segoe UI Symbol" w:hAnsi="Segoe UI Symbol" w:cs="Segoe UI Symbol"/>
+        </w:rPr>
+        <w:t>☐</w:t>
+      </w:r>
+      <w:r>
+        <w:t xml:space="preserve"> Alle Kabelverbindungen geprüft</w:t>
+      </w:r>
+    </w:p>
+    <w:p>
+      <w:pPr>
+        <w:numPr>
+          <w:ilvl w:val="0"/>
+          <w:numId w:val="24"/>
+        </w:numPr>
+      </w:pPr>
+      <w:r>
+        <w:rPr>
+          <w:rFonts w:ascii="Segoe UI Symbol" w:hAnsi="Segoe UI Symbol" w:cs="Segoe UI Symbol"/>
+        </w:rPr>
+        <w:t>☐</w:t>
+      </w:r>
+      <w:r>
+        <w:t xml:space="preserve"> Akku geladen (bei Solarbetrieb)</w:t>
+      </w:r>
+    </w:p>
+    <w:p>
+      <w:pPr>
+        <w:numPr>
+          <w:ilvl w:val="0"/>
+          <w:numId w:val="24"/>
+        </w:numPr>
+      </w:pPr>
+      <w:r>
+        <w:rPr>
+          <w:rFonts w:ascii="Segoe UI Symbol" w:hAnsi="Segoe UI Symbol" w:cs="Segoe UI Symbol"/>
+        </w:rPr>
+        <w:t>☐</w:t>
+      </w:r>
+      <w:r>
+        <w:t xml:space="preserve"> Sicherungen eingesetzt</w:t>
+      </w:r>
+    </w:p>
+    <w:p>
+      <w:pPr>
+        <w:numPr>
+          <w:ilvl w:val="0"/>
+          <w:numId w:val="24"/>
+        </w:numPr>
+      </w:pPr>
+      <w:r>
+        <w:rPr>
+          <w:rFonts w:ascii="Segoe UI Symbol" w:hAnsi="Segoe UI Symbol" w:cs="Segoe UI Symbol"/>
+        </w:rPr>
+        <w:t>☐</w:t>
+      </w:r>
+      <w:r>
+        <w:t xml:space="preserve"> Raspberry Pi korrekt montiert</w:t>
+      </w:r>
+    </w:p>
+    <w:p>
+      <w:r>
+        <w:t>Erst wenn alle Punkte erfüllt sind, die Stromversorgung einschalten.</w:t>
+      </w:r>
+    </w:p>
+    <w:p/>
+    <w:p>
+      <w:pPr>
+        <w:pStyle w:val="berschrift2"/>
+      </w:pPr>
+      <w:bookmarkStart w:id="8" w:name="_Toc231465800"/>
+      <w:r>
+        <w:t>5.</w:t>
+      </w:r>
+      <w:r>
+        <w:t xml:space="preserve"> </w:t>
+      </w:r>
+      <w:bookmarkEnd w:id="8"/>
+      <w:r>
+        <w:t>Image auf SD-Karte aufspielen</w:t>
+      </w:r>
+    </w:p>
+    <w:p>
+      <w:r>
+        <w:t xml:space="preserve">Das fertige System-Image liegt im </w:t>
+      </w:r>
+      <w:r>
+        <w:rPr>
+          <w:b/>
+          <w:bCs/>
+        </w:rPr>
+        <w:t>GitHub-Repository</w:t>
+      </w:r>
+      <w:r>
+        <w:t xml:space="preserve"> des Projekts und muss einmalig auf die SD-Karte gespielt werden. Das Image enthält bereits das Betriebssystem, alle Software-Komponenten und die Wetterstation-Anwendung – es sind keine weiteren Installationsschritte notwendig.</w:t>
+      </w:r>
+    </w:p>
+    <w:p>
+      <w:pPr>
+        <w:rPr>
+          <w:b/>
+          <w:bCs/>
+        </w:rPr>
+      </w:pPr>
+      <w:r>
+        <w:rPr>
+          <w:b/>
+          <w:bCs/>
+        </w:rPr>
+        <w:t>Schritt 1: Image herunterladen</w:t>
+      </w:r>
+    </w:p>
+    <w:p>
+      <w:pPr>
+        <w:numPr>
+          <w:ilvl w:val="0"/>
+          <w:numId w:val="25"/>
+        </w:numPr>
+      </w:pPr>
+      <w:r>
+        <w:t>Öffne einen Webbrowser und rufe das GitHub-Repository der Wetterstation auf</w:t>
+      </w:r>
+    </w:p>
+    <w:p>
+      <w:pPr>
+        <w:numPr>
+          <w:ilvl w:val="0"/>
+          <w:numId w:val="25"/>
+        </w:numPr>
+      </w:pPr>
+      <w:r>
+        <w:t xml:space="preserve">Navigiere zum Bereich </w:t>
+      </w:r>
+      <w:r>
+        <w:rPr>
+          <w:b/>
+          <w:bCs/>
+        </w:rPr>
+        <w:t>Releases</w:t>
+      </w:r>
+      <w:r>
+        <w:t xml:space="preserve"> oder direkt zur Image-Datei</w:t>
+      </w:r>
+    </w:p>
+    <w:p>
+      <w:pPr>
+        <w:numPr>
+          <w:ilvl w:val="0"/>
+          <w:numId w:val="25"/>
+        </w:numPr>
+      </w:pPr>
+      <w:r>
+        <w:t>Lade die Datei herunter (Dateiendung .img oder .img.gz)</w:t>
+      </w:r>
+    </w:p>
+    <w:p>
+      <w:r>
+        <w:rPr>
+          <w:i/>
+          <w:iCs/>
+        </w:rPr>
+        <w:t>[Screenshot-Platzhalter: GitHub-Seite mit dem Image-Download]</w:t>
+      </w:r>
+    </w:p>
+    <w:p>
+      <w:pPr>
+        <w:rPr>
+          <w:b/>
+          <w:bCs/>
+        </w:rPr>
+      </w:pPr>
+      <w:r>
+        <w:rPr>
+          <w:b/>
+          <w:bCs/>
+        </w:rPr>
+        <w:lastRenderedPageBreak/>
+        <w:t>Schritt 2: Raspberry Pi Imager installieren</w:t>
+      </w:r>
+    </w:p>
+    <w:p>
+      <w:pPr>
+        <w:numPr>
+          <w:ilvl w:val="0"/>
+          <w:numId w:val="26"/>
+        </w:numPr>
+      </w:pPr>
+      <w:r>
+        <w:t xml:space="preserve">Öffne die Website: </w:t>
+      </w:r>
+      <w:hyperlink r:id="rId7" w:history="1">
+        <w:r>
+          <w:rPr>
+            <w:rStyle w:val="Hyperlink"/>
+            <w:b/>
+            <w:bCs/>
+          </w:rPr>
+          <w:t>https://www.raspberrypi.com/software/</w:t>
+        </w:r>
+      </w:hyperlink>
+    </w:p>
+    <w:p>
+      <w:pPr>
+        <w:numPr>
+          <w:ilvl w:val="0"/>
+          <w:numId w:val="26"/>
+        </w:numPr>
+      </w:pPr>
+      <w:r>
+        <w:t xml:space="preserve">Lade den </w:t>
+      </w:r>
+      <w:r>
+        <w:rPr>
+          <w:b/>
+          <w:bCs/>
+        </w:rPr>
+        <w:t>Raspberry Pi Imager</w:t>
+      </w:r>
+      <w:r>
+        <w:t xml:space="preserve"> für dein Betriebssystem (Windows / macOS / Linux) herunter</w:t>
+      </w:r>
+    </w:p>
+    <w:p>
+      <w:pPr>
+        <w:numPr>
+          <w:ilvl w:val="0"/>
+          <w:numId w:val="26"/>
+        </w:numPr>
+      </w:pPr>
+      <w:r>
+        <w:t>Installiere das Programm</w:t>
+      </w:r>
+    </w:p>
+    <w:p>
+      <w:r>
+        <w:rPr>
+          <w:i/>
+          <w:iCs/>
+        </w:rPr>
+        <w:t>[Screenshot-Platzhalter: Download-Seite Raspberry Pi Imager]</w:t>
+      </w:r>
+    </w:p>
+    <w:p/>
+    <w:p>
+      <w:pPr>
+        <w:rPr>
+          <w:b/>
+          <w:bCs/>
+        </w:rPr>
+      </w:pPr>
+      <w:r>
+        <w:rPr>
+          <w:b/>
+          <w:bCs/>
+        </w:rPr>
+        <w:t>Schritt 3: SD-Karte bespielen</w:t>
+      </w:r>
+    </w:p>
+    <w:p>
+      <w:pPr>
+        <w:numPr>
+          <w:ilvl w:val="0"/>
+          <w:numId w:val="27"/>
+        </w:numPr>
+      </w:pPr>
+      <w:r>
+        <w:t>Stecke die SD-Karte (mindestens 16 GB) in den SD-Kartenleser deines Computers</w:t>
+      </w:r>
+    </w:p>
+    <w:p>
+      <w:pPr>
+        <w:numPr>
+          <w:ilvl w:val="0"/>
+          <w:numId w:val="27"/>
+        </w:numPr>
+      </w:pPr>
+      <w:r>
+        <w:t xml:space="preserve">Starte den </w:t>
+      </w:r>
+      <w:r>
+        <w:rPr>
+          <w:b/>
+          <w:bCs/>
+        </w:rPr>
+        <w:t>Raspberry Pi Imager</w:t>
+      </w:r>
+    </w:p>
+    <w:p>
+      <w:pPr>
+        <w:numPr>
+          <w:ilvl w:val="0"/>
+          <w:numId w:val="27"/>
+        </w:numPr>
+      </w:pPr>
+      <w:r>
+        <w:t xml:space="preserve">Klicke auf </w:t>
+      </w:r>
+      <w:r>
+        <w:rPr>
+          <w:b/>
+          <w:bCs/>
+        </w:rPr>
+        <w:t>„OS wählen"</w:t>
+      </w:r>
+      <w:r>
+        <w:t xml:space="preserve"> </w:t>
+      </w:r>
+      <w:r>
+        <w:rPr>
+          <w:rFonts w:ascii="Arial" w:hAnsi="Arial" w:cs="Arial"/>
+        </w:rPr>
+        <w:t>→</w:t>
+      </w:r>
+      <w:r>
+        <w:t xml:space="preserve"> ganz unten </w:t>
+      </w:r>
+      <w:r>
+        <w:rPr>
+          <w:b/>
+          <w:bCs/>
+        </w:rPr>
+        <w:t>„Eigenes Image"</w:t>
+      </w:r>
+      <w:r>
+        <w:t xml:space="preserve"> </w:t>
+      </w:r>
+      <w:r>
+        <w:rPr>
+          <w:rFonts w:ascii="Arial" w:hAnsi="Arial" w:cs="Arial"/>
+        </w:rPr>
+        <w:t>→</w:t>
+      </w:r>
+      <w:r>
+        <w:t xml:space="preserve"> die heruntergeladene .img-Datei ausw</w:t>
+      </w:r>
+      <w:r>
+        <w:rPr>
+          <w:rFonts w:cs="Bahnschrift Light SemiCondensed"/>
+        </w:rPr>
+        <w:t>ä</w:t>
+      </w:r>
+      <w:r>
+        <w:t>hlen</w:t>
+      </w:r>
+    </w:p>
+    <w:p>
+      <w:pPr>
+        <w:numPr>
+          <w:ilvl w:val="0"/>
+          <w:numId w:val="27"/>
+        </w:numPr>
+      </w:pPr>
+      <w:r>
+        <w:t xml:space="preserve">Klicke auf </w:t>
+      </w:r>
+      <w:r>
+        <w:rPr>
+          <w:b/>
+          <w:bCs/>
+        </w:rPr>
+        <w:t>„SD-Karte wählen"</w:t>
+      </w:r>
+      <w:r>
+        <w:t xml:space="preserve"> </w:t>
+      </w:r>
+      <w:r>
+        <w:rPr>
+          <w:rFonts w:ascii="Arial" w:hAnsi="Arial" w:cs="Arial"/>
+        </w:rPr>
+        <w:t>→</w:t>
+      </w:r>
+      <w:r>
+        <w:t xml:space="preserve"> die eingelegte SD-Karte ausw</w:t>
+      </w:r>
+      <w:r>
+        <w:rPr>
+          <w:rFonts w:cs="Bahnschrift Light SemiCondensed"/>
+        </w:rPr>
+        <w:t>ä</w:t>
+      </w:r>
+      <w:r>
+        <w:t>hlen</w:t>
+      </w:r>
+    </w:p>
+    <w:p>
+      <w:pPr>
+        <w:numPr>
+          <w:ilvl w:val="0"/>
+          <w:numId w:val="27"/>
+        </w:numPr>
+      </w:pPr>
+      <w:r>
+        <w:t xml:space="preserve">Klicke auf </w:t>
+      </w:r>
+      <w:r>
+        <w:rPr>
+          <w:b/>
+          <w:bCs/>
+        </w:rPr>
+        <w:t>„Weiter"</w:t>
+      </w:r>
+      <w:r>
+        <w:t xml:space="preserve"> und bestätige mit </w:t>
+      </w:r>
+      <w:r>
+        <w:rPr>
+          <w:b/>
+          <w:bCs/>
+        </w:rPr>
+        <w:t>„Ja"</w:t>
+      </w:r>
+    </w:p>
+    <w:p>
+      <w:r>
+        <w:rPr>
+          <w:b/>
+          <w:bCs/>
+        </w:rPr>
+        <w:t>Achtung:</w:t>
+      </w:r>
+      <w:r>
+        <w:t xml:space="preserve"> Alle Daten auf der SD-Karte werden dabei gelöscht!</w:t>
+      </w:r>
+    </w:p>
+    <w:p>
+      <w:pPr>
+        <w:numPr>
+          <w:ilvl w:val="0"/>
+          <w:numId w:val="28"/>
+        </w:numPr>
+      </w:pPr>
+      <w:r>
+        <w:t>Warten bis der Vorgang abgeschlossen ist (kann einige Minuten dauern)</w:t>
+      </w:r>
+    </w:p>
+    <w:p>
+      <w:pPr>
+        <w:numPr>
+          <w:ilvl w:val="0"/>
+          <w:numId w:val="28"/>
+        </w:numPr>
+      </w:pPr>
+      <w:r>
+        <w:t>SD-Karte sicher auswerfen</w:t>
+      </w:r>
+    </w:p>
+    <w:p>
+      <w:r>
+        <w:rPr>
+          <w:i/>
+          <w:iCs/>
+        </w:rPr>
+        <w:t>[Screenshot-Platzhalter: Raspberry Pi Imager – Fortschrittsanzeige]</w:t>
+      </w:r>
+    </w:p>
+    <w:p/>
+    <w:p>
+      <w:pPr>
+        <w:rPr>
+          <w:b/>
+          <w:bCs/>
+        </w:rPr>
+      </w:pPr>
+      <w:r>
+        <w:rPr>
+          <w:b/>
+          <w:bCs/>
+        </w:rPr>
+        <w:t>Schritt 4: SD-Karte einsetzen</w:t>
+      </w:r>
+    </w:p>
+    <w:p>
+      <w:pPr>
+        <w:numPr>
+          <w:ilvl w:val="0"/>
+          <w:numId w:val="29"/>
+        </w:numPr>
+      </w:pPr>
+      <w:r>
+        <w:t>Raspberry Pi ausschalten (Strom trennen, falls bereits angeschlossen)</w:t>
+      </w:r>
+    </w:p>
+    <w:p>
+      <w:pPr>
+        <w:numPr>
+          <w:ilvl w:val="0"/>
+          <w:numId w:val="29"/>
+        </w:numPr>
+      </w:pPr>
+      <w:r>
+        <w:t>SD-Karte in den SD-Kartenslot des Raspberry Pi einsetzen (einrasten bis es „klickt")</w:t>
+      </w:r>
+    </w:p>
+    <w:p>
+      <w:pPr>
+        <w:numPr>
+          <w:ilvl w:val="0"/>
+          <w:numId w:val="29"/>
+        </w:numPr>
+      </w:pPr>
+      <w:r>
+        <w:t>Strom wieder anschließen</w:t>
+      </w:r>
+    </w:p>
+    <w:p>
+      <w:r>
+        <w:rPr>
+          <w:i/>
+          <w:iCs/>
+        </w:rPr>
+        <w:t>[Screenshot-Platzhalter: SD-Karte im Raspberry Pi]</w:t>
+      </w:r>
+    </w:p>
+    <w:p/>
+    <w:p/>
+    <w:p/>
+    <w:p/>
+    <w:p/>
+    <w:p>
+      <w:pPr>
+        <w:pStyle w:val="berschrift2"/>
+      </w:pPr>
+      <w:bookmarkStart w:id="9" w:name="_Toc231465801"/>
+      <w:r>
+        <w:lastRenderedPageBreak/>
+        <w:t>6.</w:t>
+      </w:r>
+      <w:r>
+        <w:t xml:space="preserve"> </w:t>
+      </w:r>
+      <w:bookmarkEnd w:id="9"/>
+      <w:r>
+        <w:t>Erster Start &amp; WLAN-Einrichtung</w:t>
+      </w:r>
+    </w:p>
+    <w:p>
+      <w:pPr>
+        <w:rPr>
+          <w:b/>
+          <w:bCs/>
+        </w:rPr>
+      </w:pPr>
+      <w:r>
+        <w:rPr>
+          <w:b/>
+          <w:bCs/>
+        </w:rPr>
+        <w:t>Erster Start</w:t>
+      </w:r>
+    </w:p>
+    <w:p>
+      <w:r>
+        <w:t xml:space="preserve">Nach dem Einschalten startet das System automatisch. Der erste Start kann </w:t>
+      </w:r>
+      <w:r>
+        <w:rPr>
+          <w:b/>
+          <w:bCs/>
+        </w:rPr>
+        <w:t>2–3 Minuten</w:t>
+      </w:r>
+      <w:r>
+        <w:t xml:space="preserve"> dauern. Es ist kein Bildschirm notwendig.</w:t>
+      </w:r>
+    </w:p>
+    <w:p>
+      <w:pPr>
+        <w:rPr>
+          <w:b/>
+          <w:bCs/>
+        </w:rPr>
+      </w:pPr>
+      <w:r>
+        <w:rPr>
+          <w:b/>
+          <w:bCs/>
+        </w:rPr>
+        <w:t>WLAN einrichten</w:t>
+      </w:r>
+    </w:p>
+    <w:p>
+      <w:r>
+        <w:t>Damit die Website der Wetterstation im Schulnetzwerk erreichbar ist, muss die WLAN-Verbindung eingerichtet werden.</w:t>
+      </w:r>
+    </w:p>
+    <w:p>
+      <w:r>
+        <w:rPr>
+          <w:b/>
+          <w:bCs/>
+        </w:rPr>
+        <w:t>Vorgehensweise:</w:t>
+      </w:r>
+    </w:p>
+    <w:p>
+      <w:pPr>
+        <w:numPr>
+          <w:ilvl w:val="0"/>
+          <w:numId w:val="30"/>
+        </w:numPr>
+      </w:pPr>
+      <w:r>
+        <w:t>Verbinde deinen Computer oder dein Smartphone mit demselben WLAN-Netzwerk wie die Wetterstation</w:t>
+      </w:r>
+    </w:p>
+    <w:p>
+      <w:pPr>
+        <w:numPr>
+          <w:ilvl w:val="0"/>
+          <w:numId w:val="30"/>
+        </w:numPr>
+      </w:pPr>
+      <w:r>
+        <w:t>Rufe die Website der Wetterstation im Browser auf (siehe Abschnitt 7)</w:t>
+      </w:r>
+    </w:p>
+    <w:p>
+      <w:pPr>
+        <w:numPr>
+          <w:ilvl w:val="0"/>
+          <w:numId w:val="30"/>
+        </w:numPr>
+      </w:pPr>
+      <w:r>
+        <w:t xml:space="preserve">Öffne die </w:t>
+      </w:r>
+      <w:r>
+        <w:rPr>
+          <w:b/>
+          <w:bCs/>
+        </w:rPr>
+        <w:t>Einstellungen</w:t>
+      </w:r>
+      <w:r>
+        <w:t xml:space="preserve"> (</w:t>
+      </w:r>
+      <w:r>
+        <w:rPr>
+          <w:rFonts w:ascii="Segoe UI Symbol" w:hAnsi="Segoe UI Symbol" w:cs="Segoe UI Symbol"/>
+        </w:rPr>
+        <w:t>⚙</w:t>
+      </w:r>
+      <w:r>
+        <w:t xml:space="preserve"> unten rechts)</w:t>
+      </w:r>
+    </w:p>
+    <w:p>
+      <w:pPr>
+        <w:numPr>
+          <w:ilvl w:val="0"/>
+          <w:numId w:val="30"/>
+        </w:numPr>
+      </w:pPr>
+      <w:r>
+        <w:t xml:space="preserve">Wähle den Abschnitt </w:t>
+      </w:r>
+      <w:r>
+        <w:rPr>
+          <w:b/>
+          <w:bCs/>
+        </w:rPr>
+        <w:t>„WLAN-Verwaltung"</w:t>
+      </w:r>
+    </w:p>
+    <w:p>
+      <w:pPr>
+        <w:numPr>
+          <w:ilvl w:val="0"/>
+          <w:numId w:val="30"/>
+        </w:numPr>
+      </w:pPr>
+      <w:r>
+        <w:t>Wähle das gewünschte Netzwerk aus der Liste aus</w:t>
+      </w:r>
+    </w:p>
+    <w:p>
+      <w:pPr>
+        <w:numPr>
+          <w:ilvl w:val="0"/>
+          <w:numId w:val="30"/>
+        </w:numPr>
+      </w:pPr>
+      <w:r>
+        <w:t>Gib das WLAN-Passwort ein</w:t>
+      </w:r>
+    </w:p>
+    <w:p>
+      <w:pPr>
+        <w:numPr>
+          <w:ilvl w:val="0"/>
+          <w:numId w:val="30"/>
+        </w:numPr>
+      </w:pPr>
+      <w:r>
+        <w:t xml:space="preserve">Klicke auf </w:t>
+      </w:r>
+      <w:r>
+        <w:rPr>
+          <w:b/>
+          <w:bCs/>
+        </w:rPr>
+        <w:t>„Verbinden"</w:t>
+      </w:r>
+    </w:p>
+    <w:p>
+      <w:r>
+        <w:rPr>
+          <w:i/>
+          <w:iCs/>
+        </w:rPr>
+        <w:t>[Screenshot-Platzhalter: WLAN-Verwaltung in den Einstellungen]</w:t>
+      </w:r>
+    </w:p>
+    <w:p>
+      <w:r>
+        <w:t>Nach erfolgreicher Verbindung wird das Netzwerk gespeichert und beim nächsten Start automatisch verwendet.</w:t>
+      </w:r>
+    </w:p>
+    <w:p/>
+    <w:p>
+      <w:pPr>
+        <w:pStyle w:val="berschrift2"/>
+      </w:pPr>
+      <w:bookmarkStart w:id="10" w:name="_Toc231465802"/>
+      <w:r>
+        <w:t>7.</w:t>
+      </w:r>
+      <w:r>
+        <w:t xml:space="preserve"> </w:t>
+      </w:r>
+      <w:bookmarkEnd w:id="10"/>
+      <w:r>
+        <w:t>Website aufrufen</w:t>
+      </w:r>
+    </w:p>
+    <w:p>
+      <w:r>
+        <w:t>Sobald die Wetterstation gestartet und mit dem Netzwerk verbunden ist, kann die Website über jeden Browser im selben Netzwerk aufgerufen werden. Die Adresse setzt sich aus der IP-Adresse des Raspberry Pi zusammen – diese lässt sich über den Router oder per Terminal (ip addr) ermitteln.</w:t>
+      </w:r>
+    </w:p>
+    <w:p>
+      <w:r>
+        <w:rPr>
+          <w:b/>
+          <w:bCs/>
+        </w:rPr>
+        <w:t>Tipp:</w:t>
+      </w:r>
+      <w:r>
+        <w:t xml:space="preserve"> Es empfiehlt sich, im Router eine </w:t>
+      </w:r>
+      <w:r>
+        <w:rPr>
+          <w:b/>
+          <w:bCs/>
+        </w:rPr>
+        <w:t>feste IP-Adresse</w:t>
+      </w:r>
+      <w:r>
+        <w:t xml:space="preserve"> für den Raspberry Pi zu vergeben (DHCP-Reservierung), damit sich die Adresse nach einem Router-Neustart nicht ändert.</w:t>
+      </w:r>
+    </w:p>
+    <w:p>
+      <w:r>
+        <w:rPr>
+          <w:i/>
+          <w:iCs/>
+        </w:rPr>
+        <w:t>[Screenshot-Platzhalter: Dashboard der Wetterstation im Browser]</w:t>
+      </w:r>
+    </w:p>
+    <w:p>
+      <w:pPr>
+        <w:rPr>
+          <w:b/>
+          <w:bCs/>
+        </w:rPr>
+      </w:pPr>
+    </w:p>
+    <w:p>
+      <w:pPr>
+        <w:rPr>
+          <w:b/>
+          <w:bCs/>
+        </w:rPr>
+      </w:pPr>
+    </w:p>
+    <w:p>
+      <w:pPr>
+        <w:pStyle w:val="berschrift1"/>
+      </w:pPr>
+      <w:bookmarkStart w:id="11" w:name="_Toc231465803"/>
+      <w:r>
+        <w:lastRenderedPageBreak/>
+        <w:t>8</w:t>
+      </w:r>
+      <w:r>
+        <w:t xml:space="preserve">. </w:t>
+      </w:r>
+      <w:bookmarkEnd w:id="11"/>
+      <w:r>
+        <w:t>System überprüfen</w:t>
+      </w:r>
+    </w:p>
+    <w:p>
+      <w:r>
+        <w:t>Nach der Inbetriebnahme sollte geprüft werden, ob alles korrekt funktioniert:</w:t>
+      </w:r>
+    </w:p>
+    <w:p>
+      <w:pPr>
+        <w:numPr>
+          <w:ilvl w:val="0"/>
+          <w:numId w:val="31"/>
+        </w:numPr>
+      </w:pPr>
+      <w:r>
+        <w:rPr>
+          <w:rFonts w:ascii="Segoe UI Symbol" w:hAnsi="Segoe UI Symbol" w:cs="Segoe UI Symbol"/>
+        </w:rPr>
+        <w:t>☐</w:t>
+      </w:r>
+      <w:r>
+        <w:t xml:space="preserve"> Dashboard lädt im Browser</w:t>
+      </w:r>
+    </w:p>
+    <w:p>
+      <w:pPr>
+        <w:numPr>
+          <w:ilvl w:val="0"/>
+          <w:numId w:val="31"/>
+        </w:numPr>
+      </w:pPr>
+      <w:r>
+        <w:rPr>
+          <w:rFonts w:ascii="Segoe UI Symbol" w:hAnsi="Segoe UI Symbol" w:cs="Segoe UI Symbol"/>
+        </w:rPr>
+        <w:t>☐</w:t>
+      </w:r>
+      <w:r>
+        <w:t xml:space="preserve"> Alle Sensoren zeigen Messwerte an (keine leeren Kacheln)</w:t>
+      </w:r>
+    </w:p>
+    <w:p>
+      <w:pPr>
+        <w:numPr>
+          <w:ilvl w:val="0"/>
+          <w:numId w:val="31"/>
+        </w:numPr>
+      </w:pPr>
+      <w:r>
+        <w:rPr>
+          <w:rFonts w:ascii="Segoe UI Symbol" w:hAnsi="Segoe UI Symbol" w:cs="Segoe UI Symbol"/>
+        </w:rPr>
+        <w:t>☐</w:t>
+      </w:r>
+      <w:r>
+        <w:t xml:space="preserve"> Diagramme werden geladen</w:t>
+      </w:r>
+    </w:p>
+    <w:p>
+      <w:pPr>
+        <w:numPr>
+          <w:ilvl w:val="0"/>
+          <w:numId w:val="31"/>
+        </w:numPr>
+      </w:pPr>
+      <w:r>
+        <w:rPr>
+          <w:rFonts w:ascii="Segoe UI Symbol" w:hAnsi="Segoe UI Symbol" w:cs="Segoe UI Symbol"/>
+        </w:rPr>
+        <w:t>☐</w:t>
+      </w:r>
+      <w:r>
+        <w:t xml:space="preserve"> WLAN-Status in den Einstellungen zeigt „verbunden"</w:t>
+      </w:r>
+    </w:p>
+    <w:p>
+      <w:r>
+        <w:t xml:space="preserve">Falls einzelne Sensoren keine Werte liefern </w:t>
+      </w:r>
+      <w:r>
+        <w:rPr>
+          <w:rFonts w:ascii="Arial" w:hAnsi="Arial" w:cs="Arial"/>
+        </w:rPr>
+        <w:t>→</w:t>
+      </w:r>
+      <w:r>
+        <w:t xml:space="preserve"> Verkabelung pr</w:t>
+      </w:r>
+      <w:r>
+        <w:rPr>
+          <w:rFonts w:cs="Bahnschrift Light SemiCondensed"/>
+        </w:rPr>
+        <w:t>ü</w:t>
+      </w:r>
+      <w:r>
+        <w:t>fen (Abschnitt 3) oder Ger</w:t>
+      </w:r>
+      <w:r>
+        <w:rPr>
+          <w:rFonts w:cs="Bahnschrift Light SemiCondensed"/>
+        </w:rPr>
+        <w:t>ä</w:t>
+      </w:r>
+      <w:r>
+        <w:t>t neu starten.</w:t>
+      </w:r>
+    </w:p>
+    <w:p/>
+    <w:p>
+      <w:pPr>
+        <w:rPr>
+          <w:b/>
+          <w:bCs/>
+        </w:rPr>
+      </w:pPr>
+    </w:p>
+    <w:p>
+      <w:pPr>
+        <w:pStyle w:val="berschrift2"/>
+      </w:pPr>
+      <w:bookmarkStart w:id="12" w:name="_Toc231465805"/>
+      <w:r>
+        <w:t>9.</w:t>
+      </w:r>
+      <w:r>
+        <w:t xml:space="preserve"> </w:t>
+      </w:r>
+      <w:bookmarkEnd w:id="12"/>
+      <w:r>
+        <w:t>Erweiterung um neue Sensoren</w:t>
+      </w:r>
+    </w:p>
+    <w:p>
+      <w:r>
+        <w:t>Das System wurde so entwickelt, dass neue Sensoren nachgerüstet werden können.</w:t>
+      </w:r>
+    </w:p>
+    <w:p>
+      <w:r>
+        <w:rPr>
+          <w:b/>
+          <w:bCs/>
+        </w:rPr>
+        <w:t>Vorgehensweise:</w:t>
+      </w:r>
+    </w:p>
+    <w:p>
+      <w:pPr>
+        <w:numPr>
+          <w:ilvl w:val="0"/>
+          <w:numId w:val="32"/>
+        </w:numPr>
+      </w:pPr>
+      <w:r>
+        <w:t>Sensor physisch anschließen (Abschnitt 3 beachten, mit Klaus absprechen)</w:t>
+      </w:r>
+    </w:p>
+    <w:p>
+      <w:pPr>
+        <w:numPr>
+          <w:ilvl w:val="0"/>
+          <w:numId w:val="32"/>
+        </w:numPr>
+      </w:pPr>
+      <w:r>
+        <w:t>SSH-Zugang zum Raspberry Pi herstellen (Terminal auf dem eigenen Computer öffnen):</w:t>
+      </w:r>
+    </w:p>
+    <w:p>
+      <w:pPr>
+        <w:rPr>
+          <w:rFonts w:ascii="Courier New" w:hAnsi="Courier New" w:cs="Courier New"/>
+        </w:rPr>
+      </w:pPr>
+      <w:r>
+        <w:rPr>
+          <w:rFonts w:ascii="Courier New" w:hAnsi="Courier New" w:cs="Courier New"/>
+        </w:rPr>
+        <w:t xml:space="preserve">   ssh admin@[IP-Adresse]</w:t>
+      </w:r>
+    </w:p>
+    <w:p>
+      <w:pPr>
+        <w:numPr>
+          <w:ilvl w:val="0"/>
+          <w:numId w:val="33"/>
+        </w:numPr>
+      </w:pPr>
+      <w:r>
+        <w:t xml:space="preserve">Datenbankeintrag für den neuen Sensor anlegen (Datei database/scripts/init_db.py bearbeiten): </w:t>
+      </w:r>
+    </w:p>
+    <w:p>
+      <w:pPr>
+        <w:numPr>
+          <w:ilvl w:val="1"/>
+          <w:numId w:val="33"/>
+        </w:numPr>
+      </w:pPr>
+      <w:r>
+        <w:t>Neuen Sensor in der sensor-Tabelle eintragen</w:t>
+      </w:r>
+    </w:p>
+    <w:p>
+      <w:pPr>
+        <w:numPr>
+          <w:ilvl w:val="1"/>
+          <w:numId w:val="33"/>
+        </w:numPr>
+      </w:pPr>
+      <w:r>
+        <w:t>Neuen Datentyp in der dataTyp-Tabelle eintragen</w:t>
+      </w:r>
+    </w:p>
+    <w:p>
+      <w:pPr>
+        <w:numPr>
+          <w:ilvl w:val="0"/>
+          <w:numId w:val="33"/>
+        </w:numPr>
+      </w:pPr>
+      <w:r>
+        <w:t>Sensor-Auslesecode im Backend ergänzen</w:t>
+      </w:r>
+    </w:p>
+    <w:p>
+      <w:pPr>
+        <w:numPr>
+          <w:ilvl w:val="0"/>
+          <w:numId w:val="33"/>
+        </w:numPr>
+      </w:pPr>
+      <w:r>
+        <w:t>Wetterstation-Service neu starten:</w:t>
+      </w:r>
+    </w:p>
+    <w:p>
+      <w:pPr>
+        <w:rPr>
+          <w:rFonts w:ascii="Courier New" w:hAnsi="Courier New" w:cs="Courier New"/>
+        </w:rPr>
+      </w:pPr>
+      <w:r>
+        <w:rPr>
+          <w:rFonts w:ascii="Courier New" w:hAnsi="Courier New" w:cs="Courier New"/>
+        </w:rPr>
+        <w:t xml:space="preserve">   sudo systemctl restart wetterstation</w:t>
+      </w:r>
+    </w:p>
+    <w:p>
+      <w:pPr>
+        <w:numPr>
+          <w:ilvl w:val="0"/>
+          <w:numId w:val="34"/>
+        </w:numPr>
+      </w:pPr>
+      <w:r>
+        <w:t>Website neu laden – der neue Sensor erscheint automatisch im Dashboard</w:t>
+      </w:r>
+    </w:p>
+    <w:p>
+      <w:r>
+        <w:rPr>
+          <w:i/>
+          <w:iCs/>
+        </w:rPr>
+        <w:t>[Screenshot-Platzhalter: init_db.py mit eingetragenem Beispiel-Sensor]</w:t>
+      </w:r>
+    </w:p>
+    <w:p>
+      <w:r>
+        <w:t>Für Änderungen am Quellcode: Das komplette Repository befindet sich auf GitHub. Änderungen dort einchecken und anschließend auf dem Raspberry Pi mit git pull aktualisieren.</w:t>
+      </w:r>
+    </w:p>
+    <w:p/>
+    <w:p>
+      <w:pPr>
+        <w:rPr>
+          <w:b/>
+          <w:bCs/>
+        </w:rPr>
+      </w:pPr>
+    </w:p>
+    <w:p>
+      <w:pPr>
+        <w:pStyle w:val="berschrift2"/>
+      </w:pPr>
+      <w:bookmarkStart w:id="13" w:name="_Toc231465806"/>
+      <w:r>
+        <w:lastRenderedPageBreak/>
+        <w:t>10.</w:t>
+      </w:r>
+      <w:r>
+        <w:t xml:space="preserve"> </w:t>
+      </w:r>
+      <w:bookmarkEnd w:id="13"/>
+      <w:r>
+        <w:t>Wartung</w:t>
+      </w:r>
+    </w:p>
+    <w:p>
+      <w:pPr>
+        <w:rPr>
+          <w:rFonts w:ascii="Bahnschrift SemiLight SemiConde" w:hAnsi="Bahnschrift SemiLight SemiConde" w:cs="Courier New"/>
+        </w:rPr>
+      </w:pPr>
+      <w:r>
+        <w:rPr>
+          <w:rFonts w:ascii="Bahnschrift SemiLight SemiConde" w:hAnsi="Bahnschrift SemiLight SemiConde" w:cs="Courier New"/>
+          <w:b/>
+          <w:bCs/>
+        </w:rPr>
+        <w:t>Empfohlener Wartungsrhythmus: einmal pro Monat</w:t>
+      </w:r>
+    </w:p>
+    <w:tbl>
+      <w:tblPr>
+        <w:tblW w:w="9287" w:type="dxa"/>
+        <w:tblCellSpacing w:w="15" w:type="dxa"/>
+        <w:tblCellMar>
+          <w:top w:w="15" w:type="dxa"/>
+          <w:left w:w="15" w:type="dxa"/>
+          <w:bottom w:w="15" w:type="dxa"/>
+          <w:right w:w="15" w:type="dxa"/>
+        </w:tblCellMar>
+        <w:tblLook w:val="04A0" w:firstRow="1" w:lastRow="0" w:firstColumn="1" w:lastColumn="0" w:noHBand="0" w:noVBand="1"/>
+      </w:tblPr>
+      <w:tblGrid>
+        <w:gridCol w:w="2445"/>
+        <w:gridCol w:w="6842"/>
+      </w:tblGrid>
+      <w:tr>
+        <w:trPr>
+          <w:trHeight w:val="487"/>
+          <w:tblHeader/>
+          <w:tblCellSpacing w:w="15" w:type="dxa"/>
+        </w:trPr>
+        <w:tc>
+          <w:tcPr>
+            <w:tcW w:w="0" w:type="auto"/>
+            <w:vAlign w:val="center"/>
+            <w:hideMark/>
+          </w:tcPr>
+          <w:p>
+            <w:pPr>
+              <w:jc w:val="center"/>
+              <w:rPr>
+                <w:rFonts w:ascii="Bahnschrift SemiLight SemiConde" w:hAnsi="Bahnschrift SemiLight SemiConde" w:cs="Courier New"/>
+                <w:b/>
+                <w:bCs/>
+              </w:rPr>
+            </w:pPr>
+            <w:r>
+              <w:rPr>
+                <w:rFonts w:ascii="Bahnschrift SemiLight SemiConde" w:hAnsi="Bahnschrift SemiLight SemiConde" w:cs="Courier New"/>
+                <w:b/>
+                <w:bCs/>
+              </w:rPr>
+              <w:t>Aufgabe</w:t>
+            </w:r>
+          </w:p>
+        </w:tc>
+        <w:tc>
+          <w:tcPr>
+            <w:tcW w:w="0" w:type="auto"/>
+            <w:vAlign w:val="center"/>
+            <w:hideMark/>
+          </w:tcPr>
+          <w:p>
+            <w:pPr>
+              <w:jc w:val="center"/>
+              <w:rPr>
+                <w:rFonts w:ascii="Bahnschrift SemiLight SemiConde" w:hAnsi="Bahnschrift SemiLight SemiConde" w:cs="Courier New"/>
+                <w:b/>
+                <w:bCs/>
+              </w:rPr>
+            </w:pPr>
+            <w:r>
+              <w:rPr>
+                <w:rFonts w:ascii="Bahnschrift SemiLight SemiConde" w:hAnsi="Bahnschrift SemiLight SemiConde" w:cs="Courier New"/>
+                <w:b/>
+                <w:bCs/>
+              </w:rPr>
+              <w:t>Beschreibung</w:t>
+            </w:r>
+          </w:p>
+        </w:tc>
+      </w:tr>
+      <w:tr>
+        <w:trPr>
+          <w:trHeight w:val="487"/>
+          <w:tblCellSpacing w:w="15" w:type="dxa"/>
+        </w:trPr>
+        <w:tc>
+          <w:tcPr>
+            <w:tcW w:w="0" w:type="auto"/>
+            <w:vAlign w:val="center"/>
+            <w:hideMark/>
+          </w:tcPr>
+          <w:p>
+            <w:pPr>
+              <w:jc w:val="center"/>
+              <w:rPr>
+                <w:rFonts w:ascii="Bahnschrift SemiLight SemiConde" w:hAnsi="Bahnschrift SemiLight SemiConde" w:cs="Courier New"/>
+              </w:rPr>
+            </w:pPr>
+            <w:r>
+              <w:rPr>
+                <w:rFonts w:ascii="Bahnschrift SemiLight SemiConde" w:hAnsi="Bahnschrift SemiLight SemiConde" w:cs="Courier New"/>
+              </w:rPr>
+              <w:t>Sensorfunktion prüfen</w:t>
+            </w:r>
+          </w:p>
+        </w:tc>
+        <w:tc>
+          <w:tcPr>
+            <w:tcW w:w="0" w:type="auto"/>
+            <w:vAlign w:val="center"/>
+            <w:hideMark/>
+          </w:tcPr>
+          <w:p>
+            <w:pPr>
+              <w:jc w:val="center"/>
+              <w:rPr>
+                <w:rFonts w:ascii="Bahnschrift SemiLight SemiConde" w:hAnsi="Bahnschrift SemiLight SemiConde" w:cs="Courier New"/>
+              </w:rPr>
+            </w:pPr>
+            <w:r>
+              <w:rPr>
+                <w:rFonts w:ascii="Bahnschrift SemiLight SemiConde" w:hAnsi="Bahnschrift SemiLight SemiConde" w:cs="Courier New"/>
+              </w:rPr>
+              <w:t>Dashboard aufrufen, alle Kacheln auf Werte prüfen</w:t>
+            </w:r>
+          </w:p>
+        </w:tc>
+      </w:tr>
+      <w:tr>
+        <w:trPr>
+          <w:trHeight w:val="487"/>
+          <w:tblCellSpacing w:w="15" w:type="dxa"/>
+        </w:trPr>
+        <w:tc>
+          <w:tcPr>
+            <w:tcW w:w="0" w:type="auto"/>
+            <w:vAlign w:val="center"/>
+            <w:hideMark/>
+          </w:tcPr>
+          <w:p>
+            <w:pPr>
+              <w:jc w:val="center"/>
+              <w:rPr>
+                <w:rFonts w:ascii="Bahnschrift SemiLight SemiConde" w:hAnsi="Bahnschrift SemiLight SemiConde" w:cs="Courier New"/>
+              </w:rPr>
+            </w:pPr>
+            <w:r>
+              <w:rPr>
+                <w:rFonts w:ascii="Bahnschrift SemiLight SemiConde" w:hAnsi="Bahnschrift SemiLight SemiConde" w:cs="Courier New"/>
+              </w:rPr>
+              <w:t>Netzwerkverbindung</w:t>
+            </w:r>
+          </w:p>
+        </w:tc>
+        <w:tc>
+          <w:tcPr>
+            <w:tcW w:w="0" w:type="auto"/>
+            <w:vAlign w:val="center"/>
+            <w:hideMark/>
+          </w:tcPr>
+          <w:p>
+            <w:pPr>
+              <w:jc w:val="center"/>
+              <w:rPr>
+                <w:rFonts w:ascii="Bahnschrift SemiLight SemiConde" w:hAnsi="Bahnschrift SemiLight SemiConde" w:cs="Courier New"/>
+              </w:rPr>
+            </w:pPr>
+            <w:r>
+              <w:rPr>
+                <w:rFonts w:ascii="Bahnschrift SemiLight SemiConde" w:hAnsi="Bahnschrift SemiLight SemiConde" w:cs="Courier New"/>
+              </w:rPr>
+              <w:t>WLAN-Status in den Einstellungen kontrollieren</w:t>
+            </w:r>
+          </w:p>
+        </w:tc>
+      </w:tr>
+      <w:tr>
+        <w:trPr>
+          <w:trHeight w:val="487"/>
+          <w:tblCellSpacing w:w="15" w:type="dxa"/>
+        </w:trPr>
+        <w:tc>
+          <w:tcPr>
+            <w:tcW w:w="0" w:type="auto"/>
+            <w:vAlign w:val="center"/>
+            <w:hideMark/>
+          </w:tcPr>
+          <w:p>
+            <w:pPr>
+              <w:jc w:val="center"/>
+              <w:rPr>
+                <w:rFonts w:ascii="Bahnschrift SemiLight SemiConde" w:hAnsi="Bahnschrift SemiLight SemiConde" w:cs="Courier New"/>
+              </w:rPr>
+            </w:pPr>
+            <w:r>
+              <w:rPr>
+                <w:rFonts w:ascii="Bahnschrift SemiLight SemiConde" w:hAnsi="Bahnschrift SemiLight SemiConde" w:cs="Courier New"/>
+              </w:rPr>
+              <w:t>Speicherplatz</w:t>
+            </w:r>
+          </w:p>
+        </w:tc>
+        <w:tc>
+          <w:tcPr>
+            <w:tcW w:w="0" w:type="auto"/>
+            <w:vAlign w:val="center"/>
+            <w:hideMark/>
+          </w:tcPr>
+          <w:p>
+            <w:pPr>
+              <w:jc w:val="center"/>
+              <w:rPr>
+                <w:rFonts w:ascii="Bahnschrift SemiLight SemiConde" w:hAnsi="Bahnschrift SemiLight SemiConde" w:cs="Courier New"/>
+              </w:rPr>
+            </w:pPr>
+            <w:r>
+              <w:rPr>
+                <w:rFonts w:ascii="Bahnschrift SemiLight SemiConde" w:hAnsi="Bahnschrift SemiLight SemiConde" w:cs="Courier New"/>
+              </w:rPr>
+              <w:t>Per SSH: df -h eingeben, freien Speicher prüfen</w:t>
+            </w:r>
+          </w:p>
+        </w:tc>
+      </w:tr>
+      <w:tr>
+        <w:trPr>
+          <w:trHeight w:val="487"/>
+          <w:tblCellSpacing w:w="15" w:type="dxa"/>
+        </w:trPr>
+        <w:tc>
+          <w:tcPr>
+            <w:tcW w:w="0" w:type="auto"/>
+            <w:vAlign w:val="center"/>
+            <w:hideMark/>
+          </w:tcPr>
+          <w:p>
+            <w:pPr>
+              <w:jc w:val="center"/>
+              <w:rPr>
+                <w:rFonts w:ascii="Bahnschrift SemiLight SemiConde" w:hAnsi="Bahnschrift SemiLight SemiConde" w:cs="Courier New"/>
+              </w:rPr>
+            </w:pPr>
+            <w:r>
+              <w:rPr>
+                <w:rFonts w:ascii="Bahnschrift SemiLight SemiConde" w:hAnsi="Bahnschrift SemiLight SemiConde" w:cs="Courier New"/>
+              </w:rPr>
+              <w:t>Datenbankgröße</w:t>
+            </w:r>
+          </w:p>
+        </w:tc>
+        <w:tc>
+          <w:tcPr>
+            <w:tcW w:w="0" w:type="auto"/>
+            <w:vAlign w:val="center"/>
+            <w:hideMark/>
+          </w:tcPr>
+          <w:p>
+            <w:pPr>
+              <w:jc w:val="center"/>
+              <w:rPr>
+                <w:rFonts w:ascii="Bahnschrift SemiLight SemiConde" w:hAnsi="Bahnschrift SemiLight SemiConde" w:cs="Courier New"/>
+              </w:rPr>
+            </w:pPr>
+            <w:r>
+              <w:rPr>
+                <w:rFonts w:ascii="Bahnschrift SemiLight SemiConde" w:hAnsi="Bahnschrift SemiLight SemiConde" w:cs="Courier New"/>
+              </w:rPr>
+              <w:t>Datei database/WetterstationData.db auf Größe prüfen</w:t>
+            </w:r>
+          </w:p>
+        </w:tc>
+      </w:tr>
+      <w:tr>
+        <w:trPr>
+          <w:trHeight w:val="487"/>
+          <w:tblCellSpacing w:w="15" w:type="dxa"/>
+        </w:trPr>
+        <w:tc>
+          <w:tcPr>
+            <w:tcW w:w="0" w:type="auto"/>
+            <w:vAlign w:val="center"/>
+            <w:hideMark/>
+          </w:tcPr>
+          <w:p>
+            <w:pPr>
+              <w:jc w:val="center"/>
+              <w:rPr>
+                <w:rFonts w:ascii="Bahnschrift SemiLight SemiConde" w:hAnsi="Bahnschrift SemiLight SemiConde" w:cs="Courier New"/>
+              </w:rPr>
+            </w:pPr>
+            <w:r>
+              <w:rPr>
+                <w:rFonts w:ascii="Bahnschrift SemiLight SemiConde" w:hAnsi="Bahnschrift SemiLight SemiConde" w:cs="Courier New"/>
+              </w:rPr>
+              <w:t>Stromversorgung</w:t>
+            </w:r>
+          </w:p>
+        </w:tc>
+        <w:tc>
+          <w:tcPr>
+            <w:tcW w:w="0" w:type="auto"/>
+            <w:vAlign w:val="center"/>
+            <w:hideMark/>
+          </w:tcPr>
+          <w:p>
+            <w:pPr>
+              <w:jc w:val="center"/>
+              <w:rPr>
+                <w:rFonts w:ascii="Bahnschrift SemiLight SemiConde" w:hAnsi="Bahnschrift SemiLight SemiConde" w:cs="Courier New"/>
+              </w:rPr>
+            </w:pPr>
+            <w:r>
+              <w:rPr>
+                <w:rFonts w:ascii="Bahnschrift SemiLight SemiConde" w:hAnsi="Bahnschrift SemiLight SemiConde" w:cs="Courier New"/>
+              </w:rPr>
+              <w:t>Akku-Ladezustand (bei Solarbetrieb), Kabel auf Schäden</w:t>
+            </w:r>
+          </w:p>
+        </w:tc>
+      </w:tr>
+      <w:tr>
+        <w:trPr>
+          <w:trHeight w:val="498"/>
+          <w:tblCellSpacing w:w="15" w:type="dxa"/>
+        </w:trPr>
+        <w:tc>
+          <w:tcPr>
+            <w:tcW w:w="0" w:type="auto"/>
+            <w:vAlign w:val="center"/>
+            <w:hideMark/>
+          </w:tcPr>
+          <w:p>
+            <w:pPr>
+              <w:jc w:val="center"/>
+              <w:rPr>
+                <w:rFonts w:ascii="Bahnschrift SemiLight SemiConde" w:hAnsi="Bahnschrift SemiLight SemiConde" w:cs="Courier New"/>
+              </w:rPr>
+            </w:pPr>
+            <w:r>
+              <w:rPr>
+                <w:rFonts w:ascii="Bahnschrift SemiLight SemiConde" w:hAnsi="Bahnschrift SemiLight SemiConde" w:cs="Courier New"/>
+              </w:rPr>
+              <w:t>Physische Kontrolle</w:t>
+            </w:r>
+          </w:p>
+        </w:tc>
+        <w:tc>
+          <w:tcPr>
+            <w:tcW w:w="0" w:type="auto"/>
+            <w:vAlign w:val="center"/>
+            <w:hideMark/>
+          </w:tcPr>
+          <w:p>
+            <w:pPr>
+              <w:jc w:val="center"/>
+              <w:rPr>
+                <w:rFonts w:ascii="Bahnschrift SemiLight SemiConde" w:hAnsi="Bahnschrift SemiLight SemiConde" w:cs="Courier New"/>
+              </w:rPr>
+            </w:pPr>
+            <w:r>
+              <w:rPr>
+                <w:rFonts w:ascii="Bahnschrift SemiLight SemiConde" w:hAnsi="Bahnschrift SemiLight SemiConde" w:cs="Courier New"/>
+              </w:rPr>
+              <w:t>Gehäuse, Sensoren und Kabel auf Schäden oder Verschmutzung</w:t>
+            </w:r>
+          </w:p>
+        </w:tc>
+      </w:tr>
+    </w:tbl>
+    <w:p>
+      <w:pPr>
+        <w:rPr>
+          <w:rFonts w:ascii="Bahnschrift SemiLight SemiConde" w:hAnsi="Bahnschrift SemiLight SemiConde" w:cs="Courier New"/>
+          <w:b/>
+          <w:bCs/>
+        </w:rPr>
+      </w:pPr>
+    </w:p>
+    <w:p>
+      <w:pPr>
+        <w:rPr>
+          <w:rFonts w:ascii="Bahnschrift SemiLight SemiConde" w:hAnsi="Bahnschrift SemiLight SemiConde" w:cs="Courier New"/>
+        </w:rPr>
+      </w:pPr>
+      <w:r>
+        <w:rPr>
+          <w:rFonts w:ascii="Bahnschrift SemiLight SemiConde" w:hAnsi="Bahnschrift SemiLight SemiConde" w:cs="Courier New"/>
+          <w:b/>
+          <w:bCs/>
+        </w:rPr>
+        <w:t>Neustart des Systems</w:t>
+      </w:r>
+      <w:r>
+        <w:rPr>
+          <w:rFonts w:ascii="Bahnschrift SemiLight SemiConde" w:hAnsi="Bahnschrift SemiLight SemiConde" w:cs="Courier New"/>
+        </w:rPr>
+        <w:t xml:space="preserve"> (bei Problemen oder nach Updates):</w:t>
+      </w:r>
+    </w:p>
+    <w:p>
+      <w:pPr>
+        <w:rPr>
+          <w:rFonts w:ascii="Courier New" w:hAnsi="Courier New" w:cs="Courier New"/>
+        </w:rPr>
+      </w:pPr>
+      <w:r>
+        <w:rPr>
+          <w:rFonts w:ascii="Courier New" w:hAnsi="Courier New" w:cs="Courier New"/>
+        </w:rPr>
+        <w:t>sudo reboot</w:t>
+      </w:r>
+    </w:p>
+    <w:p>
+      <w:pPr>
+        <w:rPr>
+          <w:rFonts w:ascii="Bahnschrift SemiLight SemiConde" w:hAnsi="Bahnschrift SemiLight SemiConde" w:cs="Courier New"/>
+        </w:rPr>
+      </w:pPr>
+      <w:r>
+        <w:rPr>
+          <w:rFonts w:ascii="Bahnschrift SemiLight SemiConde" w:hAnsi="Bahnschrift SemiLight SemiConde" w:cs="Courier New"/>
+        </w:rPr>
+        <w:t>Oder Strom kurz trennen und wieder anschließen.</w:t>
+      </w:r>
+    </w:p>
+    <w:p>
+      <w:pPr>
+        <w:rPr>
+          <w:rFonts w:ascii="Bahnschrift SemiLight SemiConde" w:hAnsi="Bahnschrift SemiLight SemiConde" w:cs="Courier New"/>
+        </w:rPr>
+      </w:pPr>
+    </w:p>
+    <w:p>
+      <w:pPr>
+        <w:rPr>
+          <w:b/>
+          <w:bCs/>
+        </w:rPr>
+      </w:pPr>
+    </w:p>
+    <w:p>
+      <w:pPr>
+        <w:rPr>
+          <w:b/>
+          <w:bCs/>
+        </w:rPr>
+      </w:pPr>
+    </w:p>
+    <w:p>
+      <w:pPr>
+        <w:pStyle w:val="berschrift1"/>
+      </w:pPr>
+      <w:bookmarkStart w:id="14" w:name="_Toc231465807"/>
+      <w:r>
+        <w:t>11</w:t>
+      </w:r>
+      <w:r>
+        <w:t xml:space="preserve">. </w:t>
+      </w:r>
+      <w:bookmarkEnd w:id="14"/>
+      <w:r>
+        <w:t>Fehlerbehebung</w:t>
+      </w:r>
+    </w:p>
+    <w:p>
+      <w:pPr>
+        <w:rPr>
+          <w:b/>
+          <w:bCs/>
+        </w:rPr>
+      </w:pPr>
+      <w:r>
+        <w:rPr>
+          <w:b/>
+          <w:bCs/>
+        </w:rPr>
+        <w:t>Website nicht erreichbar</w:t>
+      </w:r>
+    </w:p>
+    <w:p>
+      <w:r>
+        <w:t>Checkliste:</w:t>
+      </w:r>
+    </w:p>
+    <w:p>
+      <w:pPr>
+        <w:numPr>
+          <w:ilvl w:val="0"/>
+          <w:numId w:val="35"/>
+        </w:numPr>
+      </w:pPr>
+      <w:r>
+        <w:rPr>
+          <w:rFonts w:ascii="Segoe UI Symbol" w:hAnsi="Segoe UI Symbol" w:cs="Segoe UI Symbol"/>
+        </w:rPr>
+        <w:t>☐</w:t>
+      </w:r>
+      <w:r>
+        <w:t xml:space="preserve"> Raspberry Pi eingeschaltet?</w:t>
+      </w:r>
+    </w:p>
+    <w:p>
+      <w:pPr>
+        <w:numPr>
+          <w:ilvl w:val="0"/>
+          <w:numId w:val="35"/>
+        </w:numPr>
+      </w:pPr>
+      <w:r>
+        <w:rPr>
+          <w:rFonts w:ascii="Segoe UI Symbol" w:hAnsi="Segoe UI Symbol" w:cs="Segoe UI Symbol"/>
+        </w:rPr>
+        <w:t>☐</w:t>
+      </w:r>
+      <w:r>
+        <w:t xml:space="preserve"> Stromversorgung OK?</w:t>
+      </w:r>
+    </w:p>
+    <w:p>
+      <w:pPr>
+        <w:numPr>
+          <w:ilvl w:val="0"/>
+          <w:numId w:val="35"/>
+        </w:numPr>
+      </w:pPr>
+      <w:r>
+        <w:rPr>
+          <w:rFonts w:ascii="Segoe UI Symbol" w:hAnsi="Segoe UI Symbol" w:cs="Segoe UI Symbol"/>
+        </w:rPr>
+        <w:t>☐</w:t>
+      </w:r>
+      <w:r>
+        <w:t xml:space="preserve"> Gerät im selben Netzwerk wie die Wetterstation?</w:t>
+      </w:r>
+    </w:p>
+    <w:p>
+      <w:pPr>
+        <w:numPr>
+          <w:ilvl w:val="0"/>
+          <w:numId w:val="35"/>
+        </w:numPr>
+      </w:pPr>
+      <w:r>
+        <w:rPr>
+          <w:rFonts w:ascii="Segoe UI Symbol" w:hAnsi="Segoe UI Symbol" w:cs="Segoe UI Symbol"/>
+        </w:rPr>
+        <w:t>☐</w:t>
+      </w:r>
+      <w:r>
+        <w:t xml:space="preserve"> Richtige IP-Adresse eingegeben?</w:t>
+      </w:r>
+    </w:p>
+    <w:p>
+      <w:pPr>
+        <w:numPr>
+          <w:ilvl w:val="0"/>
+          <w:numId w:val="35"/>
+        </w:numPr>
+      </w:pPr>
+      <w:r>
+        <w:rPr>
+          <w:rFonts w:ascii="Segoe UI Symbol" w:hAnsi="Segoe UI Symbol" w:cs="Segoe UI Symbol"/>
+        </w:rPr>
+        <w:t>☐</w:t>
+      </w:r>
+      <w:r>
+        <w:t xml:space="preserve"> Backend-Service läuft?</w:t>
+      </w:r>
+    </w:p>
+    <w:p>
+      <w:r>
+        <w:t>SSH-Zugang herstellen und Service-Status prüfen:</w:t>
+      </w:r>
+    </w:p>
+    <w:p>
+      <w:pPr>
+        <w:rPr>
+          <w:rFonts w:ascii="Courier New" w:hAnsi="Courier New" w:cs="Courier New"/>
+        </w:rPr>
+      </w:pPr>
+      <w:r>
+        <w:rPr>
+          <w:rFonts w:ascii="Courier New" w:hAnsi="Courier New" w:cs="Courier New"/>
+        </w:rPr>
+        <w:t>sudo systemctl status wetterstation</w:t>
+      </w:r>
+    </w:p>
+    <w:p/>
+    <w:p>
+      <w:r>
+        <w:lastRenderedPageBreak/>
+        <w:t>Falls der Service gestoppt ist:</w:t>
+      </w:r>
+    </w:p>
+    <w:p>
+      <w:pPr>
+        <w:rPr>
+          <w:rFonts w:ascii="Courier New" w:hAnsi="Courier New" w:cs="Courier New"/>
+        </w:rPr>
+      </w:pPr>
+      <w:r>
+        <w:rPr>
+          <w:rFonts w:ascii="Courier New" w:hAnsi="Courier New" w:cs="Courier New"/>
+        </w:rPr>
+        <w:t>sudo systemctl start wetterstation</w:t>
+      </w:r>
+    </w:p>
+    <w:p>
+      <w:r>
+        <w:rPr>
+          <w:i/>
+          <w:iCs/>
+        </w:rPr>
+        <w:t>[Screenshot-Platzhalter: Terminal mit systemctl status-Ausgabe]</w:t>
+      </w:r>
+    </w:p>
+    <w:p>
+      <w:pPr>
+        <w:rPr>
+          <w:b/>
+          <w:bCs/>
+        </w:rPr>
+      </w:pPr>
+      <w:r>
+        <w:rPr>
+          <w:b/>
+          <w:bCs/>
+        </w:rPr>
+        <w:t>Keine Sensordaten sichtbar</w:t>
+      </w:r>
+    </w:p>
+    <w:p>
+      <w:pPr>
+        <w:numPr>
+          <w:ilvl w:val="0"/>
+          <w:numId w:val="36"/>
+        </w:numPr>
+      </w:pPr>
+      <w:r>
+        <w:t>Sensorverkabelung prüfen (Abschnitt 3)</w:t>
+      </w:r>
+    </w:p>
+    <w:p>
+      <w:pPr>
+        <w:numPr>
+          <w:ilvl w:val="0"/>
+          <w:numId w:val="36"/>
+        </w:numPr>
+      </w:pPr>
+      <w:r>
+        <w:t>Backend-Service neu starten (siehe oben)</w:t>
+      </w:r>
+    </w:p>
+    <w:p>
+      <w:pPr>
+        <w:numPr>
+          <w:ilvl w:val="0"/>
+          <w:numId w:val="36"/>
+        </w:numPr>
+      </w:pPr>
+      <w:r>
+        <w:t>Log-Dateien prüfen:</w:t>
+      </w:r>
+    </w:p>
+    <w:p>
+      <w:pPr>
+        <w:rPr>
+          <w:rFonts w:ascii="Courier New" w:hAnsi="Courier New" w:cs="Courier New"/>
+        </w:rPr>
+      </w:pPr>
+      <w:r>
+        <w:rPr>
+          <w:rFonts w:ascii="Courier New" w:hAnsi="Courier New" w:cs="Courier New"/>
+        </w:rPr>
+        <w:t xml:space="preserve">  cat /home/admin/Wetterstation/logs/Wetterstation.log</w:t>
+      </w:r>
+    </w:p>
+    <w:p>
+      <w:pPr>
+        <w:rPr>
+          <w:b/>
+          <w:bCs/>
+        </w:rPr>
+      </w:pPr>
+      <w:r>
+        <w:rPr>
+          <w:b/>
+          <w:bCs/>
+        </w:rPr>
+        <w:t>WLAN-Netzwerke werden nicht angezeigt</w:t>
+      </w:r>
+    </w:p>
+    <w:p>
+      <w:pPr>
+        <w:numPr>
+          <w:ilvl w:val="0"/>
+          <w:numId w:val="37"/>
+        </w:numPr>
+      </w:pPr>
+      <w:r>
+        <w:t>Raspberry Pi neu starten</w:t>
+      </w:r>
+    </w:p>
+    <w:p>
+      <w:pPr>
+        <w:numPr>
+          <w:ilvl w:val="0"/>
+          <w:numId w:val="37"/>
+        </w:numPr>
+      </w:pPr>
+      <w:r>
+        <w:t>Prüfen, ob der WLAN-Adapter erkannt wird:</w:t>
+      </w:r>
+    </w:p>
+    <w:p>
+      <w:pPr>
+        <w:rPr>
+          <w:rFonts w:ascii="Courier New" w:hAnsi="Courier New" w:cs="Courier New"/>
+        </w:rPr>
+      </w:pPr>
+      <w:r>
+        <w:rPr>
+          <w:rFonts w:ascii="Courier New" w:hAnsi="Courier New" w:cs="Courier New"/>
+        </w:rPr>
+        <w:t xml:space="preserve">  ip link show wlan0</w:t>
+      </w:r>
+    </w:p>
+    <w:p>
+      <w:pPr>
+        <w:numPr>
+          <w:ilvl w:val="0"/>
+          <w:numId w:val="38"/>
+        </w:numPr>
+      </w:pPr>
+      <w:r>
+        <w:t>Falls kein wlan0 vorhanden: Adapter/Hardware prüfen</w:t>
+      </w:r>
+    </w:p>
+    <w:p>
+      <w:pPr>
+        <w:rPr>
+          <w:b/>
+          <w:bCs/>
+        </w:rPr>
+      </w:pPr>
+      <w:r>
+        <w:rPr>
+          <w:b/>
+          <w:bCs/>
+        </w:rPr>
+        <w:t>Diagramme bleiben leer</w:t>
+      </w:r>
+    </w:p>
+    <w:p>
+      <w:pPr>
+        <w:numPr>
+          <w:ilvl w:val="0"/>
+          <w:numId w:val="39"/>
+        </w:numPr>
+      </w:pPr>
+      <w:r>
+        <w:t>Abwarten – kurz nach dem Start sind noch keine Daten vorhanden</w:t>
+      </w:r>
+    </w:p>
+    <w:p>
+      <w:pPr>
+        <w:numPr>
+          <w:ilvl w:val="0"/>
+          <w:numId w:val="39"/>
+        </w:numPr>
+      </w:pPr>
+      <w:r>
+        <w:t>Kürzeren Zeitraum auswählen (z. B. „Heute")</w:t>
+      </w:r>
+    </w:p>
+    <w:p>
+      <w:pPr>
+        <w:numPr>
+          <w:ilvl w:val="0"/>
+          <w:numId w:val="39"/>
+        </w:numPr>
+      </w:pPr>
+      <w:r>
+        <w:t>Datenbankstatus prüfen:</w:t>
+      </w:r>
+    </w:p>
+    <w:p>
+      <w:pPr>
+        <w:rPr>
+          <w:rFonts w:ascii="Courier New" w:hAnsi="Courier New" w:cs="Courier New"/>
+          <w:lang w:val="en-GB"/>
+        </w:rPr>
+      </w:pPr>
+      <w:r>
+        <w:rPr>
+          <w:rFonts w:ascii="Courier New" w:hAnsi="Courier New" w:cs="Courier New"/>
+          <w:lang w:val="en-GB"/>
+        </w:rPr>
+        <w:t xml:space="preserve">  ls -lh /home/admin/Wetterstation/database/WetterstationData.db</w:t>
+      </w:r>
+    </w:p>
+    <w:p>
+      <w:pPr>
+        <w:rPr>
+          <w:lang w:val="en-GB"/>
+        </w:rPr>
+      </w:pPr>
+    </w:p>
+    <w:p>
+      <w:pPr>
+        <w:rPr>
+          <w:b/>
+          <w:bCs/>
+          <w:lang w:val="en-GB"/>
+        </w:rPr>
+      </w:pPr>
+    </w:p>
+    <w:p>
+      <w:pPr>
+        <w:pStyle w:val="berschrift1"/>
+      </w:pPr>
+      <w:bookmarkStart w:id="15" w:name="_Toc231465811"/>
+      <w:r>
+        <w:t>12</w:t>
+      </w:r>
+      <w:r>
+        <w:t xml:space="preserve">. </w:t>
+      </w:r>
+      <w:bookmarkEnd w:id="15"/>
+      <w:r>
+        <w:t>Backup und Wiederherstellung</w:t>
+      </w:r>
+    </w:p>
+    <w:p>
+      <w:pPr>
+        <w:rPr>
+          <w:b/>
+          <w:bCs/>
+        </w:rPr>
+      </w:pPr>
+      <w:r>
+        <w:rPr>
+          <w:b/>
+          <w:bCs/>
+        </w:rPr>
+        <w:t>Datenbank sichern</w:t>
+      </w:r>
+    </w:p>
+    <w:p>
+      <w:r>
+        <w:t>Die Messwerte sind in der Datei WetterstationData.db gespeichert. Diese Datei sollte regelmäßig gesichert werden.</w:t>
+      </w:r>
+    </w:p>
+    <w:p>
+      <w:r>
+        <w:rPr>
+          <w:b/>
+          <w:bCs/>
+        </w:rPr>
+        <w:t>Backup manuell erstellen</w:t>
+      </w:r>
+      <w:r>
+        <w:t xml:space="preserve"> (per SSH):</w:t>
+      </w:r>
+    </w:p>
+    <w:p>
+      <w:pPr>
+        <w:rPr>
+          <w:rFonts w:ascii="Courier New" w:hAnsi="Courier New" w:cs="Courier New"/>
+          <w:lang w:val="en-GB"/>
+        </w:rPr>
+      </w:pPr>
+      <w:r>
+        <w:rPr>
+          <w:rFonts w:ascii="Courier New" w:hAnsi="Courier New" w:cs="Courier New"/>
+          <w:lang w:val="en-GB"/>
+        </w:rPr>
+        <w:t>cp /home/admin/Wetterstation/database/WetterstationData.db \</w:t>
+      </w:r>
+    </w:p>
+    <w:p>
+      <w:pPr>
+        <w:rPr>
+          <w:rFonts w:ascii="Courier New" w:hAnsi="Courier New" w:cs="Courier New"/>
+          <w:lang w:val="en-GB"/>
+        </w:rPr>
+      </w:pPr>
+      <w:r>
+        <w:rPr>
+          <w:rFonts w:ascii="Courier New" w:hAnsi="Courier New" w:cs="Courier New"/>
+          <w:lang w:val="en-GB"/>
+        </w:rPr>
+        <w:t xml:space="preserve">   /home/admin/backup_$(date +%Y%m%d).db</w:t>
+      </w:r>
+    </w:p>
+    <w:p>
+      <w:r>
+        <w:lastRenderedPageBreak/>
+        <w:t>Die Backup-Datei kann anschließend auf einen USB-Stick oder Netzwerkspeicher kopiert werden.</w:t>
+      </w:r>
+    </w:p>
+    <w:p>
+      <w:pPr>
+        <w:rPr>
+          <w:b/>
+          <w:bCs/>
+        </w:rPr>
+      </w:pPr>
+      <w:r>
+        <w:rPr>
+          <w:b/>
+          <w:bCs/>
+        </w:rPr>
+        <w:t>Vollständiges System-Backup</w:t>
+      </w:r>
+    </w:p>
+    <w:p>
+      <w:r>
+        <w:t>Das vollständige System kann als Image gesichert werden (funktioniert am besten, wenn der Raspberry Pi ausgeschaltet ist – SD-Karte mit einem anderen Computer auslesen und mit dem Raspberry Pi Imager sichern).</w:t>
+      </w:r>
+    </w:p>
+    <w:p>
+      <w:pPr>
+        <w:rPr>
+          <w:b/>
+          <w:bCs/>
+        </w:rPr>
+      </w:pPr>
+      <w:r>
+        <w:rPr>
+          <w:b/>
+          <w:bCs/>
+        </w:rPr>
+        <w:t>Wiederherstellung</w:t>
+      </w:r>
+    </w:p>
+    <w:p>
+      <w:r>
+        <w:t>Für eine vollständige Wiederherstellung:</w:t>
+      </w:r>
+    </w:p>
+    <w:p>
+      <w:pPr>
+        <w:numPr>
+          <w:ilvl w:val="0"/>
+          <w:numId w:val="40"/>
+        </w:numPr>
+      </w:pPr>
+      <w:r>
+        <w:t>Neues Image von GitHub herunterladen (Abschnitt 5)</w:t>
+      </w:r>
+    </w:p>
+    <w:p>
+      <w:pPr>
+        <w:numPr>
+          <w:ilvl w:val="0"/>
+          <w:numId w:val="40"/>
+        </w:numPr>
+      </w:pPr>
+      <w:r>
+        <w:t>Image auf SD-Karte aufspielen</w:t>
+      </w:r>
+    </w:p>
+    <w:p>
+      <w:pPr>
+        <w:numPr>
+          <w:ilvl w:val="0"/>
+          <w:numId w:val="40"/>
+        </w:numPr>
+      </w:pPr>
+      <w:r>
+        <w:t>Datenbank-Backup zurückspielen:</w:t>
+      </w:r>
+    </w:p>
+    <w:p>
+      <w:pPr>
+        <w:rPr>
+          <w:rFonts w:ascii="Courier New" w:hAnsi="Courier New" w:cs="Courier New"/>
+        </w:rPr>
+      </w:pPr>
+      <w:r>
+        <w:rPr>
+          <w:rFonts w:ascii="Courier New" w:hAnsi="Courier New" w:cs="Courier New"/>
+        </w:rPr>
+        <w:t xml:space="preserve">   cp /pfad/zum/backup.db /home/admin/Wetterstation/database/WetterstationData.db</w:t>
+      </w:r>
+    </w:p>
+    <w:p>
+      <w:pPr>
+        <w:numPr>
+          <w:ilvl w:val="0"/>
+          <w:numId w:val="41"/>
+        </w:numPr>
+      </w:pPr>
+      <w:r>
+        <w:t>Wetterstation neu starten</w:t>
+      </w:r>
     </w:p>
     <w:p/>
     <w:sectPr>
@@ -5429,6 +8342,232 @@
     </w:lvl>
   </w:abstractNum>
   <w:abstractNum w:abstractNumId="1" w15:restartNumberingAfterBreak="0">
+    <w:nsid w:val="07993A43"/>
+    <w:multiLevelType w:val="multilevel"/>
+    <w:tmpl w:val="9468E800"/>
+    <w:lvl w:ilvl="0">
+      <w:start w:val="1"/>
+      <w:numFmt w:val="decimal"/>
+      <w:lvlText w:val="%1."/>
+      <w:lvlJc w:val="left"/>
+      <w:pPr>
+        <w:tabs>
+          <w:tab w:val="num" w:pos="720"/>
+        </w:tabs>
+        <w:ind w:left="720" w:hanging="360"/>
+      </w:pPr>
+    </w:lvl>
+    <w:lvl w:ilvl="1" w:tentative="1">
+      <w:start w:val="1"/>
+      <w:numFmt w:val="decimal"/>
+      <w:lvlText w:val="%2."/>
+      <w:lvlJc w:val="left"/>
+      <w:pPr>
+        <w:tabs>
+          <w:tab w:val="num" w:pos="1440"/>
+        </w:tabs>
+        <w:ind w:left="1440" w:hanging="360"/>
+      </w:pPr>
+    </w:lvl>
+    <w:lvl w:ilvl="2" w:tentative="1">
+      <w:start w:val="1"/>
+      <w:numFmt w:val="decimal"/>
+      <w:lvlText w:val="%3."/>
+      <w:lvlJc w:val="left"/>
+      <w:pPr>
+        <w:tabs>
+          <w:tab w:val="num" w:pos="2160"/>
+        </w:tabs>
+        <w:ind w:left="2160" w:hanging="360"/>
+      </w:pPr>
+    </w:lvl>
+    <w:lvl w:ilvl="3" w:tentative="1">
+      <w:start w:val="1"/>
+      <w:numFmt w:val="decimal"/>
+      <w:lvlText w:val="%4."/>
+      <w:lvlJc w:val="left"/>
+      <w:pPr>
+        <w:tabs>
+          <w:tab w:val="num" w:pos="2880"/>
+        </w:tabs>
+        <w:ind w:left="2880" w:hanging="360"/>
+      </w:pPr>
+    </w:lvl>
+    <w:lvl w:ilvl="4" w:tentative="1">
+      <w:start w:val="1"/>
+      <w:numFmt w:val="decimal"/>
+      <w:lvlText w:val="%5."/>
+      <w:lvlJc w:val="left"/>
+      <w:pPr>
+        <w:tabs>
+          <w:tab w:val="num" w:pos="3600"/>
+        </w:tabs>
+        <w:ind w:left="3600" w:hanging="360"/>
+      </w:pPr>
+    </w:lvl>
+    <w:lvl w:ilvl="5" w:tentative="1">
+      <w:start w:val="1"/>
+      <w:numFmt w:val="decimal"/>
+      <w:lvlText w:val="%6."/>
+      <w:lvlJc w:val="left"/>
+      <w:pPr>
+        <w:tabs>
+          <w:tab w:val="num" w:pos="4320"/>
+        </w:tabs>
+        <w:ind w:left="4320" w:hanging="360"/>
+      </w:pPr>
+    </w:lvl>
+    <w:lvl w:ilvl="6" w:tentative="1">
+      <w:start w:val="1"/>
+      <w:numFmt w:val="decimal"/>
+      <w:lvlText w:val="%7."/>
+      <w:lvlJc w:val="left"/>
+      <w:pPr>
+        <w:tabs>
+          <w:tab w:val="num" w:pos="5040"/>
+        </w:tabs>
+        <w:ind w:left="5040" w:hanging="360"/>
+      </w:pPr>
+    </w:lvl>
+    <w:lvl w:ilvl="7" w:tentative="1">
+      <w:start w:val="1"/>
+      <w:numFmt w:val="decimal"/>
+      <w:lvlText w:val="%8."/>
+      <w:lvlJc w:val="left"/>
+      <w:pPr>
+        <w:tabs>
+          <w:tab w:val="num" w:pos="5760"/>
+        </w:tabs>
+        <w:ind w:left="5760" w:hanging="360"/>
+      </w:pPr>
+    </w:lvl>
+    <w:lvl w:ilvl="8" w:tentative="1">
+      <w:start w:val="1"/>
+      <w:numFmt w:val="decimal"/>
+      <w:lvlText w:val="%9."/>
+      <w:lvlJc w:val="left"/>
+      <w:pPr>
+        <w:tabs>
+          <w:tab w:val="num" w:pos="6480"/>
+        </w:tabs>
+        <w:ind w:left="6480" w:hanging="360"/>
+      </w:pPr>
+    </w:lvl>
+  </w:abstractNum>
+  <w:abstractNum w:abstractNumId="2" w15:restartNumberingAfterBreak="0">
+    <w:nsid w:val="0C9D158B"/>
+    <w:multiLevelType w:val="multilevel"/>
+    <w:tmpl w:val="35383636"/>
+    <w:lvl w:ilvl="0">
+      <w:start w:val="1"/>
+      <w:numFmt w:val="decimal"/>
+      <w:lvlText w:val="%1."/>
+      <w:lvlJc w:val="left"/>
+      <w:pPr>
+        <w:tabs>
+          <w:tab w:val="num" w:pos="720"/>
+        </w:tabs>
+        <w:ind w:left="720" w:hanging="360"/>
+      </w:pPr>
+    </w:lvl>
+    <w:lvl w:ilvl="1" w:tentative="1">
+      <w:start w:val="1"/>
+      <w:numFmt w:val="decimal"/>
+      <w:lvlText w:val="%2."/>
+      <w:lvlJc w:val="left"/>
+      <w:pPr>
+        <w:tabs>
+          <w:tab w:val="num" w:pos="1440"/>
+        </w:tabs>
+        <w:ind w:left="1440" w:hanging="360"/>
+      </w:pPr>
+    </w:lvl>
+    <w:lvl w:ilvl="2" w:tentative="1">
+      <w:start w:val="1"/>
+      <w:numFmt w:val="decimal"/>
+      <w:lvlText w:val="%3."/>
+      <w:lvlJc w:val="left"/>
+      <w:pPr>
+        <w:tabs>
+          <w:tab w:val="num" w:pos="2160"/>
+        </w:tabs>
+        <w:ind w:left="2160" w:hanging="360"/>
+      </w:pPr>
+    </w:lvl>
+    <w:lvl w:ilvl="3" w:tentative="1">
+      <w:start w:val="1"/>
+      <w:numFmt w:val="decimal"/>
+      <w:lvlText w:val="%4."/>
+      <w:lvlJc w:val="left"/>
+      <w:pPr>
+        <w:tabs>
+          <w:tab w:val="num" w:pos="2880"/>
+        </w:tabs>
+        <w:ind w:left="2880" w:hanging="360"/>
+      </w:pPr>
+    </w:lvl>
+    <w:lvl w:ilvl="4" w:tentative="1">
+      <w:start w:val="1"/>
+      <w:numFmt w:val="decimal"/>
+      <w:lvlText w:val="%5."/>
+      <w:lvlJc w:val="left"/>
+      <w:pPr>
+        <w:tabs>
+          <w:tab w:val="num" w:pos="3600"/>
+        </w:tabs>
+        <w:ind w:left="3600" w:hanging="360"/>
+      </w:pPr>
+    </w:lvl>
+    <w:lvl w:ilvl="5" w:tentative="1">
+      <w:start w:val="1"/>
+      <w:numFmt w:val="decimal"/>
+      <w:lvlText w:val="%6."/>
+      <w:lvlJc w:val="left"/>
+      <w:pPr>
+        <w:tabs>
+          <w:tab w:val="num" w:pos="4320"/>
+        </w:tabs>
+        <w:ind w:left="4320" w:hanging="360"/>
+      </w:pPr>
+    </w:lvl>
+    <w:lvl w:ilvl="6" w:tentative="1">
+      <w:start w:val="1"/>
+      <w:numFmt w:val="decimal"/>
+      <w:lvlText w:val="%7."/>
+      <w:lvlJc w:val="left"/>
+      <w:pPr>
+        <w:tabs>
+          <w:tab w:val="num" w:pos="5040"/>
+        </w:tabs>
+        <w:ind w:left="5040" w:hanging="360"/>
+      </w:pPr>
+    </w:lvl>
+    <w:lvl w:ilvl="7" w:tentative="1">
+      <w:start w:val="1"/>
+      <w:numFmt w:val="decimal"/>
+      <w:lvlText w:val="%8."/>
+      <w:lvlJc w:val="left"/>
+      <w:pPr>
+        <w:tabs>
+          <w:tab w:val="num" w:pos="5760"/>
+        </w:tabs>
+        <w:ind w:left="5760" w:hanging="360"/>
+      </w:pPr>
+    </w:lvl>
+    <w:lvl w:ilvl="8" w:tentative="1">
+      <w:start w:val="1"/>
+      <w:numFmt w:val="decimal"/>
+      <w:lvlText w:val="%9."/>
+      <w:lvlJc w:val="left"/>
+      <w:pPr>
+        <w:tabs>
+          <w:tab w:val="num" w:pos="6480"/>
+        </w:tabs>
+        <w:ind w:left="6480" w:hanging="360"/>
+      </w:pPr>
+    </w:lvl>
+  </w:abstractNum>
+  <w:abstractNum w:abstractNumId="3" w15:restartNumberingAfterBreak="0">
     <w:nsid w:val="0EBD0FD8"/>
     <w:multiLevelType w:val="multilevel"/>
     <w:tmpl w:val="E9EA6262"/>
@@ -5541,7 +8680,567 @@
       </w:pPr>
     </w:lvl>
   </w:abstractNum>
-  <w:abstractNum w:abstractNumId="2" w15:restartNumberingAfterBreak="0">
+  <w:abstractNum w:abstractNumId="4" w15:restartNumberingAfterBreak="0">
+    <w:nsid w:val="164D482D"/>
+    <w:multiLevelType w:val="multilevel"/>
+    <w:tmpl w:val="6484A64C"/>
+    <w:lvl w:ilvl="0">
+      <w:start w:val="1"/>
+      <w:numFmt w:val="bullet"/>
+      <w:lvlText w:val=""/>
+      <w:lvlJc w:val="left"/>
+      <w:pPr>
+        <w:tabs>
+          <w:tab w:val="num" w:pos="720"/>
+        </w:tabs>
+        <w:ind w:left="720" w:hanging="360"/>
+      </w:pPr>
+      <w:rPr>
+        <w:rFonts w:ascii="Symbol" w:hAnsi="Symbol" w:hint="default"/>
+        <w:sz w:val="20"/>
+      </w:rPr>
+    </w:lvl>
+    <w:lvl w:ilvl="1" w:tentative="1">
+      <w:start w:val="1"/>
+      <w:numFmt w:val="bullet"/>
+      <w:lvlText w:val="o"/>
+      <w:lvlJc w:val="left"/>
+      <w:pPr>
+        <w:tabs>
+          <w:tab w:val="num" w:pos="1440"/>
+        </w:tabs>
+        <w:ind w:left="1440" w:hanging="360"/>
+      </w:pPr>
+      <w:rPr>
+        <w:rFonts w:ascii="Courier New" w:hAnsi="Courier New" w:hint="default"/>
+        <w:sz w:val="20"/>
+      </w:rPr>
+    </w:lvl>
+    <w:lvl w:ilvl="2" w:tentative="1">
+      <w:start w:val="1"/>
+      <w:numFmt w:val="bullet"/>
+      <w:lvlText w:val=""/>
+      <w:lvlJc w:val="left"/>
+      <w:pPr>
+        <w:tabs>
+          <w:tab w:val="num" w:pos="2160"/>
+        </w:tabs>
+        <w:ind w:left="2160" w:hanging="360"/>
+      </w:pPr>
+      <w:rPr>
+        <w:rFonts w:ascii="Wingdings" w:hAnsi="Wingdings" w:hint="default"/>
+        <w:sz w:val="20"/>
+      </w:rPr>
+    </w:lvl>
+    <w:lvl w:ilvl="3" w:tentative="1">
+      <w:start w:val="1"/>
+      <w:numFmt w:val="bullet"/>
+      <w:lvlText w:val=""/>
+      <w:lvlJc w:val="left"/>
+      <w:pPr>
+        <w:tabs>
+          <w:tab w:val="num" w:pos="2880"/>
+        </w:tabs>
+        <w:ind w:left="2880" w:hanging="360"/>
+      </w:pPr>
+      <w:rPr>
+        <w:rFonts w:ascii="Wingdings" w:hAnsi="Wingdings" w:hint="default"/>
+        <w:sz w:val="20"/>
+      </w:rPr>
+    </w:lvl>
+    <w:lvl w:ilvl="4" w:tentative="1">
+      <w:start w:val="1"/>
+      <w:numFmt w:val="bullet"/>
+      <w:lvlText w:val=""/>
+      <w:lvlJc w:val="left"/>
+      <w:pPr>
+        <w:tabs>
+          <w:tab w:val="num" w:pos="3600"/>
+        </w:tabs>
+        <w:ind w:left="3600" w:hanging="360"/>
+      </w:pPr>
+      <w:rPr>
+        <w:rFonts w:ascii="Wingdings" w:hAnsi="Wingdings" w:hint="default"/>
+        <w:sz w:val="20"/>
+      </w:rPr>
+    </w:lvl>
+    <w:lvl w:ilvl="5" w:tentative="1">
+      <w:start w:val="1"/>
+      <w:numFmt w:val="bullet"/>
+      <w:lvlText w:val=""/>
+      <w:lvlJc w:val="left"/>
+      <w:pPr>
+        <w:tabs>
+          <w:tab w:val="num" w:pos="4320"/>
+        </w:tabs>
+        <w:ind w:left="4320" w:hanging="360"/>
+      </w:pPr>
+      <w:rPr>
+        <w:rFonts w:ascii="Wingdings" w:hAnsi="Wingdings" w:hint="default"/>
+        <w:sz w:val="20"/>
+      </w:rPr>
+    </w:lvl>
+    <w:lvl w:ilvl="6" w:tentative="1">
+      <w:start w:val="1"/>
+      <w:numFmt w:val="bullet"/>
+      <w:lvlText w:val=""/>
+      <w:lvlJc w:val="left"/>
+      <w:pPr>
+        <w:tabs>
+          <w:tab w:val="num" w:pos="5040"/>
+        </w:tabs>
+        <w:ind w:left="5040" w:hanging="360"/>
+      </w:pPr>
+      <w:rPr>
+        <w:rFonts w:ascii="Wingdings" w:hAnsi="Wingdings" w:hint="default"/>
+        <w:sz w:val="20"/>
+      </w:rPr>
+    </w:lvl>
+    <w:lvl w:ilvl="7" w:tentative="1">
+      <w:start w:val="1"/>
+      <w:numFmt w:val="bullet"/>
+      <w:lvlText w:val=""/>
+      <w:lvlJc w:val="left"/>
+      <w:pPr>
+        <w:tabs>
+          <w:tab w:val="num" w:pos="5760"/>
+        </w:tabs>
+        <w:ind w:left="5760" w:hanging="360"/>
+      </w:pPr>
+      <w:rPr>
+        <w:rFonts w:ascii="Wingdings" w:hAnsi="Wingdings" w:hint="default"/>
+        <w:sz w:val="20"/>
+      </w:rPr>
+    </w:lvl>
+    <w:lvl w:ilvl="8" w:tentative="1">
+      <w:start w:val="1"/>
+      <w:numFmt w:val="bullet"/>
+      <w:lvlText w:val=""/>
+      <w:lvlJc w:val="left"/>
+      <w:pPr>
+        <w:tabs>
+          <w:tab w:val="num" w:pos="6480"/>
+        </w:tabs>
+        <w:ind w:left="6480" w:hanging="360"/>
+      </w:pPr>
+      <w:rPr>
+        <w:rFonts w:ascii="Wingdings" w:hAnsi="Wingdings" w:hint="default"/>
+        <w:sz w:val="20"/>
+      </w:rPr>
+    </w:lvl>
+  </w:abstractNum>
+  <w:abstractNum w:abstractNumId="5" w15:restartNumberingAfterBreak="0">
+    <w:nsid w:val="16E45CA9"/>
+    <w:multiLevelType w:val="multilevel"/>
+    <w:tmpl w:val="1AA460DC"/>
+    <w:lvl w:ilvl="0">
+      <w:start w:val="1"/>
+      <w:numFmt w:val="decimal"/>
+      <w:lvlText w:val="%1."/>
+      <w:lvlJc w:val="left"/>
+      <w:pPr>
+        <w:tabs>
+          <w:tab w:val="num" w:pos="720"/>
+        </w:tabs>
+        <w:ind w:left="720" w:hanging="360"/>
+      </w:pPr>
+    </w:lvl>
+    <w:lvl w:ilvl="1" w:tentative="1">
+      <w:start w:val="1"/>
+      <w:numFmt w:val="decimal"/>
+      <w:lvlText w:val="%2."/>
+      <w:lvlJc w:val="left"/>
+      <w:pPr>
+        <w:tabs>
+          <w:tab w:val="num" w:pos="1440"/>
+        </w:tabs>
+        <w:ind w:left="1440" w:hanging="360"/>
+      </w:pPr>
+    </w:lvl>
+    <w:lvl w:ilvl="2" w:tentative="1">
+      <w:start w:val="1"/>
+      <w:numFmt w:val="decimal"/>
+      <w:lvlText w:val="%3."/>
+      <w:lvlJc w:val="left"/>
+      <w:pPr>
+        <w:tabs>
+          <w:tab w:val="num" w:pos="2160"/>
+        </w:tabs>
+        <w:ind w:left="2160" w:hanging="360"/>
+      </w:pPr>
+    </w:lvl>
+    <w:lvl w:ilvl="3" w:tentative="1">
+      <w:start w:val="1"/>
+      <w:numFmt w:val="decimal"/>
+      <w:lvlText w:val="%4."/>
+      <w:lvlJc w:val="left"/>
+      <w:pPr>
+        <w:tabs>
+          <w:tab w:val="num" w:pos="2880"/>
+        </w:tabs>
+        <w:ind w:left="2880" w:hanging="360"/>
+      </w:pPr>
+    </w:lvl>
+    <w:lvl w:ilvl="4" w:tentative="1">
+      <w:start w:val="1"/>
+      <w:numFmt w:val="decimal"/>
+      <w:lvlText w:val="%5."/>
+      <w:lvlJc w:val="left"/>
+      <w:pPr>
+        <w:tabs>
+          <w:tab w:val="num" w:pos="3600"/>
+        </w:tabs>
+        <w:ind w:left="3600" w:hanging="360"/>
+      </w:pPr>
+    </w:lvl>
+    <w:lvl w:ilvl="5" w:tentative="1">
+      <w:start w:val="1"/>
+      <w:numFmt w:val="decimal"/>
+      <w:lvlText w:val="%6."/>
+      <w:lvlJc w:val="left"/>
+      <w:pPr>
+        <w:tabs>
+          <w:tab w:val="num" w:pos="4320"/>
+        </w:tabs>
+        <w:ind w:left="4320" w:hanging="360"/>
+      </w:pPr>
+    </w:lvl>
+    <w:lvl w:ilvl="6" w:tentative="1">
+      <w:start w:val="1"/>
+      <w:numFmt w:val="decimal"/>
+      <w:lvlText w:val="%7."/>
+      <w:lvlJc w:val="left"/>
+      <w:pPr>
+        <w:tabs>
+          <w:tab w:val="num" w:pos="5040"/>
+        </w:tabs>
+        <w:ind w:left="5040" w:hanging="360"/>
+      </w:pPr>
+    </w:lvl>
+    <w:lvl w:ilvl="7" w:tentative="1">
+      <w:start w:val="1"/>
+      <w:numFmt w:val="decimal"/>
+      <w:lvlText w:val="%8."/>
+      <w:lvlJc w:val="left"/>
+      <w:pPr>
+        <w:tabs>
+          <w:tab w:val="num" w:pos="5760"/>
+        </w:tabs>
+        <w:ind w:left="5760" w:hanging="360"/>
+      </w:pPr>
+    </w:lvl>
+    <w:lvl w:ilvl="8" w:tentative="1">
+      <w:start w:val="1"/>
+      <w:numFmt w:val="decimal"/>
+      <w:lvlText w:val="%9."/>
+      <w:lvlJc w:val="left"/>
+      <w:pPr>
+        <w:tabs>
+          <w:tab w:val="num" w:pos="6480"/>
+        </w:tabs>
+        <w:ind w:left="6480" w:hanging="360"/>
+      </w:pPr>
+    </w:lvl>
+  </w:abstractNum>
+  <w:abstractNum w:abstractNumId="6" w15:restartNumberingAfterBreak="0">
+    <w:nsid w:val="1D9E5C31"/>
+    <w:multiLevelType w:val="multilevel"/>
+    <w:tmpl w:val="3F62E248"/>
+    <w:lvl w:ilvl="0">
+      <w:start w:val="1"/>
+      <w:numFmt w:val="bullet"/>
+      <w:lvlText w:val=""/>
+      <w:lvlJc w:val="left"/>
+      <w:pPr>
+        <w:tabs>
+          <w:tab w:val="num" w:pos="720"/>
+        </w:tabs>
+        <w:ind w:left="720" w:hanging="360"/>
+      </w:pPr>
+      <w:rPr>
+        <w:rFonts w:ascii="Symbol" w:hAnsi="Symbol" w:hint="default"/>
+        <w:sz w:val="20"/>
+      </w:rPr>
+    </w:lvl>
+    <w:lvl w:ilvl="1" w:tentative="1">
+      <w:start w:val="1"/>
+      <w:numFmt w:val="bullet"/>
+      <w:lvlText w:val="o"/>
+      <w:lvlJc w:val="left"/>
+      <w:pPr>
+        <w:tabs>
+          <w:tab w:val="num" w:pos="1440"/>
+        </w:tabs>
+        <w:ind w:left="1440" w:hanging="360"/>
+      </w:pPr>
+      <w:rPr>
+        <w:rFonts w:ascii="Courier New" w:hAnsi="Courier New" w:hint="default"/>
+        <w:sz w:val="20"/>
+      </w:rPr>
+    </w:lvl>
+    <w:lvl w:ilvl="2" w:tentative="1">
+      <w:start w:val="1"/>
+      <w:numFmt w:val="bullet"/>
+      <w:lvlText w:val=""/>
+      <w:lvlJc w:val="left"/>
+      <w:pPr>
+        <w:tabs>
+          <w:tab w:val="num" w:pos="2160"/>
+        </w:tabs>
+        <w:ind w:left="2160" w:hanging="360"/>
+      </w:pPr>
+      <w:rPr>
+        <w:rFonts w:ascii="Wingdings" w:hAnsi="Wingdings" w:hint="default"/>
+        <w:sz w:val="20"/>
+      </w:rPr>
+    </w:lvl>
+    <w:lvl w:ilvl="3" w:tentative="1">
+      <w:start w:val="1"/>
+      <w:numFmt w:val="bullet"/>
+      <w:lvlText w:val=""/>
+      <w:lvlJc w:val="left"/>
+      <w:pPr>
+        <w:tabs>
+          <w:tab w:val="num" w:pos="2880"/>
+        </w:tabs>
+        <w:ind w:left="2880" w:hanging="360"/>
+      </w:pPr>
+      <w:rPr>
+        <w:rFonts w:ascii="Wingdings" w:hAnsi="Wingdings" w:hint="default"/>
+        <w:sz w:val="20"/>
+      </w:rPr>
+    </w:lvl>
+    <w:lvl w:ilvl="4" w:tentative="1">
+      <w:start w:val="1"/>
+      <w:numFmt w:val="bullet"/>
+      <w:lvlText w:val=""/>
+      <w:lvlJc w:val="left"/>
+      <w:pPr>
+        <w:tabs>
+          <w:tab w:val="num" w:pos="3600"/>
+        </w:tabs>
+        <w:ind w:left="3600" w:hanging="360"/>
+      </w:pPr>
+      <w:rPr>
+        <w:rFonts w:ascii="Wingdings" w:hAnsi="Wingdings" w:hint="default"/>
+        <w:sz w:val="20"/>
+      </w:rPr>
+    </w:lvl>
+    <w:lvl w:ilvl="5" w:tentative="1">
+      <w:start w:val="1"/>
+      <w:numFmt w:val="bullet"/>
+      <w:lvlText w:val=""/>
+      <w:lvlJc w:val="left"/>
+      <w:pPr>
+        <w:tabs>
+          <w:tab w:val="num" w:pos="4320"/>
+        </w:tabs>
+        <w:ind w:left="4320" w:hanging="360"/>
+      </w:pPr>
+      <w:rPr>
+        <w:rFonts w:ascii="Wingdings" w:hAnsi="Wingdings" w:hint="default"/>
+        <w:sz w:val="20"/>
+      </w:rPr>
+    </w:lvl>
+    <w:lvl w:ilvl="6" w:tentative="1">
+      <w:start w:val="1"/>
+      <w:numFmt w:val="bullet"/>
+      <w:lvlText w:val=""/>
+      <w:lvlJc w:val="left"/>
+      <w:pPr>
+        <w:tabs>
+          <w:tab w:val="num" w:pos="5040"/>
+        </w:tabs>
+        <w:ind w:left="5040" w:hanging="360"/>
+      </w:pPr>
+      <w:rPr>
+        <w:rFonts w:ascii="Wingdings" w:hAnsi="Wingdings" w:hint="default"/>
+        <w:sz w:val="20"/>
+      </w:rPr>
+    </w:lvl>
+    <w:lvl w:ilvl="7" w:tentative="1">
+      <w:start w:val="1"/>
+      <w:numFmt w:val="bullet"/>
+      <w:lvlText w:val=""/>
+      <w:lvlJc w:val="left"/>
+      <w:pPr>
+        <w:tabs>
+          <w:tab w:val="num" w:pos="5760"/>
+        </w:tabs>
+        <w:ind w:left="5760" w:hanging="360"/>
+      </w:pPr>
+      <w:rPr>
+        <w:rFonts w:ascii="Wingdings" w:hAnsi="Wingdings" w:hint="default"/>
+        <w:sz w:val="20"/>
+      </w:rPr>
+    </w:lvl>
+    <w:lvl w:ilvl="8" w:tentative="1">
+      <w:start w:val="1"/>
+      <w:numFmt w:val="bullet"/>
+      <w:lvlText w:val=""/>
+      <w:lvlJc w:val="left"/>
+      <w:pPr>
+        <w:tabs>
+          <w:tab w:val="num" w:pos="6480"/>
+        </w:tabs>
+        <w:ind w:left="6480" w:hanging="360"/>
+      </w:pPr>
+      <w:rPr>
+        <w:rFonts w:ascii="Wingdings" w:hAnsi="Wingdings" w:hint="default"/>
+        <w:sz w:val="20"/>
+      </w:rPr>
+    </w:lvl>
+  </w:abstractNum>
+  <w:abstractNum w:abstractNumId="7" w15:restartNumberingAfterBreak="0">
+    <w:nsid w:val="1DD24211"/>
+    <w:multiLevelType w:val="multilevel"/>
+    <w:tmpl w:val="A5DA1C40"/>
+    <w:lvl w:ilvl="0">
+      <w:start w:val="1"/>
+      <w:numFmt w:val="bullet"/>
+      <w:lvlText w:val=""/>
+      <w:lvlJc w:val="left"/>
+      <w:pPr>
+        <w:tabs>
+          <w:tab w:val="num" w:pos="720"/>
+        </w:tabs>
+        <w:ind w:left="720" w:hanging="360"/>
+      </w:pPr>
+      <w:rPr>
+        <w:rFonts w:ascii="Symbol" w:hAnsi="Symbol" w:hint="default"/>
+        <w:sz w:val="20"/>
+      </w:rPr>
+    </w:lvl>
+    <w:lvl w:ilvl="1" w:tentative="1">
+      <w:start w:val="1"/>
+      <w:numFmt w:val="bullet"/>
+      <w:lvlText w:val="o"/>
+      <w:lvlJc w:val="left"/>
+      <w:pPr>
+        <w:tabs>
+          <w:tab w:val="num" w:pos="1440"/>
+        </w:tabs>
+        <w:ind w:left="1440" w:hanging="360"/>
+      </w:pPr>
+      <w:rPr>
+        <w:rFonts w:ascii="Courier New" w:hAnsi="Courier New" w:hint="default"/>
+        <w:sz w:val="20"/>
+      </w:rPr>
+    </w:lvl>
+    <w:lvl w:ilvl="2" w:tentative="1">
+      <w:start w:val="1"/>
+      <w:numFmt w:val="bullet"/>
+      <w:lvlText w:val=""/>
+      <w:lvlJc w:val="left"/>
+      <w:pPr>
+        <w:tabs>
+          <w:tab w:val="num" w:pos="2160"/>
+        </w:tabs>
+        <w:ind w:left="2160" w:hanging="360"/>
+      </w:pPr>
+      <w:rPr>
+        <w:rFonts w:ascii="Wingdings" w:hAnsi="Wingdings" w:hint="default"/>
+        <w:sz w:val="20"/>
+      </w:rPr>
+    </w:lvl>
+    <w:lvl w:ilvl="3" w:tentative="1">
+      <w:start w:val="1"/>
+      <w:numFmt w:val="bullet"/>
+      <w:lvlText w:val=""/>
+      <w:lvlJc w:val="left"/>
+      <w:pPr>
+        <w:tabs>
+          <w:tab w:val="num" w:pos="2880"/>
+        </w:tabs>
+        <w:ind w:left="2880" w:hanging="360"/>
+      </w:pPr>
+      <w:rPr>
+        <w:rFonts w:ascii="Wingdings" w:hAnsi="Wingdings" w:hint="default"/>
+        <w:sz w:val="20"/>
+      </w:rPr>
+    </w:lvl>
+    <w:lvl w:ilvl="4" w:tentative="1">
+      <w:start w:val="1"/>
+      <w:numFmt w:val="bullet"/>
+      <w:lvlText w:val=""/>
+      <w:lvlJc w:val="left"/>
+      <w:pPr>
+        <w:tabs>
+          <w:tab w:val="num" w:pos="3600"/>
+        </w:tabs>
+        <w:ind w:left="3600" w:hanging="360"/>
+      </w:pPr>
+      <w:rPr>
+        <w:rFonts w:ascii="Wingdings" w:hAnsi="Wingdings" w:hint="default"/>
+        <w:sz w:val="20"/>
+      </w:rPr>
+    </w:lvl>
+    <w:lvl w:ilvl="5" w:tentative="1">
+      <w:start w:val="1"/>
+      <w:numFmt w:val="bullet"/>
+      <w:lvlText w:val=""/>
+      <w:lvlJc w:val="left"/>
+      <w:pPr>
+        <w:tabs>
+          <w:tab w:val="num" w:pos="4320"/>
+        </w:tabs>
+        <w:ind w:left="4320" w:hanging="360"/>
+      </w:pPr>
+      <w:rPr>
+        <w:rFonts w:ascii="Wingdings" w:hAnsi="Wingdings" w:hint="default"/>
+        <w:sz w:val="20"/>
+      </w:rPr>
+    </w:lvl>
+    <w:lvl w:ilvl="6" w:tentative="1">
+      <w:start w:val="1"/>
+      <w:numFmt w:val="bullet"/>
+      <w:lvlText w:val=""/>
+      <w:lvlJc w:val="left"/>
+      <w:pPr>
+        <w:tabs>
+          <w:tab w:val="num" w:pos="5040"/>
+        </w:tabs>
+        <w:ind w:left="5040" w:hanging="360"/>
+      </w:pPr>
+      <w:rPr>
+        <w:rFonts w:ascii="Wingdings" w:hAnsi="Wingdings" w:hint="default"/>
+        <w:sz w:val="20"/>
+      </w:rPr>
+    </w:lvl>
+    <w:lvl w:ilvl="7" w:tentative="1">
+      <w:start w:val="1"/>
+      <w:numFmt w:val="bullet"/>
+      <w:lvlText w:val=""/>
+      <w:lvlJc w:val="left"/>
+      <w:pPr>
+        <w:tabs>
+          <w:tab w:val="num" w:pos="5760"/>
+        </w:tabs>
+        <w:ind w:left="5760" w:hanging="360"/>
+      </w:pPr>
+      <w:rPr>
+        <w:rFonts w:ascii="Wingdings" w:hAnsi="Wingdings" w:hint="default"/>
+        <w:sz w:val="20"/>
+      </w:rPr>
+    </w:lvl>
+    <w:lvl w:ilvl="8" w:tentative="1">
+      <w:start w:val="1"/>
+      <w:numFmt w:val="bullet"/>
+      <w:lvlText w:val=""/>
+      <w:lvlJc w:val="left"/>
+      <w:pPr>
+        <w:tabs>
+          <w:tab w:val="num" w:pos="6480"/>
+        </w:tabs>
+        <w:ind w:left="6480" w:hanging="360"/>
+      </w:pPr>
+      <w:rPr>
+        <w:rFonts w:ascii="Wingdings" w:hAnsi="Wingdings" w:hint="default"/>
+        <w:sz w:val="20"/>
+      </w:rPr>
+    </w:lvl>
+  </w:abstractNum>
+  <w:abstractNum w:abstractNumId="8" w15:restartNumberingAfterBreak="0">
     <w:nsid w:val="1DFD3AD1"/>
     <w:multiLevelType w:val="multilevel"/>
     <w:tmpl w:val="4DB0D90E"/>
@@ -5654,7 +9353,124 @@
       </w:pPr>
     </w:lvl>
   </w:abstractNum>
-  <w:abstractNum w:abstractNumId="3" w15:restartNumberingAfterBreak="0">
+  <w:abstractNum w:abstractNumId="9" w15:restartNumberingAfterBreak="0">
+    <w:nsid w:val="22AE2757"/>
+    <w:multiLevelType w:val="multilevel"/>
+    <w:tmpl w:val="E320E8AA"/>
+    <w:lvl w:ilvl="0">
+      <w:start w:val="3"/>
+      <w:numFmt w:val="decimal"/>
+      <w:lvlText w:val="%1."/>
+      <w:lvlJc w:val="left"/>
+      <w:pPr>
+        <w:tabs>
+          <w:tab w:val="num" w:pos="720"/>
+        </w:tabs>
+        <w:ind w:left="720" w:hanging="360"/>
+      </w:pPr>
+    </w:lvl>
+    <w:lvl w:ilvl="1">
+      <w:start w:val="1"/>
+      <w:numFmt w:val="bullet"/>
+      <w:lvlText w:val="o"/>
+      <w:lvlJc w:val="left"/>
+      <w:pPr>
+        <w:tabs>
+          <w:tab w:val="num" w:pos="1440"/>
+        </w:tabs>
+        <w:ind w:left="1440" w:hanging="360"/>
+      </w:pPr>
+      <w:rPr>
+        <w:rFonts w:ascii="Courier New" w:hAnsi="Courier New" w:hint="default"/>
+        <w:sz w:val="20"/>
+      </w:rPr>
+    </w:lvl>
+    <w:lvl w:ilvl="2" w:tentative="1">
+      <w:start w:val="1"/>
+      <w:numFmt w:val="decimal"/>
+      <w:lvlText w:val="%3."/>
+      <w:lvlJc w:val="left"/>
+      <w:pPr>
+        <w:tabs>
+          <w:tab w:val="num" w:pos="2160"/>
+        </w:tabs>
+        <w:ind w:left="2160" w:hanging="360"/>
+      </w:pPr>
+    </w:lvl>
+    <w:lvl w:ilvl="3" w:tentative="1">
+      <w:start w:val="1"/>
+      <w:numFmt w:val="decimal"/>
+      <w:lvlText w:val="%4."/>
+      <w:lvlJc w:val="left"/>
+      <w:pPr>
+        <w:tabs>
+          <w:tab w:val="num" w:pos="2880"/>
+        </w:tabs>
+        <w:ind w:left="2880" w:hanging="360"/>
+      </w:pPr>
+    </w:lvl>
+    <w:lvl w:ilvl="4" w:tentative="1">
+      <w:start w:val="1"/>
+      <w:numFmt w:val="decimal"/>
+      <w:lvlText w:val="%5."/>
+      <w:lvlJc w:val="left"/>
+      <w:pPr>
+        <w:tabs>
+          <w:tab w:val="num" w:pos="3600"/>
+        </w:tabs>
+        <w:ind w:left="3600" w:hanging="360"/>
+      </w:pPr>
+    </w:lvl>
+    <w:lvl w:ilvl="5" w:tentative="1">
+      <w:start w:val="1"/>
+      <w:numFmt w:val="decimal"/>
+      <w:lvlText w:val="%6."/>
+      <w:lvlJc w:val="left"/>
+      <w:pPr>
+        <w:tabs>
+          <w:tab w:val="num" w:pos="4320"/>
+        </w:tabs>
+        <w:ind w:left="4320" w:hanging="360"/>
+      </w:pPr>
+    </w:lvl>
+    <w:lvl w:ilvl="6" w:tentative="1">
+      <w:start w:val="1"/>
+      <w:numFmt w:val="decimal"/>
+      <w:lvlText w:val="%7."/>
+      <w:lvlJc w:val="left"/>
+      <w:pPr>
+        <w:tabs>
+          <w:tab w:val="num" w:pos="5040"/>
+        </w:tabs>
+        <w:ind w:left="5040" w:hanging="360"/>
+      </w:pPr>
+    </w:lvl>
+    <w:lvl w:ilvl="7" w:tentative="1">
+      <w:start w:val="1"/>
+      <w:numFmt w:val="decimal"/>
+      <w:lvlText w:val="%8."/>
+      <w:lvlJc w:val="left"/>
+      <w:pPr>
+        <w:tabs>
+          <w:tab w:val="num" w:pos="5760"/>
+        </w:tabs>
+        <w:ind w:left="5760" w:hanging="360"/>
+      </w:pPr>
+    </w:lvl>
+    <w:lvl w:ilvl="8" w:tentative="1">
+      <w:start w:val="1"/>
+      <w:numFmt w:val="decimal"/>
+      <w:lvlText w:val="%9."/>
+      <w:lvlJc w:val="left"/>
+      <w:pPr>
+        <w:tabs>
+          <w:tab w:val="num" w:pos="6480"/>
+        </w:tabs>
+        <w:ind w:left="6480" w:hanging="360"/>
+      </w:pPr>
+    </w:lvl>
+  </w:abstractNum>
+  <w:abstractNum w:abstractNumId="10" w15:restartNumberingAfterBreak="0">
     <w:nsid w:val="26AD768C"/>
     <w:multiLevelType w:val="multilevel"/>
     <w:tmpl w:val="4558CE88"/>
@@ -5803,7 +9619,7 @@
       </w:rPr>
     </w:lvl>
   </w:abstractNum>
-  <w:abstractNum w:abstractNumId="4" w15:restartNumberingAfterBreak="0">
+  <w:abstractNum w:abstractNumId="11" w15:restartNumberingAfterBreak="0">
     <w:nsid w:val="26FD5FBC"/>
     <w:multiLevelType w:val="multilevel"/>
     <w:tmpl w:val="E9785932"/>
@@ -5916,7 +9732,531 @@
       </w:pPr>
     </w:lvl>
   </w:abstractNum>
-  <w:abstractNum w:abstractNumId="5" w15:restartNumberingAfterBreak="0">
+  <w:abstractNum w:abstractNumId="12" w15:restartNumberingAfterBreak="0">
+    <w:nsid w:val="28DD6DCC"/>
+    <w:multiLevelType w:val="multilevel"/>
+    <w:tmpl w:val="ED940E56"/>
+    <w:lvl w:ilvl="0">
+      <w:start w:val="1"/>
+      <w:numFmt w:val="decimal"/>
+      <w:lvlText w:val="%1."/>
+      <w:lvlJc w:val="left"/>
+      <w:pPr>
+        <w:tabs>
+          <w:tab w:val="num" w:pos="720"/>
+        </w:tabs>
+        <w:ind w:left="720" w:hanging="360"/>
+      </w:pPr>
+    </w:lvl>
+    <w:lvl w:ilvl="1" w:tentative="1">
+      <w:start w:val="1"/>
+      <w:numFmt w:val="decimal"/>
+      <w:lvlText w:val="%2."/>
+      <w:lvlJc w:val="left"/>
+      <w:pPr>
+        <w:tabs>
+          <w:tab w:val="num" w:pos="1440"/>
+        </w:tabs>
+        <w:ind w:left="1440" w:hanging="360"/>
+      </w:pPr>
+    </w:lvl>
+    <w:lvl w:ilvl="2" w:tentative="1">
+      <w:start w:val="1"/>
+      <w:numFmt w:val="decimal"/>
+      <w:lvlText w:val="%3."/>
+      <w:lvlJc w:val="left"/>
+      <w:pPr>
+        <w:tabs>
+          <w:tab w:val="num" w:pos="2160"/>
+        </w:tabs>
+        <w:ind w:left="2160" w:hanging="360"/>
+      </w:pPr>
+    </w:lvl>
+    <w:lvl w:ilvl="3" w:tentative="1">
+      <w:start w:val="1"/>
+      <w:numFmt w:val="decimal"/>
+      <w:lvlText w:val="%4."/>
+      <w:lvlJc w:val="left"/>
+      <w:pPr>
+        <w:tabs>
+          <w:tab w:val="num" w:pos="2880"/>
+        </w:tabs>
+        <w:ind w:left="2880" w:hanging="360"/>
+      </w:pPr>
+    </w:lvl>
+    <w:lvl w:ilvl="4" w:tentative="1">
+      <w:start w:val="1"/>
+      <w:numFmt w:val="decimal"/>
+      <w:lvlText w:val="%5."/>
+      <w:lvlJc w:val="left"/>
+      <w:pPr>
+        <w:tabs>
+          <w:tab w:val="num" w:pos="3600"/>
+        </w:tabs>
+        <w:ind w:left="3600" w:hanging="360"/>
+      </w:pPr>
+    </w:lvl>
+    <w:lvl w:ilvl="5" w:tentative="1">
+      <w:start w:val="1"/>
+      <w:numFmt w:val="decimal"/>
+      <w:lvlText w:val="%6."/>
+      <w:lvlJc w:val="left"/>
+      <w:pPr>
+        <w:tabs>
+          <w:tab w:val="num" w:pos="4320"/>
+        </w:tabs>
+        <w:ind w:left="4320" w:hanging="360"/>
+      </w:pPr>
+    </w:lvl>
+    <w:lvl w:ilvl="6" w:tentative="1">
+      <w:start w:val="1"/>
+      <w:numFmt w:val="decimal"/>
+      <w:lvlText w:val="%7."/>
+      <w:lvlJc w:val="left"/>
+      <w:pPr>
+        <w:tabs>
+          <w:tab w:val="num" w:pos="5040"/>
+        </w:tabs>
+        <w:ind w:left="5040" w:hanging="360"/>
+      </w:pPr>
+    </w:lvl>
+    <w:lvl w:ilvl="7" w:tentative="1">
+      <w:start w:val="1"/>
+      <w:numFmt w:val="decimal"/>
+      <w:lvlText w:val="%8."/>
+      <w:lvlJc w:val="left"/>
+      <w:pPr>
+        <w:tabs>
+          <w:tab w:val="num" w:pos="5760"/>
+        </w:tabs>
+        <w:ind w:left="5760" w:hanging="360"/>
+      </w:pPr>
+    </w:lvl>
+    <w:lvl w:ilvl="8" w:tentative="1">
+      <w:start w:val="1"/>
+      <w:numFmt w:val="decimal"/>
+      <w:lvlText w:val="%9."/>
+      <w:lvlJc w:val="left"/>
+      <w:pPr>
+        <w:tabs>
+          <w:tab w:val="num" w:pos="6480"/>
+        </w:tabs>
+        <w:ind w:left="6480" w:hanging="360"/>
+      </w:pPr>
+    </w:lvl>
+  </w:abstractNum>
+  <w:abstractNum w:abstractNumId="13" w15:restartNumberingAfterBreak="0">
+    <w:nsid w:val="2DD50644"/>
+    <w:multiLevelType w:val="multilevel"/>
+    <w:tmpl w:val="1F52CEEA"/>
+    <w:lvl w:ilvl="0">
+      <w:start w:val="6"/>
+      <w:numFmt w:val="decimal"/>
+      <w:lvlText w:val="%1."/>
+      <w:lvlJc w:val="left"/>
+      <w:pPr>
+        <w:tabs>
+          <w:tab w:val="num" w:pos="720"/>
+        </w:tabs>
+        <w:ind w:left="720" w:hanging="360"/>
+      </w:pPr>
+    </w:lvl>
+    <w:lvl w:ilvl="1" w:tentative="1">
+      <w:start w:val="1"/>
+      <w:numFmt w:val="decimal"/>
+      <w:lvlText w:val="%2."/>
+      <w:lvlJc w:val="left"/>
+      <w:pPr>
+        <w:tabs>
+          <w:tab w:val="num" w:pos="1440"/>
+        </w:tabs>
+        <w:ind w:left="1440" w:hanging="360"/>
+      </w:pPr>
+    </w:lvl>
+    <w:lvl w:ilvl="2" w:tentative="1">
+      <w:start w:val="1"/>
+      <w:numFmt w:val="decimal"/>
+      <w:lvlText w:val="%3."/>
+      <w:lvlJc w:val="left"/>
+      <w:pPr>
+        <w:tabs>
+          <w:tab w:val="num" w:pos="2160"/>
+        </w:tabs>
+        <w:ind w:left="2160" w:hanging="360"/>
+      </w:pPr>
+    </w:lvl>
+    <w:lvl w:ilvl="3" w:tentative="1">
+      <w:start w:val="1"/>
+      <w:numFmt w:val="decimal"/>
+      <w:lvlText w:val="%4."/>
+      <w:lvlJc w:val="left"/>
+      <w:pPr>
+        <w:tabs>
+          <w:tab w:val="num" w:pos="2880"/>
+        </w:tabs>
+        <w:ind w:left="2880" w:hanging="360"/>
+      </w:pPr>
+    </w:lvl>
+    <w:lvl w:ilvl="4" w:tentative="1">
+      <w:start w:val="1"/>
+      <w:numFmt w:val="decimal"/>
+      <w:lvlText w:val="%5."/>
+      <w:lvlJc w:val="left"/>
+      <w:pPr>
+        <w:tabs>
+          <w:tab w:val="num" w:pos="3600"/>
+        </w:tabs>
+        <w:ind w:left="3600" w:hanging="360"/>
+      </w:pPr>
+    </w:lvl>
+    <w:lvl w:ilvl="5" w:tentative="1">
+      <w:start w:val="1"/>
+      <w:numFmt w:val="decimal"/>
+      <w:lvlText w:val="%6."/>
+      <w:lvlJc w:val="left"/>
+      <w:pPr>
+        <w:tabs>
+          <w:tab w:val="num" w:pos="4320"/>
+        </w:tabs>
+        <w:ind w:left="4320" w:hanging="360"/>
+      </w:pPr>
+    </w:lvl>
+    <w:lvl w:ilvl="6" w:tentative="1">
+      <w:start w:val="1"/>
+      <w:numFmt w:val="decimal"/>
+      <w:lvlText w:val="%7."/>
+      <w:lvlJc w:val="left"/>
+      <w:pPr>
+        <w:tabs>
+          <w:tab w:val="num" w:pos="5040"/>
+        </w:tabs>
+        <w:ind w:left="5040" w:hanging="360"/>
+      </w:pPr>
+    </w:lvl>
+    <w:lvl w:ilvl="7" w:tentative="1">
+      <w:start w:val="1"/>
+      <w:numFmt w:val="decimal"/>
+      <w:lvlText w:val="%8."/>
+      <w:lvlJc w:val="left"/>
+      <w:pPr>
+        <w:tabs>
+          <w:tab w:val="num" w:pos="5760"/>
+        </w:tabs>
+        <w:ind w:left="5760" w:hanging="360"/>
+      </w:pPr>
+    </w:lvl>
+    <w:lvl w:ilvl="8" w:tentative="1">
+      <w:start w:val="1"/>
+      <w:numFmt w:val="decimal"/>
+      <w:lvlText w:val="%9."/>
+      <w:lvlJc w:val="left"/>
+      <w:pPr>
+        <w:tabs>
+          <w:tab w:val="num" w:pos="6480"/>
+        </w:tabs>
+        <w:ind w:left="6480" w:hanging="360"/>
+      </w:pPr>
+    </w:lvl>
+  </w:abstractNum>
+  <w:abstractNum w:abstractNumId="14" w15:restartNumberingAfterBreak="0">
+    <w:nsid w:val="2E010AA7"/>
+    <w:multiLevelType w:val="multilevel"/>
+    <w:tmpl w:val="BC5C99CC"/>
+    <w:lvl w:ilvl="0">
+      <w:start w:val="1"/>
+      <w:numFmt w:val="bullet"/>
+      <w:lvlText w:val=""/>
+      <w:lvlJc w:val="left"/>
+      <w:pPr>
+        <w:tabs>
+          <w:tab w:val="num" w:pos="720"/>
+        </w:tabs>
+        <w:ind w:left="720" w:hanging="360"/>
+      </w:pPr>
+      <w:rPr>
+        <w:rFonts w:ascii="Symbol" w:hAnsi="Symbol" w:hint="default"/>
+        <w:sz w:val="20"/>
+      </w:rPr>
+    </w:lvl>
+    <w:lvl w:ilvl="1" w:tentative="1">
+      <w:start w:val="1"/>
+      <w:numFmt w:val="bullet"/>
+      <w:lvlText w:val="o"/>
+      <w:lvlJc w:val="left"/>
+      <w:pPr>
+        <w:tabs>
+          <w:tab w:val="num" w:pos="1440"/>
+        </w:tabs>
+        <w:ind w:left="1440" w:hanging="360"/>
+      </w:pPr>
+      <w:rPr>
+        <w:rFonts w:ascii="Courier New" w:hAnsi="Courier New" w:hint="default"/>
+        <w:sz w:val="20"/>
+      </w:rPr>
+    </w:lvl>
+    <w:lvl w:ilvl="2" w:tentative="1">
+      <w:start w:val="1"/>
+      <w:numFmt w:val="bullet"/>
+      <w:lvlText w:val=""/>
+      <w:lvlJc w:val="left"/>
+      <w:pPr>
+        <w:tabs>
+          <w:tab w:val="num" w:pos="2160"/>
+        </w:tabs>
+        <w:ind w:left="2160" w:hanging="360"/>
+      </w:pPr>
+      <w:rPr>
+        <w:rFonts w:ascii="Wingdings" w:hAnsi="Wingdings" w:hint="default"/>
+        <w:sz w:val="20"/>
+      </w:rPr>
+    </w:lvl>
+    <w:lvl w:ilvl="3" w:tentative="1">
+      <w:start w:val="1"/>
+      <w:numFmt w:val="bullet"/>
+      <w:lvlText w:val=""/>
+      <w:lvlJc w:val="left"/>
+      <w:pPr>
+        <w:tabs>
+          <w:tab w:val="num" w:pos="2880"/>
+        </w:tabs>
+        <w:ind w:left="2880" w:hanging="360"/>
+      </w:pPr>
+      <w:rPr>
+        <w:rFonts w:ascii="Wingdings" w:hAnsi="Wingdings" w:hint="default"/>
+        <w:sz w:val="20"/>
+      </w:rPr>
+    </w:lvl>
+    <w:lvl w:ilvl="4" w:tentative="1">
+      <w:start w:val="1"/>
+      <w:numFmt w:val="bullet"/>
+      <w:lvlText w:val=""/>
+      <w:lvlJc w:val="left"/>
+      <w:pPr>
+        <w:tabs>
+          <w:tab w:val="num" w:pos="3600"/>
+        </w:tabs>
+        <w:ind w:left="3600" w:hanging="360"/>
+      </w:pPr>
+      <w:rPr>
+        <w:rFonts w:ascii="Wingdings" w:hAnsi="Wingdings" w:hint="default"/>
+        <w:sz w:val="20"/>
+      </w:rPr>
+    </w:lvl>
+    <w:lvl w:ilvl="5" w:tentative="1">
+      <w:start w:val="1"/>
+      <w:numFmt w:val="bullet"/>
+      <w:lvlText w:val=""/>
+      <w:lvlJc w:val="left"/>
+      <w:pPr>
+        <w:tabs>
+          <w:tab w:val="num" w:pos="4320"/>
+        </w:tabs>
+        <w:ind w:left="4320" w:hanging="360"/>
+      </w:pPr>
+      <w:rPr>
+        <w:rFonts w:ascii="Wingdings" w:hAnsi="Wingdings" w:hint="default"/>
+        <w:sz w:val="20"/>
+      </w:rPr>
+    </w:lvl>
+    <w:lvl w:ilvl="6" w:tentative="1">
+      <w:start w:val="1"/>
+      <w:numFmt w:val="bullet"/>
+      <w:lvlText w:val=""/>
+      <w:lvlJc w:val="left"/>
+      <w:pPr>
+        <w:tabs>
+          <w:tab w:val="num" w:pos="5040"/>
+        </w:tabs>
+        <w:ind w:left="5040" w:hanging="360"/>
+      </w:pPr>
+      <w:rPr>
+        <w:rFonts w:ascii="Wingdings" w:hAnsi="Wingdings" w:hint="default"/>
+        <w:sz w:val="20"/>
+      </w:rPr>
+    </w:lvl>
+    <w:lvl w:ilvl="7" w:tentative="1">
+      <w:start w:val="1"/>
+      <w:numFmt w:val="bullet"/>
+      <w:lvlText w:val=""/>
+      <w:lvlJc w:val="left"/>
+      <w:pPr>
+        <w:tabs>
+          <w:tab w:val="num" w:pos="5760"/>
+        </w:tabs>
+        <w:ind w:left="5760" w:hanging="360"/>
+      </w:pPr>
+      <w:rPr>
+        <w:rFonts w:ascii="Wingdings" w:hAnsi="Wingdings" w:hint="default"/>
+        <w:sz w:val="20"/>
+      </w:rPr>
+    </w:lvl>
+    <w:lvl w:ilvl="8" w:tentative="1">
+      <w:start w:val="1"/>
+      <w:numFmt w:val="bullet"/>
+      <w:lvlText w:val=""/>
+      <w:lvlJc w:val="left"/>
+      <w:pPr>
+        <w:tabs>
+          <w:tab w:val="num" w:pos="6480"/>
+        </w:tabs>
+        <w:ind w:left="6480" w:hanging="360"/>
+      </w:pPr>
+      <w:rPr>
+        <w:rFonts w:ascii="Wingdings" w:hAnsi="Wingdings" w:hint="default"/>
+        <w:sz w:val="20"/>
+      </w:rPr>
+    </w:lvl>
+  </w:abstractNum>
+  <w:abstractNum w:abstractNumId="15" w15:restartNumberingAfterBreak="0">
+    <w:nsid w:val="33270AFD"/>
+    <w:multiLevelType w:val="multilevel"/>
+    <w:tmpl w:val="7522151A"/>
+    <w:lvl w:ilvl="0">
+      <w:start w:val="1"/>
+      <w:numFmt w:val="bullet"/>
+      <w:lvlText w:val=""/>
+      <w:lvlJc w:val="left"/>
+      <w:pPr>
+        <w:tabs>
+          <w:tab w:val="num" w:pos="720"/>
+        </w:tabs>
+        <w:ind w:left="720" w:hanging="360"/>
+      </w:pPr>
+      <w:rPr>
+        <w:rFonts w:ascii="Symbol" w:hAnsi="Symbol" w:hint="default"/>
+        <w:sz w:val="20"/>
+      </w:rPr>
+    </w:lvl>
+    <w:lvl w:ilvl="1" w:tentative="1">
+      <w:start w:val="1"/>
+      <w:numFmt w:val="bullet"/>
+      <w:lvlText w:val="o"/>
+      <w:lvlJc w:val="left"/>
+      <w:pPr>
+        <w:tabs>
+          <w:tab w:val="num" w:pos="1440"/>
+        </w:tabs>
+        <w:ind w:left="1440" w:hanging="360"/>
+      </w:pPr>
+      <w:rPr>
+        <w:rFonts w:ascii="Courier New" w:hAnsi="Courier New" w:hint="default"/>
+        <w:sz w:val="20"/>
+      </w:rPr>
+    </w:lvl>
+    <w:lvl w:ilvl="2" w:tentative="1">
+      <w:start w:val="1"/>
+      <w:numFmt w:val="bullet"/>
+      <w:lvlText w:val=""/>
+      <w:lvlJc w:val="left"/>
+      <w:pPr>
+        <w:tabs>
+          <w:tab w:val="num" w:pos="2160"/>
+        </w:tabs>
+        <w:ind w:left="2160" w:hanging="360"/>
+      </w:pPr>
+      <w:rPr>
+        <w:rFonts w:ascii="Wingdings" w:hAnsi="Wingdings" w:hint="default"/>
+        <w:sz w:val="20"/>
+      </w:rPr>
+    </w:lvl>
+    <w:lvl w:ilvl="3" w:tentative="1">
+      <w:start w:val="1"/>
+      <w:numFmt w:val="bullet"/>
+      <w:lvlText w:val=""/>
+      <w:lvlJc w:val="left"/>
+      <w:pPr>
+        <w:tabs>
+          <w:tab w:val="num" w:pos="2880"/>
+        </w:tabs>
+        <w:ind w:left="2880" w:hanging="360"/>
+      </w:pPr>
+      <w:rPr>
+        <w:rFonts w:ascii="Wingdings" w:hAnsi="Wingdings" w:hint="default"/>
+        <w:sz w:val="20"/>
+      </w:rPr>
+    </w:lvl>
+    <w:lvl w:ilvl="4" w:tentative="1">
+      <w:start w:val="1"/>
+      <w:numFmt w:val="bullet"/>
+      <w:lvlText w:val=""/>
+      <w:lvlJc w:val="left"/>
+      <w:pPr>
+        <w:tabs>
+          <w:tab w:val="num" w:pos="3600"/>
+        </w:tabs>
+        <w:ind w:left="3600" w:hanging="360"/>
+      </w:pPr>
+      <w:rPr>
+        <w:rFonts w:ascii="Wingdings" w:hAnsi="Wingdings" w:hint="default"/>
+        <w:sz w:val="20"/>
+      </w:rPr>
+    </w:lvl>
+    <w:lvl w:ilvl="5" w:tentative="1">
+      <w:start w:val="1"/>
+      <w:numFmt w:val="bullet"/>
+      <w:lvlText w:val=""/>
+      <w:lvlJc w:val="left"/>
+      <w:pPr>
+        <w:tabs>
+          <w:tab w:val="num" w:pos="4320"/>
+        </w:tabs>
+        <w:ind w:left="4320" w:hanging="360"/>
+      </w:pPr>
+      <w:rPr>
+        <w:rFonts w:ascii="Wingdings" w:hAnsi="Wingdings" w:hint="default"/>
+        <w:sz w:val="20"/>
+      </w:rPr>
+    </w:lvl>
+    <w:lvl w:ilvl="6" w:tentative="1">
+      <w:start w:val="1"/>
+      <w:numFmt w:val="bullet"/>
+      <w:lvlText w:val=""/>
+      <w:lvlJc w:val="left"/>
+      <w:pPr>
+        <w:tabs>
+          <w:tab w:val="num" w:pos="5040"/>
+        </w:tabs>
+        <w:ind w:left="5040" w:hanging="360"/>
+      </w:pPr>
+      <w:rPr>
+        <w:rFonts w:ascii="Wingdings" w:hAnsi="Wingdings" w:hint="default"/>
+        <w:sz w:val="20"/>
+      </w:rPr>
+    </w:lvl>
+    <w:lvl w:ilvl="7" w:tentative="1">
+      <w:start w:val="1"/>
+      <w:numFmt w:val="bullet"/>
+      <w:lvlText w:val=""/>
+      <w:lvlJc w:val="left"/>
+      <w:pPr>
+        <w:tabs>
+          <w:tab w:val="num" w:pos="5760"/>
+        </w:tabs>
+        <w:ind w:left="5760" w:hanging="360"/>
+      </w:pPr>
+      <w:rPr>
+        <w:rFonts w:ascii="Wingdings" w:hAnsi="Wingdings" w:hint="default"/>
+        <w:sz w:val="20"/>
+      </w:rPr>
+    </w:lvl>
+    <w:lvl w:ilvl="8" w:tentative="1">
+      <w:start w:val="1"/>
+      <w:numFmt w:val="bullet"/>
+      <w:lvlText w:val=""/>
+      <w:lvlJc w:val="left"/>
+      <w:pPr>
+        <w:tabs>
+          <w:tab w:val="num" w:pos="6480"/>
+        </w:tabs>
+        <w:ind w:left="6480" w:hanging="360"/>
+      </w:pPr>
+      <w:rPr>
+        <w:rFonts w:ascii="Wingdings" w:hAnsi="Wingdings" w:hint="default"/>
+        <w:sz w:val="20"/>
+      </w:rPr>
+    </w:lvl>
+  </w:abstractNum>
+  <w:abstractNum w:abstractNumId="16" w15:restartNumberingAfterBreak="0">
     <w:nsid w:val="334F1BCB"/>
     <w:multiLevelType w:val="multilevel"/>
     <w:tmpl w:val="F1EA5A82"/>
@@ -6065,7 +10405,7 @@
       </w:rPr>
     </w:lvl>
   </w:abstractNum>
-  <w:abstractNum w:abstractNumId="6" w15:restartNumberingAfterBreak="0">
+  <w:abstractNum w:abstractNumId="17" w15:restartNumberingAfterBreak="0">
     <w:nsid w:val="36C14EA6"/>
     <w:multiLevelType w:val="multilevel"/>
     <w:tmpl w:val="06D8D8D0"/>
@@ -6178,7 +10518,233 @@
       </w:pPr>
     </w:lvl>
   </w:abstractNum>
-  <w:abstractNum w:abstractNumId="7" w15:restartNumberingAfterBreak="0">
+  <w:abstractNum w:abstractNumId="18" w15:restartNumberingAfterBreak="0">
+    <w:nsid w:val="3A1E4305"/>
+    <w:multiLevelType w:val="multilevel"/>
+    <w:tmpl w:val="D2B02434"/>
+    <w:lvl w:ilvl="0">
+      <w:start w:val="1"/>
+      <w:numFmt w:val="decimal"/>
+      <w:lvlText w:val="%1."/>
+      <w:lvlJc w:val="left"/>
+      <w:pPr>
+        <w:tabs>
+          <w:tab w:val="num" w:pos="720"/>
+        </w:tabs>
+        <w:ind w:left="720" w:hanging="360"/>
+      </w:pPr>
+    </w:lvl>
+    <w:lvl w:ilvl="1" w:tentative="1">
+      <w:start w:val="1"/>
+      <w:numFmt w:val="decimal"/>
+      <w:lvlText w:val="%2."/>
+      <w:lvlJc w:val="left"/>
+      <w:pPr>
+        <w:tabs>
+          <w:tab w:val="num" w:pos="1440"/>
+        </w:tabs>
+        <w:ind w:left="1440" w:hanging="360"/>
+      </w:pPr>
+    </w:lvl>
+    <w:lvl w:ilvl="2" w:tentative="1">
+      <w:start w:val="1"/>
+      <w:numFmt w:val="decimal"/>
+      <w:lvlText w:val="%3."/>
+      <w:lvlJc w:val="left"/>
+      <w:pPr>
+        <w:tabs>
+          <w:tab w:val="num" w:pos="2160"/>
+        </w:tabs>
+        <w:ind w:left="2160" w:hanging="360"/>
+      </w:pPr>
+    </w:lvl>
+    <w:lvl w:ilvl="3" w:tentative="1">
+      <w:start w:val="1"/>
+      <w:numFmt w:val="decimal"/>
+      <w:lvlText w:val="%4."/>
+      <w:lvlJc w:val="left"/>
+      <w:pPr>
+        <w:tabs>
+          <w:tab w:val="num" w:pos="2880"/>
+        </w:tabs>
+        <w:ind w:left="2880" w:hanging="360"/>
+      </w:pPr>
+    </w:lvl>
+    <w:lvl w:ilvl="4" w:tentative="1">
+      <w:start w:val="1"/>
+      <w:numFmt w:val="decimal"/>
+      <w:lvlText w:val="%5."/>
+      <w:lvlJc w:val="left"/>
+      <w:pPr>
+        <w:tabs>
+          <w:tab w:val="num" w:pos="3600"/>
+        </w:tabs>
+        <w:ind w:left="3600" w:hanging="360"/>
+      </w:pPr>
+    </w:lvl>
+    <w:lvl w:ilvl="5" w:tentative="1">
+      <w:start w:val="1"/>
+      <w:numFmt w:val="decimal"/>
+      <w:lvlText w:val="%6."/>
+      <w:lvlJc w:val="left"/>
+      <w:pPr>
+        <w:tabs>
+          <w:tab w:val="num" w:pos="4320"/>
+        </w:tabs>
+        <w:ind w:left="4320" w:hanging="360"/>
+      </w:pPr>
+    </w:lvl>
+    <w:lvl w:ilvl="6" w:tentative="1">
+      <w:start w:val="1"/>
+      <w:numFmt w:val="decimal"/>
+      <w:lvlText w:val="%7."/>
+      <w:lvlJc w:val="left"/>
+      <w:pPr>
+        <w:tabs>
+          <w:tab w:val="num" w:pos="5040"/>
+        </w:tabs>
+        <w:ind w:left="5040" w:hanging="360"/>
+      </w:pPr>
+    </w:lvl>
+    <w:lvl w:ilvl="7" w:tentative="1">
+      <w:start w:val="1"/>
+      <w:numFmt w:val="decimal"/>
+      <w:lvlText w:val="%8."/>
+      <w:lvlJc w:val="left"/>
+      <w:pPr>
+        <w:tabs>
+          <w:tab w:val="num" w:pos="5760"/>
+        </w:tabs>
+        <w:ind w:left="5760" w:hanging="360"/>
+      </w:pPr>
+    </w:lvl>
+    <w:lvl w:ilvl="8" w:tentative="1">
+      <w:start w:val="1"/>
+      <w:numFmt w:val="decimal"/>
+      <w:lvlText w:val="%9."/>
+      <w:lvlJc w:val="left"/>
+      <w:pPr>
+        <w:tabs>
+          <w:tab w:val="num" w:pos="6480"/>
+        </w:tabs>
+        <w:ind w:left="6480" w:hanging="360"/>
+      </w:pPr>
+    </w:lvl>
+  </w:abstractNum>
+  <w:abstractNum w:abstractNumId="19" w15:restartNumberingAfterBreak="0">
+    <w:nsid w:val="3DF24001"/>
+    <w:multiLevelType w:val="multilevel"/>
+    <w:tmpl w:val="3496EA1A"/>
+    <w:lvl w:ilvl="0">
+      <w:start w:val="1"/>
+      <w:numFmt w:val="decimal"/>
+      <w:lvlText w:val="%1."/>
+      <w:lvlJc w:val="left"/>
+      <w:pPr>
+        <w:tabs>
+          <w:tab w:val="num" w:pos="720"/>
+        </w:tabs>
+        <w:ind w:left="720" w:hanging="360"/>
+      </w:pPr>
+    </w:lvl>
+    <w:lvl w:ilvl="1" w:tentative="1">
+      <w:start w:val="1"/>
+      <w:numFmt w:val="decimal"/>
+      <w:lvlText w:val="%2."/>
+      <w:lvlJc w:val="left"/>
+      <w:pPr>
+        <w:tabs>
+          <w:tab w:val="num" w:pos="1440"/>
+        </w:tabs>
+        <w:ind w:left="1440" w:hanging="360"/>
+      </w:pPr>
+    </w:lvl>
+    <w:lvl w:ilvl="2" w:tentative="1">
+      <w:start w:val="1"/>
+      <w:numFmt w:val="decimal"/>
+      <w:lvlText w:val="%3."/>
+      <w:lvlJc w:val="left"/>
+      <w:pPr>
+        <w:tabs>
+          <w:tab w:val="num" w:pos="2160"/>
+        </w:tabs>
+        <w:ind w:left="2160" w:hanging="360"/>
+      </w:pPr>
+    </w:lvl>
+    <w:lvl w:ilvl="3" w:tentative="1">
+      <w:start w:val="1"/>
+      <w:numFmt w:val="decimal"/>
+      <w:lvlText w:val="%4."/>
+      <w:lvlJc w:val="left"/>
+      <w:pPr>
+        <w:tabs>
+          <w:tab w:val="num" w:pos="2880"/>
+        </w:tabs>
+        <w:ind w:left="2880" w:hanging="360"/>
+      </w:pPr>
+    </w:lvl>
+    <w:lvl w:ilvl="4" w:tentative="1">
+      <w:start w:val="1"/>
+      <w:numFmt w:val="decimal"/>
+      <w:lvlText w:val="%5."/>
+      <w:lvlJc w:val="left"/>
+      <w:pPr>
+        <w:tabs>
+          <w:tab w:val="num" w:pos="3600"/>
+        </w:tabs>
+        <w:ind w:left="3600" w:hanging="360"/>
+      </w:pPr>
+    </w:lvl>
+    <w:lvl w:ilvl="5" w:tentative="1">
+      <w:start w:val="1"/>
+      <w:numFmt w:val="decimal"/>
+      <w:lvlText w:val="%6."/>
+      <w:lvlJc w:val="left"/>
+      <w:pPr>
+        <w:tabs>
+          <w:tab w:val="num" w:pos="4320"/>
+        </w:tabs>
+        <w:ind w:left="4320" w:hanging="360"/>
+      </w:pPr>
+    </w:lvl>
+    <w:lvl w:ilvl="6" w:tentative="1">
+      <w:start w:val="1"/>
+      <w:numFmt w:val="decimal"/>
+      <w:lvlText w:val="%7."/>
+      <w:lvlJc w:val="left"/>
+      <w:pPr>
+        <w:tabs>
+          <w:tab w:val="num" w:pos="5040"/>
+        </w:tabs>
+        <w:ind w:left="5040" w:hanging="360"/>
+      </w:pPr>
+    </w:lvl>
+    <w:lvl w:ilvl="7" w:tentative="1">
+      <w:start w:val="1"/>
+      <w:numFmt w:val="decimal"/>
+      <w:lvlText w:val="%8."/>
+      <w:lvlJc w:val="left"/>
+      <w:pPr>
+        <w:tabs>
+          <w:tab w:val="num" w:pos="5760"/>
+        </w:tabs>
+        <w:ind w:left="5760" w:hanging="360"/>
+      </w:pPr>
+    </w:lvl>
+    <w:lvl w:ilvl="8" w:tentative="1">
+      <w:start w:val="1"/>
+      <w:numFmt w:val="decimal"/>
+      <w:lvlText w:val="%9."/>
+      <w:lvlJc w:val="left"/>
+      <w:pPr>
+        <w:tabs>
+          <w:tab w:val="num" w:pos="6480"/>
+        </w:tabs>
+        <w:ind w:left="6480" w:hanging="360"/>
+      </w:pPr>
+    </w:lvl>
+  </w:abstractNum>
+  <w:abstractNum w:abstractNumId="20" w15:restartNumberingAfterBreak="0">
     <w:nsid w:val="42FD1606"/>
     <w:multiLevelType w:val="multilevel"/>
     <w:tmpl w:val="1B4C8A4C"/>
@@ -6327,7 +10893,7 @@
       </w:rPr>
     </w:lvl>
   </w:abstractNum>
-  <w:abstractNum w:abstractNumId="8" w15:restartNumberingAfterBreak="0">
+  <w:abstractNum w:abstractNumId="21" w15:restartNumberingAfterBreak="0">
     <w:nsid w:val="44B35714"/>
     <w:multiLevelType w:val="multilevel"/>
     <w:tmpl w:val="C976574C"/>
@@ -6476,7 +11042,7 @@
       </w:rPr>
     </w:lvl>
   </w:abstractNum>
-  <w:abstractNum w:abstractNumId="9" w15:restartNumberingAfterBreak="0">
+  <w:abstractNum w:abstractNumId="22" w15:restartNumberingAfterBreak="0">
     <w:nsid w:val="46211599"/>
     <w:multiLevelType w:val="multilevel"/>
     <w:tmpl w:val="6DAA9D62"/>
@@ -6589,7 +11155,269 @@
       </w:pPr>
     </w:lvl>
   </w:abstractNum>
-  <w:abstractNum w:abstractNumId="10" w15:restartNumberingAfterBreak="0">
+  <w:abstractNum w:abstractNumId="23" w15:restartNumberingAfterBreak="0">
+    <w:nsid w:val="4DCB2832"/>
+    <w:multiLevelType w:val="multilevel"/>
+    <w:tmpl w:val="625AA51A"/>
+    <w:lvl w:ilvl="0">
+      <w:start w:val="1"/>
+      <w:numFmt w:val="decimal"/>
+      <w:lvlText w:val="%1."/>
+      <w:lvlJc w:val="left"/>
+      <w:pPr>
+        <w:tabs>
+          <w:tab w:val="num" w:pos="720"/>
+        </w:tabs>
+        <w:ind w:left="720" w:hanging="360"/>
+      </w:pPr>
+    </w:lvl>
+    <w:lvl w:ilvl="1" w:tentative="1">
+      <w:start w:val="1"/>
+      <w:numFmt w:val="decimal"/>
+      <w:lvlText w:val="%2."/>
+      <w:lvlJc w:val="left"/>
+      <w:pPr>
+        <w:tabs>
+          <w:tab w:val="num" w:pos="1440"/>
+        </w:tabs>
+        <w:ind w:left="1440" w:hanging="360"/>
+      </w:pPr>
+    </w:lvl>
+    <w:lvl w:ilvl="2" w:tentative="1">
+      <w:start w:val="1"/>
+      <w:numFmt w:val="decimal"/>
+      <w:lvlText w:val="%3."/>
+      <w:lvlJc w:val="left"/>
+      <w:pPr>
+        <w:tabs>
+          <w:tab w:val="num" w:pos="2160"/>
+        </w:tabs>
+        <w:ind w:left="2160" w:hanging="360"/>
+      </w:pPr>
+    </w:lvl>
+    <w:lvl w:ilvl="3" w:tentative="1">
+      <w:start w:val="1"/>
+      <w:numFmt w:val="decimal"/>
+      <w:lvlText w:val="%4."/>
+      <w:lvlJc w:val="left"/>
+      <w:pPr>
+        <w:tabs>
+          <w:tab w:val="num" w:pos="2880"/>
+        </w:tabs>
+        <w:ind w:left="2880" w:hanging="360"/>
+      </w:pPr>
+    </w:lvl>
+    <w:lvl w:ilvl="4" w:tentative="1">
+      <w:start w:val="1"/>
+      <w:numFmt w:val="decimal"/>
+      <w:lvlText w:val="%5."/>
+      <w:lvlJc w:val="left"/>
+      <w:pPr>
+        <w:tabs>
+          <w:tab w:val="num" w:pos="3600"/>
+        </w:tabs>
+        <w:ind w:left="3600" w:hanging="360"/>
+      </w:pPr>
+    </w:lvl>
+    <w:lvl w:ilvl="5" w:tentative="1">
+      <w:start w:val="1"/>
+      <w:numFmt w:val="decimal"/>
+      <w:lvlText w:val="%6."/>
+      <w:lvlJc w:val="left"/>
+      <w:pPr>
+        <w:tabs>
+          <w:tab w:val="num" w:pos="4320"/>
+        </w:tabs>
+        <w:ind w:left="4320" w:hanging="360"/>
+      </w:pPr>
+    </w:lvl>
+    <w:lvl w:ilvl="6" w:tentative="1">
+      <w:start w:val="1"/>
+      <w:numFmt w:val="decimal"/>
+      <w:lvlText w:val="%7."/>
+      <w:lvlJc w:val="left"/>
+      <w:pPr>
+        <w:tabs>
+          <w:tab w:val="num" w:pos="5040"/>
+        </w:tabs>
+        <w:ind w:left="5040" w:hanging="360"/>
+      </w:pPr>
+    </w:lvl>
+    <w:lvl w:ilvl="7" w:tentative="1">
+      <w:start w:val="1"/>
+      <w:numFmt w:val="decimal"/>
+      <w:lvlText w:val="%8."/>
+      <w:lvlJc w:val="left"/>
+      <w:pPr>
+        <w:tabs>
+          <w:tab w:val="num" w:pos="5760"/>
+        </w:tabs>
+        <w:ind w:left="5760" w:hanging="360"/>
+      </w:pPr>
+    </w:lvl>
+    <w:lvl w:ilvl="8" w:tentative="1">
+      <w:start w:val="1"/>
+      <w:numFmt w:val="decimal"/>
+      <w:lvlText w:val="%9."/>
+      <w:lvlJc w:val="left"/>
+      <w:pPr>
+        <w:tabs>
+          <w:tab w:val="num" w:pos="6480"/>
+        </w:tabs>
+        <w:ind w:left="6480" w:hanging="360"/>
+      </w:pPr>
+    </w:lvl>
+  </w:abstractNum>
+  <w:abstractNum w:abstractNumId="24" w15:restartNumberingAfterBreak="0">
+    <w:nsid w:val="4DF857F1"/>
+    <w:multiLevelType w:val="multilevel"/>
+    <w:tmpl w:val="FED82A9A"/>
+    <w:lvl w:ilvl="0">
+      <w:start w:val="1"/>
+      <w:numFmt w:val="bullet"/>
+      <w:lvlText w:val=""/>
+      <w:lvlJc w:val="left"/>
+      <w:pPr>
+        <w:tabs>
+          <w:tab w:val="num" w:pos="720"/>
+        </w:tabs>
+        <w:ind w:left="720" w:hanging="360"/>
+      </w:pPr>
+      <w:rPr>
+        <w:rFonts w:ascii="Symbol" w:hAnsi="Symbol" w:hint="default"/>
+        <w:sz w:val="20"/>
+      </w:rPr>
+    </w:lvl>
+    <w:lvl w:ilvl="1" w:tentative="1">
+      <w:start w:val="1"/>
+      <w:numFmt w:val="bullet"/>
+      <w:lvlText w:val="o"/>
+      <w:lvlJc w:val="left"/>
+      <w:pPr>
+        <w:tabs>
+          <w:tab w:val="num" w:pos="1440"/>
+        </w:tabs>
+        <w:ind w:left="1440" w:hanging="360"/>
+      </w:pPr>
+      <w:rPr>
+        <w:rFonts w:ascii="Courier New" w:hAnsi="Courier New" w:hint="default"/>
+        <w:sz w:val="20"/>
+      </w:rPr>
+    </w:lvl>
+    <w:lvl w:ilvl="2" w:tentative="1">
+      <w:start w:val="1"/>
+      <w:numFmt w:val="bullet"/>
+      <w:lvlText w:val=""/>
+      <w:lvlJc w:val="left"/>
+      <w:pPr>
+        <w:tabs>
+          <w:tab w:val="num" w:pos="2160"/>
+        </w:tabs>
+        <w:ind w:left="2160" w:hanging="360"/>
+      </w:pPr>
+      <w:rPr>
+        <w:rFonts w:ascii="Wingdings" w:hAnsi="Wingdings" w:hint="default"/>
+        <w:sz w:val="20"/>
+      </w:rPr>
+    </w:lvl>
+    <w:lvl w:ilvl="3" w:tentative="1">
+      <w:start w:val="1"/>
+      <w:numFmt w:val="bullet"/>
+      <w:lvlText w:val=""/>
+      <w:lvlJc w:val="left"/>
+      <w:pPr>
+        <w:tabs>
+          <w:tab w:val="num" w:pos="2880"/>
+        </w:tabs>
+        <w:ind w:left="2880" w:hanging="360"/>
+      </w:pPr>
+      <w:rPr>
+        <w:rFonts w:ascii="Wingdings" w:hAnsi="Wingdings" w:hint="default"/>
+        <w:sz w:val="20"/>
+      </w:rPr>
+    </w:lvl>
+    <w:lvl w:ilvl="4" w:tentative="1">
+      <w:start w:val="1"/>
+      <w:numFmt w:val="bullet"/>
+      <w:lvlText w:val=""/>
+      <w:lvlJc w:val="left"/>
+      <w:pPr>
+        <w:tabs>
+          <w:tab w:val="num" w:pos="3600"/>
+        </w:tabs>
+        <w:ind w:left="3600" w:hanging="360"/>
+      </w:pPr>
+      <w:rPr>
+        <w:rFonts w:ascii="Wingdings" w:hAnsi="Wingdings" w:hint="default"/>
+        <w:sz w:val="20"/>
+      </w:rPr>
+    </w:lvl>
+    <w:lvl w:ilvl="5" w:tentative="1">
+      <w:start w:val="1"/>
+      <w:numFmt w:val="bullet"/>
+      <w:lvlText w:val=""/>
+      <w:lvlJc w:val="left"/>
+      <w:pPr>
+        <w:tabs>
+          <w:tab w:val="num" w:pos="4320"/>
+        </w:tabs>
+        <w:ind w:left="4320" w:hanging="360"/>
+      </w:pPr>
+      <w:rPr>
+        <w:rFonts w:ascii="Wingdings" w:hAnsi="Wingdings" w:hint="default"/>
+        <w:sz w:val="20"/>
+      </w:rPr>
+    </w:lvl>
+    <w:lvl w:ilvl="6" w:tentative="1">
+      <w:start w:val="1"/>
+      <w:numFmt w:val="bullet"/>
+      <w:lvlText w:val=""/>
+      <w:lvlJc w:val="left"/>
+      <w:pPr>
+        <w:tabs>
+          <w:tab w:val="num" w:pos="5040"/>
+        </w:tabs>
+        <w:ind w:left="5040" w:hanging="360"/>
+      </w:pPr>
+      <w:rPr>
+        <w:rFonts w:ascii="Wingdings" w:hAnsi="Wingdings" w:hint="default"/>
+        <w:sz w:val="20"/>
+      </w:rPr>
+    </w:lvl>
+    <w:lvl w:ilvl="7" w:tentative="1">
+      <w:start w:val="1"/>
+      <w:numFmt w:val="bullet"/>
+      <w:lvlText w:val=""/>
+      <w:lvlJc w:val="left"/>
+      <w:pPr>
+        <w:tabs>
+          <w:tab w:val="num" w:pos="5760"/>
+        </w:tabs>
+        <w:ind w:left="5760" w:hanging="360"/>
+      </w:pPr>
+      <w:rPr>
+        <w:rFonts w:ascii="Wingdings" w:hAnsi="Wingdings" w:hint="default"/>
+        <w:sz w:val="20"/>
+      </w:rPr>
+    </w:lvl>
+    <w:lvl w:ilvl="8" w:tentative="1">
+      <w:start w:val="1"/>
+      <w:numFmt w:val="bullet"/>
+      <w:lvlText w:val=""/>
+      <w:lvlJc w:val="left"/>
+      <w:pPr>
+        <w:tabs>
+          <w:tab w:val="num" w:pos="6480"/>
+        </w:tabs>
+        <w:ind w:left="6480" w:hanging="360"/>
+      </w:pPr>
+      <w:rPr>
+        <w:rFonts w:ascii="Wingdings" w:hAnsi="Wingdings" w:hint="default"/>
+        <w:sz w:val="20"/>
+      </w:rPr>
+    </w:lvl>
+  </w:abstractNum>
+  <w:abstractNum w:abstractNumId="25" w15:restartNumberingAfterBreak="0">
     <w:nsid w:val="50B0424E"/>
     <w:multiLevelType w:val="multilevel"/>
     <w:tmpl w:val="D804C878"/>
@@ -6702,7 +11530,7 @@
       </w:rPr>
     </w:lvl>
   </w:abstractNum>
-  <w:abstractNum w:abstractNumId="11" w15:restartNumberingAfterBreak="0">
+  <w:abstractNum w:abstractNumId="26" w15:restartNumberingAfterBreak="0">
     <w:nsid w:val="529031B3"/>
     <w:multiLevelType w:val="multilevel"/>
     <w:tmpl w:val="CB340E42"/>
@@ -6815,7 +11643,269 @@
       </w:pPr>
     </w:lvl>
   </w:abstractNum>
-  <w:abstractNum w:abstractNumId="12" w15:restartNumberingAfterBreak="0">
+  <w:abstractNum w:abstractNumId="27" w15:restartNumberingAfterBreak="0">
+    <w:nsid w:val="53356A62"/>
+    <w:multiLevelType w:val="multilevel"/>
+    <w:tmpl w:val="FD044EFA"/>
+    <w:lvl w:ilvl="0">
+      <w:start w:val="4"/>
+      <w:numFmt w:val="decimal"/>
+      <w:lvlText w:val="%1."/>
+      <w:lvlJc w:val="left"/>
+      <w:pPr>
+        <w:tabs>
+          <w:tab w:val="num" w:pos="720"/>
+        </w:tabs>
+        <w:ind w:left="720" w:hanging="360"/>
+      </w:pPr>
+    </w:lvl>
+    <w:lvl w:ilvl="1" w:tentative="1">
+      <w:start w:val="1"/>
+      <w:numFmt w:val="decimal"/>
+      <w:lvlText w:val="%2."/>
+      <w:lvlJc w:val="left"/>
+      <w:pPr>
+        <w:tabs>
+          <w:tab w:val="num" w:pos="1440"/>
+        </w:tabs>
+        <w:ind w:left="1440" w:hanging="360"/>
+      </w:pPr>
+    </w:lvl>
+    <w:lvl w:ilvl="2" w:tentative="1">
+      <w:start w:val="1"/>
+      <w:numFmt w:val="decimal"/>
+      <w:lvlText w:val="%3."/>
+      <w:lvlJc w:val="left"/>
+      <w:pPr>
+        <w:tabs>
+          <w:tab w:val="num" w:pos="2160"/>
+        </w:tabs>
+        <w:ind w:left="2160" w:hanging="360"/>
+      </w:pPr>
+    </w:lvl>
+    <w:lvl w:ilvl="3" w:tentative="1">
+      <w:start w:val="1"/>
+      <w:numFmt w:val="decimal"/>
+      <w:lvlText w:val="%4."/>
+      <w:lvlJc w:val="left"/>
+      <w:pPr>
+        <w:tabs>
+          <w:tab w:val="num" w:pos="2880"/>
+        </w:tabs>
+        <w:ind w:left="2880" w:hanging="360"/>
+      </w:pPr>
+    </w:lvl>
+    <w:lvl w:ilvl="4" w:tentative="1">
+      <w:start w:val="1"/>
+      <w:numFmt w:val="decimal"/>
+      <w:lvlText w:val="%5."/>
+      <w:lvlJc w:val="left"/>
+      <w:pPr>
+        <w:tabs>
+          <w:tab w:val="num" w:pos="3600"/>
+        </w:tabs>
+        <w:ind w:left="3600" w:hanging="360"/>
+      </w:pPr>
+    </w:lvl>
+    <w:lvl w:ilvl="5" w:tentative="1">
+      <w:start w:val="1"/>
+      <w:numFmt w:val="decimal"/>
+      <w:lvlText w:val="%6."/>
+      <w:lvlJc w:val="left"/>
+      <w:pPr>
+        <w:tabs>
+          <w:tab w:val="num" w:pos="4320"/>
+        </w:tabs>
+        <w:ind w:left="4320" w:hanging="360"/>
+      </w:pPr>
+    </w:lvl>
+    <w:lvl w:ilvl="6" w:tentative="1">
+      <w:start w:val="1"/>
+      <w:numFmt w:val="decimal"/>
+      <w:lvlText w:val="%7."/>
+      <w:lvlJc w:val="left"/>
+      <w:pPr>
+        <w:tabs>
+          <w:tab w:val="num" w:pos="5040"/>
+        </w:tabs>
+        <w:ind w:left="5040" w:hanging="360"/>
+      </w:pPr>
+    </w:lvl>
+    <w:lvl w:ilvl="7" w:tentative="1">
+      <w:start w:val="1"/>
+      <w:numFmt w:val="decimal"/>
+      <w:lvlText w:val="%8."/>
+      <w:lvlJc w:val="left"/>
+      <w:pPr>
+        <w:tabs>
+          <w:tab w:val="num" w:pos="5760"/>
+        </w:tabs>
+        <w:ind w:left="5760" w:hanging="360"/>
+      </w:pPr>
+    </w:lvl>
+    <w:lvl w:ilvl="8" w:tentative="1">
+      <w:start w:val="1"/>
+      <w:numFmt w:val="decimal"/>
+      <w:lvlText w:val="%9."/>
+      <w:lvlJc w:val="left"/>
+      <w:pPr>
+        <w:tabs>
+          <w:tab w:val="num" w:pos="6480"/>
+        </w:tabs>
+        <w:ind w:left="6480" w:hanging="360"/>
+      </w:pPr>
+    </w:lvl>
+  </w:abstractNum>
+  <w:abstractNum w:abstractNumId="28" w15:restartNumberingAfterBreak="0">
+    <w:nsid w:val="58545D1E"/>
+    <w:multiLevelType w:val="multilevel"/>
+    <w:tmpl w:val="13C00B3A"/>
+    <w:lvl w:ilvl="0">
+      <w:start w:val="1"/>
+      <w:numFmt w:val="bullet"/>
+      <w:lvlText w:val=""/>
+      <w:lvlJc w:val="left"/>
+      <w:pPr>
+        <w:tabs>
+          <w:tab w:val="num" w:pos="720"/>
+        </w:tabs>
+        <w:ind w:left="720" w:hanging="360"/>
+      </w:pPr>
+      <w:rPr>
+        <w:rFonts w:ascii="Symbol" w:hAnsi="Symbol" w:hint="default"/>
+        <w:sz w:val="20"/>
+      </w:rPr>
+    </w:lvl>
+    <w:lvl w:ilvl="1" w:tentative="1">
+      <w:start w:val="1"/>
+      <w:numFmt w:val="bullet"/>
+      <w:lvlText w:val="o"/>
+      <w:lvlJc w:val="left"/>
+      <w:pPr>
+        <w:tabs>
+          <w:tab w:val="num" w:pos="1440"/>
+        </w:tabs>
+        <w:ind w:left="1440" w:hanging="360"/>
+      </w:pPr>
+      <w:rPr>
+        <w:rFonts w:ascii="Courier New" w:hAnsi="Courier New" w:hint="default"/>
+        <w:sz w:val="20"/>
+      </w:rPr>
+    </w:lvl>
+    <w:lvl w:ilvl="2" w:tentative="1">
+      <w:start w:val="1"/>
+      <w:numFmt w:val="bullet"/>
+      <w:lvlText w:val=""/>
+      <w:lvlJc w:val="left"/>
+      <w:pPr>
+        <w:tabs>
+          <w:tab w:val="num" w:pos="2160"/>
+        </w:tabs>
+        <w:ind w:left="2160" w:hanging="360"/>
+      </w:pPr>
+      <w:rPr>
+        <w:rFonts w:ascii="Wingdings" w:hAnsi="Wingdings" w:hint="default"/>
+        <w:sz w:val="20"/>
+      </w:rPr>
+    </w:lvl>
+    <w:lvl w:ilvl="3" w:tentative="1">
+      <w:start w:val="1"/>
+      <w:numFmt w:val="bullet"/>
+      <w:lvlText w:val=""/>
+      <w:lvlJc w:val="left"/>
+      <w:pPr>
+        <w:tabs>
+          <w:tab w:val="num" w:pos="2880"/>
+        </w:tabs>
+        <w:ind w:left="2880" w:hanging="360"/>
+      </w:pPr>
+      <w:rPr>
+        <w:rFonts w:ascii="Wingdings" w:hAnsi="Wingdings" w:hint="default"/>
+        <w:sz w:val="20"/>
+      </w:rPr>
+    </w:lvl>
+    <w:lvl w:ilvl="4" w:tentative="1">
+      <w:start w:val="1"/>
+      <w:numFmt w:val="bullet"/>
+      <w:lvlText w:val=""/>
+      <w:lvlJc w:val="left"/>
+      <w:pPr>
+        <w:tabs>
+          <w:tab w:val="num" w:pos="3600"/>
+        </w:tabs>
+        <w:ind w:left="3600" w:hanging="360"/>
+      </w:pPr>
+      <w:rPr>
+        <w:rFonts w:ascii="Wingdings" w:hAnsi="Wingdings" w:hint="default"/>
+        <w:sz w:val="20"/>
+      </w:rPr>
+    </w:lvl>
+    <w:lvl w:ilvl="5" w:tentative="1">
+      <w:start w:val="1"/>
+      <w:numFmt w:val="bullet"/>
+      <w:lvlText w:val=""/>
+      <w:lvlJc w:val="left"/>
+      <w:pPr>
+        <w:tabs>
+          <w:tab w:val="num" w:pos="4320"/>
+        </w:tabs>
+        <w:ind w:left="4320" w:hanging="360"/>
+      </w:pPr>
+      <w:rPr>
+        <w:rFonts w:ascii="Wingdings" w:hAnsi="Wingdings" w:hint="default"/>
+        <w:sz w:val="20"/>
+      </w:rPr>
+    </w:lvl>
+    <w:lvl w:ilvl="6" w:tentative="1">
+      <w:start w:val="1"/>
+      <w:numFmt w:val="bullet"/>
+      <w:lvlText w:val=""/>
+      <w:lvlJc w:val="left"/>
+      <w:pPr>
+        <w:tabs>
+          <w:tab w:val="num" w:pos="5040"/>
+        </w:tabs>
+        <w:ind w:left="5040" w:hanging="360"/>
+      </w:pPr>
+      <w:rPr>
+        <w:rFonts w:ascii="Wingdings" w:hAnsi="Wingdings" w:hint="default"/>
+        <w:sz w:val="20"/>
+      </w:rPr>
+    </w:lvl>
+    <w:lvl w:ilvl="7" w:tentative="1">
+      <w:start w:val="1"/>
+      <w:numFmt w:val="bullet"/>
+      <w:lvlText w:val=""/>
+      <w:lvlJc w:val="left"/>
+      <w:pPr>
+        <w:tabs>
+          <w:tab w:val="num" w:pos="5760"/>
+        </w:tabs>
+        <w:ind w:left="5760" w:hanging="360"/>
+      </w:pPr>
+      <w:rPr>
+        <w:rFonts w:ascii="Wingdings" w:hAnsi="Wingdings" w:hint="default"/>
+        <w:sz w:val="20"/>
+      </w:rPr>
+    </w:lvl>
+    <w:lvl w:ilvl="8" w:tentative="1">
+      <w:start w:val="1"/>
+      <w:numFmt w:val="bullet"/>
+      <w:lvlText w:val=""/>
+      <w:lvlJc w:val="left"/>
+      <w:pPr>
+        <w:tabs>
+          <w:tab w:val="num" w:pos="6480"/>
+        </w:tabs>
+        <w:ind w:left="6480" w:hanging="360"/>
+      </w:pPr>
+      <w:rPr>
+        <w:rFonts w:ascii="Wingdings" w:hAnsi="Wingdings" w:hint="default"/>
+        <w:sz w:val="20"/>
+      </w:rPr>
+    </w:lvl>
+  </w:abstractNum>
+  <w:abstractNum w:abstractNumId="29" w15:restartNumberingAfterBreak="0">
     <w:nsid w:val="5BF45B15"/>
     <w:multiLevelType w:val="multilevel"/>
     <w:tmpl w:val="EFD8F56A"/>
@@ -6928,7 +12018,233 @@
       </w:pPr>
     </w:lvl>
   </w:abstractNum>
-  <w:abstractNum w:abstractNumId="13" w15:restartNumberingAfterBreak="0">
+  <w:abstractNum w:abstractNumId="30" w15:restartNumberingAfterBreak="0">
+    <w:nsid w:val="5E731C9A"/>
+    <w:multiLevelType w:val="multilevel"/>
+    <w:tmpl w:val="F8FA539E"/>
+    <w:lvl w:ilvl="0">
+      <w:start w:val="6"/>
+      <w:numFmt w:val="decimal"/>
+      <w:lvlText w:val="%1."/>
+      <w:lvlJc w:val="left"/>
+      <w:pPr>
+        <w:tabs>
+          <w:tab w:val="num" w:pos="720"/>
+        </w:tabs>
+        <w:ind w:left="720" w:hanging="360"/>
+      </w:pPr>
+    </w:lvl>
+    <w:lvl w:ilvl="1" w:tentative="1">
+      <w:start w:val="1"/>
+      <w:numFmt w:val="decimal"/>
+      <w:lvlText w:val="%2."/>
+      <w:lvlJc w:val="left"/>
+      <w:pPr>
+        <w:tabs>
+          <w:tab w:val="num" w:pos="1440"/>
+        </w:tabs>
+        <w:ind w:left="1440" w:hanging="360"/>
+      </w:pPr>
+    </w:lvl>
+    <w:lvl w:ilvl="2" w:tentative="1">
+      <w:start w:val="1"/>
+      <w:numFmt w:val="decimal"/>
+      <w:lvlText w:val="%3."/>
+      <w:lvlJc w:val="left"/>
+      <w:pPr>
+        <w:tabs>
+          <w:tab w:val="num" w:pos="2160"/>
+        </w:tabs>
+        <w:ind w:left="2160" w:hanging="360"/>
+      </w:pPr>
+    </w:lvl>
+    <w:lvl w:ilvl="3" w:tentative="1">
+      <w:start w:val="1"/>
+      <w:numFmt w:val="decimal"/>
+      <w:lvlText w:val="%4."/>
+      <w:lvlJc w:val="left"/>
+      <w:pPr>
+        <w:tabs>
+          <w:tab w:val="num" w:pos="2880"/>
+        </w:tabs>
+        <w:ind w:left="2880" w:hanging="360"/>
+      </w:pPr>
+    </w:lvl>
+    <w:lvl w:ilvl="4" w:tentative="1">
+      <w:start w:val="1"/>
+      <w:numFmt w:val="decimal"/>
+      <w:lvlText w:val="%5."/>
+      <w:lvlJc w:val="left"/>
+      <w:pPr>
+        <w:tabs>
+          <w:tab w:val="num" w:pos="3600"/>
+        </w:tabs>
+        <w:ind w:left="3600" w:hanging="360"/>
+      </w:pPr>
+    </w:lvl>
+    <w:lvl w:ilvl="5" w:tentative="1">
+      <w:start w:val="1"/>
+      <w:numFmt w:val="decimal"/>
+      <w:lvlText w:val="%6."/>
+      <w:lvlJc w:val="left"/>
+      <w:pPr>
+        <w:tabs>
+          <w:tab w:val="num" w:pos="4320"/>
+        </w:tabs>
+        <w:ind w:left="4320" w:hanging="360"/>
+      </w:pPr>
+    </w:lvl>
+    <w:lvl w:ilvl="6" w:tentative="1">
+      <w:start w:val="1"/>
+      <w:numFmt w:val="decimal"/>
+      <w:lvlText w:val="%7."/>
+      <w:lvlJc w:val="left"/>
+      <w:pPr>
+        <w:tabs>
+          <w:tab w:val="num" w:pos="5040"/>
+        </w:tabs>
+        <w:ind w:left="5040" w:hanging="360"/>
+      </w:pPr>
+    </w:lvl>
+    <w:lvl w:ilvl="7" w:tentative="1">
+      <w:start w:val="1"/>
+      <w:numFmt w:val="decimal"/>
+      <w:lvlText w:val="%8."/>
+      <w:lvlJc w:val="left"/>
+      <w:pPr>
+        <w:tabs>
+          <w:tab w:val="num" w:pos="5760"/>
+        </w:tabs>
+        <w:ind w:left="5760" w:hanging="360"/>
+      </w:pPr>
+    </w:lvl>
+    <w:lvl w:ilvl="8" w:tentative="1">
+      <w:start w:val="1"/>
+      <w:numFmt w:val="decimal"/>
+      <w:lvlText w:val="%9."/>
+      <w:lvlJc w:val="left"/>
+      <w:pPr>
+        <w:tabs>
+          <w:tab w:val="num" w:pos="6480"/>
+        </w:tabs>
+        <w:ind w:left="6480" w:hanging="360"/>
+      </w:pPr>
+    </w:lvl>
+  </w:abstractNum>
+  <w:abstractNum w:abstractNumId="31" w15:restartNumberingAfterBreak="0">
+    <w:nsid w:val="61442F76"/>
+    <w:multiLevelType w:val="multilevel"/>
+    <w:tmpl w:val="F8D0E7A2"/>
+    <w:lvl w:ilvl="0">
+      <w:start w:val="1"/>
+      <w:numFmt w:val="decimal"/>
+      <w:lvlText w:val="%1."/>
+      <w:lvlJc w:val="left"/>
+      <w:pPr>
+        <w:tabs>
+          <w:tab w:val="num" w:pos="720"/>
+        </w:tabs>
+        <w:ind w:left="720" w:hanging="360"/>
+      </w:pPr>
+    </w:lvl>
+    <w:lvl w:ilvl="1" w:tentative="1">
+      <w:start w:val="1"/>
+      <w:numFmt w:val="decimal"/>
+      <w:lvlText w:val="%2."/>
+      <w:lvlJc w:val="left"/>
+      <w:pPr>
+        <w:tabs>
+          <w:tab w:val="num" w:pos="1440"/>
+        </w:tabs>
+        <w:ind w:left="1440" w:hanging="360"/>
+      </w:pPr>
+    </w:lvl>
+    <w:lvl w:ilvl="2" w:tentative="1">
+      <w:start w:val="1"/>
+      <w:numFmt w:val="decimal"/>
+      <w:lvlText w:val="%3."/>
+      <w:lvlJc w:val="left"/>
+      <w:pPr>
+        <w:tabs>
+          <w:tab w:val="num" w:pos="2160"/>
+        </w:tabs>
+        <w:ind w:left="2160" w:hanging="360"/>
+      </w:pPr>
+    </w:lvl>
+    <w:lvl w:ilvl="3" w:tentative="1">
+      <w:start w:val="1"/>
+      <w:numFmt w:val="decimal"/>
+      <w:lvlText w:val="%4."/>
+      <w:lvlJc w:val="left"/>
+      <w:pPr>
+        <w:tabs>
+          <w:tab w:val="num" w:pos="2880"/>
+        </w:tabs>
+        <w:ind w:left="2880" w:hanging="360"/>
+      </w:pPr>
+    </w:lvl>
+    <w:lvl w:ilvl="4" w:tentative="1">
+      <w:start w:val="1"/>
+      <w:numFmt w:val="decimal"/>
+      <w:lvlText w:val="%5."/>
+      <w:lvlJc w:val="left"/>
+      <w:pPr>
+        <w:tabs>
+          <w:tab w:val="num" w:pos="3600"/>
+        </w:tabs>
+        <w:ind w:left="3600" w:hanging="360"/>
+      </w:pPr>
+    </w:lvl>
+    <w:lvl w:ilvl="5" w:tentative="1">
+      <w:start w:val="1"/>
+      <w:numFmt w:val="decimal"/>
+      <w:lvlText w:val="%6."/>
+      <w:lvlJc w:val="left"/>
+      <w:pPr>
+        <w:tabs>
+          <w:tab w:val="num" w:pos="4320"/>
+        </w:tabs>
+        <w:ind w:left="4320" w:hanging="360"/>
+      </w:pPr>
+    </w:lvl>
+    <w:lvl w:ilvl="6" w:tentative="1">
+      <w:start w:val="1"/>
+      <w:numFmt w:val="decimal"/>
+      <w:lvlText w:val="%7."/>
+      <w:lvlJc w:val="left"/>
+      <w:pPr>
+        <w:tabs>
+          <w:tab w:val="num" w:pos="5040"/>
+        </w:tabs>
+        <w:ind w:left="5040" w:hanging="360"/>
+      </w:pPr>
+    </w:lvl>
+    <w:lvl w:ilvl="7" w:tentative="1">
+      <w:start w:val="1"/>
+      <w:numFmt w:val="decimal"/>
+      <w:lvlText w:val="%8."/>
+      <w:lvlJc w:val="left"/>
+      <w:pPr>
+        <w:tabs>
+          <w:tab w:val="num" w:pos="5760"/>
+        </w:tabs>
+        <w:ind w:left="5760" w:hanging="360"/>
+      </w:pPr>
+    </w:lvl>
+    <w:lvl w:ilvl="8" w:tentative="1">
+      <w:start w:val="1"/>
+      <w:numFmt w:val="decimal"/>
+      <w:lvlText w:val="%9."/>
+      <w:lvlJc w:val="left"/>
+      <w:pPr>
+        <w:tabs>
+          <w:tab w:val="num" w:pos="6480"/>
+        </w:tabs>
+        <w:ind w:left="6480" w:hanging="360"/>
+      </w:pPr>
+    </w:lvl>
+  </w:abstractNum>
+  <w:abstractNum w:abstractNumId="32" w15:restartNumberingAfterBreak="0">
     <w:nsid w:val="61891B09"/>
     <w:multiLevelType w:val="multilevel"/>
     <w:tmpl w:val="A7DE85D2"/>
@@ -7077,7 +12393,156 @@
       </w:rPr>
     </w:lvl>
   </w:abstractNum>
-  <w:abstractNum w:abstractNumId="14" w15:restartNumberingAfterBreak="0">
+  <w:abstractNum w:abstractNumId="33" w15:restartNumberingAfterBreak="0">
+    <w:nsid w:val="63A16291"/>
+    <w:multiLevelType w:val="multilevel"/>
+    <w:tmpl w:val="5A8AF4B4"/>
+    <w:lvl w:ilvl="0">
+      <w:start w:val="1"/>
+      <w:numFmt w:val="bullet"/>
+      <w:lvlText w:val=""/>
+      <w:lvlJc w:val="left"/>
+      <w:pPr>
+        <w:tabs>
+          <w:tab w:val="num" w:pos="720"/>
+        </w:tabs>
+        <w:ind w:left="720" w:hanging="360"/>
+      </w:pPr>
+      <w:rPr>
+        <w:rFonts w:ascii="Symbol" w:hAnsi="Symbol" w:hint="default"/>
+        <w:sz w:val="20"/>
+      </w:rPr>
+    </w:lvl>
+    <w:lvl w:ilvl="1" w:tentative="1">
+      <w:start w:val="1"/>
+      <w:numFmt w:val="bullet"/>
+      <w:lvlText w:val="o"/>
+      <w:lvlJc w:val="left"/>
+      <w:pPr>
+        <w:tabs>
+          <w:tab w:val="num" w:pos="1440"/>
+        </w:tabs>
+        <w:ind w:left="1440" w:hanging="360"/>
+      </w:pPr>
+      <w:rPr>
+        <w:rFonts w:ascii="Courier New" w:hAnsi="Courier New" w:hint="default"/>
+        <w:sz w:val="20"/>
+      </w:rPr>
+    </w:lvl>
+    <w:lvl w:ilvl="2" w:tentative="1">
+      <w:start w:val="1"/>
+      <w:numFmt w:val="bullet"/>
+      <w:lvlText w:val=""/>
+      <w:lvlJc w:val="left"/>
+      <w:pPr>
+        <w:tabs>
+          <w:tab w:val="num" w:pos="2160"/>
+        </w:tabs>
+        <w:ind w:left="2160" w:hanging="360"/>
+      </w:pPr>
+      <w:rPr>
+        <w:rFonts w:ascii="Wingdings" w:hAnsi="Wingdings" w:hint="default"/>
+        <w:sz w:val="20"/>
+      </w:rPr>
+    </w:lvl>
+    <w:lvl w:ilvl="3" w:tentative="1">
+      <w:start w:val="1"/>
+      <w:numFmt w:val="bullet"/>
+      <w:lvlText w:val=""/>
+      <w:lvlJc w:val="left"/>
+      <w:pPr>
+        <w:tabs>
+          <w:tab w:val="num" w:pos="2880"/>
+        </w:tabs>
+        <w:ind w:left="2880" w:hanging="360"/>
+      </w:pPr>
+      <w:rPr>
+        <w:rFonts w:ascii="Wingdings" w:hAnsi="Wingdings" w:hint="default"/>
+        <w:sz w:val="20"/>
+      </w:rPr>
+    </w:lvl>
+    <w:lvl w:ilvl="4" w:tentative="1">
+      <w:start w:val="1"/>
+      <w:numFmt w:val="bullet"/>
+      <w:lvlText w:val=""/>
+      <w:lvlJc w:val="left"/>
+      <w:pPr>
+        <w:tabs>
+          <w:tab w:val="num" w:pos="3600"/>
+        </w:tabs>
+        <w:ind w:left="3600" w:hanging="360"/>
+      </w:pPr>
+      <w:rPr>
+        <w:rFonts w:ascii="Wingdings" w:hAnsi="Wingdings" w:hint="default"/>
+        <w:sz w:val="20"/>
+      </w:rPr>
+    </w:lvl>
+    <w:lvl w:ilvl="5" w:tentative="1">
+      <w:start w:val="1"/>
+      <w:numFmt w:val="bullet"/>
+      <w:lvlText w:val=""/>
+      <w:lvlJc w:val="left"/>
+      <w:pPr>
+        <w:tabs>
+          <w:tab w:val="num" w:pos="4320"/>
+        </w:tabs>
+        <w:ind w:left="4320" w:hanging="360"/>
+      </w:pPr>
+      <w:rPr>
+        <w:rFonts w:ascii="Wingdings" w:hAnsi="Wingdings" w:hint="default"/>
+        <w:sz w:val="20"/>
+      </w:rPr>
+    </w:lvl>
+    <w:lvl w:ilvl="6" w:tentative="1">
+      <w:start w:val="1"/>
+      <w:numFmt w:val="bullet"/>
+      <w:lvlText w:val=""/>
+      <w:lvlJc w:val="left"/>
+      <w:pPr>
+        <w:tabs>
+          <w:tab w:val="num" w:pos="5040"/>
+        </w:tabs>
+        <w:ind w:left="5040" w:hanging="360"/>
+      </w:pPr>
+      <w:rPr>
+        <w:rFonts w:ascii="Wingdings" w:hAnsi="Wingdings" w:hint="default"/>
+        <w:sz w:val="20"/>
+      </w:rPr>
+    </w:lvl>
+    <w:lvl w:ilvl="7" w:tentative="1">
+      <w:start w:val="1"/>
+      <w:numFmt w:val="bullet"/>
+      <w:lvlText w:val=""/>
+      <w:lvlJc w:val="left"/>
+      <w:pPr>
+        <w:tabs>
+          <w:tab w:val="num" w:pos="5760"/>
+        </w:tabs>
+        <w:ind w:left="5760" w:hanging="360"/>
+      </w:pPr>
+      <w:rPr>
+        <w:rFonts w:ascii="Wingdings" w:hAnsi="Wingdings" w:hint="default"/>
+        <w:sz w:val="20"/>
+      </w:rPr>
+    </w:lvl>
+    <w:lvl w:ilvl="8" w:tentative="1">
+      <w:start w:val="1"/>
+      <w:numFmt w:val="bullet"/>
+      <w:lvlText w:val=""/>
+      <w:lvlJc w:val="left"/>
+      <w:pPr>
+        <w:tabs>
+          <w:tab w:val="num" w:pos="6480"/>
+        </w:tabs>
+        <w:ind w:left="6480" w:hanging="360"/>
+      </w:pPr>
+      <w:rPr>
+        <w:rFonts w:ascii="Wingdings" w:hAnsi="Wingdings" w:hint="default"/>
+        <w:sz w:val="20"/>
+      </w:rPr>
+    </w:lvl>
+  </w:abstractNum>
+  <w:abstractNum w:abstractNumId="34" w15:restartNumberingAfterBreak="0">
     <w:nsid w:val="675861E3"/>
     <w:multiLevelType w:val="multilevel"/>
     <w:tmpl w:val="289C5296"/>
@@ -7226,7 +12691,120 @@
       </w:rPr>
     </w:lvl>
   </w:abstractNum>
-  <w:abstractNum w:abstractNumId="15" w15:restartNumberingAfterBreak="0">
+  <w:abstractNum w:abstractNumId="35" w15:restartNumberingAfterBreak="0">
+    <w:nsid w:val="67740C27"/>
+    <w:multiLevelType w:val="multilevel"/>
+    <w:tmpl w:val="E632B43C"/>
+    <w:lvl w:ilvl="0">
+      <w:start w:val="1"/>
+      <w:numFmt w:val="decimal"/>
+      <w:lvlText w:val="%1."/>
+      <w:lvlJc w:val="left"/>
+      <w:pPr>
+        <w:tabs>
+          <w:tab w:val="num" w:pos="720"/>
+        </w:tabs>
+        <w:ind w:left="720" w:hanging="360"/>
+      </w:pPr>
+    </w:lvl>
+    <w:lvl w:ilvl="1" w:tentative="1">
+      <w:start w:val="1"/>
+      <w:numFmt w:val="decimal"/>
+      <w:lvlText w:val="%2."/>
+      <w:lvlJc w:val="left"/>
+      <w:pPr>
+        <w:tabs>
+          <w:tab w:val="num" w:pos="1440"/>
+        </w:tabs>
+        <w:ind w:left="1440" w:hanging="360"/>
+      </w:pPr>
+    </w:lvl>
+    <w:lvl w:ilvl="2" w:tentative="1">
+      <w:start w:val="1"/>
+      <w:numFmt w:val="decimal"/>
+      <w:lvlText w:val="%3."/>
+      <w:lvlJc w:val="left"/>
+      <w:pPr>
+        <w:tabs>
+          <w:tab w:val="num" w:pos="2160"/>
+        </w:tabs>
+        <w:ind w:left="2160" w:hanging="360"/>
+      </w:pPr>
+    </w:lvl>
+    <w:lvl w:ilvl="3" w:tentative="1">
+      <w:start w:val="1"/>
+      <w:numFmt w:val="decimal"/>
+      <w:lvlText w:val="%4."/>
+      <w:lvlJc w:val="left"/>
+      <w:pPr>
+        <w:tabs>
+          <w:tab w:val="num" w:pos="2880"/>
+        </w:tabs>
+        <w:ind w:left="2880" w:hanging="360"/>
+      </w:pPr>
+    </w:lvl>
+    <w:lvl w:ilvl="4" w:tentative="1">
+      <w:start w:val="1"/>
+      <w:numFmt w:val="decimal"/>
+      <w:lvlText w:val="%5."/>
+      <w:lvlJc w:val="left"/>
+      <w:pPr>
+        <w:tabs>
+          <w:tab w:val="num" w:pos="3600"/>
+        </w:tabs>
+        <w:ind w:left="3600" w:hanging="360"/>
+      </w:pPr>
+    </w:lvl>
+    <w:lvl w:ilvl="5" w:tentative="1">
+      <w:start w:val="1"/>
+      <w:numFmt w:val="decimal"/>
+      <w:lvlText w:val="%6."/>
+      <w:lvlJc w:val="left"/>
+      <w:pPr>
+        <w:tabs>
+          <w:tab w:val="num" w:pos="4320"/>
+        </w:tabs>
+        <w:ind w:left="4320" w:hanging="360"/>
+      </w:pPr>
+    </w:lvl>
+    <w:lvl w:ilvl="6" w:tentative="1">
+      <w:start w:val="1"/>
+      <w:numFmt w:val="decimal"/>
+      <w:lvlText w:val="%7."/>
+      <w:lvlJc w:val="left"/>
+      <w:pPr>
+        <w:tabs>
+          <w:tab w:val="num" w:pos="5040"/>
+        </w:tabs>
+        <w:ind w:left="5040" w:hanging="360"/>
+      </w:pPr>
+    </w:lvl>
+    <w:lvl w:ilvl="7" w:tentative="1">
+      <w:start w:val="1"/>
+      <w:numFmt w:val="decimal"/>
+      <w:lvlText w:val="%8."/>
+      <w:lvlJc w:val="left"/>
+      <w:pPr>
+        <w:tabs>
+          <w:tab w:val="num" w:pos="5760"/>
+        </w:tabs>
+        <w:ind w:left="5760" w:hanging="360"/>
+      </w:pPr>
+    </w:lvl>
+    <w:lvl w:ilvl="8" w:tentative="1">
+      <w:start w:val="1"/>
+      <w:numFmt w:val="decimal"/>
+      <w:lvlText w:val="%9."/>
+      <w:lvlJc w:val="left"/>
+      <w:pPr>
+        <w:tabs>
+          <w:tab w:val="num" w:pos="6480"/>
+        </w:tabs>
+        <w:ind w:left="6480" w:hanging="360"/>
+      </w:pPr>
+    </w:lvl>
+  </w:abstractNum>
+  <w:abstractNum w:abstractNumId="36" w15:restartNumberingAfterBreak="0">
     <w:nsid w:val="6B915D8D"/>
     <w:multiLevelType w:val="multilevel"/>
     <w:tmpl w:val="5030C7A4"/>
@@ -7375,7 +12953,7 @@
       </w:rPr>
     </w:lvl>
   </w:abstractNum>
-  <w:abstractNum w:abstractNumId="16" w15:restartNumberingAfterBreak="0">
+  <w:abstractNum w:abstractNumId="37" w15:restartNumberingAfterBreak="0">
     <w:nsid w:val="724760A4"/>
     <w:multiLevelType w:val="multilevel"/>
     <w:tmpl w:val="6D68AD3A"/>
@@ -7524,7 +13102,7 @@
       </w:rPr>
     </w:lvl>
   </w:abstractNum>
-  <w:abstractNum w:abstractNumId="17" w15:restartNumberingAfterBreak="0">
+  <w:abstractNum w:abstractNumId="38" w15:restartNumberingAfterBreak="0">
     <w:nsid w:val="72B31EA5"/>
     <w:multiLevelType w:val="hybridMultilevel"/>
     <w:tmpl w:val="96B40F0C"/>
@@ -7610,7 +13188,7 @@
       </w:pPr>
     </w:lvl>
   </w:abstractNum>
-  <w:abstractNum w:abstractNumId="18" w15:restartNumberingAfterBreak="0">
+  <w:abstractNum w:abstractNumId="39" w15:restartNumberingAfterBreak="0">
     <w:nsid w:val="7798466E"/>
     <w:multiLevelType w:val="multilevel"/>
     <w:tmpl w:val="6B807238"/>
@@ -7723,62 +13301,241 @@
       </w:pPr>
     </w:lvl>
   </w:abstractNum>
+  <w:abstractNum w:abstractNumId="40" w15:restartNumberingAfterBreak="0">
+    <w:nsid w:val="7BB21DA4"/>
+    <w:multiLevelType w:val="multilevel"/>
+    <w:tmpl w:val="B5343E64"/>
+    <w:lvl w:ilvl="0">
+      <w:start w:val="1"/>
+      <w:numFmt w:val="decimal"/>
+      <w:lvlText w:val="%1."/>
+      <w:lvlJc w:val="left"/>
+      <w:pPr>
+        <w:tabs>
+          <w:tab w:val="num" w:pos="720"/>
+        </w:tabs>
+        <w:ind w:left="720" w:hanging="360"/>
+      </w:pPr>
+    </w:lvl>
+    <w:lvl w:ilvl="1" w:tentative="1">
+      <w:start w:val="1"/>
+      <w:numFmt w:val="decimal"/>
+      <w:lvlText w:val="%2."/>
+      <w:lvlJc w:val="left"/>
+      <w:pPr>
+        <w:tabs>
+          <w:tab w:val="num" w:pos="1440"/>
+        </w:tabs>
+        <w:ind w:left="1440" w:hanging="360"/>
+      </w:pPr>
+    </w:lvl>
+    <w:lvl w:ilvl="2" w:tentative="1">
+      <w:start w:val="1"/>
+      <w:numFmt w:val="decimal"/>
+      <w:lvlText w:val="%3."/>
+      <w:lvlJc w:val="left"/>
+      <w:pPr>
+        <w:tabs>
+          <w:tab w:val="num" w:pos="2160"/>
+        </w:tabs>
+        <w:ind w:left="2160" w:hanging="360"/>
+      </w:pPr>
+    </w:lvl>
+    <w:lvl w:ilvl="3" w:tentative="1">
+      <w:start w:val="1"/>
+      <w:numFmt w:val="decimal"/>
+      <w:lvlText w:val="%4."/>
+      <w:lvlJc w:val="left"/>
+      <w:pPr>
+        <w:tabs>
+          <w:tab w:val="num" w:pos="2880"/>
+        </w:tabs>
+        <w:ind w:left="2880" w:hanging="360"/>
+      </w:pPr>
+    </w:lvl>
+    <w:lvl w:ilvl="4" w:tentative="1">
+      <w:start w:val="1"/>
+      <w:numFmt w:val="decimal"/>
+      <w:lvlText w:val="%5."/>
+      <w:lvlJc w:val="left"/>
+      <w:pPr>
+        <w:tabs>
+          <w:tab w:val="num" w:pos="3600"/>
+        </w:tabs>
+        <w:ind w:left="3600" w:hanging="360"/>
+      </w:pPr>
+    </w:lvl>
+    <w:lvl w:ilvl="5" w:tentative="1">
+      <w:start w:val="1"/>
+      <w:numFmt w:val="decimal"/>
+      <w:lvlText w:val="%6."/>
+      <w:lvlJc w:val="left"/>
+      <w:pPr>
+        <w:tabs>
+          <w:tab w:val="num" w:pos="4320"/>
+        </w:tabs>
+        <w:ind w:left="4320" w:hanging="360"/>
+      </w:pPr>
+    </w:lvl>
+    <w:lvl w:ilvl="6" w:tentative="1">
+      <w:start w:val="1"/>
+      <w:numFmt w:val="decimal"/>
+      <w:lvlText w:val="%7."/>
+      <w:lvlJc w:val="left"/>
+      <w:pPr>
+        <w:tabs>
+          <w:tab w:val="num" w:pos="5040"/>
+        </w:tabs>
+        <w:ind w:left="5040" w:hanging="360"/>
+      </w:pPr>
+    </w:lvl>
+    <w:lvl w:ilvl="7" w:tentative="1">
+      <w:start w:val="1"/>
+      <w:numFmt w:val="decimal"/>
+      <w:lvlText w:val="%8."/>
+      <w:lvlJc w:val="left"/>
+      <w:pPr>
+        <w:tabs>
+          <w:tab w:val="num" w:pos="5760"/>
+        </w:tabs>
+        <w:ind w:left="5760" w:hanging="360"/>
+      </w:pPr>
+    </w:lvl>
+    <w:lvl w:ilvl="8" w:tentative="1">
+      <w:start w:val="1"/>
+      <w:numFmt w:val="decimal"/>
+      <w:lvlText w:val="%9."/>
+      <w:lvlJc w:val="left"/>
+      <w:pPr>
+        <w:tabs>
+          <w:tab w:val="num" w:pos="6480"/>
+        </w:tabs>
+        <w:ind w:left="6480" w:hanging="360"/>
+      </w:pPr>
+    </w:lvl>
+  </w:abstractNum>
   <w:num w:numId="1" w16cid:durableId="1019618718">
+    <w:abstractNumId w:val="21"/>
+  </w:num>
+  <w:num w:numId="2" w16cid:durableId="1471284558">
     <w:abstractNumId w:val="8"/>
   </w:num>
-  <w:num w:numId="2" w16cid:durableId="1471284558">
-    <w:abstractNumId w:val="2"/>
-  </w:num>
   <w:num w:numId="3" w16cid:durableId="1507095164">
-    <w:abstractNumId w:val="1"/>
+    <w:abstractNumId w:val="3"/>
   </w:num>
   <w:num w:numId="4" w16cid:durableId="1255095821">
-    <w:abstractNumId w:val="5"/>
+    <w:abstractNumId w:val="16"/>
   </w:num>
   <w:num w:numId="5" w16cid:durableId="1485513718">
-    <w:abstractNumId w:val="3"/>
+    <w:abstractNumId w:val="10"/>
   </w:num>
   <w:num w:numId="6" w16cid:durableId="384718746">
-    <w:abstractNumId w:val="9"/>
+    <w:abstractNumId w:val="22"/>
   </w:num>
   <w:num w:numId="7" w16cid:durableId="743795414">
-    <w:abstractNumId w:val="6"/>
+    <w:abstractNumId w:val="17"/>
   </w:num>
   <w:num w:numId="8" w16cid:durableId="1400978868">
-    <w:abstractNumId w:val="12"/>
+    <w:abstractNumId w:val="29"/>
   </w:num>
   <w:num w:numId="9" w16cid:durableId="565409504">
-    <w:abstractNumId w:val="18"/>
+    <w:abstractNumId w:val="39"/>
   </w:num>
   <w:num w:numId="10" w16cid:durableId="416901195">
-    <w:abstractNumId w:val="4"/>
+    <w:abstractNumId w:val="11"/>
   </w:num>
   <w:num w:numId="11" w16cid:durableId="1612129999">
-    <w:abstractNumId w:val="14"/>
+    <w:abstractNumId w:val="34"/>
   </w:num>
   <w:num w:numId="12" w16cid:durableId="681009293">
-    <w:abstractNumId w:val="15"/>
+    <w:abstractNumId w:val="36"/>
   </w:num>
   <w:num w:numId="13" w16cid:durableId="1950157711">
-    <w:abstractNumId w:val="7"/>
+    <w:abstractNumId w:val="20"/>
   </w:num>
   <w:num w:numId="14" w16cid:durableId="195002169">
-    <w:abstractNumId w:val="17"/>
+    <w:abstractNumId w:val="38"/>
   </w:num>
   <w:num w:numId="15" w16cid:durableId="1939171744">
     <w:abstractNumId w:val="0"/>
   </w:num>
   <w:num w:numId="16" w16cid:durableId="671765122">
-    <w:abstractNumId w:val="11"/>
+    <w:abstractNumId w:val="26"/>
   </w:num>
   <w:num w:numId="17" w16cid:durableId="2094348272">
-    <w:abstractNumId w:val="16"/>
+    <w:abstractNumId w:val="37"/>
   </w:num>
   <w:num w:numId="18" w16cid:durableId="674305157">
-    <w:abstractNumId w:val="10"/>
+    <w:abstractNumId w:val="25"/>
   </w:num>
   <w:num w:numId="19" w16cid:durableId="746920387">
+    <w:abstractNumId w:val="32"/>
+  </w:num>
+  <w:num w:numId="20" w16cid:durableId="32266803">
+    <w:abstractNumId w:val="35"/>
+  </w:num>
+  <w:num w:numId="21" w16cid:durableId="574508557">
+    <w:abstractNumId w:val="2"/>
+  </w:num>
+  <w:num w:numId="22" w16cid:durableId="964040516">
+    <w:abstractNumId w:val="23"/>
+  </w:num>
+  <w:num w:numId="23" w16cid:durableId="1560365523">
+    <w:abstractNumId w:val="14"/>
+  </w:num>
+  <w:num w:numId="24" w16cid:durableId="628316353">
+    <w:abstractNumId w:val="33"/>
+  </w:num>
+  <w:num w:numId="25" w16cid:durableId="1020161312">
+    <w:abstractNumId w:val="19"/>
+  </w:num>
+  <w:num w:numId="26" w16cid:durableId="2095205206">
+    <w:abstractNumId w:val="1"/>
+  </w:num>
+  <w:num w:numId="27" w16cid:durableId="911813181">
+    <w:abstractNumId w:val="12"/>
+  </w:num>
+  <w:num w:numId="28" w16cid:durableId="1184127421">
     <w:abstractNumId w:val="13"/>
+  </w:num>
+  <w:num w:numId="29" w16cid:durableId="1606113801">
+    <w:abstractNumId w:val="31"/>
+  </w:num>
+  <w:num w:numId="30" w16cid:durableId="574434261">
+    <w:abstractNumId w:val="18"/>
+  </w:num>
+  <w:num w:numId="31" w16cid:durableId="369765060">
+    <w:abstractNumId w:val="28"/>
+  </w:num>
+  <w:num w:numId="32" w16cid:durableId="29230400">
+    <w:abstractNumId w:val="40"/>
+  </w:num>
+  <w:num w:numId="33" w16cid:durableId="1069383247">
+    <w:abstractNumId w:val="9"/>
+  </w:num>
+  <w:num w:numId="34" w16cid:durableId="309480525">
+    <w:abstractNumId w:val="30"/>
+  </w:num>
+  <w:num w:numId="35" w16cid:durableId="258561858">
+    <w:abstractNumId w:val="4"/>
+  </w:num>
+  <w:num w:numId="36" w16cid:durableId="1558974322">
+    <w:abstractNumId w:val="24"/>
+  </w:num>
+  <w:num w:numId="37" w16cid:durableId="1758942524">
+    <w:abstractNumId w:val="15"/>
+  </w:num>
+  <w:num w:numId="38" w16cid:durableId="1179852745">
+    <w:abstractNumId w:val="6"/>
+  </w:num>
+  <w:num w:numId="39" w16cid:durableId="578636033">
+    <w:abstractNumId w:val="7"/>
+  </w:num>
+  <w:num w:numId="40" w16cid:durableId="383719353">
+    <w:abstractNumId w:val="5"/>
+  </w:num>
+  <w:num w:numId="41" w16cid:durableId="411128713">
+    <w:abstractNumId w:val="27"/>
   </w:num>
 </w:numbering>
 </file>

--- a/Dokumentation/Administratorhandbuch.docx
+++ b/Dokumentation/Administratorhandbuch.docx
@@ -1141,7 +1141,7 @@
                         </pic:cNvPicPr>
                       </pic:nvPicPr>
                       <pic:blipFill>
-                        <a:blip r:embed="rId5">
+                        <a:blip r:embed="rId7">
                           <a:extLst>
                             <a:ext uri="{28A0092B-C50C-407E-A947-70E740481C1C}">
                               <a14:useLocalDpi xmlns:a14="http://schemas.microsoft.com/office/drawing/2010/main" val="0"/>
@@ -1224,7 +1224,9 @@
               <w:tab w:val="right" w:leader="dot" w:pos="9062"/>
             </w:tabs>
             <w:rPr>
+              <w:rFonts w:asciiTheme="minorHAnsi" w:eastAsiaTheme="minorEastAsia" w:hAnsiTheme="minorHAnsi"/>
               <w:noProof/>
+              <w:lang w:eastAsia="de-DE"/>
             </w:rPr>
           </w:pPr>
           <w:r>
@@ -1236,7 +1238,7 @@
           <w:r>
             <w:fldChar w:fldCharType="separate"/>
           </w:r>
-          <w:hyperlink w:anchor="_Toc231465791" w:history="1">
+          <w:hyperlink w:anchor="_Toc232070110" w:history="1">
             <w:r>
               <w:rPr>
                 <w:rStyle w:val="Hyperlink"/>
@@ -1263,7 +1265,7 @@
                 <w:noProof/>
                 <w:webHidden/>
               </w:rPr>
-              <w:instrText xml:space="preserve"> PAGEREF _Toc231465791 \h </w:instrText>
+              <w:instrText xml:space="preserve"> PAGEREF _Toc232070110 \h </w:instrText>
             </w:r>
             <w:r>
               <w:rPr>
@@ -1301,10 +1303,12 @@
               <w:tab w:val="right" w:leader="dot" w:pos="9062"/>
             </w:tabs>
             <w:rPr>
+              <w:rFonts w:asciiTheme="minorHAnsi" w:eastAsiaTheme="minorEastAsia" w:hAnsiTheme="minorHAnsi"/>
               <w:noProof/>
+              <w:lang w:eastAsia="de-DE"/>
             </w:rPr>
           </w:pPr>
-          <w:hyperlink w:anchor="_Toc231465792" w:history="1">
+          <w:hyperlink w:anchor="_Toc232070111" w:history="1">
             <w:r>
               <w:rPr>
                 <w:rStyle w:val="Hyperlink"/>
@@ -1331,7 +1335,7 @@
                 <w:noProof/>
                 <w:webHidden/>
               </w:rPr>
-              <w:instrText xml:space="preserve"> PAGEREF _Toc231465792 \h </w:instrText>
+              <w:instrText xml:space="preserve"> PAGEREF _Toc232070111 \h </w:instrText>
             </w:r>
             <w:r>
               <w:rPr>
@@ -1369,16 +1373,18 @@
               <w:tab w:val="right" w:leader="dot" w:pos="9062"/>
             </w:tabs>
             <w:rPr>
+              <w:rFonts w:asciiTheme="minorHAnsi" w:eastAsiaTheme="minorEastAsia" w:hAnsiTheme="minorHAnsi"/>
               <w:noProof/>
+              <w:lang w:eastAsia="de-DE"/>
             </w:rPr>
           </w:pPr>
-          <w:hyperlink w:anchor="_Toc231465793" w:history="1">
+          <w:hyperlink w:anchor="_Toc232070112" w:history="1">
             <w:r>
               <w:rPr>
                 <w:rStyle w:val="Hyperlink"/>
                 <w:noProof/>
               </w:rPr>
-              <w:t>2.1 Übersicht der Hardware</w:t>
+              <w:t>2.1 Elektronik &amp; Hauptkomponenten</w:t>
             </w:r>
             <w:r>
               <w:rPr>
@@ -1399,7 +1405,7 @@
                 <w:noProof/>
                 <w:webHidden/>
               </w:rPr>
-              <w:instrText xml:space="preserve"> PAGEREF _Toc231465793 \h </w:instrText>
+              <w:instrText xml:space="preserve"> PAGEREF _Toc232070112 \h </w:instrText>
             </w:r>
             <w:r>
               <w:rPr>
@@ -1420,6 +1426,286 @@
                 <w:webHidden/>
               </w:rPr>
               <w:t>2</w:t>
+            </w:r>
+            <w:r>
+              <w:rPr>
+                <w:noProof/>
+                <w:webHidden/>
+              </w:rPr>
+              <w:fldChar w:fldCharType="end"/>
+            </w:r>
+          </w:hyperlink>
+        </w:p>
+        <w:p>
+          <w:pPr>
+            <w:pStyle w:val="Verzeichnis2"/>
+            <w:tabs>
+              <w:tab w:val="right" w:leader="dot" w:pos="9062"/>
+            </w:tabs>
+            <w:rPr>
+              <w:rFonts w:asciiTheme="minorHAnsi" w:eastAsiaTheme="minorEastAsia" w:hAnsiTheme="minorHAnsi"/>
+              <w:noProof/>
+              <w:lang w:eastAsia="de-DE"/>
+            </w:rPr>
+          </w:pPr>
+          <w:hyperlink w:anchor="_Toc232070113" w:history="1">
+            <w:r>
+              <w:rPr>
+                <w:rStyle w:val="Hyperlink"/>
+                <w:noProof/>
+              </w:rPr>
+              <w:t>2.2 Kabel &amp; Verbindungsmaterial</w:t>
+            </w:r>
+            <w:r>
+              <w:rPr>
+                <w:noProof/>
+                <w:webHidden/>
+              </w:rPr>
+              <w:tab/>
+            </w:r>
+            <w:r>
+              <w:rPr>
+                <w:noProof/>
+                <w:webHidden/>
+              </w:rPr>
+              <w:fldChar w:fldCharType="begin"/>
+            </w:r>
+            <w:r>
+              <w:rPr>
+                <w:noProof/>
+                <w:webHidden/>
+              </w:rPr>
+              <w:instrText xml:space="preserve"> PAGEREF _Toc232070113 \h </w:instrText>
+            </w:r>
+            <w:r>
+              <w:rPr>
+                <w:noProof/>
+                <w:webHidden/>
+              </w:rPr>
+            </w:r>
+            <w:r>
+              <w:rPr>
+                <w:noProof/>
+                <w:webHidden/>
+              </w:rPr>
+              <w:fldChar w:fldCharType="separate"/>
+            </w:r>
+            <w:r>
+              <w:rPr>
+                <w:noProof/>
+                <w:webHidden/>
+              </w:rPr>
+              <w:t>3</w:t>
+            </w:r>
+            <w:r>
+              <w:rPr>
+                <w:noProof/>
+                <w:webHidden/>
+              </w:rPr>
+              <w:fldChar w:fldCharType="end"/>
+            </w:r>
+          </w:hyperlink>
+        </w:p>
+        <w:p>
+          <w:pPr>
+            <w:pStyle w:val="Verzeichnis2"/>
+            <w:tabs>
+              <w:tab w:val="right" w:leader="dot" w:pos="9062"/>
+            </w:tabs>
+            <w:rPr>
+              <w:rFonts w:asciiTheme="minorHAnsi" w:eastAsiaTheme="minorEastAsia" w:hAnsiTheme="minorHAnsi"/>
+              <w:noProof/>
+              <w:lang w:eastAsia="de-DE"/>
+            </w:rPr>
+          </w:pPr>
+          <w:hyperlink w:anchor="_Toc232070114" w:history="1">
+            <w:r>
+              <w:rPr>
+                <w:rStyle w:val="Hyperlink"/>
+                <w:noProof/>
+              </w:rPr>
+              <w:t>2.3 Stromversorgung</w:t>
+            </w:r>
+            <w:r>
+              <w:rPr>
+                <w:noProof/>
+                <w:webHidden/>
+              </w:rPr>
+              <w:tab/>
+            </w:r>
+            <w:r>
+              <w:rPr>
+                <w:noProof/>
+                <w:webHidden/>
+              </w:rPr>
+              <w:fldChar w:fldCharType="begin"/>
+            </w:r>
+            <w:r>
+              <w:rPr>
+                <w:noProof/>
+                <w:webHidden/>
+              </w:rPr>
+              <w:instrText xml:space="preserve"> PAGEREF _Toc232070114 \h </w:instrText>
+            </w:r>
+            <w:r>
+              <w:rPr>
+                <w:noProof/>
+                <w:webHidden/>
+              </w:rPr>
+            </w:r>
+            <w:r>
+              <w:rPr>
+                <w:noProof/>
+                <w:webHidden/>
+              </w:rPr>
+              <w:fldChar w:fldCharType="separate"/>
+            </w:r>
+            <w:r>
+              <w:rPr>
+                <w:noProof/>
+                <w:webHidden/>
+              </w:rPr>
+              <w:t>3</w:t>
+            </w:r>
+            <w:r>
+              <w:rPr>
+                <w:noProof/>
+                <w:webHidden/>
+              </w:rPr>
+              <w:fldChar w:fldCharType="end"/>
+            </w:r>
+          </w:hyperlink>
+        </w:p>
+        <w:p>
+          <w:pPr>
+            <w:pStyle w:val="Verzeichnis2"/>
+            <w:tabs>
+              <w:tab w:val="right" w:leader="dot" w:pos="9062"/>
+            </w:tabs>
+            <w:rPr>
+              <w:rFonts w:asciiTheme="minorHAnsi" w:eastAsiaTheme="minorEastAsia" w:hAnsiTheme="minorHAnsi"/>
+              <w:noProof/>
+              <w:lang w:eastAsia="de-DE"/>
+            </w:rPr>
+          </w:pPr>
+          <w:hyperlink w:anchor="_Toc232070115" w:history="1">
+            <w:r>
+              <w:rPr>
+                <w:rStyle w:val="Hyperlink"/>
+                <w:noProof/>
+              </w:rPr>
+              <w:t>2.4 Werkzeug</w:t>
+            </w:r>
+            <w:r>
+              <w:rPr>
+                <w:noProof/>
+                <w:webHidden/>
+              </w:rPr>
+              <w:tab/>
+            </w:r>
+            <w:r>
+              <w:rPr>
+                <w:noProof/>
+                <w:webHidden/>
+              </w:rPr>
+              <w:fldChar w:fldCharType="begin"/>
+            </w:r>
+            <w:r>
+              <w:rPr>
+                <w:noProof/>
+                <w:webHidden/>
+              </w:rPr>
+              <w:instrText xml:space="preserve"> PAGEREF _Toc232070115 \h </w:instrText>
+            </w:r>
+            <w:r>
+              <w:rPr>
+                <w:noProof/>
+                <w:webHidden/>
+              </w:rPr>
+            </w:r>
+            <w:r>
+              <w:rPr>
+                <w:noProof/>
+                <w:webHidden/>
+              </w:rPr>
+              <w:fldChar w:fldCharType="separate"/>
+            </w:r>
+            <w:r>
+              <w:rPr>
+                <w:noProof/>
+                <w:webHidden/>
+              </w:rPr>
+              <w:t>4</w:t>
+            </w:r>
+            <w:r>
+              <w:rPr>
+                <w:noProof/>
+                <w:webHidden/>
+              </w:rPr>
+              <w:fldChar w:fldCharType="end"/>
+            </w:r>
+          </w:hyperlink>
+        </w:p>
+        <w:p>
+          <w:pPr>
+            <w:pStyle w:val="Verzeichnis2"/>
+            <w:tabs>
+              <w:tab w:val="right" w:leader="dot" w:pos="9062"/>
+            </w:tabs>
+            <w:rPr>
+              <w:rFonts w:asciiTheme="minorHAnsi" w:eastAsiaTheme="minorEastAsia" w:hAnsiTheme="minorHAnsi"/>
+              <w:noProof/>
+              <w:lang w:eastAsia="de-DE"/>
+            </w:rPr>
+          </w:pPr>
+          <w:hyperlink w:anchor="_Toc232070116" w:history="1">
+            <w:r>
+              <w:rPr>
+                <w:rStyle w:val="Hyperlink"/>
+                <w:noProof/>
+              </w:rPr>
+              <w:t>2.5 Gehäuse &amp; 3D-Druck</w:t>
+            </w:r>
+            <w:r>
+              <w:rPr>
+                <w:noProof/>
+                <w:webHidden/>
+              </w:rPr>
+              <w:tab/>
+            </w:r>
+            <w:r>
+              <w:rPr>
+                <w:noProof/>
+                <w:webHidden/>
+              </w:rPr>
+              <w:fldChar w:fldCharType="begin"/>
+            </w:r>
+            <w:r>
+              <w:rPr>
+                <w:noProof/>
+                <w:webHidden/>
+              </w:rPr>
+              <w:instrText xml:space="preserve"> PAGEREF _Toc232070116 \h </w:instrText>
+            </w:r>
+            <w:r>
+              <w:rPr>
+                <w:noProof/>
+                <w:webHidden/>
+              </w:rPr>
+            </w:r>
+            <w:r>
+              <w:rPr>
+                <w:noProof/>
+                <w:webHidden/>
+              </w:rPr>
+              <w:fldChar w:fldCharType="separate"/>
+            </w:r>
+            <w:r>
+              <w:rPr>
+                <w:noProof/>
+                <w:webHidden/>
+              </w:rPr>
+              <w:t>4</w:t>
             </w:r>
             <w:r>
               <w:rPr>
@@ -1437,10 +1723,12 @@
               <w:tab w:val="right" w:leader="dot" w:pos="9062"/>
             </w:tabs>
             <w:rPr>
+              <w:rFonts w:asciiTheme="minorHAnsi" w:eastAsiaTheme="minorEastAsia" w:hAnsiTheme="minorHAnsi"/>
               <w:noProof/>
+              <w:lang w:eastAsia="de-DE"/>
             </w:rPr>
           </w:pPr>
-          <w:hyperlink w:anchor="_Toc231465794" w:history="1">
+          <w:hyperlink w:anchor="_Toc232070117" w:history="1">
             <w:r>
               <w:rPr>
                 <w:rStyle w:val="Hyperlink"/>
@@ -1467,7 +1755,7 @@
                 <w:noProof/>
                 <w:webHidden/>
               </w:rPr>
-              <w:instrText xml:space="preserve"> PAGEREF _Toc231465794 \h </w:instrText>
+              <w:instrText xml:space="preserve"> PAGEREF _Toc232070117 \h </w:instrText>
             </w:r>
             <w:r>
               <w:rPr>
@@ -1487,7 +1775,7 @@
                 <w:noProof/>
                 <w:webHidden/>
               </w:rPr>
-              <w:t>2</w:t>
+              <w:t>6</w:t>
             </w:r>
             <w:r>
               <w:rPr>
@@ -1505,10 +1793,12 @@
               <w:tab w:val="right" w:leader="dot" w:pos="9062"/>
             </w:tabs>
             <w:rPr>
+              <w:rFonts w:asciiTheme="minorHAnsi" w:eastAsiaTheme="minorEastAsia" w:hAnsiTheme="minorHAnsi"/>
               <w:noProof/>
+              <w:lang w:eastAsia="de-DE"/>
             </w:rPr>
           </w:pPr>
-          <w:hyperlink w:anchor="_Toc231465795" w:history="1">
+          <w:hyperlink w:anchor="_Toc232070118" w:history="1">
             <w:r>
               <w:rPr>
                 <w:rStyle w:val="Hyperlink"/>
@@ -1535,7 +1825,7 @@
                 <w:noProof/>
                 <w:webHidden/>
               </w:rPr>
-              <w:instrText xml:space="preserve"> PAGEREF _Toc231465795 \h </w:instrText>
+              <w:instrText xml:space="preserve"> PAGEREF _Toc232070118 \h </w:instrText>
             </w:r>
             <w:r>
               <w:rPr>
@@ -1555,7 +1845,7 @@
                 <w:noProof/>
                 <w:webHidden/>
               </w:rPr>
-              <w:t>3</w:t>
+              <w:t>6</w:t>
             </w:r>
             <w:r>
               <w:rPr>
@@ -1573,16 +1863,18 @@
               <w:tab w:val="right" w:leader="dot" w:pos="9062"/>
             </w:tabs>
             <w:rPr>
+              <w:rFonts w:asciiTheme="minorHAnsi" w:eastAsiaTheme="minorEastAsia" w:hAnsiTheme="minorHAnsi"/>
               <w:noProof/>
+              <w:lang w:eastAsia="de-DE"/>
             </w:rPr>
           </w:pPr>
-          <w:hyperlink w:anchor="_Toc231465796" w:history="1">
+          <w:hyperlink w:anchor="_Toc232070119" w:history="1">
             <w:r>
               <w:rPr>
                 <w:rStyle w:val="Hyperlink"/>
                 <w:noProof/>
               </w:rPr>
-              <w:t>3.2 Anschluss Temperatursensor</w:t>
+              <w:t>3.2 VEML7700 – Umgebungslicht / UV</w:t>
             </w:r>
             <w:r>
               <w:rPr>
@@ -1603,7 +1895,7 @@
                 <w:noProof/>
                 <w:webHidden/>
               </w:rPr>
-              <w:instrText xml:space="preserve"> PAGEREF _Toc231465796 \h </w:instrText>
+              <w:instrText xml:space="preserve"> PAGEREF _Toc232070119 \h </w:instrText>
             </w:r>
             <w:r>
               <w:rPr>
@@ -1623,7 +1915,7 @@
                 <w:noProof/>
                 <w:webHidden/>
               </w:rPr>
-              <w:t>3</w:t>
+              <w:t>7</w:t>
             </w:r>
             <w:r>
               <w:rPr>
@@ -1641,16 +1933,18 @@
               <w:tab w:val="right" w:leader="dot" w:pos="9062"/>
             </w:tabs>
             <w:rPr>
+              <w:rFonts w:asciiTheme="minorHAnsi" w:eastAsiaTheme="minorEastAsia" w:hAnsiTheme="minorHAnsi"/>
               <w:noProof/>
+              <w:lang w:eastAsia="de-DE"/>
             </w:rPr>
           </w:pPr>
-          <w:hyperlink w:anchor="_Toc231465797" w:history="1">
+          <w:hyperlink w:anchor="_Toc232070120" w:history="1">
             <w:r>
               <w:rPr>
                 <w:rStyle w:val="Hyperlink"/>
                 <w:noProof/>
               </w:rPr>
-              <w:t>3.3 Anschluss Luftfeuchtigkeitssensor</w:t>
+              <w:t>3.3 DHT22 – Temperatur &amp; Luftfeuchtigkeit</w:t>
             </w:r>
             <w:r>
               <w:rPr>
@@ -1671,7 +1965,7 @@
                 <w:noProof/>
                 <w:webHidden/>
               </w:rPr>
-              <w:instrText xml:space="preserve"> PAGEREF _Toc231465797 \h </w:instrText>
+              <w:instrText xml:space="preserve"> PAGEREF _Toc232070120 \h </w:instrText>
             </w:r>
             <w:r>
               <w:rPr>
@@ -1691,7 +1985,7 @@
                 <w:noProof/>
                 <w:webHidden/>
               </w:rPr>
-              <w:t>3</w:t>
+              <w:t>8</w:t>
             </w:r>
             <w:r>
               <w:rPr>
@@ -1709,16 +2003,18 @@
               <w:tab w:val="right" w:leader="dot" w:pos="9062"/>
             </w:tabs>
             <w:rPr>
+              <w:rFonts w:asciiTheme="minorHAnsi" w:eastAsiaTheme="minorEastAsia" w:hAnsiTheme="minorHAnsi"/>
               <w:noProof/>
+              <w:lang w:eastAsia="de-DE"/>
             </w:rPr>
           </w:pPr>
-          <w:hyperlink w:anchor="_Toc231465798" w:history="1">
+          <w:hyperlink w:anchor="_Toc232070121" w:history="1">
             <w:r>
               <w:rPr>
                 <w:rStyle w:val="Hyperlink"/>
                 <w:noProof/>
               </w:rPr>
-              <w:t>3.4 Anschluss weiterer Sensoren</w:t>
+              <w:t>3.4 Hall-Sensor (US5881LUA) – Windgeschwindigkeit</w:t>
             </w:r>
             <w:r>
               <w:rPr>
@@ -1739,7 +2035,7 @@
                 <w:noProof/>
                 <w:webHidden/>
               </w:rPr>
-              <w:instrText xml:space="preserve"> PAGEREF _Toc231465798 \h </w:instrText>
+              <w:instrText xml:space="preserve"> PAGEREF _Toc232070121 \h </w:instrText>
             </w:r>
             <w:r>
               <w:rPr>
@@ -1759,7 +2055,85 @@
                 <w:noProof/>
                 <w:webHidden/>
               </w:rPr>
-              <w:t>3</w:t>
+              <w:t>9</w:t>
+            </w:r>
+            <w:r>
+              <w:rPr>
+                <w:noProof/>
+                <w:webHidden/>
+              </w:rPr>
+              <w:fldChar w:fldCharType="end"/>
+            </w:r>
+          </w:hyperlink>
+        </w:p>
+        <w:p>
+          <w:pPr>
+            <w:pStyle w:val="Verzeichnis2"/>
+            <w:tabs>
+              <w:tab w:val="right" w:leader="dot" w:pos="9062"/>
+            </w:tabs>
+            <w:rPr>
+              <w:rFonts w:asciiTheme="minorHAnsi" w:eastAsiaTheme="minorEastAsia" w:hAnsiTheme="minorHAnsi"/>
+              <w:noProof/>
+              <w:lang w:eastAsia="de-DE"/>
+            </w:rPr>
+          </w:pPr>
+          <w:hyperlink w:anchor="_Toc232070122" w:history="1">
+            <w:r>
+              <w:rPr>
+                <w:rStyle w:val="Hyperlink"/>
+                <w:noProof/>
+              </w:rPr>
+              <w:t xml:space="preserve">3.5 </w:t>
+            </w:r>
+            <w:r>
+              <w:rPr>
+                <w:rStyle w:val="Hyperlink"/>
+                <w:bCs/>
+                <w:noProof/>
+              </w:rPr>
+              <w:t>Gesamtübersicht aller Verbindungen</w:t>
+            </w:r>
+            <w:r>
+              <w:rPr>
+                <w:noProof/>
+                <w:webHidden/>
+              </w:rPr>
+              <w:tab/>
+            </w:r>
+            <w:r>
+              <w:rPr>
+                <w:noProof/>
+                <w:webHidden/>
+              </w:rPr>
+              <w:fldChar w:fldCharType="begin"/>
+            </w:r>
+            <w:r>
+              <w:rPr>
+                <w:noProof/>
+                <w:webHidden/>
+              </w:rPr>
+              <w:instrText xml:space="preserve"> PAGEREF _Toc232070122 \h </w:instrText>
+            </w:r>
+            <w:r>
+              <w:rPr>
+                <w:noProof/>
+                <w:webHidden/>
+              </w:rPr>
+            </w:r>
+            <w:r>
+              <w:rPr>
+                <w:noProof/>
+                <w:webHidden/>
+              </w:rPr>
+              <w:fldChar w:fldCharType="separate"/>
+            </w:r>
+            <w:r>
+              <w:rPr>
+                <w:noProof/>
+                <w:webHidden/>
+              </w:rPr>
+              <w:t>9</w:t>
             </w:r>
             <w:r>
               <w:rPr>
@@ -1777,10 +2151,12 @@
               <w:tab w:val="right" w:leader="dot" w:pos="9062"/>
             </w:tabs>
             <w:rPr>
+              <w:rFonts w:asciiTheme="minorHAnsi" w:eastAsiaTheme="minorEastAsia" w:hAnsiTheme="minorHAnsi"/>
               <w:noProof/>
+              <w:lang w:eastAsia="de-DE"/>
             </w:rPr>
           </w:pPr>
-          <w:hyperlink w:anchor="_Toc231465799" w:history="1">
+          <w:hyperlink w:anchor="_Toc232070123" w:history="1">
             <w:r>
               <w:rPr>
                 <w:rStyle w:val="Hyperlink"/>
@@ -1807,7 +2183,7 @@
                 <w:noProof/>
                 <w:webHidden/>
               </w:rPr>
-              <w:instrText xml:space="preserve"> PAGEREF _Toc231465799 \h </w:instrText>
+              <w:instrText xml:space="preserve"> PAGEREF _Toc232070123 \h </w:instrText>
             </w:r>
             <w:r>
               <w:rPr>
@@ -1827,7 +2203,7 @@
                 <w:noProof/>
                 <w:webHidden/>
               </w:rPr>
-              <w:t>3</w:t>
+              <w:t>10</w:t>
             </w:r>
             <w:r>
               <w:rPr>
@@ -1845,16 +2221,18 @@
               <w:tab w:val="right" w:leader="dot" w:pos="9062"/>
             </w:tabs>
             <w:rPr>
+              <w:rFonts w:asciiTheme="minorHAnsi" w:eastAsiaTheme="minorEastAsia" w:hAnsiTheme="minorHAnsi"/>
               <w:noProof/>
+              <w:lang w:eastAsia="de-DE"/>
             </w:rPr>
           </w:pPr>
-          <w:hyperlink w:anchor="_Toc231465800" w:history="1">
+          <w:hyperlink w:anchor="_Toc232070124" w:history="1">
             <w:r>
               <w:rPr>
                 <w:rStyle w:val="Hyperlink"/>
                 <w:noProof/>
               </w:rPr>
-              <w:t>4.1 Komponenten der Stromversorgung</w:t>
+              <w:t>5. Image auf SD-Karte aufspielen</w:t>
             </w:r>
             <w:r>
               <w:rPr>
@@ -1875,7 +2253,7 @@
                 <w:noProof/>
                 <w:webHidden/>
               </w:rPr>
-              <w:instrText xml:space="preserve"> PAGEREF _Toc231465800 \h </w:instrText>
+              <w:instrText xml:space="preserve"> PAGEREF _Toc232070124 \h </w:instrText>
             </w:r>
             <w:r>
               <w:rPr>
@@ -1895,7 +2273,7 @@
                 <w:noProof/>
                 <w:webHidden/>
               </w:rPr>
-              <w:t>4</w:t>
+              <w:t>10</w:t>
             </w:r>
             <w:r>
               <w:rPr>
@@ -1913,16 +2291,18 @@
               <w:tab w:val="right" w:leader="dot" w:pos="9062"/>
             </w:tabs>
             <w:rPr>
+              <w:rFonts w:asciiTheme="minorHAnsi" w:eastAsiaTheme="minorEastAsia" w:hAnsiTheme="minorHAnsi"/>
               <w:noProof/>
+              <w:lang w:eastAsia="de-DE"/>
             </w:rPr>
           </w:pPr>
-          <w:hyperlink w:anchor="_Toc231465801" w:history="1">
+          <w:hyperlink w:anchor="_Toc232070125" w:history="1">
             <w:r>
               <w:rPr>
                 <w:rStyle w:val="Hyperlink"/>
                 <w:noProof/>
               </w:rPr>
-              <w:t>4.2 Verdrahtungsplan</w:t>
+              <w:t>6. Erster Start &amp; WLAN-Einrichtung</w:t>
             </w:r>
             <w:r>
               <w:rPr>
@@ -1943,7 +2323,7 @@
                 <w:noProof/>
                 <w:webHidden/>
               </w:rPr>
-              <w:instrText xml:space="preserve"> PAGEREF _Toc231465801 \h </w:instrText>
+              <w:instrText xml:space="preserve"> PAGEREF _Toc232070125 \h </w:instrText>
             </w:r>
             <w:r>
               <w:rPr>
@@ -1963,7 +2343,7 @@
                 <w:noProof/>
                 <w:webHidden/>
               </w:rPr>
-              <w:t>4</w:t>
+              <w:t>12</w:t>
             </w:r>
             <w:r>
               <w:rPr>
@@ -1981,16 +2361,18 @@
               <w:tab w:val="right" w:leader="dot" w:pos="9062"/>
             </w:tabs>
             <w:rPr>
+              <w:rFonts w:asciiTheme="minorHAnsi" w:eastAsiaTheme="minorEastAsia" w:hAnsiTheme="minorHAnsi"/>
               <w:noProof/>
+              <w:lang w:eastAsia="de-DE"/>
             </w:rPr>
           </w:pPr>
-          <w:hyperlink w:anchor="_Toc231465802" w:history="1">
+          <w:hyperlink w:anchor="_Toc232070126" w:history="1">
             <w:r>
               <w:rPr>
                 <w:rStyle w:val="Hyperlink"/>
                 <w:noProof/>
               </w:rPr>
-              <w:t>4.3 Erstes Einschalten</w:t>
+              <w:t>7. Website aufrufen</w:t>
             </w:r>
             <w:r>
               <w:rPr>
@@ -2011,7 +2393,7 @@
                 <w:noProof/>
                 <w:webHidden/>
               </w:rPr>
-              <w:instrText xml:space="preserve"> PAGEREF _Toc231465802 \h </w:instrText>
+              <w:instrText xml:space="preserve"> PAGEREF _Toc232070126 \h </w:instrText>
             </w:r>
             <w:r>
               <w:rPr>
@@ -2031,7 +2413,7 @@
                 <w:noProof/>
                 <w:webHidden/>
               </w:rPr>
-              <w:t>4</w:t>
+              <w:t>12</w:t>
             </w:r>
             <w:r>
               <w:rPr>
@@ -2049,16 +2431,18 @@
               <w:tab w:val="right" w:leader="dot" w:pos="9062"/>
             </w:tabs>
             <w:rPr>
+              <w:rFonts w:asciiTheme="minorHAnsi" w:eastAsiaTheme="minorEastAsia" w:hAnsiTheme="minorHAnsi"/>
               <w:noProof/>
+              <w:lang w:eastAsia="de-DE"/>
             </w:rPr>
           </w:pPr>
-          <w:hyperlink w:anchor="_Toc231465803" w:history="1">
+          <w:hyperlink w:anchor="_Toc232070127" w:history="1">
             <w:r>
               <w:rPr>
                 <w:rStyle w:val="Hyperlink"/>
                 <w:noProof/>
               </w:rPr>
-              <w:t>5. Installation der Software</w:t>
+              <w:t>8. System überprüfen</w:t>
             </w:r>
             <w:r>
               <w:rPr>
@@ -2079,7 +2463,7 @@
                 <w:noProof/>
                 <w:webHidden/>
               </w:rPr>
-              <w:instrText xml:space="preserve"> PAGEREF _Toc231465803 \h </w:instrText>
+              <w:instrText xml:space="preserve"> PAGEREF _Toc232070127 \h </w:instrText>
             </w:r>
             <w:r>
               <w:rPr>
@@ -2099,7 +2483,7 @@
                 <w:noProof/>
                 <w:webHidden/>
               </w:rPr>
-              <w:t>5</w:t>
+              <w:t>13</w:t>
             </w:r>
             <w:r>
               <w:rPr>
@@ -2117,16 +2501,18 @@
               <w:tab w:val="right" w:leader="dot" w:pos="9062"/>
             </w:tabs>
             <w:rPr>
+              <w:rFonts w:asciiTheme="minorHAnsi" w:eastAsiaTheme="minorEastAsia" w:hAnsiTheme="minorHAnsi"/>
               <w:noProof/>
+              <w:lang w:eastAsia="de-DE"/>
             </w:rPr>
           </w:pPr>
-          <w:hyperlink w:anchor="_Toc231465804" w:history="1">
+          <w:hyperlink w:anchor="_Toc232070128" w:history="1">
             <w:r>
               <w:rPr>
                 <w:rStyle w:val="Hyperlink"/>
                 <w:noProof/>
               </w:rPr>
-              <w:t>5.1 Raspberry Pi starten</w:t>
+              <w:t>9. Erweiterung um neue Sensoren</w:t>
             </w:r>
             <w:r>
               <w:rPr>
@@ -2147,7 +2533,7 @@
                 <w:noProof/>
                 <w:webHidden/>
               </w:rPr>
-              <w:instrText xml:space="preserve"> PAGEREF _Toc231465804 \h </w:instrText>
+              <w:instrText xml:space="preserve"> PAGEREF _Toc232070128 \h </w:instrText>
             </w:r>
             <w:r>
               <w:rPr>
@@ -2167,7 +2553,7 @@
                 <w:noProof/>
                 <w:webHidden/>
               </w:rPr>
-              <w:t>5</w:t>
+              <w:t>13</w:t>
             </w:r>
             <w:r>
               <w:rPr>
@@ -2185,16 +2571,18 @@
               <w:tab w:val="right" w:leader="dot" w:pos="9062"/>
             </w:tabs>
             <w:rPr>
+              <w:rFonts w:asciiTheme="minorHAnsi" w:eastAsiaTheme="minorEastAsia" w:hAnsiTheme="minorHAnsi"/>
               <w:noProof/>
+              <w:lang w:eastAsia="de-DE"/>
             </w:rPr>
           </w:pPr>
-          <w:hyperlink w:anchor="_Toc231465805" w:history="1">
+          <w:hyperlink w:anchor="_Toc232070129" w:history="1">
             <w:r>
               <w:rPr>
                 <w:rStyle w:val="Hyperlink"/>
                 <w:noProof/>
               </w:rPr>
-              <w:t>5.2 Netzwerkverbindung herstellen</w:t>
+              <w:t>10. Wartung</w:t>
             </w:r>
             <w:r>
               <w:rPr>
@@ -2215,7 +2603,7 @@
                 <w:noProof/>
                 <w:webHidden/>
               </w:rPr>
-              <w:instrText xml:space="preserve"> PAGEREF _Toc231465805 \h </w:instrText>
+              <w:instrText xml:space="preserve"> PAGEREF _Toc232070129 \h </w:instrText>
             </w:r>
             <w:r>
               <w:rPr>
@@ -2235,75 +2623,7 @@
                 <w:noProof/>
                 <w:webHidden/>
               </w:rPr>
-              <w:t>5</w:t>
-            </w:r>
-            <w:r>
-              <w:rPr>
-                <w:noProof/>
-                <w:webHidden/>
-              </w:rPr>
-              <w:fldChar w:fldCharType="end"/>
-            </w:r>
-          </w:hyperlink>
-        </w:p>
-        <w:p>
-          <w:pPr>
-            <w:pStyle w:val="Verzeichnis2"/>
-            <w:tabs>
-              <w:tab w:val="right" w:leader="dot" w:pos="9062"/>
-            </w:tabs>
-            <w:rPr>
-              <w:noProof/>
-            </w:rPr>
-          </w:pPr>
-          <w:hyperlink w:anchor="_Toc231465806" w:history="1">
-            <w:r>
-              <w:rPr>
-                <w:rStyle w:val="Hyperlink"/>
-                <w:noProof/>
-              </w:rPr>
-              <w:t>5.3 IP-Adresse ermitteln</w:t>
-            </w:r>
-            <w:r>
-              <w:rPr>
-                <w:noProof/>
-                <w:webHidden/>
-              </w:rPr>
-              <w:tab/>
-            </w:r>
-            <w:r>
-              <w:rPr>
-                <w:noProof/>
-                <w:webHidden/>
-              </w:rPr>
-              <w:fldChar w:fldCharType="begin"/>
-            </w:r>
-            <w:r>
-              <w:rPr>
-                <w:noProof/>
-                <w:webHidden/>
-              </w:rPr>
-              <w:instrText xml:space="preserve"> PAGEREF _Toc231465806 \h </w:instrText>
-            </w:r>
-            <w:r>
-              <w:rPr>
-                <w:noProof/>
-                <w:webHidden/>
-              </w:rPr>
-            </w:r>
-            <w:r>
-              <w:rPr>
-                <w:noProof/>
-                <w:webHidden/>
-              </w:rPr>
-              <w:fldChar w:fldCharType="separate"/>
-            </w:r>
-            <w:r>
-              <w:rPr>
-                <w:noProof/>
-                <w:webHidden/>
-              </w:rPr>
-              <w:t>5</w:t>
+              <w:t>14</w:t>
             </w:r>
             <w:r>
               <w:rPr>
@@ -2321,16 +2641,18 @@
               <w:tab w:val="right" w:leader="dot" w:pos="9062"/>
             </w:tabs>
             <w:rPr>
+              <w:rFonts w:asciiTheme="minorHAnsi" w:eastAsiaTheme="minorEastAsia" w:hAnsiTheme="minorHAnsi"/>
               <w:noProof/>
+              <w:lang w:eastAsia="de-DE"/>
             </w:rPr>
           </w:pPr>
-          <w:hyperlink w:anchor="_Toc231465807" w:history="1">
+          <w:hyperlink w:anchor="_Toc232070130" w:history="1">
             <w:r>
               <w:rPr>
                 <w:rStyle w:val="Hyperlink"/>
                 <w:noProof/>
               </w:rPr>
-              <w:t>6. Start der Wetterstation</w:t>
+              <w:t>11. Fehlerbehebung</w:t>
             </w:r>
             <w:r>
               <w:rPr>
@@ -2351,7 +2673,7 @@
                 <w:noProof/>
                 <w:webHidden/>
               </w:rPr>
-              <w:instrText xml:space="preserve"> PAGEREF _Toc231465807 \h </w:instrText>
+              <w:instrText xml:space="preserve"> PAGEREF _Toc232070130 \h </w:instrText>
             </w:r>
             <w:r>
               <w:rPr>
@@ -2371,211 +2693,7 @@
                 <w:noProof/>
                 <w:webHidden/>
               </w:rPr>
-              <w:t>6</w:t>
-            </w:r>
-            <w:r>
-              <w:rPr>
-                <w:noProof/>
-                <w:webHidden/>
-              </w:rPr>
-              <w:fldChar w:fldCharType="end"/>
-            </w:r>
-          </w:hyperlink>
-        </w:p>
-        <w:p>
-          <w:pPr>
-            <w:pStyle w:val="Verzeichnis2"/>
-            <w:tabs>
-              <w:tab w:val="right" w:leader="dot" w:pos="9062"/>
-            </w:tabs>
-            <w:rPr>
-              <w:noProof/>
-            </w:rPr>
-          </w:pPr>
-          <w:hyperlink w:anchor="_Toc231465808" w:history="1">
-            <w:r>
-              <w:rPr>
-                <w:rStyle w:val="Hyperlink"/>
-                <w:noProof/>
-              </w:rPr>
-              <w:t>6.1 Backend starten</w:t>
-            </w:r>
-            <w:r>
-              <w:rPr>
-                <w:noProof/>
-                <w:webHidden/>
-              </w:rPr>
-              <w:tab/>
-            </w:r>
-            <w:r>
-              <w:rPr>
-                <w:noProof/>
-                <w:webHidden/>
-              </w:rPr>
-              <w:fldChar w:fldCharType="begin"/>
-            </w:r>
-            <w:r>
-              <w:rPr>
-                <w:noProof/>
-                <w:webHidden/>
-              </w:rPr>
-              <w:instrText xml:space="preserve"> PAGEREF _Toc231465808 \h </w:instrText>
-            </w:r>
-            <w:r>
-              <w:rPr>
-                <w:noProof/>
-                <w:webHidden/>
-              </w:rPr>
-            </w:r>
-            <w:r>
-              <w:rPr>
-                <w:noProof/>
-                <w:webHidden/>
-              </w:rPr>
-              <w:fldChar w:fldCharType="separate"/>
-            </w:r>
-            <w:r>
-              <w:rPr>
-                <w:noProof/>
-                <w:webHidden/>
-              </w:rPr>
-              <w:t>6</w:t>
-            </w:r>
-            <w:r>
-              <w:rPr>
-                <w:noProof/>
-                <w:webHidden/>
-              </w:rPr>
-              <w:fldChar w:fldCharType="end"/>
-            </w:r>
-          </w:hyperlink>
-        </w:p>
-        <w:p>
-          <w:pPr>
-            <w:pStyle w:val="Verzeichnis2"/>
-            <w:tabs>
-              <w:tab w:val="right" w:leader="dot" w:pos="9062"/>
-            </w:tabs>
-            <w:rPr>
-              <w:noProof/>
-            </w:rPr>
-          </w:pPr>
-          <w:hyperlink w:anchor="_Toc231465809" w:history="1">
-            <w:r>
-              <w:rPr>
-                <w:rStyle w:val="Hyperlink"/>
-                <w:noProof/>
-              </w:rPr>
-              <w:t>6.2 Frontend starten</w:t>
-            </w:r>
-            <w:r>
-              <w:rPr>
-                <w:noProof/>
-                <w:webHidden/>
-              </w:rPr>
-              <w:tab/>
-            </w:r>
-            <w:r>
-              <w:rPr>
-                <w:noProof/>
-                <w:webHidden/>
-              </w:rPr>
-              <w:fldChar w:fldCharType="begin"/>
-            </w:r>
-            <w:r>
-              <w:rPr>
-                <w:noProof/>
-                <w:webHidden/>
-              </w:rPr>
-              <w:instrText xml:space="preserve"> PAGEREF _Toc231465809 \h </w:instrText>
-            </w:r>
-            <w:r>
-              <w:rPr>
-                <w:noProof/>
-                <w:webHidden/>
-              </w:rPr>
-            </w:r>
-            <w:r>
-              <w:rPr>
-                <w:noProof/>
-                <w:webHidden/>
-              </w:rPr>
-              <w:fldChar w:fldCharType="separate"/>
-            </w:r>
-            <w:r>
-              <w:rPr>
-                <w:noProof/>
-                <w:webHidden/>
-              </w:rPr>
-              <w:t>6</w:t>
-            </w:r>
-            <w:r>
-              <w:rPr>
-                <w:noProof/>
-                <w:webHidden/>
-              </w:rPr>
-              <w:fldChar w:fldCharType="end"/>
-            </w:r>
-          </w:hyperlink>
-        </w:p>
-        <w:p>
-          <w:pPr>
-            <w:pStyle w:val="Verzeichnis2"/>
-            <w:tabs>
-              <w:tab w:val="right" w:leader="dot" w:pos="9062"/>
-            </w:tabs>
-            <w:rPr>
-              <w:noProof/>
-            </w:rPr>
-          </w:pPr>
-          <w:hyperlink w:anchor="_Toc231465810" w:history="1">
-            <w:r>
-              <w:rPr>
-                <w:rStyle w:val="Hyperlink"/>
-                <w:noProof/>
-              </w:rPr>
-              <w:t>6.3 Aufruf im Browser</w:t>
-            </w:r>
-            <w:r>
-              <w:rPr>
-                <w:noProof/>
-                <w:webHidden/>
-              </w:rPr>
-              <w:tab/>
-            </w:r>
-            <w:r>
-              <w:rPr>
-                <w:noProof/>
-                <w:webHidden/>
-              </w:rPr>
-              <w:fldChar w:fldCharType="begin"/>
-            </w:r>
-            <w:r>
-              <w:rPr>
-                <w:noProof/>
-                <w:webHidden/>
-              </w:rPr>
-              <w:instrText xml:space="preserve"> PAGEREF _Toc231465810 \h </w:instrText>
-            </w:r>
-            <w:r>
-              <w:rPr>
-                <w:noProof/>
-                <w:webHidden/>
-              </w:rPr>
-            </w:r>
-            <w:r>
-              <w:rPr>
-                <w:noProof/>
-                <w:webHidden/>
-              </w:rPr>
-              <w:fldChar w:fldCharType="separate"/>
-            </w:r>
-            <w:r>
-              <w:rPr>
-                <w:noProof/>
-                <w:webHidden/>
-              </w:rPr>
-              <w:t>6</w:t>
+              <w:t>14</w:t>
             </w:r>
             <w:r>
               <w:rPr>
@@ -2593,16 +2711,18 @@
               <w:tab w:val="right" w:leader="dot" w:pos="9062"/>
             </w:tabs>
             <w:rPr>
+              <w:rFonts w:asciiTheme="minorHAnsi" w:eastAsiaTheme="minorEastAsia" w:hAnsiTheme="minorHAnsi"/>
               <w:noProof/>
+              <w:lang w:eastAsia="de-DE"/>
             </w:rPr>
           </w:pPr>
-          <w:hyperlink w:anchor="_Toc231465811" w:history="1">
+          <w:hyperlink w:anchor="_Toc232070131" w:history="1">
             <w:r>
               <w:rPr>
                 <w:rStyle w:val="Hyperlink"/>
                 <w:noProof/>
               </w:rPr>
-              <w:t>7. Bedienung der Anwendung</w:t>
+              <w:t>12. Backup und Wiederherstellung</w:t>
             </w:r>
             <w:r>
               <w:rPr>
@@ -2623,7 +2743,7 @@
                 <w:noProof/>
                 <w:webHidden/>
               </w:rPr>
-              <w:instrText xml:space="preserve"> PAGEREF _Toc231465811 \h </w:instrText>
+              <w:instrText xml:space="preserve"> PAGEREF _Toc232070131 \h </w:instrText>
             </w:r>
             <w:r>
               <w:rPr>
@@ -2643,689 +2763,7 @@
                 <w:noProof/>
                 <w:webHidden/>
               </w:rPr>
-              <w:t>6</w:t>
-            </w:r>
-            <w:r>
-              <w:rPr>
-                <w:noProof/>
-                <w:webHidden/>
-              </w:rPr>
-              <w:fldChar w:fldCharType="end"/>
-            </w:r>
-          </w:hyperlink>
-        </w:p>
-        <w:p>
-          <w:pPr>
-            <w:pStyle w:val="Verzeichnis2"/>
-            <w:tabs>
-              <w:tab w:val="left" w:pos="960"/>
-              <w:tab w:val="right" w:leader="dot" w:pos="9062"/>
-            </w:tabs>
-            <w:rPr>
-              <w:noProof/>
-            </w:rPr>
-          </w:pPr>
-          <w:hyperlink w:anchor="_Toc231465812" w:history="1">
-            <w:r>
-              <w:rPr>
-                <w:rStyle w:val="Hyperlink"/>
-                <w:noProof/>
-              </w:rPr>
-              <w:t>7.1.</w:t>
-            </w:r>
-            <w:r>
-              <w:rPr>
-                <w:noProof/>
-              </w:rPr>
-              <w:tab/>
-            </w:r>
-            <w:r>
-              <w:rPr>
-                <w:rStyle w:val="Hyperlink"/>
-                <w:noProof/>
-              </w:rPr>
-              <w:t>Detailansicht</w:t>
-            </w:r>
-            <w:r>
-              <w:rPr>
-                <w:noProof/>
-                <w:webHidden/>
-              </w:rPr>
-              <w:tab/>
-            </w:r>
-            <w:r>
-              <w:rPr>
-                <w:noProof/>
-                <w:webHidden/>
-              </w:rPr>
-              <w:fldChar w:fldCharType="begin"/>
-            </w:r>
-            <w:r>
-              <w:rPr>
-                <w:noProof/>
-                <w:webHidden/>
-              </w:rPr>
-              <w:instrText xml:space="preserve"> PAGEREF _Toc231465812 \h </w:instrText>
-            </w:r>
-            <w:r>
-              <w:rPr>
-                <w:noProof/>
-                <w:webHidden/>
-              </w:rPr>
-            </w:r>
-            <w:r>
-              <w:rPr>
-                <w:noProof/>
-                <w:webHidden/>
-              </w:rPr>
-              <w:fldChar w:fldCharType="separate"/>
-            </w:r>
-            <w:r>
-              <w:rPr>
-                <w:noProof/>
-                <w:webHidden/>
-              </w:rPr>
-              <w:t>7</w:t>
-            </w:r>
-            <w:r>
-              <w:rPr>
-                <w:noProof/>
-                <w:webHidden/>
-              </w:rPr>
-              <w:fldChar w:fldCharType="end"/>
-            </w:r>
-          </w:hyperlink>
-        </w:p>
-        <w:p>
-          <w:pPr>
-            <w:pStyle w:val="Verzeichnis2"/>
-            <w:tabs>
-              <w:tab w:val="left" w:pos="960"/>
-              <w:tab w:val="right" w:leader="dot" w:pos="9062"/>
-            </w:tabs>
-            <w:rPr>
-              <w:noProof/>
-            </w:rPr>
-          </w:pPr>
-          <w:hyperlink w:anchor="_Toc231465813" w:history="1">
-            <w:r>
-              <w:rPr>
-                <w:rStyle w:val="Hyperlink"/>
-                <w:noProof/>
-              </w:rPr>
-              <w:t>7.2.</w:t>
-            </w:r>
-            <w:r>
-              <w:rPr>
-                <w:noProof/>
-              </w:rPr>
-              <w:tab/>
-            </w:r>
-            <w:r>
-              <w:rPr>
-                <w:rStyle w:val="Hyperlink"/>
-                <w:noProof/>
-              </w:rPr>
-              <w:t>Einstellungen</w:t>
-            </w:r>
-            <w:r>
-              <w:rPr>
-                <w:noProof/>
-                <w:webHidden/>
-              </w:rPr>
-              <w:tab/>
-            </w:r>
-            <w:r>
-              <w:rPr>
-                <w:noProof/>
-                <w:webHidden/>
-              </w:rPr>
-              <w:fldChar w:fldCharType="begin"/>
-            </w:r>
-            <w:r>
-              <w:rPr>
-                <w:noProof/>
-                <w:webHidden/>
-              </w:rPr>
-              <w:instrText xml:space="preserve"> PAGEREF _Toc231465813 \h </w:instrText>
-            </w:r>
-            <w:r>
-              <w:rPr>
-                <w:noProof/>
-                <w:webHidden/>
-              </w:rPr>
-            </w:r>
-            <w:r>
-              <w:rPr>
-                <w:noProof/>
-                <w:webHidden/>
-              </w:rPr>
-              <w:fldChar w:fldCharType="separate"/>
-            </w:r>
-            <w:r>
-              <w:rPr>
-                <w:noProof/>
-                <w:webHidden/>
-              </w:rPr>
-              <w:t>7</w:t>
-            </w:r>
-            <w:r>
-              <w:rPr>
-                <w:noProof/>
-                <w:webHidden/>
-              </w:rPr>
-              <w:fldChar w:fldCharType="end"/>
-            </w:r>
-          </w:hyperlink>
-        </w:p>
-        <w:p>
-          <w:pPr>
-            <w:pStyle w:val="Verzeichnis1"/>
-            <w:tabs>
-              <w:tab w:val="right" w:leader="dot" w:pos="9062"/>
-            </w:tabs>
-            <w:rPr>
-              <w:noProof/>
-            </w:rPr>
-          </w:pPr>
-          <w:hyperlink w:anchor="_Toc231465814" w:history="1">
-            <w:r>
-              <w:rPr>
-                <w:rStyle w:val="Hyperlink"/>
-                <w:noProof/>
-              </w:rPr>
-              <w:t>8. Erweiterung des Systems</w:t>
-            </w:r>
-            <w:r>
-              <w:rPr>
-                <w:noProof/>
-                <w:webHidden/>
-              </w:rPr>
-              <w:tab/>
-            </w:r>
-            <w:r>
-              <w:rPr>
-                <w:noProof/>
-                <w:webHidden/>
-              </w:rPr>
-              <w:fldChar w:fldCharType="begin"/>
-            </w:r>
-            <w:r>
-              <w:rPr>
-                <w:noProof/>
-                <w:webHidden/>
-              </w:rPr>
-              <w:instrText xml:space="preserve"> PAGEREF _Toc231465814 \h </w:instrText>
-            </w:r>
-            <w:r>
-              <w:rPr>
-                <w:noProof/>
-                <w:webHidden/>
-              </w:rPr>
-            </w:r>
-            <w:r>
-              <w:rPr>
-                <w:noProof/>
-                <w:webHidden/>
-              </w:rPr>
-              <w:fldChar w:fldCharType="separate"/>
-            </w:r>
-            <w:r>
-              <w:rPr>
-                <w:noProof/>
-                <w:webHidden/>
-              </w:rPr>
-              <w:t>7</w:t>
-            </w:r>
-            <w:r>
-              <w:rPr>
-                <w:noProof/>
-                <w:webHidden/>
-              </w:rPr>
-              <w:fldChar w:fldCharType="end"/>
-            </w:r>
-          </w:hyperlink>
-        </w:p>
-        <w:p>
-          <w:pPr>
-            <w:pStyle w:val="Verzeichnis1"/>
-            <w:tabs>
-              <w:tab w:val="right" w:leader="dot" w:pos="9062"/>
-            </w:tabs>
-            <w:rPr>
-              <w:noProof/>
-            </w:rPr>
-          </w:pPr>
-          <w:hyperlink w:anchor="_Toc231465815" w:history="1">
-            <w:r>
-              <w:rPr>
-                <w:rStyle w:val="Hyperlink"/>
-                <w:noProof/>
-              </w:rPr>
-              <w:t>9. Wartung</w:t>
-            </w:r>
-            <w:r>
-              <w:rPr>
-                <w:noProof/>
-                <w:webHidden/>
-              </w:rPr>
-              <w:tab/>
-            </w:r>
-            <w:r>
-              <w:rPr>
-                <w:noProof/>
-                <w:webHidden/>
-              </w:rPr>
-              <w:fldChar w:fldCharType="begin"/>
-            </w:r>
-            <w:r>
-              <w:rPr>
-                <w:noProof/>
-                <w:webHidden/>
-              </w:rPr>
-              <w:instrText xml:space="preserve"> PAGEREF _Toc231465815 \h </w:instrText>
-            </w:r>
-            <w:r>
-              <w:rPr>
-                <w:noProof/>
-                <w:webHidden/>
-              </w:rPr>
-            </w:r>
-            <w:r>
-              <w:rPr>
-                <w:noProof/>
-                <w:webHidden/>
-              </w:rPr>
-              <w:fldChar w:fldCharType="separate"/>
-            </w:r>
-            <w:r>
-              <w:rPr>
-                <w:noProof/>
-                <w:webHidden/>
-              </w:rPr>
-              <w:t>8</w:t>
-            </w:r>
-            <w:r>
-              <w:rPr>
-                <w:noProof/>
-                <w:webHidden/>
-              </w:rPr>
-              <w:fldChar w:fldCharType="end"/>
-            </w:r>
-          </w:hyperlink>
-        </w:p>
-        <w:p>
-          <w:pPr>
-            <w:pStyle w:val="Verzeichnis1"/>
-            <w:tabs>
-              <w:tab w:val="right" w:leader="dot" w:pos="9062"/>
-            </w:tabs>
-            <w:rPr>
-              <w:noProof/>
-            </w:rPr>
-          </w:pPr>
-          <w:hyperlink w:anchor="_Toc231465816" w:history="1">
-            <w:r>
-              <w:rPr>
-                <w:rStyle w:val="Hyperlink"/>
-                <w:noProof/>
-              </w:rPr>
-              <w:t>10. Fehlerbehebung</w:t>
-            </w:r>
-            <w:r>
-              <w:rPr>
-                <w:noProof/>
-                <w:webHidden/>
-              </w:rPr>
-              <w:tab/>
-            </w:r>
-            <w:r>
-              <w:rPr>
-                <w:noProof/>
-                <w:webHidden/>
-              </w:rPr>
-              <w:fldChar w:fldCharType="begin"/>
-            </w:r>
-            <w:r>
-              <w:rPr>
-                <w:noProof/>
-                <w:webHidden/>
-              </w:rPr>
-              <w:instrText xml:space="preserve"> PAGEREF _Toc231465816 \h </w:instrText>
-            </w:r>
-            <w:r>
-              <w:rPr>
-                <w:noProof/>
-                <w:webHidden/>
-              </w:rPr>
-            </w:r>
-            <w:r>
-              <w:rPr>
-                <w:noProof/>
-                <w:webHidden/>
-              </w:rPr>
-              <w:fldChar w:fldCharType="separate"/>
-            </w:r>
-            <w:r>
-              <w:rPr>
-                <w:noProof/>
-                <w:webHidden/>
-              </w:rPr>
-              <w:t>8</w:t>
-            </w:r>
-            <w:r>
-              <w:rPr>
-                <w:noProof/>
-                <w:webHidden/>
-              </w:rPr>
-              <w:fldChar w:fldCharType="end"/>
-            </w:r>
-          </w:hyperlink>
-        </w:p>
-        <w:p>
-          <w:pPr>
-            <w:pStyle w:val="Verzeichnis2"/>
-            <w:tabs>
-              <w:tab w:val="left" w:pos="1200"/>
-              <w:tab w:val="right" w:leader="dot" w:pos="9062"/>
-            </w:tabs>
-            <w:rPr>
-              <w:noProof/>
-            </w:rPr>
-          </w:pPr>
-          <w:hyperlink w:anchor="_Toc231465817" w:history="1">
-            <w:r>
-              <w:rPr>
-                <w:rStyle w:val="Hyperlink"/>
-                <w:noProof/>
-              </w:rPr>
-              <w:t>10.1.</w:t>
-            </w:r>
-            <w:r>
-              <w:rPr>
-                <w:noProof/>
-              </w:rPr>
-              <w:tab/>
-            </w:r>
-            <w:r>
-              <w:rPr>
-                <w:rStyle w:val="Hyperlink"/>
-                <w:noProof/>
-              </w:rPr>
-              <w:t>Keine Webseite erreichbar</w:t>
-            </w:r>
-            <w:r>
-              <w:rPr>
-                <w:noProof/>
-                <w:webHidden/>
-              </w:rPr>
-              <w:tab/>
-            </w:r>
-            <w:r>
-              <w:rPr>
-                <w:noProof/>
-                <w:webHidden/>
-              </w:rPr>
-              <w:fldChar w:fldCharType="begin"/>
-            </w:r>
-            <w:r>
-              <w:rPr>
-                <w:noProof/>
-                <w:webHidden/>
-              </w:rPr>
-              <w:instrText xml:space="preserve"> PAGEREF _Toc231465817 \h </w:instrText>
-            </w:r>
-            <w:r>
-              <w:rPr>
-                <w:noProof/>
-                <w:webHidden/>
-              </w:rPr>
-            </w:r>
-            <w:r>
-              <w:rPr>
-                <w:noProof/>
-                <w:webHidden/>
-              </w:rPr>
-              <w:fldChar w:fldCharType="separate"/>
-            </w:r>
-            <w:r>
-              <w:rPr>
-                <w:noProof/>
-                <w:webHidden/>
-              </w:rPr>
-              <w:t>8</w:t>
-            </w:r>
-            <w:r>
-              <w:rPr>
-                <w:noProof/>
-                <w:webHidden/>
-              </w:rPr>
-              <w:fldChar w:fldCharType="end"/>
-            </w:r>
-          </w:hyperlink>
-        </w:p>
-        <w:p>
-          <w:pPr>
-            <w:pStyle w:val="Verzeichnis2"/>
-            <w:tabs>
-              <w:tab w:val="left" w:pos="1200"/>
-              <w:tab w:val="right" w:leader="dot" w:pos="9062"/>
-            </w:tabs>
-            <w:rPr>
-              <w:noProof/>
-            </w:rPr>
-          </w:pPr>
-          <w:hyperlink w:anchor="_Toc231465818" w:history="1">
-            <w:r>
-              <w:rPr>
-                <w:rStyle w:val="Hyperlink"/>
-                <w:noProof/>
-              </w:rPr>
-              <w:t>10.2.</w:t>
-            </w:r>
-            <w:r>
-              <w:rPr>
-                <w:noProof/>
-              </w:rPr>
-              <w:tab/>
-            </w:r>
-            <w:r>
-              <w:rPr>
-                <w:rStyle w:val="Hyperlink"/>
-                <w:noProof/>
-              </w:rPr>
-              <w:t>Keine Sensordaten sichtbar</w:t>
-            </w:r>
-            <w:r>
-              <w:rPr>
-                <w:noProof/>
-                <w:webHidden/>
-              </w:rPr>
-              <w:tab/>
-            </w:r>
-            <w:r>
-              <w:rPr>
-                <w:noProof/>
-                <w:webHidden/>
-              </w:rPr>
-              <w:fldChar w:fldCharType="begin"/>
-            </w:r>
-            <w:r>
-              <w:rPr>
-                <w:noProof/>
-                <w:webHidden/>
-              </w:rPr>
-              <w:instrText xml:space="preserve"> PAGEREF _Toc231465818 \h </w:instrText>
-            </w:r>
-            <w:r>
-              <w:rPr>
-                <w:noProof/>
-                <w:webHidden/>
-              </w:rPr>
-            </w:r>
-            <w:r>
-              <w:rPr>
-                <w:noProof/>
-                <w:webHidden/>
-              </w:rPr>
-              <w:fldChar w:fldCharType="separate"/>
-            </w:r>
-            <w:r>
-              <w:rPr>
-                <w:noProof/>
-                <w:webHidden/>
-              </w:rPr>
-              <w:t>8</w:t>
-            </w:r>
-            <w:r>
-              <w:rPr>
-                <w:noProof/>
-                <w:webHidden/>
-              </w:rPr>
-              <w:fldChar w:fldCharType="end"/>
-            </w:r>
-          </w:hyperlink>
-        </w:p>
-        <w:p>
-          <w:pPr>
-            <w:pStyle w:val="Verzeichnis2"/>
-            <w:tabs>
-              <w:tab w:val="left" w:pos="1200"/>
-              <w:tab w:val="right" w:leader="dot" w:pos="9062"/>
-            </w:tabs>
-            <w:rPr>
-              <w:noProof/>
-            </w:rPr>
-          </w:pPr>
-          <w:hyperlink w:anchor="_Toc231465819" w:history="1">
-            <w:r>
-              <w:rPr>
-                <w:rStyle w:val="Hyperlink"/>
-                <w:noProof/>
-              </w:rPr>
-              <w:t>10.3.</w:t>
-            </w:r>
-            <w:r>
-              <w:rPr>
-                <w:noProof/>
-              </w:rPr>
-              <w:tab/>
-            </w:r>
-            <w:r>
-              <w:rPr>
-                <w:rStyle w:val="Hyperlink"/>
-                <w:noProof/>
-              </w:rPr>
-              <w:t>Keine WLAN-Netzwerke sichtbar</w:t>
-            </w:r>
-            <w:r>
-              <w:rPr>
-                <w:noProof/>
-                <w:webHidden/>
-              </w:rPr>
-              <w:tab/>
-            </w:r>
-            <w:r>
-              <w:rPr>
-                <w:noProof/>
-                <w:webHidden/>
-              </w:rPr>
-              <w:fldChar w:fldCharType="begin"/>
-            </w:r>
-            <w:r>
-              <w:rPr>
-                <w:noProof/>
-                <w:webHidden/>
-              </w:rPr>
-              <w:instrText xml:space="preserve"> PAGEREF _Toc231465819 \h </w:instrText>
-            </w:r>
-            <w:r>
-              <w:rPr>
-                <w:noProof/>
-                <w:webHidden/>
-              </w:rPr>
-            </w:r>
-            <w:r>
-              <w:rPr>
-                <w:noProof/>
-                <w:webHidden/>
-              </w:rPr>
-              <w:fldChar w:fldCharType="separate"/>
-            </w:r>
-            <w:r>
-              <w:rPr>
-                <w:noProof/>
-                <w:webHidden/>
-              </w:rPr>
-              <w:t>9</w:t>
-            </w:r>
-            <w:r>
-              <w:rPr>
-                <w:noProof/>
-                <w:webHidden/>
-              </w:rPr>
-              <w:fldChar w:fldCharType="end"/>
-            </w:r>
-          </w:hyperlink>
-        </w:p>
-        <w:p>
-          <w:pPr>
-            <w:pStyle w:val="Verzeichnis1"/>
-            <w:tabs>
-              <w:tab w:val="right" w:leader="dot" w:pos="9062"/>
-            </w:tabs>
-            <w:rPr>
-              <w:noProof/>
-            </w:rPr>
-          </w:pPr>
-          <w:hyperlink w:anchor="_Toc231465820" w:history="1">
-            <w:r>
-              <w:rPr>
-                <w:rStyle w:val="Hyperlink"/>
-                <w:noProof/>
-              </w:rPr>
-              <w:t>11. Backup und Wiederherstellung</w:t>
-            </w:r>
-            <w:r>
-              <w:rPr>
-                <w:noProof/>
-                <w:webHidden/>
-              </w:rPr>
-              <w:tab/>
-            </w:r>
-            <w:r>
-              <w:rPr>
-                <w:noProof/>
-                <w:webHidden/>
-              </w:rPr>
-              <w:fldChar w:fldCharType="begin"/>
-            </w:r>
-            <w:r>
-              <w:rPr>
-                <w:noProof/>
-                <w:webHidden/>
-              </w:rPr>
-              <w:instrText xml:space="preserve"> PAGEREF _Toc231465820 \h </w:instrText>
-            </w:r>
-            <w:r>
-              <w:rPr>
-                <w:noProof/>
-                <w:webHidden/>
-              </w:rPr>
-            </w:r>
-            <w:r>
-              <w:rPr>
-                <w:noProof/>
-                <w:webHidden/>
-              </w:rPr>
-              <w:fldChar w:fldCharType="separate"/>
-            </w:r>
-            <w:r>
-              <w:rPr>
-                <w:noProof/>
-                <w:webHidden/>
-              </w:rPr>
-              <w:t>9</w:t>
+              <w:t>15</w:t>
             </w:r>
             <w:r>
               <w:rPr>
@@ -3366,7 +2804,7 @@
       <w:pPr>
         <w:pStyle w:val="berschrift1"/>
       </w:pPr>
-      <w:bookmarkStart w:id="0" w:name="_Toc231465791"/>
+      <w:bookmarkStart w:id="0" w:name="_Toc232070110"/>
       <w:r>
         <w:lastRenderedPageBreak/>
         <w:t>1. Ziel des Administratorhandbuchs</w:t>
@@ -3382,9 +2820,11 @@
       <w:r>
         <w:t xml:space="preserve">Die Beschreibung richtet sich </w:t>
       </w:r>
+      <w:proofErr w:type="spellStart"/>
       <w:r>
         <w:t>vorallem</w:t>
       </w:r>
+      <w:proofErr w:type="spellEnd"/>
       <w:r>
         <w:t xml:space="preserve"> an Personen ohne tiefgehende IT-Kenntnisse. Alle Arbeitsschritte werden deshalb möglichst einfach und verständlich erklärt.</w:t>
       </w:r>
@@ -3414,23 +2854,31 @@
       <w:pPr>
         <w:pStyle w:val="berschrift1"/>
       </w:pPr>
-      <w:bookmarkStart w:id="1" w:name="_Toc231465792"/>
+      <w:bookmarkStart w:id="1" w:name="_Toc232070111"/>
       <w:r>
         <w:t>2. Benötigte Hardware</w:t>
       </w:r>
       <w:bookmarkEnd w:id="1"/>
     </w:p>
-    <w:p/>
+    <w:p>
+      <w:r>
+        <w:t>Bevor mit dem Aufbau begonnen wird, müssen alle Komponenten vorhanden sein. Die folgende Liste enthält alles, was für einen vollständigen Aufbau der Wetterstation benötigt wird.</w:t>
+      </w:r>
+    </w:p>
+    <w:p>
+      <w:pPr>
+        <w:pStyle w:val="berschrift2"/>
+      </w:pPr>
+      <w:bookmarkStart w:id="2" w:name="_Toc232070112"/>
+      <w:r>
+        <w:t>2.1 Elektronik &amp; Hauptkomponenten</w:t>
+      </w:r>
+      <w:bookmarkEnd w:id="2"/>
+    </w:p>
     <w:tbl>
       <w:tblPr>
-        <w:tblW w:w="9616" w:type="dxa"/>
+        <w:tblW w:w="0" w:type="auto"/>
         <w:tblCellSpacing w:w="15" w:type="dxa"/>
-        <w:tblBorders>
-          <w:top w:val="single" w:sz="4" w:space="0" w:color="auto"/>
-          <w:left w:val="single" w:sz="4" w:space="0" w:color="auto"/>
-          <w:bottom w:val="single" w:sz="4" w:space="0" w:color="auto"/>
-          <w:right w:val="single" w:sz="4" w:space="0" w:color="auto"/>
-        </w:tblBorders>
         <w:tblCellMar>
           <w:top w:w="15" w:type="dxa"/>
           <w:left w:w="15" w:type="dxa"/>
@@ -3440,12 +2888,12 @@
         <w:tblLook w:val="04A0" w:firstRow="1" w:lastRow="0" w:firstColumn="1" w:lastColumn="0" w:noHBand="0" w:noVBand="1"/>
       </w:tblPr>
       <w:tblGrid>
-        <w:gridCol w:w="3290"/>
-        <w:gridCol w:w="6326"/>
+        <w:gridCol w:w="1488"/>
+        <w:gridCol w:w="4520"/>
+        <w:gridCol w:w="3064"/>
       </w:tblGrid>
       <w:tr>
         <w:trPr>
-          <w:trHeight w:val="1090"/>
           <w:tblHeader/>
           <w:tblCellSpacing w:w="15" w:type="dxa"/>
         </w:trPr>
@@ -3495,10 +2943,32 @@
             </w:r>
           </w:p>
         </w:tc>
+        <w:tc>
+          <w:tcPr>
+            <w:tcW w:w="0" w:type="auto"/>
+            <w:vAlign w:val="center"/>
+            <w:hideMark/>
+          </w:tcPr>
+          <w:p>
+            <w:pPr>
+              <w:jc w:val="center"/>
+              <w:rPr>
+                <w:b/>
+                <w:bCs/>
+              </w:rPr>
+            </w:pPr>
+            <w:r>
+              <w:rPr>
+                <w:b/>
+                <w:bCs/>
+              </w:rPr>
+              <w:t>Hinweis</w:t>
+            </w:r>
+          </w:p>
+        </w:tc>
       </w:tr>
       <w:tr>
         <w:trPr>
-          <w:trHeight w:val="515"/>
           <w:tblCellSpacing w:w="15" w:type="dxa"/>
         </w:trPr>
         <w:tc>
@@ -3512,7 +2982,11 @@
               <w:jc w:val="center"/>
             </w:pPr>
             <w:r>
-              <w:t>Raspberry Pi Zero</w:t>
+              <w:rPr>
+                <w:b/>
+                <w:bCs/>
+              </w:rPr>
+              <w:t>Raspberry Pi Zero 2W</w:t>
             </w:r>
           </w:p>
         </w:tc>
@@ -3527,14 +3001,38 @@
               <w:jc w:val="center"/>
             </w:pPr>
             <w:r>
-              <w:t>Der Hauptrechner der Wetterstation</w:t>
+              <w:t>Der Hauptrechner der Wetterstation – verarbeitet alle Sensordaten, speichert sie in der Datenbank und stellt die Website bereit</w:t>
+            </w:r>
+          </w:p>
+        </w:tc>
+        <w:tc>
+          <w:tcPr>
+            <w:tcW w:w="0" w:type="auto"/>
+            <w:vAlign w:val="center"/>
+            <w:hideMark/>
+          </w:tcPr>
+          <w:p>
+            <w:pPr>
+              <w:jc w:val="center"/>
+            </w:pPr>
+            <w:r>
+              <w:t xml:space="preserve">Unbedingt die Version </w:t>
+            </w:r>
+            <w:r>
+              <w:rPr>
+                <w:b/>
+                <w:bCs/>
+              </w:rPr>
+              <w:t>2W</w:t>
+            </w:r>
+            <w:r>
+              <w:t xml:space="preserve"> verwenden (hat WLAN eingebaut)</w:t>
             </w:r>
           </w:p>
         </w:tc>
       </w:tr>
       <w:tr>
         <w:trPr>
-          <w:trHeight w:val="515"/>
           <w:tblCellSpacing w:w="15" w:type="dxa"/>
         </w:trPr>
         <w:tc>
@@ -3548,7 +3046,11 @@
               <w:jc w:val="center"/>
             </w:pPr>
             <w:r>
-              <w:t>SD-Karte (min. 16 GB)</w:t>
+              <w:rPr>
+                <w:b/>
+                <w:bCs/>
+              </w:rPr>
+              <w:t>MicroSD-Karte</w:t>
             </w:r>
           </w:p>
         </w:tc>
@@ -3563,14 +3065,38 @@
               <w:jc w:val="center"/>
             </w:pPr>
             <w:r>
-              <w:t>Speichermedium für das Betriebssystem und die Software</w:t>
+              <w:t>Speichermedium für das Betriebssystem und die gesamte Software</w:t>
+            </w:r>
+          </w:p>
+        </w:tc>
+        <w:tc>
+          <w:tcPr>
+            <w:tcW w:w="0" w:type="auto"/>
+            <w:vAlign w:val="center"/>
+            <w:hideMark/>
+          </w:tcPr>
+          <w:p>
+            <w:pPr>
+              <w:jc w:val="center"/>
+            </w:pPr>
+            <w:r>
+              <w:t xml:space="preserve">Mindestens </w:t>
+            </w:r>
+            <w:r>
+              <w:rPr>
+                <w:b/>
+                <w:bCs/>
+              </w:rPr>
+              <w:t>16 GB</w:t>
+            </w:r>
+            <w:r>
+              <w:t>, empfohlen 32 GB; Klasse 10 oder besser</w:t>
             </w:r>
           </w:p>
         </w:tc>
       </w:tr>
       <w:tr>
         <w:trPr>
-          <w:trHeight w:val="515"/>
           <w:tblCellSpacing w:w="15" w:type="dxa"/>
         </w:trPr>
         <w:tc>
@@ -3584,7 +3110,11 @@
               <w:jc w:val="center"/>
             </w:pPr>
             <w:r>
-              <w:t>DHT22</w:t>
+              <w:rPr>
+                <w:b/>
+                <w:bCs/>
+              </w:rPr>
+              <w:t>MicroSD-Kartenleser</w:t>
             </w:r>
           </w:p>
         </w:tc>
@@ -3599,14 +3129,28 @@
               <w:jc w:val="center"/>
             </w:pPr>
             <w:r>
-              <w:t>Sensor für Temperatur und Luftfeuchtigkeit</w:t>
+              <w:t>Wird einmalig zum Aufspielen des Images benötigt</w:t>
+            </w:r>
+          </w:p>
+        </w:tc>
+        <w:tc>
+          <w:tcPr>
+            <w:tcW w:w="0" w:type="auto"/>
+            <w:vAlign w:val="center"/>
+            <w:hideMark/>
+          </w:tcPr>
+          <w:p>
+            <w:pPr>
+              <w:jc w:val="center"/>
+            </w:pPr>
+            <w:r>
+              <w:t>Viele Laptops haben einen eingebauten Leser; sonst USB-Adapter</w:t>
             </w:r>
           </w:p>
         </w:tc>
       </w:tr>
       <w:tr>
         <w:trPr>
-          <w:trHeight w:val="515"/>
           <w:tblCellSpacing w:w="15" w:type="dxa"/>
         </w:trPr>
         <w:tc>
@@ -3620,7 +3164,11 @@
               <w:jc w:val="center"/>
             </w:pPr>
             <w:r>
-              <w:t>US5881LUA</w:t>
+              <w:rPr>
+                <w:b/>
+                <w:bCs/>
+              </w:rPr>
+              <w:t>DHT22</w:t>
             </w:r>
           </w:p>
         </w:tc>
@@ -3635,14 +3183,28 @@
               <w:jc w:val="center"/>
             </w:pPr>
             <w:r>
-              <w:t>Sensor für Windgeschwindigkeit</w:t>
+              <w:t>Sensor für Temperatur (–40 bis +80 °C) und relative Luftfeuchtigkeit (0–100 %)</w:t>
+            </w:r>
+          </w:p>
+        </w:tc>
+        <w:tc>
+          <w:tcPr>
+            <w:tcW w:w="0" w:type="auto"/>
+            <w:vAlign w:val="center"/>
+            <w:hideMark/>
+          </w:tcPr>
+          <w:p>
+            <w:pPr>
+              <w:jc w:val="center"/>
+            </w:pPr>
+            <w:r>
+              <w:t>Oft als Breakout-Board mit 3 Pins erhältlich – das ist die einfachere Variante</w:t>
             </w:r>
           </w:p>
         </w:tc>
       </w:tr>
       <w:tr>
         <w:trPr>
-          <w:trHeight w:val="515"/>
           <w:tblCellSpacing w:w="15" w:type="dxa"/>
         </w:trPr>
         <w:tc>
@@ -3656,6 +3218,10 @@
               <w:jc w:val="center"/>
             </w:pPr>
             <w:r>
+              <w:rPr>
+                <w:b/>
+                <w:bCs/>
+              </w:rPr>
               <w:t>VEML7700</w:t>
             </w:r>
           </w:p>
@@ -3671,14 +3237,28 @@
               <w:jc w:val="center"/>
             </w:pPr>
             <w:r>
-              <w:t>Sensor für UV-Index</w:t>
+              <w:t>Sensor für Umgebungslicht / UV-Index; kommuniziert über I²C</w:t>
+            </w:r>
+          </w:p>
+        </w:tc>
+        <w:tc>
+          <w:tcPr>
+            <w:tcW w:w="0" w:type="auto"/>
+            <w:vAlign w:val="center"/>
+            <w:hideMark/>
+          </w:tcPr>
+          <w:p>
+            <w:pPr>
+              <w:jc w:val="center"/>
+            </w:pPr>
+            <w:r>
+              <w:t>Als Breakout-Board kaufen (z. B. von Adafruit) – hat bereits die nötigen Widerstände eingebaut</w:t>
             </w:r>
           </w:p>
         </w:tc>
       </w:tr>
       <w:tr>
         <w:trPr>
-          <w:trHeight w:val="515"/>
           <w:tblCellSpacing w:w="15" w:type="dxa"/>
         </w:trPr>
         <w:tc>
@@ -3692,7 +3272,11 @@
               <w:jc w:val="center"/>
             </w:pPr>
             <w:r>
-              <w:t>Stromversorgung</w:t>
+              <w:rPr>
+                <w:b/>
+                <w:bCs/>
+              </w:rPr>
+              <w:t>US5881LUA</w:t>
             </w:r>
           </w:p>
         </w:tc>
@@ -3707,24 +3291,28 @@
               <w:jc w:val="center"/>
             </w:pPr>
             <w:r>
-              <w:t xml:space="preserve">Solarpanel + Akku </w:t>
-            </w:r>
-            <w:r>
-              <w:rPr>
-                <w:b/>
-                <w:bCs/>
-              </w:rPr>
-              <w:t>oder</w:t>
-            </w:r>
-            <w:r>
-              <w:t xml:space="preserve"> Netzladegerät (siehe Abschnitt 4)</w:t>
+              <w:t>Hall-Effekt-Sensor; erkennt Magnetfelder und wird im selbstgebauten Anemometer zur Messung der Windgeschwindigkeit verwendet</w:t>
+            </w:r>
+          </w:p>
+        </w:tc>
+        <w:tc>
+          <w:tcPr>
+            <w:tcW w:w="0" w:type="auto"/>
+            <w:vAlign w:val="center"/>
+            <w:hideMark/>
+          </w:tcPr>
+          <w:p>
+            <w:pPr>
+              <w:jc w:val="center"/>
+            </w:pPr>
+            <w:r>
+              <w:t>Kleiner 3-poliger Sensor im TO-92-Gehäuse (sieht aus wie ein kleiner Transistor)</w:t>
             </w:r>
           </w:p>
         </w:tc>
       </w:tr>
       <w:tr>
         <w:trPr>
-          <w:trHeight w:val="515"/>
           <w:tblCellSpacing w:w="15" w:type="dxa"/>
         </w:trPr>
         <w:tc>
@@ -3738,7 +3326,12 @@
               <w:jc w:val="center"/>
             </w:pPr>
             <w:r>
-              <w:t>WLAN-Netzwerk</w:t>
+              <w:rPr>
+                <w:b/>
+                <w:bCs/>
+              </w:rPr>
+              <w:lastRenderedPageBreak/>
+              <w:t>Magnet (Neodym, klein)</w:t>
             </w:r>
           </w:p>
         </w:tc>
@@ -3753,14 +3346,155 @@
               <w:jc w:val="center"/>
             </w:pPr>
             <w:r>
-              <w:t>Für den Zugriff auf die Website</w:t>
+              <w:t>Wird im Windrad des Anemometers befestigt und löst beim Vorbeidrehen den Hall-Sensor aus</w:t>
+            </w:r>
+          </w:p>
+        </w:tc>
+        <w:tc>
+          <w:tcPr>
+            <w:tcW w:w="0" w:type="auto"/>
+            <w:vAlign w:val="center"/>
+            <w:hideMark/>
+          </w:tcPr>
+          <w:p>
+            <w:pPr>
+              <w:jc w:val="center"/>
+            </w:pPr>
+            <w:r>
+              <w:t>Muss stark genug sein, um den Hall-Sensor zuverlässig zu aktivieren</w:t>
+            </w:r>
+          </w:p>
+        </w:tc>
+      </w:tr>
+    </w:tbl>
+    <w:p/>
+    <w:p>
+      <w:pPr>
+        <w:rPr>
+          <w:i/>
+          <w:iCs/>
+        </w:rPr>
+      </w:pPr>
+      <w:r>
+        <w:rPr>
+          <w:i/>
+          <w:iCs/>
+        </w:rPr>
+        <w:t>[Screenshot-Platzhalter: Foto aller Elektronik-Komponenten nebeneinander, beschriftet]</w:t>
+      </w:r>
+    </w:p>
+    <w:p>
+      <w:pPr>
+        <w:rPr>
+          <w:b/>
+          <w:bCs/>
+        </w:rPr>
+      </w:pPr>
+    </w:p>
+    <w:p>
+      <w:pPr>
+        <w:pStyle w:val="berschrift2"/>
+      </w:pPr>
+      <w:bookmarkStart w:id="3" w:name="_Toc232070113"/>
+      <w:r>
+        <w:t>2.2 Kabel &amp; Verbindungsmaterial</w:t>
+      </w:r>
+      <w:bookmarkEnd w:id="3"/>
+    </w:p>
+    <w:tbl>
+      <w:tblPr>
+        <w:tblW w:w="0" w:type="auto"/>
+        <w:tblCellSpacing w:w="15" w:type="dxa"/>
+        <w:tblCellMar>
+          <w:top w:w="15" w:type="dxa"/>
+          <w:left w:w="15" w:type="dxa"/>
+          <w:bottom w:w="15" w:type="dxa"/>
+          <w:right w:w="15" w:type="dxa"/>
+        </w:tblCellMar>
+        <w:tblLook w:val="04A0" w:firstRow="1" w:lastRow="0" w:firstColumn="1" w:lastColumn="0" w:noHBand="0" w:noVBand="1"/>
+      </w:tblPr>
+      <w:tblGrid>
+        <w:gridCol w:w="2614"/>
+        <w:gridCol w:w="3302"/>
+        <w:gridCol w:w="3156"/>
+      </w:tblGrid>
+      <w:tr>
+        <w:trPr>
+          <w:tblHeader/>
+          <w:tblCellSpacing w:w="15" w:type="dxa"/>
+        </w:trPr>
+        <w:tc>
+          <w:tcPr>
+            <w:tcW w:w="0" w:type="auto"/>
+            <w:vAlign w:val="center"/>
+            <w:hideMark/>
+          </w:tcPr>
+          <w:p>
+            <w:pPr>
+              <w:jc w:val="center"/>
+              <w:rPr>
+                <w:b/>
+                <w:bCs/>
+              </w:rPr>
+            </w:pPr>
+            <w:r>
+              <w:rPr>
+                <w:b/>
+                <w:bCs/>
+              </w:rPr>
+              <w:t>Material</w:t>
+            </w:r>
+          </w:p>
+        </w:tc>
+        <w:tc>
+          <w:tcPr>
+            <w:tcW w:w="0" w:type="auto"/>
+            <w:vAlign w:val="center"/>
+            <w:hideMark/>
+          </w:tcPr>
+          <w:p>
+            <w:pPr>
+              <w:jc w:val="center"/>
+              <w:rPr>
+                <w:b/>
+                <w:bCs/>
+              </w:rPr>
+            </w:pPr>
+            <w:r>
+              <w:rPr>
+                <w:b/>
+                <w:bCs/>
+              </w:rPr>
+              <w:t>Beschreibung</w:t>
+            </w:r>
+          </w:p>
+        </w:tc>
+        <w:tc>
+          <w:tcPr>
+            <w:tcW w:w="0" w:type="auto"/>
+            <w:vAlign w:val="center"/>
+            <w:hideMark/>
+          </w:tcPr>
+          <w:p>
+            <w:pPr>
+              <w:jc w:val="center"/>
+              <w:rPr>
+                <w:b/>
+                <w:bCs/>
+              </w:rPr>
+            </w:pPr>
+            <w:r>
+              <w:rPr>
+                <w:b/>
+                <w:bCs/>
+              </w:rPr>
+              <w:t>Hinweis</w:t>
             </w:r>
           </w:p>
         </w:tc>
       </w:tr>
       <w:tr>
         <w:trPr>
-          <w:trHeight w:val="527"/>
           <w:tblCellSpacing w:w="15" w:type="dxa"/>
         </w:trPr>
         <w:tc>
@@ -3774,7 +3508,27 @@
               <w:jc w:val="center"/>
             </w:pPr>
             <w:r>
-              <w:t>Computer mit SD-Kartenleser</w:t>
+              <w:rPr>
+                <w:b/>
+                <w:bCs/>
+              </w:rPr>
+              <w:t>Jumperkabel (</w:t>
+            </w:r>
+            <w:proofErr w:type="spellStart"/>
+            <w:r>
+              <w:rPr>
+                <w:b/>
+                <w:bCs/>
+              </w:rPr>
+              <w:t>female-female</w:t>
+            </w:r>
+            <w:proofErr w:type="spellEnd"/>
+            <w:r>
+              <w:rPr>
+                <w:b/>
+                <w:bCs/>
+              </w:rPr>
+              <w:t>)</w:t>
             </w:r>
           </w:p>
         </w:tc>
@@ -3789,15 +3543,823 @@
               <w:jc w:val="center"/>
             </w:pPr>
             <w:r>
-              <w:t>Nur für die Ersteinrichtung benötigt</w:t>
+              <w:t>Verbindungskabel zwischen Sensoren und GPIO-Pins des Raspberry Pi</w:t>
+            </w:r>
+          </w:p>
+        </w:tc>
+        <w:tc>
+          <w:tcPr>
+            <w:tcW w:w="0" w:type="auto"/>
+            <w:vAlign w:val="center"/>
+            <w:hideMark/>
+          </w:tcPr>
+          <w:p>
+            <w:pPr>
+              <w:jc w:val="center"/>
+            </w:pPr>
+            <w:r>
+              <w:t>Farben: Rot (VCC/3,3V), Schwarz (GND), Blau (I²C), Grün (GPIO-Daten)</w:t>
+            </w:r>
+          </w:p>
+        </w:tc>
+      </w:tr>
+      <w:tr>
+        <w:trPr>
+          <w:tblCellSpacing w:w="15" w:type="dxa"/>
+        </w:trPr>
+        <w:tc>
+          <w:tcPr>
+            <w:tcW w:w="0" w:type="auto"/>
+            <w:vAlign w:val="center"/>
+            <w:hideMark/>
+          </w:tcPr>
+          <w:p>
+            <w:pPr>
+              <w:jc w:val="center"/>
+            </w:pPr>
+            <w:r>
+              <w:rPr>
+                <w:b/>
+                <w:bCs/>
+              </w:rPr>
+              <w:t>Lötkolben + Lötzinn</w:t>
+            </w:r>
+          </w:p>
+        </w:tc>
+        <w:tc>
+          <w:tcPr>
+            <w:tcW w:w="0" w:type="auto"/>
+            <w:vAlign w:val="center"/>
+            <w:hideMark/>
+          </w:tcPr>
+          <w:p>
+            <w:pPr>
+              <w:jc w:val="center"/>
+            </w:pPr>
+            <w:r>
+              <w:t>Für feste, dauerhafte Verbindungen der Kabel an die Sensor-Pins</w:t>
+            </w:r>
+          </w:p>
+        </w:tc>
+        <w:tc>
+          <w:tcPr>
+            <w:tcW w:w="0" w:type="auto"/>
+            <w:vAlign w:val="center"/>
+            <w:hideMark/>
+          </w:tcPr>
+          <w:p>
+            <w:pPr>
+              <w:jc w:val="center"/>
+            </w:pPr>
+            <w:r>
+              <w:t>Alternativ: Steckverbinder, aber Löten ist langlebiger für den Außeneinsatz</w:t>
+            </w:r>
+          </w:p>
+        </w:tc>
+      </w:tr>
+      <w:tr>
+        <w:trPr>
+          <w:tblCellSpacing w:w="15" w:type="dxa"/>
+        </w:trPr>
+        <w:tc>
+          <w:tcPr>
+            <w:tcW w:w="0" w:type="auto"/>
+            <w:vAlign w:val="center"/>
+            <w:hideMark/>
+          </w:tcPr>
+          <w:p>
+            <w:pPr>
+              <w:jc w:val="center"/>
+            </w:pPr>
+            <w:r>
+              <w:rPr>
+                <w:b/>
+                <w:bCs/>
+              </w:rPr>
+              <w:t>Schrumpfschlauch</w:t>
+            </w:r>
+          </w:p>
+        </w:tc>
+        <w:tc>
+          <w:tcPr>
+            <w:tcW w:w="0" w:type="auto"/>
+            <w:vAlign w:val="center"/>
+            <w:hideMark/>
+          </w:tcPr>
+          <w:p>
+            <w:pPr>
+              <w:jc w:val="center"/>
+            </w:pPr>
+            <w:r>
+              <w:t>Isoliert gelötete Verbindungen</w:t>
+            </w:r>
+          </w:p>
+        </w:tc>
+        <w:tc>
+          <w:tcPr>
+            <w:tcW w:w="0" w:type="auto"/>
+            <w:vAlign w:val="center"/>
+            <w:hideMark/>
+          </w:tcPr>
+          <w:p>
+            <w:pPr>
+              <w:jc w:val="center"/>
+            </w:pPr>
+            <w:r>
+              <w:t>Verschiedene Durchmesser; mit Heißluftfön oder Feuerzeug aufschrumpfen</w:t>
+            </w:r>
+          </w:p>
+        </w:tc>
+      </w:tr>
+      <w:tr>
+        <w:trPr>
+          <w:tblCellSpacing w:w="15" w:type="dxa"/>
+        </w:trPr>
+        <w:tc>
+          <w:tcPr>
+            <w:tcW w:w="0" w:type="auto"/>
+            <w:vAlign w:val="center"/>
+            <w:hideMark/>
+          </w:tcPr>
+          <w:p>
+            <w:pPr>
+              <w:jc w:val="center"/>
+            </w:pPr>
+            <w:r>
+              <w:rPr>
+                <w:b/>
+                <w:bCs/>
+              </w:rPr>
+              <w:t>Kabelbinder</w:t>
+            </w:r>
+          </w:p>
+        </w:tc>
+        <w:tc>
+          <w:tcPr>
+            <w:tcW w:w="0" w:type="auto"/>
+            <w:vAlign w:val="center"/>
+            <w:hideMark/>
+          </w:tcPr>
+          <w:p>
+            <w:pPr>
+              <w:jc w:val="center"/>
+            </w:pPr>
+            <w:r>
+              <w:t>Kabel im Gehäuse ordentlich fixieren</w:t>
+            </w:r>
+          </w:p>
+        </w:tc>
+        <w:tc>
+          <w:tcPr>
+            <w:tcW w:w="0" w:type="auto"/>
+            <w:vAlign w:val="center"/>
+            <w:hideMark/>
+          </w:tcPr>
+          <w:p>
+            <w:pPr>
+              <w:jc w:val="center"/>
+            </w:pPr>
+            <w:r>
+              <w:t>Klein (2,5 mm Breite) reicht aus</w:t>
+            </w:r>
+          </w:p>
+        </w:tc>
+      </w:tr>
+      <w:tr>
+        <w:trPr>
+          <w:tblCellSpacing w:w="15" w:type="dxa"/>
+        </w:trPr>
+        <w:tc>
+          <w:tcPr>
+            <w:tcW w:w="0" w:type="auto"/>
+            <w:vAlign w:val="center"/>
+            <w:hideMark/>
+          </w:tcPr>
+          <w:p>
+            <w:pPr>
+              <w:jc w:val="center"/>
+            </w:pPr>
+            <w:r>
+              <w:rPr>
+                <w:b/>
+                <w:bCs/>
+              </w:rPr>
+              <w:t>Zugentlastungen / Kabeldurchführungen</w:t>
+            </w:r>
+          </w:p>
+        </w:tc>
+        <w:tc>
+          <w:tcPr>
+            <w:tcW w:w="0" w:type="auto"/>
+            <w:vAlign w:val="center"/>
+            <w:hideMark/>
+          </w:tcPr>
+          <w:p>
+            <w:pPr>
+              <w:jc w:val="center"/>
+            </w:pPr>
+            <w:r>
+              <w:t xml:space="preserve">Verhindert, dass Kabel durch Zug aus dem Gehäuse herausgerissen </w:t>
+            </w:r>
+            <w:proofErr w:type="gramStart"/>
+            <w:r>
+              <w:t>werden</w:t>
+            </w:r>
+            <w:proofErr w:type="gramEnd"/>
+          </w:p>
+        </w:tc>
+        <w:tc>
+          <w:tcPr>
+            <w:tcW w:w="0" w:type="auto"/>
+            <w:vAlign w:val="center"/>
+            <w:hideMark/>
+          </w:tcPr>
+          <w:p>
+            <w:pPr>
+              <w:jc w:val="center"/>
+            </w:pPr>
+            <w:r>
+              <w:t>An Klaus wenden – er kennt die im Projekt verwendeten Typen</w:t>
             </w:r>
           </w:p>
         </w:tc>
       </w:tr>
     </w:tbl>
-    <w:p>
-      <w:r>
-        <w:t xml:space="preserve"> </w:t>
+    <w:p/>
+    <w:p>
+      <w:pPr>
+        <w:pStyle w:val="berschrift2"/>
+      </w:pPr>
+      <w:bookmarkStart w:id="4" w:name="_Toc232070114"/>
+      <w:r>
+        <w:t>2.3 Stromversorgung</w:t>
+      </w:r>
+      <w:bookmarkEnd w:id="4"/>
+    </w:p>
+    <w:tbl>
+      <w:tblPr>
+        <w:tblW w:w="0" w:type="auto"/>
+        <w:tblCellSpacing w:w="15" w:type="dxa"/>
+        <w:tblCellMar>
+          <w:top w:w="15" w:type="dxa"/>
+          <w:left w:w="15" w:type="dxa"/>
+          <w:bottom w:w="15" w:type="dxa"/>
+          <w:right w:w="15" w:type="dxa"/>
+        </w:tblCellMar>
+        <w:tblLook w:val="04A0" w:firstRow="1" w:lastRow="0" w:firstColumn="1" w:lastColumn="0" w:noHBand="0" w:noVBand="1"/>
+      </w:tblPr>
+      <w:tblGrid>
+        <w:gridCol w:w="1230"/>
+        <w:gridCol w:w="3843"/>
+        <w:gridCol w:w="3999"/>
+      </w:tblGrid>
+      <w:tr>
+        <w:trPr>
+          <w:tblHeader/>
+          <w:tblCellSpacing w:w="15" w:type="dxa"/>
+        </w:trPr>
+        <w:tc>
+          <w:tcPr>
+            <w:tcW w:w="0" w:type="auto"/>
+            <w:vAlign w:val="center"/>
+            <w:hideMark/>
+          </w:tcPr>
+          <w:p>
+            <w:pPr>
+              <w:jc w:val="center"/>
+              <w:rPr>
+                <w:b/>
+                <w:bCs/>
+              </w:rPr>
+            </w:pPr>
+            <w:r>
+              <w:rPr>
+                <w:b/>
+                <w:bCs/>
+              </w:rPr>
+              <w:t>Material</w:t>
+            </w:r>
+          </w:p>
+        </w:tc>
+        <w:tc>
+          <w:tcPr>
+            <w:tcW w:w="0" w:type="auto"/>
+            <w:vAlign w:val="center"/>
+            <w:hideMark/>
+          </w:tcPr>
+          <w:p>
+            <w:pPr>
+              <w:jc w:val="center"/>
+              <w:rPr>
+                <w:b/>
+                <w:bCs/>
+              </w:rPr>
+            </w:pPr>
+            <w:r>
+              <w:rPr>
+                <w:b/>
+                <w:bCs/>
+              </w:rPr>
+              <w:t>Beschreibung</w:t>
+            </w:r>
+          </w:p>
+        </w:tc>
+        <w:tc>
+          <w:tcPr>
+            <w:tcW w:w="0" w:type="auto"/>
+            <w:vAlign w:val="center"/>
+            <w:hideMark/>
+          </w:tcPr>
+          <w:p>
+            <w:pPr>
+              <w:jc w:val="center"/>
+              <w:rPr>
+                <w:b/>
+                <w:bCs/>
+              </w:rPr>
+            </w:pPr>
+            <w:r>
+              <w:rPr>
+                <w:b/>
+                <w:bCs/>
+              </w:rPr>
+              <w:t>Hinweis</w:t>
+            </w:r>
+          </w:p>
+        </w:tc>
+      </w:tr>
+      <w:tr>
+        <w:trPr>
+          <w:tblCellSpacing w:w="15" w:type="dxa"/>
+        </w:trPr>
+        <w:tc>
+          <w:tcPr>
+            <w:tcW w:w="0" w:type="auto"/>
+            <w:vAlign w:val="center"/>
+            <w:hideMark/>
+          </w:tcPr>
+          <w:p>
+            <w:pPr>
+              <w:jc w:val="center"/>
+            </w:pPr>
+            <w:r>
+              <w:rPr>
+                <w:b/>
+                <w:bCs/>
+              </w:rPr>
+              <w:t>Akku (LiFePO4)</w:t>
+            </w:r>
+          </w:p>
+        </w:tc>
+        <w:tc>
+          <w:tcPr>
+            <w:tcW w:w="0" w:type="auto"/>
+            <w:vAlign w:val="center"/>
+            <w:hideMark/>
+          </w:tcPr>
+          <w:p>
+            <w:pPr>
+              <w:jc w:val="center"/>
+            </w:pPr>
+            <w:r>
+              <w:t>Versorgt den Raspberry Pi und die Sensoren mit Strom</w:t>
+            </w:r>
+          </w:p>
+        </w:tc>
+        <w:tc>
+          <w:tcPr>
+            <w:tcW w:w="0" w:type="auto"/>
+            <w:vAlign w:val="center"/>
+            <w:hideMark/>
+          </w:tcPr>
+          <w:p>
+            <w:pPr>
+              <w:jc w:val="center"/>
+            </w:pPr>
+            <w:r>
+              <w:t>Für genaue Spezifikation mit Klaus absprechen</w:t>
+            </w:r>
+          </w:p>
+        </w:tc>
+      </w:tr>
+      <w:tr>
+        <w:trPr>
+          <w:tblCellSpacing w:w="15" w:type="dxa"/>
+        </w:trPr>
+        <w:tc>
+          <w:tcPr>
+            <w:tcW w:w="0" w:type="auto"/>
+            <w:vAlign w:val="center"/>
+            <w:hideMark/>
+          </w:tcPr>
+          <w:p>
+            <w:pPr>
+              <w:jc w:val="center"/>
+            </w:pPr>
+            <w:r>
+              <w:rPr>
+                <w:b/>
+                <w:bCs/>
+              </w:rPr>
+              <w:t>DC-DC-Wandler</w:t>
+            </w:r>
+          </w:p>
+        </w:tc>
+        <w:tc>
+          <w:tcPr>
+            <w:tcW w:w="0" w:type="auto"/>
+            <w:vAlign w:val="center"/>
+            <w:hideMark/>
+          </w:tcPr>
+          <w:p>
+            <w:pPr>
+              <w:jc w:val="center"/>
+            </w:pPr>
+            <w:r>
+              <w:t>Wandelt die Akkuspannung auf die für den Raspberry Pi benötigte Spannung um</w:t>
+            </w:r>
+          </w:p>
+        </w:tc>
+        <w:tc>
+          <w:tcPr>
+            <w:tcW w:w="0" w:type="auto"/>
+            <w:vAlign w:val="center"/>
+            <w:hideMark/>
+          </w:tcPr>
+          <w:p>
+            <w:pPr>
+              <w:jc w:val="center"/>
+            </w:pPr>
+            <w:r>
+              <w:t>Einstellbar auf 5V; Ausgangsspannung vor dem Anschluss unbedingt messen</w:t>
+            </w:r>
+          </w:p>
+        </w:tc>
+      </w:tr>
+      <w:tr>
+        <w:trPr>
+          <w:tblCellSpacing w:w="15" w:type="dxa"/>
+        </w:trPr>
+        <w:tc>
+          <w:tcPr>
+            <w:tcW w:w="0" w:type="auto"/>
+            <w:vAlign w:val="center"/>
+            <w:hideMark/>
+          </w:tcPr>
+          <w:p>
+            <w:pPr>
+              <w:jc w:val="center"/>
+            </w:pPr>
+            <w:r>
+              <w:rPr>
+                <w:b/>
+                <w:bCs/>
+              </w:rPr>
+              <w:lastRenderedPageBreak/>
+              <w:t>Sicherung</w:t>
+            </w:r>
+          </w:p>
+        </w:tc>
+        <w:tc>
+          <w:tcPr>
+            <w:tcW w:w="0" w:type="auto"/>
+            <w:vAlign w:val="center"/>
+            <w:hideMark/>
+          </w:tcPr>
+          <w:p>
+            <w:pPr>
+              <w:jc w:val="center"/>
+            </w:pPr>
+            <w:r>
+              <w:t>Schützt die Elektronik vor Kurzschluss</w:t>
+            </w:r>
+          </w:p>
+        </w:tc>
+        <w:tc>
+          <w:tcPr>
+            <w:tcW w:w="0" w:type="auto"/>
+            <w:vAlign w:val="center"/>
+            <w:hideMark/>
+          </w:tcPr>
+          <w:p>
+            <w:pPr>
+              <w:jc w:val="center"/>
+            </w:pPr>
+            <w:r>
+              <w:t>In jeweiliger Beschreibung nachschlagen</w:t>
+            </w:r>
+          </w:p>
+        </w:tc>
+      </w:tr>
+    </w:tbl>
+    <w:p/>
+    <w:p>
+      <w:pPr>
+        <w:pStyle w:val="berschrift2"/>
+      </w:pPr>
+      <w:bookmarkStart w:id="5" w:name="_Toc232070115"/>
+      <w:r>
+        <w:t>2.4 Werkzeug</w:t>
+      </w:r>
+      <w:bookmarkEnd w:id="5"/>
+    </w:p>
+    <w:tbl>
+      <w:tblPr>
+        <w:tblW w:w="0" w:type="auto"/>
+        <w:tblCellSpacing w:w="15" w:type="dxa"/>
+        <w:tblCellMar>
+          <w:top w:w="15" w:type="dxa"/>
+          <w:left w:w="15" w:type="dxa"/>
+          <w:bottom w:w="15" w:type="dxa"/>
+          <w:right w:w="15" w:type="dxa"/>
+        </w:tblCellMar>
+        <w:tblLook w:val="04A0" w:firstRow="1" w:lastRow="0" w:firstColumn="1" w:lastColumn="0" w:noHBand="0" w:noVBand="1"/>
+      </w:tblPr>
+      <w:tblGrid>
+        <w:gridCol w:w="3145"/>
+        <w:gridCol w:w="5927"/>
+      </w:tblGrid>
+      <w:tr>
+        <w:trPr>
+          <w:tblHeader/>
+          <w:tblCellSpacing w:w="15" w:type="dxa"/>
+        </w:trPr>
+        <w:tc>
+          <w:tcPr>
+            <w:tcW w:w="0" w:type="auto"/>
+            <w:vAlign w:val="center"/>
+            <w:hideMark/>
+          </w:tcPr>
+          <w:p>
+            <w:pPr>
+              <w:jc w:val="center"/>
+              <w:rPr>
+                <w:b/>
+                <w:bCs/>
+              </w:rPr>
+            </w:pPr>
+            <w:r>
+              <w:rPr>
+                <w:b/>
+                <w:bCs/>
+              </w:rPr>
+              <w:t>Werkzeug</w:t>
+            </w:r>
+          </w:p>
+        </w:tc>
+        <w:tc>
+          <w:tcPr>
+            <w:tcW w:w="0" w:type="auto"/>
+            <w:vAlign w:val="center"/>
+            <w:hideMark/>
+          </w:tcPr>
+          <w:p>
+            <w:pPr>
+              <w:jc w:val="center"/>
+              <w:rPr>
+                <w:b/>
+                <w:bCs/>
+              </w:rPr>
+            </w:pPr>
+            <w:r>
+              <w:rPr>
+                <w:b/>
+                <w:bCs/>
+              </w:rPr>
+              <w:t>Wofür</w:t>
+            </w:r>
+          </w:p>
+        </w:tc>
+      </w:tr>
+      <w:tr>
+        <w:trPr>
+          <w:tblCellSpacing w:w="15" w:type="dxa"/>
+        </w:trPr>
+        <w:tc>
+          <w:tcPr>
+            <w:tcW w:w="0" w:type="auto"/>
+            <w:vAlign w:val="center"/>
+            <w:hideMark/>
+          </w:tcPr>
+          <w:p>
+            <w:pPr>
+              <w:jc w:val="center"/>
+            </w:pPr>
+            <w:r>
+              <w:t>Multimeter</w:t>
+            </w:r>
+          </w:p>
+        </w:tc>
+        <w:tc>
+          <w:tcPr>
+            <w:tcW w:w="0" w:type="auto"/>
+            <w:vAlign w:val="center"/>
+            <w:hideMark/>
+          </w:tcPr>
+          <w:p>
+            <w:pPr>
+              <w:jc w:val="center"/>
+            </w:pPr>
+            <w:r>
+              <w:t>Spannungen messen, Kabelverbindungen prüfen, Kurzschlüsse ausschließen</w:t>
+            </w:r>
+          </w:p>
+        </w:tc>
+      </w:tr>
+      <w:tr>
+        <w:trPr>
+          <w:tblCellSpacing w:w="15" w:type="dxa"/>
+        </w:trPr>
+        <w:tc>
+          <w:tcPr>
+            <w:tcW w:w="0" w:type="auto"/>
+            <w:vAlign w:val="center"/>
+            <w:hideMark/>
+          </w:tcPr>
+          <w:p>
+            <w:pPr>
+              <w:jc w:val="center"/>
+            </w:pPr>
+            <w:r>
+              <w:t xml:space="preserve">Seitenschneider / </w:t>
+            </w:r>
+            <w:proofErr w:type="spellStart"/>
+            <w:r>
+              <w:t>Abisolierer</w:t>
+            </w:r>
+            <w:proofErr w:type="spellEnd"/>
+          </w:p>
+        </w:tc>
+        <w:tc>
+          <w:tcPr>
+            <w:tcW w:w="0" w:type="auto"/>
+            <w:vAlign w:val="center"/>
+            <w:hideMark/>
+          </w:tcPr>
+          <w:p>
+            <w:pPr>
+              <w:jc w:val="center"/>
+            </w:pPr>
+            <w:r>
+              <w:t>Kabel kürzen und abisolieren</w:t>
+            </w:r>
+          </w:p>
+        </w:tc>
+      </w:tr>
+      <w:tr>
+        <w:trPr>
+          <w:tblCellSpacing w:w="15" w:type="dxa"/>
+        </w:trPr>
+        <w:tc>
+          <w:tcPr>
+            <w:tcW w:w="0" w:type="auto"/>
+            <w:vAlign w:val="center"/>
+            <w:hideMark/>
+          </w:tcPr>
+          <w:p>
+            <w:pPr>
+              <w:jc w:val="center"/>
+            </w:pPr>
+            <w:r>
+              <w:t>Kleine Kreuzschlitz-Schraubendreher</w:t>
+            </w:r>
+          </w:p>
+        </w:tc>
+        <w:tc>
+          <w:tcPr>
+            <w:tcW w:w="0" w:type="auto"/>
+            <w:vAlign w:val="center"/>
+            <w:hideMark/>
+          </w:tcPr>
+          <w:p>
+            <w:pPr>
+              <w:jc w:val="center"/>
+            </w:pPr>
+            <w:r>
+              <w:t>Gehäuse montieren</w:t>
+            </w:r>
+          </w:p>
+        </w:tc>
+      </w:tr>
+      <w:tr>
+        <w:trPr>
+          <w:tblCellSpacing w:w="15" w:type="dxa"/>
+        </w:trPr>
+        <w:tc>
+          <w:tcPr>
+            <w:tcW w:w="0" w:type="auto"/>
+            <w:vAlign w:val="center"/>
+            <w:hideMark/>
+          </w:tcPr>
+          <w:p>
+            <w:pPr>
+              <w:jc w:val="center"/>
+            </w:pPr>
+            <w:r>
+              <w:t>Heißklebepistole</w:t>
+            </w:r>
+          </w:p>
+        </w:tc>
+        <w:tc>
+          <w:tcPr>
+            <w:tcW w:w="0" w:type="auto"/>
+            <w:vAlign w:val="center"/>
+            <w:hideMark/>
+          </w:tcPr>
+          <w:p>
+            <w:pPr>
+              <w:jc w:val="center"/>
+            </w:pPr>
+            <w:r>
+              <w:t>Sensoren im Gehäuse fixieren (wenn keine Halterungen vorgesehen sind)</w:t>
+            </w:r>
+          </w:p>
+        </w:tc>
+      </w:tr>
+      <w:tr>
+        <w:trPr>
+          <w:tblCellSpacing w:w="15" w:type="dxa"/>
+        </w:trPr>
+        <w:tc>
+          <w:tcPr>
+            <w:tcW w:w="0" w:type="auto"/>
+            <w:vAlign w:val="center"/>
+            <w:hideMark/>
+          </w:tcPr>
+          <w:p>
+            <w:pPr>
+              <w:jc w:val="center"/>
+            </w:pPr>
+            <w:r>
+              <w:t>3D-Drucker (oder Zugang dazu)</w:t>
+            </w:r>
+          </w:p>
+        </w:tc>
+        <w:tc>
+          <w:tcPr>
+            <w:tcW w:w="0" w:type="auto"/>
+            <w:vAlign w:val="center"/>
+            <w:hideMark/>
+          </w:tcPr>
+          <w:p>
+            <w:pPr>
+              <w:jc w:val="center"/>
+            </w:pPr>
+            <w:r>
+              <w:t>Für das Gehäuse und das Anemometer (siehe Abschnitt 2.5)</w:t>
+            </w:r>
+          </w:p>
+        </w:tc>
+      </w:tr>
+    </w:tbl>
+    <w:p/>
+    <w:p>
+      <w:pPr>
+        <w:pStyle w:val="berschrift2"/>
+      </w:pPr>
+      <w:bookmarkStart w:id="6" w:name="_Toc232070116"/>
+      <w:r>
+        <w:t>2.5 Gehäuse &amp; 3D-Druck</w:t>
+      </w:r>
+      <w:bookmarkEnd w:id="6"/>
+    </w:p>
+    <w:p>
+      <w:r>
+        <w:t xml:space="preserve">Das Gehäuse der Wetterstation sowie das Anemometer (Windrad) wurden eigens für dieses Projekt konstruiert und mit einem FDM-3D-Drucker aus </w:t>
+      </w:r>
+      <w:r>
+        <w:rPr>
+          <w:b/>
+          <w:bCs/>
+        </w:rPr>
+        <w:t>PETG-Filament</w:t>
+      </w:r>
+      <w:r>
+        <w:t xml:space="preserve"> gedruckt. PETG ist wetter- und UV-beständiger als das häufiger verwendete PLA und daher für den Außeneinsatz besser geeignet.</w:t>
+      </w:r>
+    </w:p>
+    <w:p>
+      <w:r>
+        <w:rPr>
+          <w:b/>
+          <w:bCs/>
+        </w:rPr>
+        <w:t>CAD-Dateien:</w:t>
+      </w:r>
+      <w:r>
+        <w:t xml:space="preserve"> Die CAD-Dateien für das Gehäuse und das Anemometer befinden sich im GitHub-Repository des Projekts. Sie können mit </w:t>
+      </w:r>
+      <w:proofErr w:type="spellStart"/>
+      <w:r>
+        <w:rPr>
+          <w:b/>
+          <w:bCs/>
+        </w:rPr>
+        <w:t>Tinkercad</w:t>
+      </w:r>
+      <w:proofErr w:type="spellEnd"/>
+      <w:r>
+        <w:t xml:space="preserve"> (kostenlos, browserbasiert, auch für Einsteiger geeignet) oder jedem anderen CAD-Programm geöffnet und angepasst werden.</w:t>
       </w:r>
     </w:p>
     <w:p>
@@ -3806,74 +4368,618 @@
           <w:i/>
           <w:iCs/>
         </w:rPr>
-        <w:t>[Screenshot-Platzhalter: Foto aller Komponenten nebeneinander]</w:t>
-      </w:r>
-    </w:p>
-    <w:p>
-      <w:pPr>
-        <w:pStyle w:val="berschrift2"/>
-      </w:pPr>
+        <w:t>[Screenshot-Platzhalter: Screenshot der CAD-Dateien im GitHub-Repository]</w:t>
+      </w:r>
+    </w:p>
+    <w:p/>
+    <w:p>
+      <w:r>
+        <w:rPr>
+          <w:b/>
+          <w:bCs/>
+        </w:rPr>
+        <w:t>Gehäuse anpassen – worauf zu achten ist:</w:t>
+      </w:r>
+    </w:p>
+    <w:p>
+      <w:r>
+        <w:t>Bevor das Gehäuse gedruckt wird, sollte geprüft werden, ob alle Komponenten hineinpassen. Folgende Maße sind relevant:</w:t>
+      </w:r>
+    </w:p>
+    <w:p>
+      <w:pPr>
+        <w:numPr>
+          <w:ilvl w:val="0"/>
+          <w:numId w:val="42"/>
+        </w:numPr>
+      </w:pPr>
+      <w:r>
+        <w:rPr>
+          <w:b/>
+          <w:bCs/>
+        </w:rPr>
+        <w:t>Raspberry Pi Zero 2W:</w:t>
+      </w:r>
+      <w:r>
+        <w:t xml:space="preserve"> 65 × 30 mm Grundfläche, ca. 5 mm hoch (ohne Pins)</w:t>
+      </w:r>
+    </w:p>
+    <w:p>
+      <w:pPr>
+        <w:numPr>
+          <w:ilvl w:val="0"/>
+          <w:numId w:val="42"/>
+        </w:numPr>
+      </w:pPr>
+      <w:r>
+        <w:rPr>
+          <w:b/>
+          <w:bCs/>
+        </w:rPr>
+        <w:t>DHT22 (</w:t>
+      </w:r>
+      <w:proofErr w:type="spellStart"/>
+      <w:r>
+        <w:rPr>
+          <w:b/>
+          <w:bCs/>
+        </w:rPr>
+        <w:t>Breakout</w:t>
+      </w:r>
+      <w:proofErr w:type="spellEnd"/>
+      <w:r>
+        <w:rPr>
+          <w:b/>
+          <w:bCs/>
+        </w:rPr>
+        <w:t>):</w:t>
+      </w:r>
+      <w:r>
+        <w:t xml:space="preserve"> ca. 15 × 25 mm</w:t>
+      </w:r>
+    </w:p>
+    <w:p>
+      <w:pPr>
+        <w:numPr>
+          <w:ilvl w:val="0"/>
+          <w:numId w:val="42"/>
+        </w:numPr>
+      </w:pPr>
+      <w:r>
+        <w:rPr>
+          <w:b/>
+          <w:bCs/>
+        </w:rPr>
+        <w:t>VEML7700 (</w:t>
+      </w:r>
+      <w:proofErr w:type="spellStart"/>
+      <w:r>
+        <w:rPr>
+          <w:b/>
+          <w:bCs/>
+        </w:rPr>
+        <w:t>Breakout</w:t>
+      </w:r>
+      <w:proofErr w:type="spellEnd"/>
+      <w:r>
+        <w:rPr>
+          <w:b/>
+          <w:bCs/>
+        </w:rPr>
+        <w:t>):</w:t>
+      </w:r>
+      <w:r>
+        <w:t xml:space="preserve"> ca. 19 × 13 mm</w:t>
+      </w:r>
+    </w:p>
+    <w:p>
+      <w:pPr>
+        <w:numPr>
+          <w:ilvl w:val="0"/>
+          <w:numId w:val="42"/>
+        </w:numPr>
+      </w:pPr>
+      <w:r>
+        <w:rPr>
+          <w:b/>
+          <w:bCs/>
+        </w:rPr>
+        <w:lastRenderedPageBreak/>
+        <w:t>Hall-Sensor:</w:t>
+      </w:r>
+      <w:r>
+        <w:t xml:space="preserve"> TO-92-Gehäuse, ca. 5 × 5 mm – muss im Anemometer so sitzen, dass der Magnet im Windrad direkt daran vorbeizieht (Abstand: max. 3–5 mm)</w:t>
+      </w:r>
+    </w:p>
+    <w:p>
+      <w:pPr>
+        <w:numPr>
+          <w:ilvl w:val="0"/>
+          <w:numId w:val="42"/>
+        </w:numPr>
+      </w:pPr>
+      <w:r>
+        <w:t>Kabelkanäle und Kabeldurchführungen einplanen</w:t>
+      </w:r>
+    </w:p>
+    <w:p>
+      <w:pPr>
+        <w:numPr>
+          <w:ilvl w:val="0"/>
+          <w:numId w:val="42"/>
+        </w:numPr>
+      </w:pPr>
+      <w:r>
+        <w:t>Lüftungsschlitze für den Raspberry Pi vorsehen – er erzeugt im Betrieb Wärme</w:t>
+      </w:r>
+    </w:p>
+    <w:p>
+      <w:pPr>
+        <w:numPr>
+          <w:ilvl w:val="0"/>
+          <w:numId w:val="42"/>
+        </w:numPr>
+      </w:pPr>
+      <w:r>
+        <w:t xml:space="preserve">Der DHT22 muss Luftkontakt haben (nicht vollständig einschließen), darf aber nicht direktem Regen ausgesetzt sein </w:t>
+      </w:r>
+      <w:r>
+        <w:rPr>
+          <w:rFonts w:ascii="Arial" w:hAnsi="Arial" w:cs="Arial"/>
+        </w:rPr>
+        <w:t>→</w:t>
+      </w:r>
+      <w:r>
+        <w:t xml:space="preserve"> Wetterschutzblende oder seitliche </w:t>
+      </w:r>
+      <w:r>
+        <w:rPr>
+          <w:rFonts w:cs="Bahnschrift Light SemiCondensed"/>
+        </w:rPr>
+        <w:t>Ö</w:t>
+      </w:r>
+      <w:r>
+        <w:t>ffnung</w:t>
+      </w:r>
+    </w:p>
+    <w:p/>
+    <w:p>
+      <w:r>
+        <w:rPr>
+          <w:b/>
+          <w:bCs/>
+        </w:rPr>
+        <w:t>Anemometer:</w:t>
+      </w:r>
+    </w:p>
+    <w:p>
+      <w:r>
+        <w:t>Das Windrad besteht aus einem selbstkonstruierten Rotor mit befestigtem Neodym-Magneten und einer fixen Halterung für den Hall-Sensor. Bei jeder vollen Umdrehung des Windrades fährt der Magnet am Hall-Sensor vorbei – das erzeugt einen elektrischen Impuls, der vom Raspberry Pi gezählt wird. Aus der Anzahl der Impulse pro Zeiteinheit wird die Windgeschwindigkeit berechnet.</w:t>
+      </w:r>
+    </w:p>
+    <w:p>
+      <w:r>
+        <w:rPr>
+          <w:i/>
+          <w:iCs/>
+        </w:rPr>
+        <w:t>[Screenshot-Platzhalter: Foto des fertig gedruckten Anemometers mit eingebautem Magneten und Hall-Sensor]</w:t>
+      </w:r>
+    </w:p>
+    <w:p>
+      <w:r>
+        <w:rPr>
+          <w:b/>
+          <w:bCs/>
+        </w:rPr>
+        <w:t>Druckempfehlungen:</w:t>
+      </w:r>
+    </w:p>
+    <w:tbl>
+      <w:tblPr>
+        <w:tblW w:w="9471" w:type="dxa"/>
+        <w:tblCellSpacing w:w="15" w:type="dxa"/>
+        <w:tblCellMar>
+          <w:top w:w="15" w:type="dxa"/>
+          <w:left w:w="15" w:type="dxa"/>
+          <w:bottom w:w="15" w:type="dxa"/>
+          <w:right w:w="15" w:type="dxa"/>
+        </w:tblCellMar>
+        <w:tblLook w:val="04A0" w:firstRow="1" w:lastRow="0" w:firstColumn="1" w:lastColumn="0" w:noHBand="0" w:noVBand="1"/>
+      </w:tblPr>
+      <w:tblGrid>
+        <w:gridCol w:w="2596"/>
+        <w:gridCol w:w="6875"/>
+      </w:tblGrid>
+      <w:tr>
+        <w:trPr>
+          <w:trHeight w:val="474"/>
+          <w:tblHeader/>
+          <w:tblCellSpacing w:w="15" w:type="dxa"/>
+        </w:trPr>
+        <w:tc>
+          <w:tcPr>
+            <w:tcW w:w="0" w:type="auto"/>
+            <w:vAlign w:val="center"/>
+            <w:hideMark/>
+          </w:tcPr>
+          <w:p>
+            <w:pPr>
+              <w:jc w:val="center"/>
+              <w:rPr>
+                <w:b/>
+                <w:bCs/>
+              </w:rPr>
+            </w:pPr>
+            <w:r>
+              <w:rPr>
+                <w:b/>
+                <w:bCs/>
+              </w:rPr>
+              <w:t>Einstellung</w:t>
+            </w:r>
+          </w:p>
+        </w:tc>
+        <w:tc>
+          <w:tcPr>
+            <w:tcW w:w="0" w:type="auto"/>
+            <w:vAlign w:val="center"/>
+            <w:hideMark/>
+          </w:tcPr>
+          <w:p>
+            <w:pPr>
+              <w:jc w:val="center"/>
+              <w:rPr>
+                <w:b/>
+                <w:bCs/>
+              </w:rPr>
+            </w:pPr>
+            <w:r>
+              <w:rPr>
+                <w:b/>
+                <w:bCs/>
+              </w:rPr>
+              <w:t>Empfehlung</w:t>
+            </w:r>
+          </w:p>
+        </w:tc>
+      </w:tr>
+      <w:tr>
+        <w:trPr>
+          <w:trHeight w:val="474"/>
+          <w:tblCellSpacing w:w="15" w:type="dxa"/>
+        </w:trPr>
+        <w:tc>
+          <w:tcPr>
+            <w:tcW w:w="0" w:type="auto"/>
+            <w:vAlign w:val="center"/>
+            <w:hideMark/>
+          </w:tcPr>
+          <w:p>
+            <w:pPr>
+              <w:jc w:val="center"/>
+            </w:pPr>
+            <w:r>
+              <w:t>Material</w:t>
+            </w:r>
+          </w:p>
+        </w:tc>
+        <w:tc>
+          <w:tcPr>
+            <w:tcW w:w="0" w:type="auto"/>
+            <w:vAlign w:val="center"/>
+            <w:hideMark/>
+          </w:tcPr>
+          <w:p>
+            <w:pPr>
+              <w:jc w:val="center"/>
+            </w:pPr>
+            <w:r>
+              <w:t>PETG (für Außeneinsatz); kein PLA</w:t>
+            </w:r>
+          </w:p>
+        </w:tc>
+      </w:tr>
+      <w:tr>
+        <w:trPr>
+          <w:trHeight w:val="474"/>
+          <w:tblCellSpacing w:w="15" w:type="dxa"/>
+        </w:trPr>
+        <w:tc>
+          <w:tcPr>
+            <w:tcW w:w="0" w:type="auto"/>
+            <w:vAlign w:val="center"/>
+            <w:hideMark/>
+          </w:tcPr>
+          <w:p>
+            <w:pPr>
+              <w:jc w:val="center"/>
+            </w:pPr>
+            <w:r>
+              <w:t>Schichthöhe</w:t>
+            </w:r>
+          </w:p>
+        </w:tc>
+        <w:tc>
+          <w:tcPr>
+            <w:tcW w:w="0" w:type="auto"/>
+            <w:vAlign w:val="center"/>
+            <w:hideMark/>
+          </w:tcPr>
+          <w:p>
+            <w:pPr>
+              <w:jc w:val="center"/>
+            </w:pPr>
+            <w:r>
+              <w:t>0,2 mm</w:t>
+            </w:r>
+          </w:p>
+        </w:tc>
+      </w:tr>
+      <w:tr>
+        <w:trPr>
+          <w:trHeight w:val="474"/>
+          <w:tblCellSpacing w:w="15" w:type="dxa"/>
+        </w:trPr>
+        <w:tc>
+          <w:tcPr>
+            <w:tcW w:w="0" w:type="auto"/>
+            <w:vAlign w:val="center"/>
+            <w:hideMark/>
+          </w:tcPr>
+          <w:p>
+            <w:pPr>
+              <w:jc w:val="center"/>
+            </w:pPr>
+            <w:r>
+              <w:t>Wandstärke</w:t>
+            </w:r>
+          </w:p>
+        </w:tc>
+        <w:tc>
+          <w:tcPr>
+            <w:tcW w:w="0" w:type="auto"/>
+            <w:vAlign w:val="center"/>
+            <w:hideMark/>
+          </w:tcPr>
+          <w:p>
+            <w:pPr>
+              <w:jc w:val="center"/>
+            </w:pPr>
+            <w:r>
+              <w:t>Mindestens 3 Perimeter (ca. 1,2 mm bei 0,4er Düse)</w:t>
+            </w:r>
+          </w:p>
+        </w:tc>
+      </w:tr>
+      <w:tr>
+        <w:trPr>
+          <w:trHeight w:val="474"/>
+          <w:tblCellSpacing w:w="15" w:type="dxa"/>
+        </w:trPr>
+        <w:tc>
+          <w:tcPr>
+            <w:tcW w:w="0" w:type="auto"/>
+            <w:vAlign w:val="center"/>
+            <w:hideMark/>
+          </w:tcPr>
+          <w:p>
+            <w:pPr>
+              <w:jc w:val="center"/>
+            </w:pPr>
+            <w:r>
+              <w:t>Füllung (</w:t>
+            </w:r>
+            <w:proofErr w:type="spellStart"/>
+            <w:r>
+              <w:t>Infill</w:t>
+            </w:r>
+            <w:proofErr w:type="spellEnd"/>
+            <w:r>
+              <w:t>)</w:t>
+            </w:r>
+          </w:p>
+        </w:tc>
+        <w:tc>
+          <w:tcPr>
+            <w:tcW w:w="0" w:type="auto"/>
+            <w:vAlign w:val="center"/>
+            <w:hideMark/>
+          </w:tcPr>
+          <w:p>
+            <w:pPr>
+              <w:jc w:val="center"/>
+            </w:pPr>
+            <w:r>
+              <w:t>20–30 %</w:t>
+            </w:r>
+          </w:p>
+        </w:tc>
+      </w:tr>
+      <w:tr>
+        <w:trPr>
+          <w:trHeight w:val="474"/>
+          <w:tblCellSpacing w:w="15" w:type="dxa"/>
+        </w:trPr>
+        <w:tc>
+          <w:tcPr>
+            <w:tcW w:w="0" w:type="auto"/>
+            <w:vAlign w:val="center"/>
+            <w:hideMark/>
+          </w:tcPr>
+          <w:p>
+            <w:pPr>
+              <w:jc w:val="center"/>
+            </w:pPr>
+            <w:r>
+              <w:t>Supports</w:t>
+            </w:r>
+          </w:p>
+        </w:tc>
+        <w:tc>
+          <w:tcPr>
+            <w:tcW w:w="0" w:type="auto"/>
+            <w:vAlign w:val="center"/>
+            <w:hideMark/>
+          </w:tcPr>
+          <w:p>
+            <w:pPr>
+              <w:jc w:val="center"/>
+            </w:pPr>
+            <w:r>
+              <w:t>Abhängig vom Modell – im Zweifelsfall mit Klaus absprechen</w:t>
+            </w:r>
+          </w:p>
+        </w:tc>
+      </w:tr>
+      <w:tr>
+        <w:trPr>
+          <w:trHeight w:val="474"/>
+          <w:tblCellSpacing w:w="15" w:type="dxa"/>
+        </w:trPr>
+        <w:tc>
+          <w:tcPr>
+            <w:tcW w:w="0" w:type="auto"/>
+            <w:vAlign w:val="center"/>
+            <w:hideMark/>
+          </w:tcPr>
+          <w:p>
+            <w:pPr>
+              <w:jc w:val="center"/>
+            </w:pPr>
+            <w:r>
+              <w:t>Druckbett-Temperatur</w:t>
+            </w:r>
+          </w:p>
+        </w:tc>
+        <w:tc>
+          <w:tcPr>
+            <w:tcW w:w="0" w:type="auto"/>
+            <w:vAlign w:val="center"/>
+            <w:hideMark/>
+          </w:tcPr>
+          <w:p>
+            <w:pPr>
+              <w:jc w:val="center"/>
+            </w:pPr>
+            <w:r>
+              <w:t>~70–80 °C (PETG haftet besser mit beheiztem Bett)</w:t>
+            </w:r>
+          </w:p>
+        </w:tc>
+      </w:tr>
+      <w:tr>
+        <w:trPr>
+          <w:trHeight w:val="485"/>
+          <w:tblCellSpacing w:w="15" w:type="dxa"/>
+        </w:trPr>
+        <w:tc>
+          <w:tcPr>
+            <w:tcW w:w="0" w:type="auto"/>
+            <w:vAlign w:val="center"/>
+            <w:hideMark/>
+          </w:tcPr>
+          <w:p>
+            <w:pPr>
+              <w:jc w:val="center"/>
+            </w:pPr>
+            <w:r>
+              <w:t>Düsentemperatur</w:t>
+            </w:r>
+          </w:p>
+        </w:tc>
+        <w:tc>
+          <w:tcPr>
+            <w:tcW w:w="0" w:type="auto"/>
+            <w:vAlign w:val="center"/>
+            <w:hideMark/>
+          </w:tcPr>
+          <w:p>
+            <w:pPr>
+              <w:jc w:val="center"/>
+            </w:pPr>
+            <w:r>
+              <w:t>~230–245 °C</w:t>
+            </w:r>
+          </w:p>
+        </w:tc>
+      </w:tr>
+    </w:tbl>
+    <w:p>
+      <w:r>
+        <w:rPr>
+          <w:b/>
+          <w:bCs/>
+        </w:rPr>
+        <w:t>Tipp:</w:t>
+      </w:r>
+      <w:r>
+        <w:t xml:space="preserve"> Vor dem vollständigen Druck immer zuerst einen kleinen </w:t>
+      </w:r>
+      <w:r>
+        <w:rPr>
+          <w:b/>
+          <w:bCs/>
+        </w:rPr>
+        <w:t>Testdruck</w:t>
+      </w:r>
+      <w:r>
+        <w:t xml:space="preserve"> (z. B. nur eine Ecke des Gehäuses) machen, um die Maße und die Passgenauigkeit zu prüfen. Das spart Filament und Zeit.</w:t>
+      </w:r>
     </w:p>
     <w:p/>
     <w:p/>
-    <w:p>
-      <w:pPr>
+    <w:p/>
+    <w:p>
+      <w:pPr>
+        <w:pStyle w:val="berschrift1"/>
+      </w:pPr>
+      <w:bookmarkStart w:id="7" w:name="_Toc232070117"/>
+      <w:r>
+        <w:lastRenderedPageBreak/>
+        <w:t>3. Verkabelung der Sensoren</w:t>
+      </w:r>
+      <w:bookmarkEnd w:id="7"/>
+    </w:p>
+    <w:p>
+      <w:r>
         <w:rPr>
           <w:b/>
           <w:bCs/>
         </w:rPr>
-      </w:pPr>
-    </w:p>
-    <w:p>
-      <w:pPr>
-        <w:pStyle w:val="berschrift1"/>
-      </w:pPr>
-      <w:bookmarkStart w:id="2" w:name="_Toc231465794"/>
-      <w:r>
-        <w:lastRenderedPageBreak/>
-        <w:t>3. Verkabelung der Sensoren</w:t>
-      </w:r>
-      <w:bookmarkEnd w:id="2"/>
-    </w:p>
-    <w:p>
+        <w:t>Wichtig:</w:t>
+      </w:r>
+      <w:r>
+        <w:t xml:space="preserve"> Den Raspberry Pi </w:t>
+      </w:r>
       <w:r>
         <w:rPr>
           <w:b/>
           <w:bCs/>
         </w:rPr>
-        <w:t>Wichtig:</w:t>
-      </w:r>
-      <w:r>
-        <w:t xml:space="preserve"> Den Raspberry Pi </w:t>
-      </w:r>
-      <w:r>
+        <w:t>immer ausschalten</w:t>
+      </w:r>
+      <w:r>
+        <w:t xml:space="preserve"> (Strom trennen), bevor Sensoren angeschlossen oder getrennt werden. Niemals Kabel unter Spannung anschließen!</w:t>
+      </w:r>
+    </w:p>
+    <w:p>
+      <w:pPr>
         <w:rPr>
           <w:b/>
           <w:bCs/>
         </w:rPr>
-        <w:t>immer ausschalten</w:t>
-      </w:r>
-      <w:r>
-        <w:t xml:space="preserve"> (Strom trennen), bevor Sensoren angeschlossen oder getrennt werden. Niemals Kabel unter Spannung anschließen!</w:t>
-      </w:r>
-    </w:p>
-    <w:p>
-      <w:pPr>
-        <w:rPr>
-          <w:b/>
-          <w:bCs/>
-        </w:rPr>
       </w:pPr>
     </w:p>
     <w:p>
       <w:pPr>
         <w:pStyle w:val="berschrift2"/>
       </w:pPr>
-      <w:bookmarkStart w:id="3" w:name="_Toc231465795"/>
+      <w:bookmarkStart w:id="8" w:name="_Toc232070118"/>
       <w:r>
         <w:t>3.1 Pinbelegung</w:t>
       </w:r>
-      <w:bookmarkEnd w:id="3"/>
+      <w:bookmarkEnd w:id="8"/>
     </w:p>
     <w:p>
       <w:r>
@@ -3927,6 +5033,8 @@
                 <w:bCs/>
               </w:rPr>
             </w:pPr>
+            <w:proofErr w:type="spellStart"/>
+            <w:proofErr w:type="gramStart"/>
             <w:r>
               <w:rPr>
                 <w:b/>
@@ -3934,6 +5042,8 @@
               </w:rPr>
               <w:t>Pin-Nummer</w:t>
             </w:r>
+            <w:proofErr w:type="spellEnd"/>
+            <w:proofErr w:type="gramEnd"/>
           </w:p>
         </w:tc>
         <w:tc>
@@ -4297,7 +5407,7 @@
           <w:noProof/>
         </w:rPr>
         <w:drawing>
-          <wp:inline distT="0" distB="0" distL="0" distR="0" wp14:anchorId="06B50D8A" wp14:editId="0633C393">
+          <wp:inline distT="0" distB="0" distL="0" distR="0" wp14:anchorId="06B50D8A" wp14:editId="3489E45E">
             <wp:extent cx="5760720" cy="3578225"/>
             <wp:effectExtent l="0" t="0" r="0" b="3175"/>
             <wp:docPr id="1179469683" name="Grafik 1"/>
@@ -4312,7 +5422,7 @@
                     <pic:cNvPicPr/>
                   </pic:nvPicPr>
                   <pic:blipFill>
-                    <a:blip r:embed="rId6" cstate="print">
+                    <a:blip r:embed="rId8" cstate="print">
                       <a:extLst>
                         <a:ext uri="{28A0092B-C50C-407E-A947-70E740481C1C}">
                           <a14:useLocalDpi xmlns:a14="http://schemas.microsoft.com/office/drawing/2010/main" val="0"/>
@@ -4369,14 +5479,14 @@
       <w:pPr>
         <w:pStyle w:val="berschrift2"/>
       </w:pPr>
-      <w:bookmarkStart w:id="4" w:name="_Toc231465796"/>
+      <w:bookmarkStart w:id="9" w:name="_Toc232070119"/>
       <w:r>
         <w:t xml:space="preserve">3.2 </w:t>
       </w:r>
-      <w:bookmarkEnd w:id="4"/>
       <w:r>
         <w:t>VEML7700 – Umgebungslicht / UV</w:t>
       </w:r>
+      <w:bookmarkEnd w:id="9"/>
     </w:p>
     <w:p>
       <w:r>
@@ -4390,7 +5500,15 @@
         <w:t>I²C-Bus</w:t>
       </w:r>
       <w:r>
-        <w:t xml:space="preserve"> – das ist ein einfaches 2-Draht-Kommunikationsprotokoll. Er benötigt insgesamt </w:t>
+        <w:t xml:space="preserve"> – das ist ein </w:t>
+      </w:r>
+      <w:proofErr w:type="gramStart"/>
+      <w:r>
+        <w:t>einfaches</w:t>
+      </w:r>
+      <w:proofErr w:type="gramEnd"/>
+      <w:r>
+        <w:t xml:space="preserve"> 2-Draht-Kommunikationsprotokoll. Er benötigt insgesamt </w:t>
       </w:r>
       <w:r>
         <w:rPr>
@@ -4901,15 +6019,15 @@
       <w:pPr>
         <w:pStyle w:val="berschrift2"/>
       </w:pPr>
-      <w:bookmarkStart w:id="5" w:name="_Toc231465797"/>
+      <w:bookmarkStart w:id="10" w:name="_Toc232070120"/>
       <w:r>
         <w:lastRenderedPageBreak/>
         <w:t xml:space="preserve">3.3 </w:t>
       </w:r>
-      <w:bookmarkEnd w:id="5"/>
       <w:r>
         <w:t>DHT22 – Temperatur &amp; Luftfeuchtigkeit</w:t>
       </w:r>
+      <w:bookmarkEnd w:id="10"/>
     </w:p>
     <w:p>
       <w:r>
@@ -5339,15 +6457,15 @@
       <w:pPr>
         <w:pStyle w:val="berschrift2"/>
       </w:pPr>
-      <w:bookmarkStart w:id="6" w:name="_Toc231465798"/>
+      <w:bookmarkStart w:id="11" w:name="_Toc232070121"/>
       <w:r>
         <w:lastRenderedPageBreak/>
         <w:t xml:space="preserve">3.4 </w:t>
       </w:r>
-      <w:bookmarkEnd w:id="6"/>
       <w:r>
         <w:t>Hall-Sensor (US5881LUA) – Windgeschwindigkeit</w:t>
       </w:r>
+      <w:bookmarkEnd w:id="11"/>
     </w:p>
     <w:p>
       <w:r>
@@ -5772,6 +6890,7 @@
           <w:bCs/>
         </w:rPr>
       </w:pPr>
+      <w:bookmarkStart w:id="12" w:name="_Toc232070122"/>
       <w:r>
         <w:t>3.</w:t>
       </w:r>
@@ -5787,10 +6906,19 @@
         </w:rPr>
         <w:t>Gesamtübersicht aller Verbindungen</w:t>
       </w:r>
-    </w:p>
-    <w:p>
-      <w:r>
-        <w:t>Wenn alle drei Sensoren angeschlossen sind, teilen sich VCC und GND jeweils denselben Pin am Raspberry Pi. Das ist korrekt und gewollt – mehrere Kabel an einem Pin sind über einen Verteiler (z. B. Breadboard oder Lüsterklemme) möglich.</w:t>
+      <w:bookmarkEnd w:id="12"/>
+    </w:p>
+    <w:p>
+      <w:r>
+        <w:t xml:space="preserve">Wenn alle drei Sensoren angeschlossen sind, teilen sich VCC und GND jeweils denselben Pin am Raspberry Pi. Das ist korrekt und gewollt – mehrere Kabel an einem Pin sind über einen Verteiler (z. B. </w:t>
+      </w:r>
+      <w:proofErr w:type="spellStart"/>
+      <w:r>
+        <w:t>Breadboard</w:t>
+      </w:r>
+      <w:proofErr w:type="spellEnd"/>
+      <w:r>
+        <w:t xml:space="preserve"> oder Lüsterklemme) möglich.</w:t>
       </w:r>
     </w:p>
     <w:p>
@@ -6013,11 +7141,11 @@
       <w:pPr>
         <w:pStyle w:val="berschrift1"/>
       </w:pPr>
-      <w:bookmarkStart w:id="7" w:name="_Toc231465799"/>
+      <w:bookmarkStart w:id="13" w:name="_Toc232070123"/>
       <w:r>
         <w:t>4. Stromversorgung</w:t>
       </w:r>
-      <w:bookmarkEnd w:id="7"/>
+      <w:bookmarkEnd w:id="13"/>
     </w:p>
     <w:p>
       <w:r>
@@ -6175,17 +7303,17 @@
       <w:pPr>
         <w:pStyle w:val="berschrift2"/>
       </w:pPr>
-      <w:bookmarkStart w:id="8" w:name="_Toc231465800"/>
+      <w:bookmarkStart w:id="14" w:name="_Toc232070124"/>
       <w:r>
         <w:t>5.</w:t>
       </w:r>
       <w:r>
         <w:t xml:space="preserve"> </w:t>
       </w:r>
-      <w:bookmarkEnd w:id="8"/>
       <w:r>
         <w:t>Image auf SD-Karte aufspielen</w:t>
       </w:r>
+      <w:bookmarkEnd w:id="14"/>
     </w:p>
     <w:p>
       <w:r>
@@ -6257,7 +7385,15 @@
         </w:numPr>
       </w:pPr>
       <w:r>
-        <w:t>Lade die Datei herunter (Dateiendung .img oder .img.gz)</w:t>
+        <w:t>Lade die Datei herunter (Dateiendung .</w:t>
+      </w:r>
+      <w:proofErr w:type="spellStart"/>
+      <w:r>
+        <w:t>img</w:t>
+      </w:r>
+      <w:proofErr w:type="spellEnd"/>
+      <w:r>
+        <w:t xml:space="preserve"> oder .img.gz)</w:t>
       </w:r>
     </w:p>
     <w:p>
@@ -6295,7 +7431,7 @@
       <w:r>
         <w:t xml:space="preserve">Öffne die Website: </w:t>
       </w:r>
-      <w:hyperlink r:id="rId7" w:history="1">
+      <w:hyperlink r:id="rId9" w:history="1">
         <w:r>
           <w:rPr>
             <w:rStyle w:val="Hyperlink"/>
@@ -6324,7 +7460,15 @@
         <w:t>Raspberry Pi Imager</w:t>
       </w:r>
       <w:r>
-        <w:t xml:space="preserve"> für dein Betriebssystem (Windows / macOS / Linux) herunter</w:t>
+        <w:t xml:space="preserve"> für dein Betriebssystem (Windows / </w:t>
+      </w:r>
+      <w:proofErr w:type="spellStart"/>
+      <w:r>
+        <w:t>macOS</w:t>
+      </w:r>
+      <w:proofErr w:type="spellEnd"/>
+      <w:r>
+        <w:t xml:space="preserve"> / Linux) herunter</w:t>
       </w:r>
     </w:p>
     <w:p>
@@ -6438,7 +7582,15 @@
         <w:t>→</w:t>
       </w:r>
       <w:r>
-        <w:t xml:space="preserve"> die heruntergeladene .img-Datei ausw</w:t>
+        <w:t xml:space="preserve"> die heruntergeladene .</w:t>
+      </w:r>
+      <w:proofErr w:type="spellStart"/>
+      <w:r>
+        <w:t>img</w:t>
+      </w:r>
+      <w:proofErr w:type="spellEnd"/>
+      <w:r>
+        <w:t>-Datei ausw</w:t>
       </w:r>
       <w:r>
         <w:rPr>
@@ -6595,7 +7747,15 @@
         </w:numPr>
       </w:pPr>
       <w:r>
-        <w:t>SD-Karte in den SD-Kartenslot des Raspberry Pi einsetzen (einrasten bis es „klickt")</w:t>
+        <w:t>SD-Karte in den SD-Kartenslot des Raspberry Pi einsetzen (</w:t>
+      </w:r>
+      <w:proofErr w:type="gramStart"/>
+      <w:r>
+        <w:t>einrasten</w:t>
+      </w:r>
+      <w:proofErr w:type="gramEnd"/>
+      <w:r>
+        <w:t xml:space="preserve"> bis es „klickt")</w:t>
       </w:r>
     </w:p>
     <w:p>
@@ -6627,7 +7787,7 @@
       <w:pPr>
         <w:pStyle w:val="berschrift2"/>
       </w:pPr>
-      <w:bookmarkStart w:id="9" w:name="_Toc231465801"/>
+      <w:bookmarkStart w:id="15" w:name="_Toc232070125"/>
       <w:r>
         <w:lastRenderedPageBreak/>
         <w:t>6.</w:t>
@@ -6635,10 +7795,10 @@
       <w:r>
         <w:t xml:space="preserve"> </w:t>
       </w:r>
-      <w:bookmarkEnd w:id="9"/>
       <w:r>
         <w:t>Erster Start &amp; WLAN-Einrichtung</w:t>
       </w:r>
+      <w:bookmarkEnd w:id="15"/>
     </w:p>
     <w:p>
       <w:pPr>
@@ -6828,21 +7988,37 @@
       <w:pPr>
         <w:pStyle w:val="berschrift2"/>
       </w:pPr>
-      <w:bookmarkStart w:id="10" w:name="_Toc231465802"/>
+      <w:bookmarkStart w:id="16" w:name="_Toc232070126"/>
       <w:r>
         <w:t>7.</w:t>
       </w:r>
       <w:r>
         <w:t xml:space="preserve"> </w:t>
       </w:r>
-      <w:bookmarkEnd w:id="10"/>
       <w:r>
         <w:t>Website aufrufen</w:t>
       </w:r>
-    </w:p>
-    <w:p>
-      <w:r>
-        <w:t>Sobald die Wetterstation gestartet und mit dem Netzwerk verbunden ist, kann die Website über jeden Browser im selben Netzwerk aufgerufen werden. Die Adresse setzt sich aus der IP-Adresse des Raspberry Pi zusammen – diese lässt sich über den Router oder per Terminal (ip addr) ermitteln.</w:t>
+      <w:bookmarkEnd w:id="16"/>
+    </w:p>
+    <w:p>
+      <w:r>
+        <w:t>Sobald die Wetterstation gestartet und mit dem Netzwerk verbunden ist, kann die Website über jeden Browser im selben Netzwerk aufgerufen werden. Die Adresse setzt sich aus der IP-Adresse des Raspberry Pi zusammen – diese lässt sich über den Router oder per Terminal (</w:t>
+      </w:r>
+      <w:proofErr w:type="spellStart"/>
+      <w:r>
+        <w:t>ip</w:t>
+      </w:r>
+      <w:proofErr w:type="spellEnd"/>
+      <w:r>
+        <w:t xml:space="preserve"> </w:t>
+      </w:r>
+      <w:proofErr w:type="spellStart"/>
+      <w:r>
+        <w:t>addr</w:t>
+      </w:r>
+      <w:proofErr w:type="spellEnd"/>
+      <w:r>
+        <w:t>) ermitteln.</w:t>
       </w:r>
     </w:p>
     <w:p>
@@ -6896,7 +8072,7 @@
       <w:pPr>
         <w:pStyle w:val="berschrift1"/>
       </w:pPr>
-      <w:bookmarkStart w:id="11" w:name="_Toc231465803"/>
+      <w:bookmarkStart w:id="17" w:name="_Toc232070127"/>
       <w:r>
         <w:lastRenderedPageBreak/>
         <w:t>8</w:t>
@@ -6904,10 +8080,10 @@
       <w:r>
         <w:t xml:space="preserve">. </w:t>
       </w:r>
-      <w:bookmarkEnd w:id="11"/>
       <w:r>
         <w:t>System überprüfen</w:t>
       </w:r>
+      <w:bookmarkEnd w:id="17"/>
     </w:p>
     <w:p>
       <w:r>
@@ -7027,17 +8203,17 @@
       <w:pPr>
         <w:pStyle w:val="berschrift2"/>
       </w:pPr>
-      <w:bookmarkStart w:id="12" w:name="_Toc231465805"/>
+      <w:bookmarkStart w:id="18" w:name="_Toc232070128"/>
       <w:r>
         <w:t>9.</w:t>
       </w:r>
       <w:r>
         <w:t xml:space="preserve"> </w:t>
       </w:r>
-      <w:bookmarkEnd w:id="12"/>
       <w:r>
         <w:t>Erweiterung um neue Sensoren</w:t>
       </w:r>
+      <w:bookmarkEnd w:id="18"/>
     </w:p>
     <w:p>
       <w:r>
@@ -7085,7 +8261,35 @@
         <w:rPr>
           <w:rFonts w:ascii="Courier New" w:hAnsi="Courier New" w:cs="Courier New"/>
         </w:rPr>
-        <w:t xml:space="preserve">   ssh admin@[IP-Adresse]</w:t>
+        <w:t xml:space="preserve">   </w:t>
+      </w:r>
+      <w:proofErr w:type="spellStart"/>
+      <w:r>
+        <w:rPr>
+          <w:rFonts w:ascii="Courier New" w:hAnsi="Courier New" w:cs="Courier New"/>
+        </w:rPr>
+        <w:t>ssh</w:t>
+      </w:r>
+      <w:proofErr w:type="spellEnd"/>
+      <w:r>
+        <w:rPr>
+          <w:rFonts w:ascii="Courier New" w:hAnsi="Courier New" w:cs="Courier New"/>
+        </w:rPr>
+        <w:t xml:space="preserve"> </w:t>
+      </w:r>
+      <w:proofErr w:type="spellStart"/>
+      <w:r>
+        <w:rPr>
+          <w:rFonts w:ascii="Courier New" w:hAnsi="Courier New" w:cs="Courier New"/>
+        </w:rPr>
+        <w:t>admin</w:t>
+      </w:r>
+      <w:proofErr w:type="spellEnd"/>
+      <w:r>
+        <w:rPr>
+          <w:rFonts w:ascii="Courier New" w:hAnsi="Courier New" w:cs="Courier New"/>
+        </w:rPr>
+        <w:t>@[IP-Adresse]</w:t>
       </w:r>
     </w:p>
     <w:p>
@@ -7118,7 +8322,15 @@
         </w:numPr>
       </w:pPr>
       <w:r>
-        <w:t>Neuen Datentyp in der dataTyp-Tabelle eintragen</w:t>
+        <w:t xml:space="preserve">Neuen Datentyp in der </w:t>
+      </w:r>
+      <w:proofErr w:type="spellStart"/>
+      <w:r>
+        <w:t>dataTyp</w:t>
+      </w:r>
+      <w:proofErr w:type="spellEnd"/>
+      <w:r>
+        <w:t>-Tabelle eintragen</w:t>
       </w:r>
     </w:p>
     <w:p>
@@ -7153,8 +8365,58 @@
         <w:rPr>
           <w:rFonts w:ascii="Courier New" w:hAnsi="Courier New" w:cs="Courier New"/>
         </w:rPr>
-        <w:t xml:space="preserve">   sudo systemctl restart wetterstation</w:t>
-      </w:r>
+        <w:t xml:space="preserve">   </w:t>
+      </w:r>
+      <w:proofErr w:type="spellStart"/>
+      <w:r>
+        <w:rPr>
+          <w:rFonts w:ascii="Courier New" w:hAnsi="Courier New" w:cs="Courier New"/>
+        </w:rPr>
+        <w:t>sudo</w:t>
+      </w:r>
+      <w:proofErr w:type="spellEnd"/>
+      <w:r>
+        <w:rPr>
+          <w:rFonts w:ascii="Courier New" w:hAnsi="Courier New" w:cs="Courier New"/>
+        </w:rPr>
+        <w:t xml:space="preserve"> </w:t>
+      </w:r>
+      <w:proofErr w:type="spellStart"/>
+      <w:r>
+        <w:rPr>
+          <w:rFonts w:ascii="Courier New" w:hAnsi="Courier New" w:cs="Courier New"/>
+        </w:rPr>
+        <w:t>systemctl</w:t>
+      </w:r>
+      <w:proofErr w:type="spellEnd"/>
+      <w:r>
+        <w:rPr>
+          <w:rFonts w:ascii="Courier New" w:hAnsi="Courier New" w:cs="Courier New"/>
+        </w:rPr>
+        <w:t xml:space="preserve"> </w:t>
+      </w:r>
+      <w:proofErr w:type="spellStart"/>
+      <w:r>
+        <w:rPr>
+          <w:rFonts w:ascii="Courier New" w:hAnsi="Courier New" w:cs="Courier New"/>
+        </w:rPr>
+        <w:t>restart</w:t>
+      </w:r>
+      <w:proofErr w:type="spellEnd"/>
+      <w:r>
+        <w:rPr>
+          <w:rFonts w:ascii="Courier New" w:hAnsi="Courier New" w:cs="Courier New"/>
+        </w:rPr>
+        <w:t xml:space="preserve"> </w:t>
+      </w:r>
+      <w:proofErr w:type="spellStart"/>
+      <w:r>
+        <w:rPr>
+          <w:rFonts w:ascii="Courier New" w:hAnsi="Courier New" w:cs="Courier New"/>
+        </w:rPr>
+        <w:t>wetterstation</w:t>
+      </w:r>
+      <w:proofErr w:type="spellEnd"/>
     </w:p>
     <w:p>
       <w:pPr>
@@ -7178,7 +8440,15 @@
     </w:p>
     <w:p>
       <w:r>
-        <w:t>Für Änderungen am Quellcode: Das komplette Repository befindet sich auf GitHub. Änderungen dort einchecken und anschließend auf dem Raspberry Pi mit git pull aktualisieren.</w:t>
+        <w:t xml:space="preserve">Für Änderungen am Quellcode: Das komplette Repository befindet sich auf GitHub. Änderungen dort einchecken und anschließend auf dem Raspberry Pi mit </w:t>
+      </w:r>
+      <w:proofErr w:type="spellStart"/>
+      <w:r>
+        <w:t>git</w:t>
+      </w:r>
+      <w:proofErr w:type="spellEnd"/>
+      <w:r>
+        <w:t xml:space="preserve"> pull aktualisieren.</w:t>
       </w:r>
     </w:p>
     <w:p/>
@@ -7194,7 +8464,7 @@
       <w:pPr>
         <w:pStyle w:val="berschrift2"/>
       </w:pPr>
-      <w:bookmarkStart w:id="13" w:name="_Toc231465806"/>
+      <w:bookmarkStart w:id="19" w:name="_Toc232070129"/>
       <w:r>
         <w:lastRenderedPageBreak/>
         <w:t>10.</w:t>
@@ -7202,10 +8472,10 @@
       <w:r>
         <w:t xml:space="preserve"> </w:t>
       </w:r>
-      <w:bookmarkEnd w:id="13"/>
       <w:r>
         <w:t>Wartung</w:t>
       </w:r>
+      <w:bookmarkEnd w:id="19"/>
     </w:p>
     <w:p>
       <w:pPr>
@@ -7434,7 +8704,21 @@
               <w:rPr>
                 <w:rFonts w:ascii="Bahnschrift SemiLight SemiConde" w:hAnsi="Bahnschrift SemiLight SemiConde" w:cs="Courier New"/>
               </w:rPr>
-              <w:t>Per SSH: df -h eingeben, freien Speicher prüfen</w:t>
+              <w:t xml:space="preserve">Per SSH: </w:t>
+            </w:r>
+            <w:proofErr w:type="spellStart"/>
+            <w:r>
+              <w:rPr>
+                <w:rFonts w:ascii="Bahnschrift SemiLight SemiConde" w:hAnsi="Bahnschrift SemiLight SemiConde" w:cs="Courier New"/>
+              </w:rPr>
+              <w:t>df</w:t>
+            </w:r>
+            <w:proofErr w:type="spellEnd"/>
+            <w:r>
+              <w:rPr>
+                <w:rFonts w:ascii="Bahnschrift SemiLight SemiConde" w:hAnsi="Bahnschrift SemiLight SemiConde" w:cs="Courier New"/>
+              </w:rPr>
+              <w:t xml:space="preserve"> -h eingeben, freien Speicher prüfen</w:t>
             </w:r>
           </w:p>
         </w:tc>
@@ -7482,7 +8766,35 @@
               <w:rPr>
                 <w:rFonts w:ascii="Bahnschrift SemiLight SemiConde" w:hAnsi="Bahnschrift SemiLight SemiConde" w:cs="Courier New"/>
               </w:rPr>
-              <w:t>Datei database/WetterstationData.db auf Größe prüfen</w:t>
+              <w:t xml:space="preserve">Datei </w:t>
+            </w:r>
+            <w:proofErr w:type="spellStart"/>
+            <w:r>
+              <w:rPr>
+                <w:rFonts w:ascii="Bahnschrift SemiLight SemiConde" w:hAnsi="Bahnschrift SemiLight SemiConde" w:cs="Courier New"/>
+              </w:rPr>
+              <w:t>database</w:t>
+            </w:r>
+            <w:proofErr w:type="spellEnd"/>
+            <w:r>
+              <w:rPr>
+                <w:rFonts w:ascii="Bahnschrift SemiLight SemiConde" w:hAnsi="Bahnschrift SemiLight SemiConde" w:cs="Courier New"/>
+              </w:rPr>
+              <w:t>/</w:t>
+            </w:r>
+            <w:proofErr w:type="spellStart"/>
+            <w:r>
+              <w:rPr>
+                <w:rFonts w:ascii="Bahnschrift SemiLight SemiConde" w:hAnsi="Bahnschrift SemiLight SemiConde" w:cs="Courier New"/>
+              </w:rPr>
+              <w:t>WetterstationData.db</w:t>
+            </w:r>
+            <w:proofErr w:type="spellEnd"/>
+            <w:r>
+              <w:rPr>
+                <w:rFonts w:ascii="Bahnschrift SemiLight SemiConde" w:hAnsi="Bahnschrift SemiLight SemiConde" w:cs="Courier New"/>
+              </w:rPr>
+              <w:t xml:space="preserve"> auf Größe prüfen</w:t>
             </w:r>
           </w:p>
         </w:tc>
@@ -7620,11 +8932,19 @@
           <w:rFonts w:ascii="Courier New" w:hAnsi="Courier New" w:cs="Courier New"/>
         </w:rPr>
       </w:pPr>
+      <w:proofErr w:type="spellStart"/>
       <w:r>
         <w:rPr>
           <w:rFonts w:ascii="Courier New" w:hAnsi="Courier New" w:cs="Courier New"/>
         </w:rPr>
-        <w:t>sudo reboot</w:t>
+        <w:t>sudo</w:t>
+      </w:r>
+      <w:proofErr w:type="spellEnd"/>
+      <w:r>
+        <w:rPr>
+          <w:rFonts w:ascii="Courier New" w:hAnsi="Courier New" w:cs="Courier New"/>
+        </w:rPr>
+        <w:t xml:space="preserve"> reboot</w:t>
       </w:r>
     </w:p>
     <w:p>
@@ -7667,17 +8987,17 @@
       <w:pPr>
         <w:pStyle w:val="berschrift1"/>
       </w:pPr>
-      <w:bookmarkStart w:id="14" w:name="_Toc231465807"/>
+      <w:bookmarkStart w:id="20" w:name="_Toc232070130"/>
       <w:r>
         <w:t>11</w:t>
       </w:r>
       <w:r>
         <w:t xml:space="preserve">. </w:t>
       </w:r>
-      <w:bookmarkEnd w:id="14"/>
       <w:r>
         <w:t>Fehlerbehebung</w:t>
       </w:r>
+      <w:bookmarkEnd w:id="20"/>
     </w:p>
     <w:p>
       <w:pPr>
@@ -7795,12 +9115,56 @@
           <w:rFonts w:ascii="Courier New" w:hAnsi="Courier New" w:cs="Courier New"/>
         </w:rPr>
       </w:pPr>
+      <w:proofErr w:type="spellStart"/>
       <w:r>
         <w:rPr>
           <w:rFonts w:ascii="Courier New" w:hAnsi="Courier New" w:cs="Courier New"/>
         </w:rPr>
-        <w:t>sudo systemctl status wetterstation</w:t>
-      </w:r>
+        <w:t>sudo</w:t>
+      </w:r>
+      <w:proofErr w:type="spellEnd"/>
+      <w:r>
+        <w:rPr>
+          <w:rFonts w:ascii="Courier New" w:hAnsi="Courier New" w:cs="Courier New"/>
+        </w:rPr>
+        <w:t xml:space="preserve"> </w:t>
+      </w:r>
+      <w:proofErr w:type="spellStart"/>
+      <w:r>
+        <w:rPr>
+          <w:rFonts w:ascii="Courier New" w:hAnsi="Courier New" w:cs="Courier New"/>
+        </w:rPr>
+        <w:t>systemctl</w:t>
+      </w:r>
+      <w:proofErr w:type="spellEnd"/>
+      <w:r>
+        <w:rPr>
+          <w:rFonts w:ascii="Courier New" w:hAnsi="Courier New" w:cs="Courier New"/>
+        </w:rPr>
+        <w:t xml:space="preserve"> </w:t>
+      </w:r>
+      <w:proofErr w:type="spellStart"/>
+      <w:r>
+        <w:rPr>
+          <w:rFonts w:ascii="Courier New" w:hAnsi="Courier New" w:cs="Courier New"/>
+        </w:rPr>
+        <w:t>status</w:t>
+      </w:r>
+      <w:proofErr w:type="spellEnd"/>
+      <w:r>
+        <w:rPr>
+          <w:rFonts w:ascii="Courier New" w:hAnsi="Courier New" w:cs="Courier New"/>
+        </w:rPr>
+        <w:t xml:space="preserve"> </w:t>
+      </w:r>
+      <w:proofErr w:type="spellStart"/>
+      <w:r>
+        <w:rPr>
+          <w:rFonts w:ascii="Courier New" w:hAnsi="Courier New" w:cs="Courier New"/>
+        </w:rPr>
+        <w:t>wetterstation</w:t>
+      </w:r>
+      <w:proofErr w:type="spellEnd"/>
     </w:p>
     <w:p/>
     <w:p>
@@ -7815,12 +9179,56 @@
           <w:rFonts w:ascii="Courier New" w:hAnsi="Courier New" w:cs="Courier New"/>
         </w:rPr>
       </w:pPr>
+      <w:proofErr w:type="spellStart"/>
       <w:r>
         <w:rPr>
           <w:rFonts w:ascii="Courier New" w:hAnsi="Courier New" w:cs="Courier New"/>
         </w:rPr>
-        <w:t>sudo systemctl start wetterstation</w:t>
-      </w:r>
+        <w:t>sudo</w:t>
+      </w:r>
+      <w:proofErr w:type="spellEnd"/>
+      <w:r>
+        <w:rPr>
+          <w:rFonts w:ascii="Courier New" w:hAnsi="Courier New" w:cs="Courier New"/>
+        </w:rPr>
+        <w:t xml:space="preserve"> </w:t>
+      </w:r>
+      <w:proofErr w:type="spellStart"/>
+      <w:r>
+        <w:rPr>
+          <w:rFonts w:ascii="Courier New" w:hAnsi="Courier New" w:cs="Courier New"/>
+        </w:rPr>
+        <w:t>systemctl</w:t>
+      </w:r>
+      <w:proofErr w:type="spellEnd"/>
+      <w:r>
+        <w:rPr>
+          <w:rFonts w:ascii="Courier New" w:hAnsi="Courier New" w:cs="Courier New"/>
+        </w:rPr>
+        <w:t xml:space="preserve"> </w:t>
+      </w:r>
+      <w:proofErr w:type="spellStart"/>
+      <w:r>
+        <w:rPr>
+          <w:rFonts w:ascii="Courier New" w:hAnsi="Courier New" w:cs="Courier New"/>
+        </w:rPr>
+        <w:t>start</w:t>
+      </w:r>
+      <w:proofErr w:type="spellEnd"/>
+      <w:r>
+        <w:rPr>
+          <w:rFonts w:ascii="Courier New" w:hAnsi="Courier New" w:cs="Courier New"/>
+        </w:rPr>
+        <w:t xml:space="preserve"> </w:t>
+      </w:r>
+      <w:proofErr w:type="spellStart"/>
+      <w:r>
+        <w:rPr>
+          <w:rFonts w:ascii="Courier New" w:hAnsi="Courier New" w:cs="Courier New"/>
+        </w:rPr>
+        <w:t>wetterstation</w:t>
+      </w:r>
+      <w:proofErr w:type="spellEnd"/>
     </w:p>
     <w:p>
       <w:r>
@@ -7828,7 +9236,23 @@
           <w:i/>
           <w:iCs/>
         </w:rPr>
-        <w:t>[Screenshot-Platzhalter: Terminal mit systemctl status-Ausgabe]</w:t>
+        <w:t xml:space="preserve">[Screenshot-Platzhalter: Terminal mit </w:t>
+      </w:r>
+      <w:proofErr w:type="spellStart"/>
+      <w:r>
+        <w:rPr>
+          <w:i/>
+          <w:iCs/>
+        </w:rPr>
+        <w:t>systemctl</w:t>
+      </w:r>
+      <w:proofErr w:type="spellEnd"/>
+      <w:r>
+        <w:rPr>
+          <w:i/>
+          <w:iCs/>
+        </w:rPr>
+        <w:t xml:space="preserve"> status-Ausgabe]</w:t>
       </w:r>
     </w:p>
     <w:p>
@@ -7889,7 +9313,49 @@
         <w:rPr>
           <w:rFonts w:ascii="Courier New" w:hAnsi="Courier New" w:cs="Courier New"/>
         </w:rPr>
-        <w:t xml:space="preserve">  cat /home/admin/Wetterstation/logs/Wetterstation.log</w:t>
+        <w:t xml:space="preserve">  </w:t>
+      </w:r>
+      <w:proofErr w:type="spellStart"/>
+      <w:r>
+        <w:rPr>
+          <w:rFonts w:ascii="Courier New" w:hAnsi="Courier New" w:cs="Courier New"/>
+        </w:rPr>
+        <w:t>cat</w:t>
+      </w:r>
+      <w:proofErr w:type="spellEnd"/>
+      <w:r>
+        <w:rPr>
+          <w:rFonts w:ascii="Courier New" w:hAnsi="Courier New" w:cs="Courier New"/>
+        </w:rPr>
+        <w:t xml:space="preserve"> /</w:t>
+      </w:r>
+      <w:proofErr w:type="spellStart"/>
+      <w:r>
+        <w:rPr>
+          <w:rFonts w:ascii="Courier New" w:hAnsi="Courier New" w:cs="Courier New"/>
+        </w:rPr>
+        <w:t>home</w:t>
+      </w:r>
+      <w:proofErr w:type="spellEnd"/>
+      <w:r>
+        <w:rPr>
+          <w:rFonts w:ascii="Courier New" w:hAnsi="Courier New" w:cs="Courier New"/>
+        </w:rPr>
+        <w:t>/</w:t>
+      </w:r>
+      <w:proofErr w:type="spellStart"/>
+      <w:r>
+        <w:rPr>
+          <w:rFonts w:ascii="Courier New" w:hAnsi="Courier New" w:cs="Courier New"/>
+        </w:rPr>
+        <w:t>admin</w:t>
+      </w:r>
+      <w:proofErr w:type="spellEnd"/>
+      <w:r>
+        <w:rPr>
+          <w:rFonts w:ascii="Courier New" w:hAnsi="Courier New" w:cs="Courier New"/>
+        </w:rPr>
+        <w:t>/Wetterstation/logs/Wetterstation.log</w:t>
       </w:r>
     </w:p>
     <w:p>
@@ -7939,7 +9405,35 @@
         <w:rPr>
           <w:rFonts w:ascii="Courier New" w:hAnsi="Courier New" w:cs="Courier New"/>
         </w:rPr>
-        <w:t xml:space="preserve">  ip link show wlan0</w:t>
+        <w:t xml:space="preserve">  </w:t>
+      </w:r>
+      <w:proofErr w:type="spellStart"/>
+      <w:r>
+        <w:rPr>
+          <w:rFonts w:ascii="Courier New" w:hAnsi="Courier New" w:cs="Courier New"/>
+        </w:rPr>
+        <w:t>ip</w:t>
+      </w:r>
+      <w:proofErr w:type="spellEnd"/>
+      <w:r>
+        <w:rPr>
+          <w:rFonts w:ascii="Courier New" w:hAnsi="Courier New" w:cs="Courier New"/>
+        </w:rPr>
+        <w:t xml:space="preserve"> link </w:t>
+      </w:r>
+      <w:proofErr w:type="spellStart"/>
+      <w:r>
+        <w:rPr>
+          <w:rFonts w:ascii="Courier New" w:hAnsi="Courier New" w:cs="Courier New"/>
+        </w:rPr>
+        <w:t>show</w:t>
+      </w:r>
+      <w:proofErr w:type="spellEnd"/>
+      <w:r>
+        <w:rPr>
+          <w:rFonts w:ascii="Courier New" w:hAnsi="Courier New" w:cs="Courier New"/>
+        </w:rPr>
+        <w:t xml:space="preserve"> wlan0</w:t>
       </w:r>
     </w:p>
     <w:p>
@@ -8013,8 +9507,49 @@
           <w:rFonts w:ascii="Courier New" w:hAnsi="Courier New" w:cs="Courier New"/>
           <w:lang w:val="en-GB"/>
         </w:rPr>
-        <w:t xml:space="preserve">  ls -lh /home/admin/Wetterstation/database/WetterstationData.db</w:t>
-      </w:r>
+        <w:t xml:space="preserve">  ls -</w:t>
+      </w:r>
+      <w:proofErr w:type="spellStart"/>
+      <w:r>
+        <w:rPr>
+          <w:rFonts w:ascii="Courier New" w:hAnsi="Courier New" w:cs="Courier New"/>
+          <w:lang w:val="en-GB"/>
+        </w:rPr>
+        <w:t>lh</w:t>
+      </w:r>
+      <w:proofErr w:type="spellEnd"/>
+      <w:r>
+        <w:rPr>
+          <w:rFonts w:ascii="Courier New" w:hAnsi="Courier New" w:cs="Courier New"/>
+          <w:lang w:val="en-GB"/>
+        </w:rPr>
+        <w:t xml:space="preserve"> /home/admin/</w:t>
+      </w:r>
+      <w:proofErr w:type="spellStart"/>
+      <w:r>
+        <w:rPr>
+          <w:rFonts w:ascii="Courier New" w:hAnsi="Courier New" w:cs="Courier New"/>
+          <w:lang w:val="en-GB"/>
+        </w:rPr>
+        <w:t>Wetterstation</w:t>
+      </w:r>
+      <w:proofErr w:type="spellEnd"/>
+      <w:r>
+        <w:rPr>
+          <w:rFonts w:ascii="Courier New" w:hAnsi="Courier New" w:cs="Courier New"/>
+          <w:lang w:val="en-GB"/>
+        </w:rPr>
+        <w:t>/database/</w:t>
+      </w:r>
+      <w:proofErr w:type="spellStart"/>
+      <w:r>
+        <w:rPr>
+          <w:rFonts w:ascii="Courier New" w:hAnsi="Courier New" w:cs="Courier New"/>
+          <w:lang w:val="en-GB"/>
+        </w:rPr>
+        <w:t>WetterstationData.db</w:t>
+      </w:r>
+      <w:proofErr w:type="spellEnd"/>
     </w:p>
     <w:p>
       <w:pPr>
@@ -8036,17 +9571,17 @@
       <w:pPr>
         <w:pStyle w:val="berschrift1"/>
       </w:pPr>
-      <w:bookmarkStart w:id="15" w:name="_Toc231465811"/>
+      <w:bookmarkStart w:id="21" w:name="_Toc232070131"/>
       <w:r>
         <w:t>12</w:t>
       </w:r>
       <w:r>
         <w:t xml:space="preserve">. </w:t>
       </w:r>
-      <w:bookmarkEnd w:id="15"/>
       <w:r>
         <w:t>Backup und Wiederherstellung</w:t>
       </w:r>
+      <w:bookmarkEnd w:id="21"/>
     </w:p>
     <w:p>
       <w:pPr>
@@ -8065,7 +9600,15 @@
     </w:p>
     <w:p>
       <w:r>
-        <w:t>Die Messwerte sind in der Datei WetterstationData.db gespeichert. Diese Datei sollte regelmäßig gesichert werden.</w:t>
+        <w:t xml:space="preserve">Die Messwerte sind in der Datei </w:t>
+      </w:r>
+      <w:proofErr w:type="spellStart"/>
+      <w:r>
+        <w:t>WetterstationData.db</w:t>
+      </w:r>
+      <w:proofErr w:type="spellEnd"/>
+      <w:r>
+        <w:t xml:space="preserve"> gespeichert. Diese Datei sollte regelmäßig gesichert werden.</w:t>
       </w:r>
     </w:p>
     <w:p>
@@ -8092,23 +9635,80 @@
           <w:rFonts w:ascii="Courier New" w:hAnsi="Courier New" w:cs="Courier New"/>
           <w:lang w:val="en-GB"/>
         </w:rPr>
-        <w:t>cp /home/admin/Wetterstation/database/WetterstationData.db \</w:t>
-      </w:r>
-    </w:p>
-    <w:p>
-      <w:pPr>
+        <w:t>cp /home/admin/</w:t>
+      </w:r>
+      <w:proofErr w:type="spellStart"/>
+      <w:r>
         <w:rPr>
           <w:rFonts w:ascii="Courier New" w:hAnsi="Courier New" w:cs="Courier New"/>
           <w:lang w:val="en-GB"/>
         </w:rPr>
-      </w:pPr>
+        <w:t>Wetterstation</w:t>
+      </w:r>
+      <w:proofErr w:type="spellEnd"/>
       <w:r>
         <w:rPr>
           <w:rFonts w:ascii="Courier New" w:hAnsi="Courier New" w:cs="Courier New"/>
           <w:lang w:val="en-GB"/>
         </w:rPr>
-        <w:t xml:space="preserve">   /home/admin/backup_$(date +%Y%m%d).db</w:t>
-      </w:r>
+        <w:t>/database/</w:t>
+      </w:r>
+      <w:proofErr w:type="spellStart"/>
+      <w:r>
+        <w:rPr>
+          <w:rFonts w:ascii="Courier New" w:hAnsi="Courier New" w:cs="Courier New"/>
+          <w:lang w:val="en-GB"/>
+        </w:rPr>
+        <w:t>WetterstationData.db</w:t>
+      </w:r>
+      <w:proofErr w:type="spellEnd"/>
+      <w:r>
+        <w:rPr>
+          <w:rFonts w:ascii="Courier New" w:hAnsi="Courier New" w:cs="Courier New"/>
+          <w:lang w:val="en-GB"/>
+        </w:rPr>
+        <w:t xml:space="preserve"> \</w:t>
+      </w:r>
+    </w:p>
+    <w:p>
+      <w:pPr>
+        <w:rPr>
+          <w:rFonts w:ascii="Courier New" w:hAnsi="Courier New" w:cs="Courier New"/>
+          <w:lang w:val="en-GB"/>
+        </w:rPr>
+      </w:pPr>
+      <w:r>
+        <w:rPr>
+          <w:rFonts w:ascii="Courier New" w:hAnsi="Courier New" w:cs="Courier New"/>
+          <w:lang w:val="en-GB"/>
+        </w:rPr>
+        <w:t xml:space="preserve">   /home/admin/backup_$(date +%</w:t>
+      </w:r>
+      <w:proofErr w:type="spellStart"/>
+      <w:r>
+        <w:rPr>
+          <w:rFonts w:ascii="Courier New" w:hAnsi="Courier New" w:cs="Courier New"/>
+          <w:lang w:val="en-GB"/>
+        </w:rPr>
+        <w:t>Y%m%d</w:t>
+      </w:r>
+      <w:proofErr w:type="spellEnd"/>
+      <w:r>
+        <w:rPr>
+          <w:rFonts w:ascii="Courier New" w:hAnsi="Courier New" w:cs="Courier New"/>
+          <w:lang w:val="en-GB"/>
+        </w:rPr>
+        <w:t>).</w:t>
+      </w:r>
+      <w:proofErr w:type="spellStart"/>
+      <w:r>
+        <w:rPr>
+          <w:rFonts w:ascii="Courier New" w:hAnsi="Courier New" w:cs="Courier New"/>
+          <w:lang w:val="en-GB"/>
+        </w:rPr>
+        <w:t>db</w:t>
+      </w:r>
+      <w:proofErr w:type="spellEnd"/>
     </w:p>
     <w:p>
       <w:r>
@@ -8199,8 +9799,100 @@
         <w:rPr>
           <w:rFonts w:ascii="Courier New" w:hAnsi="Courier New" w:cs="Courier New"/>
         </w:rPr>
-        <w:t xml:space="preserve">   cp /pfad/zum/backup.db /home/admin/Wetterstation/database/WetterstationData.db</w:t>
-      </w:r>
+        <w:t xml:space="preserve">   </w:t>
+      </w:r>
+      <w:proofErr w:type="spellStart"/>
+      <w:r>
+        <w:rPr>
+          <w:rFonts w:ascii="Courier New" w:hAnsi="Courier New" w:cs="Courier New"/>
+        </w:rPr>
+        <w:t>cp</w:t>
+      </w:r>
+      <w:proofErr w:type="spellEnd"/>
+      <w:r>
+        <w:rPr>
+          <w:rFonts w:ascii="Courier New" w:hAnsi="Courier New" w:cs="Courier New"/>
+        </w:rPr>
+        <w:t xml:space="preserve"> /</w:t>
+      </w:r>
+      <w:proofErr w:type="spellStart"/>
+      <w:r>
+        <w:rPr>
+          <w:rFonts w:ascii="Courier New" w:hAnsi="Courier New" w:cs="Courier New"/>
+        </w:rPr>
+        <w:t>pfad</w:t>
+      </w:r>
+      <w:proofErr w:type="spellEnd"/>
+      <w:r>
+        <w:rPr>
+          <w:rFonts w:ascii="Courier New" w:hAnsi="Courier New" w:cs="Courier New"/>
+        </w:rPr>
+        <w:t>/zum/</w:t>
+      </w:r>
+      <w:proofErr w:type="spellStart"/>
+      <w:r>
+        <w:rPr>
+          <w:rFonts w:ascii="Courier New" w:hAnsi="Courier New" w:cs="Courier New"/>
+        </w:rPr>
+        <w:t>backup.db</w:t>
+      </w:r>
+      <w:proofErr w:type="spellEnd"/>
+      <w:r>
+        <w:rPr>
+          <w:rFonts w:ascii="Courier New" w:hAnsi="Courier New" w:cs="Courier New"/>
+        </w:rPr>
+        <w:t xml:space="preserve"> /</w:t>
+      </w:r>
+      <w:proofErr w:type="spellStart"/>
+      <w:r>
+        <w:rPr>
+          <w:rFonts w:ascii="Courier New" w:hAnsi="Courier New" w:cs="Courier New"/>
+        </w:rPr>
+        <w:t>home</w:t>
+      </w:r>
+      <w:proofErr w:type="spellEnd"/>
+      <w:r>
+        <w:rPr>
+          <w:rFonts w:ascii="Courier New" w:hAnsi="Courier New" w:cs="Courier New"/>
+        </w:rPr>
+        <w:t>/</w:t>
+      </w:r>
+      <w:proofErr w:type="spellStart"/>
+      <w:r>
+        <w:rPr>
+          <w:rFonts w:ascii="Courier New" w:hAnsi="Courier New" w:cs="Courier New"/>
+        </w:rPr>
+        <w:t>admin</w:t>
+      </w:r>
+      <w:proofErr w:type="spellEnd"/>
+      <w:r>
+        <w:rPr>
+          <w:rFonts w:ascii="Courier New" w:hAnsi="Courier New" w:cs="Courier New"/>
+        </w:rPr>
+        <w:t>/Wetterstation/</w:t>
+      </w:r>
+      <w:proofErr w:type="spellStart"/>
+      <w:r>
+        <w:rPr>
+          <w:rFonts w:ascii="Courier New" w:hAnsi="Courier New" w:cs="Courier New"/>
+        </w:rPr>
+        <w:t>database</w:t>
+      </w:r>
+      <w:proofErr w:type="spellEnd"/>
+      <w:r>
+        <w:rPr>
+          <w:rFonts w:ascii="Courier New" w:hAnsi="Courier New" w:cs="Courier New"/>
+        </w:rPr>
+        <w:t>/</w:t>
+      </w:r>
+      <w:proofErr w:type="spellStart"/>
+      <w:r>
+        <w:rPr>
+          <w:rFonts w:ascii="Courier New" w:hAnsi="Courier New" w:cs="Courier New"/>
+        </w:rPr>
+        <w:t>WetterstationData.db</w:t>
+      </w:r>
+      <w:proofErr w:type="spellEnd"/>
     </w:p>
     <w:p>
       <w:pPr>
@@ -8215,6 +9907,7 @@
     </w:p>
     <w:p/>
     <w:sectPr>
+      <w:footerReference w:type="default" r:id="rId10"/>
       <w:pgSz w:w="11906" w:h="16838"/>
       <w:pgMar w:top="1417" w:right="1417" w:bottom="1134" w:left="1417" w:header="708" w:footer="708" w:gutter="0"/>
       <w:pgNumType w:start="0"/>
@@ -8226,6 +9919,87 @@
 </w:document>
 </file>
 
+<file path=word/endnotes.xml><?xml version="1.0" encoding="utf-8"?>
+<w:endnotes xmlns:wpc="http://schemas.microsoft.com/office/word/2010/wordprocessingCanvas" xmlns:cx="http://schemas.microsoft.com/office/drawing/2014/chartex" xmlns:cx1="http://schemas.microsoft.com/office/drawing/2015/9/8/chartex" xmlns:cx2="http://schemas.microsoft.com/office/drawing/2015/10/21/chartex" xmlns:cx3="http://schemas.microsoft.com/office/drawing/2016/5/9/chartex" xmlns:cx4="http://schemas.microsoft.com/office/drawing/2016/5/10/chartex" xmlns:cx5="http://schemas.microsoft.com/office/drawing/2016/5/11/chartex" xmlns:cx6="http://schemas.microsoft.com/office/drawing/2016/5/12/chartex" xmlns:cx7="http://schemas.microsoft.com/office/drawing/2016/5/13/chartex" xmlns:cx8="http://schemas.microsoft.com/office/drawing/2016/5/14/chartex" xmlns:mc="http://schemas.openxmlformats.org/markup-compatibility/2006" xmlns:aink="http://schemas.microsoft.com/office/drawing/2016/ink" xmlns:am3d="http://schemas.microsoft.com/office/drawing/2017/model3d" xmlns:o="urn:schemas-microsoft-com:office:office" xmlns:oel="http://schemas.microsoft.com/office/2019/extlst" xmlns:r="http://schemas.openxmlformats.org/officeDocument/2006/relationships" xmlns:m="http://schemas.openxmlformats.org/officeDocument/2006/math" xmlns:v="urn:schemas-microsoft-com:vml" xmlns:wp14="http://schemas.microsoft.com/office/word/2010/wordprocessingDrawing" xmlns:wp="http://schemas.openxmlformats.org/drawingml/2006/wordprocessingDrawing" xmlns:w10="urn:schemas-microsoft-com:office:word" xmlns:w="http://schemas.openxmlformats.org/wordprocessingml/2006/main" xmlns:w14="http://schemas.microsoft.com/office/word/2010/wordml" xmlns:w15="http://schemas.microsoft.com/office/word/2012/wordml" xmlns:w16cex="http://schemas.microsoft.com/office/word/2018/wordml/cex" xmlns:w16cid="http://schemas.microsoft.com/office/word/2016/wordml/cid" xmlns:w16="http://schemas.microsoft.com/office/word/2018/wordml" xmlns:w16du="http://schemas.microsoft.com/office/word/2023/wordml/word16du" xmlns:w16sdtdh="http://schemas.microsoft.com/office/word/2020/wordml/sdtdatahash" xmlns:w16sdtfl="http://schemas.microsoft.com/office/word/2024/wordml/sdtformatlock" xmlns:w16se="http://schemas.microsoft.com/office/word/2015/wordml/symex" xmlns:wpg="http://schemas.microsoft.com/office/word/2010/wordprocessingGroup" xmlns:wpi="http://schemas.microsoft.com/office/word/2010/wordprocessingInk" xmlns:wne="http://schemas.microsoft.com/office/word/2006/wordml" xmlns:wps="http://schemas.microsoft.com/office/word/2010/wordprocessingShape" mc:Ignorable="w14 w15 w16se w16cid w16 w16cex w16sdtdh w16sdtfl w16du wp14">
+  <w:endnote w:type="separator" w:id="-1">
+    <w:p>
+      <w:pPr>
+        <w:spacing w:after="0" w:line="240" w:lineRule="auto"/>
+      </w:pPr>
+      <w:r>
+        <w:separator/>
+      </w:r>
+    </w:p>
+  </w:endnote>
+  <w:endnote w:type="continuationSeparator" w:id="0">
+    <w:p>
+      <w:pPr>
+        <w:spacing w:after="0" w:line="240" w:lineRule="auto"/>
+      </w:pPr>
+      <w:r>
+        <w:continuationSeparator/>
+      </w:r>
+    </w:p>
+  </w:endnote>
+</w:endnotes>
+</file>
+
+<file path=word/footer1.xml><?xml version="1.0" encoding="utf-8"?>
+<w:ftr xmlns:wpc="http://schemas.microsoft.com/office/word/2010/wordprocessingCanvas" xmlns:cx="http://schemas.microsoft.com/office/drawing/2014/chartex" xmlns:cx1="http://schemas.microsoft.com/office/drawing/2015/9/8/chartex" xmlns:cx2="http://schemas.microsoft.com/office/drawing/2015/10/21/chartex" xmlns:cx3="http://schemas.microsoft.com/office/drawing/2016/5/9/chartex" xmlns:cx4="http://schemas.microsoft.com/office/drawing/2016/5/10/chartex" xmlns:cx5="http://schemas.microsoft.com/office/drawing/2016/5/11/chartex" xmlns:cx6="http://schemas.microsoft.com/office/drawing/2016/5/12/chartex" xmlns:cx7="http://schemas.microsoft.com/office/drawing/2016/5/13/chartex" xmlns:cx8="http://schemas.microsoft.com/office/drawing/2016/5/14/chartex" xmlns:mc="http://schemas.openxmlformats.org/markup-compatibility/2006" xmlns:aink="http://schemas.microsoft.com/office/drawing/2016/ink" xmlns:am3d="http://schemas.microsoft.com/office/drawing/2017/model3d" xmlns:o="urn:schemas-microsoft-com:office:office" xmlns:oel="http://schemas.microsoft.com/office/2019/extlst" xmlns:r="http://schemas.openxmlformats.org/officeDocument/2006/relationships" xmlns:m="http://schemas.openxmlformats.org/officeDocument/2006/math" xmlns:v="urn:schemas-microsoft-com:vml" xmlns:wp14="http://schemas.microsoft.com/office/word/2010/wordprocessingDrawing" xmlns:wp="http://schemas.openxmlformats.org/drawingml/2006/wordprocessingDrawing" xmlns:w10="urn:schemas-microsoft-com:office:word" xmlns:w="http://schemas.openxmlformats.org/wordprocessingml/2006/main" xmlns:w14="http://schemas.microsoft.com/office/word/2010/wordml" xmlns:w15="http://schemas.microsoft.com/office/word/2012/wordml" xmlns:w16cex="http://schemas.microsoft.com/office/word/2018/wordml/cex" xmlns:w16cid="http://schemas.microsoft.com/office/word/2016/wordml/cid" xmlns:w16="http://schemas.microsoft.com/office/word/2018/wordml" xmlns:w16du="http://schemas.microsoft.com/office/word/2023/wordml/word16du" xmlns:w16sdtdh="http://schemas.microsoft.com/office/word/2020/wordml/sdtdatahash" xmlns:w16sdtfl="http://schemas.microsoft.com/office/word/2024/wordml/sdtformatlock" xmlns:w16se="http://schemas.microsoft.com/office/word/2015/wordml/symex" xmlns:wpg="http://schemas.microsoft.com/office/word/2010/wordprocessingGroup" xmlns:wpi="http://schemas.microsoft.com/office/word/2010/wordprocessingInk" xmlns:wne="http://schemas.microsoft.com/office/word/2006/wordml" xmlns:wps="http://schemas.microsoft.com/office/word/2010/wordprocessingShape" mc:Ignorable="w14 w15 w16se w16cid w16 w16cex w16sdtdh w16sdtfl w16du wp14">
+  <w:p>
+    <w:pPr>
+      <w:pStyle w:val="Fuzeile"/>
+    </w:pPr>
+    <w:r>
+      <w:tab/>
+    </w:r>
+    <w:r>
+      <w:tab/>
+    </w:r>
+    <w:r>
+      <w:fldChar w:fldCharType="begin"/>
+    </w:r>
+    <w:r>
+      <w:instrText>PAGE   \* MERGEFORMAT</w:instrText>
+    </w:r>
+    <w:r>
+      <w:fldChar w:fldCharType="separate"/>
+    </w:r>
+    <w:r>
+      <w:t>1</w:t>
+    </w:r>
+    <w:r>
+      <w:fldChar w:fldCharType="end"/>
+    </w:r>
+  </w:p>
+</w:ftr>
+</file>
+
+<file path=word/footnotes.xml><?xml version="1.0" encoding="utf-8"?>
+<w:footnotes xmlns:wpc="http://schemas.microsoft.com/office/word/2010/wordprocessingCanvas" xmlns:cx="http://schemas.microsoft.com/office/drawing/2014/chartex" xmlns:cx1="http://schemas.microsoft.com/office/drawing/2015/9/8/chartex" xmlns:cx2="http://schemas.microsoft.com/office/drawing/2015/10/21/chartex" xmlns:cx3="http://schemas.microsoft.com/office/drawing/2016/5/9/chartex" xmlns:cx4="http://schemas.microsoft.com/office/drawing/2016/5/10/chartex" xmlns:cx5="http://schemas.microsoft.com/office/drawing/2016/5/11/chartex" xmlns:cx6="http://schemas.microsoft.com/office/drawing/2016/5/12/chartex" xmlns:cx7="http://schemas.microsoft.com/office/drawing/2016/5/13/chartex" xmlns:cx8="http://schemas.microsoft.com/office/drawing/2016/5/14/chartex" xmlns:mc="http://schemas.openxmlformats.org/markup-compatibility/2006" xmlns:aink="http://schemas.microsoft.com/office/drawing/2016/ink" xmlns:am3d="http://schemas.microsoft.com/office/drawing/2017/model3d" xmlns:o="urn:schemas-microsoft-com:office:office" xmlns:oel="http://schemas.microsoft.com/office/2019/extlst" xmlns:r="http://schemas.openxmlformats.org/officeDocument/2006/relationships" xmlns:m="http://schemas.openxmlformats.org/officeDocument/2006/math" xmlns:v="urn:schemas-microsoft-com:vml" xmlns:wp14="http://schemas.microsoft.com/office/word/2010/wordprocessingDrawing" xmlns:wp="http://schemas.openxmlformats.org/drawingml/2006/wordprocessingDrawing" xmlns:w10="urn:schemas-microsoft-com:office:word" xmlns:w="http://schemas.openxmlformats.org/wordprocessingml/2006/main" xmlns:w14="http://schemas.microsoft.com/office/word/2010/wordml" xmlns:w15="http://schemas.microsoft.com/office/word/2012/wordml" xmlns:w16cex="http://schemas.microsoft.com/office/word/2018/wordml/cex" xmlns:w16cid="http://schemas.microsoft.com/office/word/2016/wordml/cid" xmlns:w16="http://schemas.microsoft.com/office/word/2018/wordml" xmlns:w16du="http://schemas.microsoft.com/office/word/2023/wordml/word16du" xmlns:w16sdtdh="http://schemas.microsoft.com/office/word/2020/wordml/sdtdatahash" xmlns:w16sdtfl="http://schemas.microsoft.com/office/word/2024/wordml/sdtformatlock" xmlns:w16se="http://schemas.microsoft.com/office/word/2015/wordml/symex" xmlns:wpg="http://schemas.microsoft.com/office/word/2010/wordprocessingGroup" xmlns:wpi="http://schemas.microsoft.com/office/word/2010/wordprocessingInk" xmlns:wne="http://schemas.microsoft.com/office/word/2006/wordml" xmlns:wps="http://schemas.microsoft.com/office/word/2010/wordprocessingShape" mc:Ignorable="w14 w15 w16se w16cid w16 w16cex w16sdtdh w16sdtfl w16du wp14">
+  <w:footnote w:type="separator" w:id="-1">
+    <w:p>
+      <w:pPr>
+        <w:spacing w:after="0" w:line="240" w:lineRule="auto"/>
+      </w:pPr>
+      <w:r>
+        <w:separator/>
+      </w:r>
+    </w:p>
+  </w:footnote>
+  <w:footnote w:type="continuationSeparator" w:id="0">
+    <w:p>
+      <w:pPr>
+        <w:spacing w:after="0" w:line="240" w:lineRule="auto"/>
+      </w:pPr>
+      <w:r>
+        <w:continuationSeparator/>
+      </w:r>
+    </w:p>
+  </w:footnote>
+</w:footnotes>
+</file>
+
 <file path=word/numbering.xml><?xml version="1.0" encoding="utf-8"?>
 <w:numbering xmlns:wpc="http://schemas.microsoft.com/office/word/2010/wordprocessingCanvas" xmlns:cx="http://schemas.microsoft.com/office/drawing/2014/chartex" xmlns:cx1="http://schemas.microsoft.com/office/drawing/2015/9/8/chartex" xmlns:cx2="http://schemas.microsoft.com/office/drawing/2015/10/21/chartex" xmlns:cx3="http://schemas.microsoft.com/office/drawing/2016/5/9/chartex" xmlns:cx4="http://schemas.microsoft.com/office/drawing/2016/5/10/chartex" xmlns:cx5="http://schemas.microsoft.com/office/drawing/2016/5/11/chartex" xmlns:cx6="http://schemas.microsoft.com/office/drawing/2016/5/12/chartex" xmlns:cx7="http://schemas.microsoft.com/office/drawing/2016/5/13/chartex" xmlns:cx8="http://schemas.microsoft.com/office/drawing/2016/5/14/chartex" xmlns:mc="http://schemas.openxmlformats.org/markup-compatibility/2006" xmlns:aink="http://schemas.microsoft.com/office/drawing/2016/ink" xmlns:am3d="http://schemas.microsoft.com/office/drawing/2017/model3d" xmlns:o="urn:schemas-microsoft-com:office:office" xmlns:oel="http://schemas.microsoft.com/office/2019/extlst" xmlns:r="http://schemas.openxmlformats.org/officeDocument/2006/relationships" xmlns:m="http://schemas.openxmlformats.org/officeDocument/2006/math" xmlns:v="urn:schemas-microsoft-com:vml" xmlns:wp14="http://schemas.microsoft.com/office/word/2010/wordprocessingDrawing" xmlns:wp="http://schemas.openxmlformats.org/drawingml/2006/wordprocessingDrawing" xmlns:w10="urn:schemas-microsoft-com:office:word" xmlns:w="http://schemas.openxmlformats.org/wordprocessingml/2006/main" xmlns:w14="http://schemas.microsoft.com/office/word/2010/wordml" xmlns:w15="http://schemas.microsoft.com/office/word/2012/wordml" xmlns:w16cex="http://schemas.microsoft.com/office/word/2018/wordml/cex" xmlns:w16cid="http://schemas.microsoft.com/office/word/2016/wordml/cid" xmlns:w16="http://schemas.microsoft.com/office/word/2018/wordml" xmlns:w16du="http://schemas.microsoft.com/office/word/2023/wordml/word16du" xmlns:w16sdtdh="http://schemas.microsoft.com/office/word/2020/wordml/sdtdatahash" xmlns:w16sdtfl="http://schemas.microsoft.com/office/word/2024/wordml/sdtformatlock" xmlns:w16se="http://schemas.microsoft.com/office/word/2015/wordml/symex" xmlns:wpg="http://schemas.microsoft.com/office/word/2010/wordprocessingGroup" xmlns:wpi="http://schemas.microsoft.com/office/word/2010/wordprocessingInk" xmlns:wne="http://schemas.microsoft.com/office/word/2006/wordml" xmlns:wps="http://schemas.microsoft.com/office/word/2010/wordprocessingShape" mc:Ignorable="w14 w15 w16se w16cid w16 w16cex w16sdtdh w16sdtfl w16du wp14">
   <w:abstractNum w:abstractNumId="0" w15:restartNumberingAfterBreak="0">
@@ -10632,6 +12406,155 @@
     </w:lvl>
   </w:abstractNum>
   <w:abstractNum w:abstractNumId="19" w15:restartNumberingAfterBreak="0">
+    <w:nsid w:val="3B160DB3"/>
+    <w:multiLevelType w:val="multilevel"/>
+    <w:tmpl w:val="72BAE414"/>
+    <w:lvl w:ilvl="0">
+      <w:start w:val="1"/>
+      <w:numFmt w:val="bullet"/>
+      <w:lvlText w:val=""/>
+      <w:lvlJc w:val="left"/>
+      <w:pPr>
+        <w:tabs>
+          <w:tab w:val="num" w:pos="720"/>
+        </w:tabs>
+        <w:ind w:left="720" w:hanging="360"/>
+      </w:pPr>
+      <w:rPr>
+        <w:rFonts w:ascii="Symbol" w:hAnsi="Symbol" w:hint="default"/>
+        <w:sz w:val="20"/>
+      </w:rPr>
+    </w:lvl>
+    <w:lvl w:ilvl="1" w:tentative="1">
+      <w:start w:val="1"/>
+      <w:numFmt w:val="bullet"/>
+      <w:lvlText w:val="o"/>
+      <w:lvlJc w:val="left"/>
+      <w:pPr>
+        <w:tabs>
+          <w:tab w:val="num" w:pos="1440"/>
+        </w:tabs>
+        <w:ind w:left="1440" w:hanging="360"/>
+      </w:pPr>
+      <w:rPr>
+        <w:rFonts w:ascii="Courier New" w:hAnsi="Courier New" w:hint="default"/>
+        <w:sz w:val="20"/>
+      </w:rPr>
+    </w:lvl>
+    <w:lvl w:ilvl="2" w:tentative="1">
+      <w:start w:val="1"/>
+      <w:numFmt w:val="bullet"/>
+      <w:lvlText w:val=""/>
+      <w:lvlJc w:val="left"/>
+      <w:pPr>
+        <w:tabs>
+          <w:tab w:val="num" w:pos="2160"/>
+        </w:tabs>
+        <w:ind w:left="2160" w:hanging="360"/>
+      </w:pPr>
+      <w:rPr>
+        <w:rFonts w:ascii="Wingdings" w:hAnsi="Wingdings" w:hint="default"/>
+        <w:sz w:val="20"/>
+      </w:rPr>
+    </w:lvl>
+    <w:lvl w:ilvl="3" w:tentative="1">
+      <w:start w:val="1"/>
+      <w:numFmt w:val="bullet"/>
+      <w:lvlText w:val=""/>
+      <w:lvlJc w:val="left"/>
+      <w:pPr>
+        <w:tabs>
+          <w:tab w:val="num" w:pos="2880"/>
+        </w:tabs>
+        <w:ind w:left="2880" w:hanging="360"/>
+      </w:pPr>
+      <w:rPr>
+        <w:rFonts w:ascii="Wingdings" w:hAnsi="Wingdings" w:hint="default"/>
+        <w:sz w:val="20"/>
+      </w:rPr>
+    </w:lvl>
+    <w:lvl w:ilvl="4" w:tentative="1">
+      <w:start w:val="1"/>
+      <w:numFmt w:val="bullet"/>
+      <w:lvlText w:val=""/>
+      <w:lvlJc w:val="left"/>
+      <w:pPr>
+        <w:tabs>
+          <w:tab w:val="num" w:pos="3600"/>
+        </w:tabs>
+        <w:ind w:left="3600" w:hanging="360"/>
+      </w:pPr>
+      <w:rPr>
+        <w:rFonts w:ascii="Wingdings" w:hAnsi="Wingdings" w:hint="default"/>
+        <w:sz w:val="20"/>
+      </w:rPr>
+    </w:lvl>
+    <w:lvl w:ilvl="5" w:tentative="1">
+      <w:start w:val="1"/>
+      <w:numFmt w:val="bullet"/>
+      <w:lvlText w:val=""/>
+      <w:lvlJc w:val="left"/>
+      <w:pPr>
+        <w:tabs>
+          <w:tab w:val="num" w:pos="4320"/>
+        </w:tabs>
+        <w:ind w:left="4320" w:hanging="360"/>
+      </w:pPr>
+      <w:rPr>
+        <w:rFonts w:ascii="Wingdings" w:hAnsi="Wingdings" w:hint="default"/>
+        <w:sz w:val="20"/>
+      </w:rPr>
+    </w:lvl>
+    <w:lvl w:ilvl="6" w:tentative="1">
+      <w:start w:val="1"/>
+      <w:numFmt w:val="bullet"/>
+      <w:lvlText w:val=""/>
+      <w:lvlJc w:val="left"/>
+      <w:pPr>
+        <w:tabs>
+          <w:tab w:val="num" w:pos="5040"/>
+        </w:tabs>
+        <w:ind w:left="5040" w:hanging="360"/>
+      </w:pPr>
+      <w:rPr>
+        <w:rFonts w:ascii="Wingdings" w:hAnsi="Wingdings" w:hint="default"/>
+        <w:sz w:val="20"/>
+      </w:rPr>
+    </w:lvl>
+    <w:lvl w:ilvl="7" w:tentative="1">
+      <w:start w:val="1"/>
+      <w:numFmt w:val="bullet"/>
+      <w:lvlText w:val=""/>
+      <w:lvlJc w:val="left"/>
+      <w:pPr>
+        <w:tabs>
+          <w:tab w:val="num" w:pos="5760"/>
+        </w:tabs>
+        <w:ind w:left="5760" w:hanging="360"/>
+      </w:pPr>
+      <w:rPr>
+        <w:rFonts w:ascii="Wingdings" w:hAnsi="Wingdings" w:hint="default"/>
+        <w:sz w:val="20"/>
+      </w:rPr>
+    </w:lvl>
+    <w:lvl w:ilvl="8" w:tentative="1">
+      <w:start w:val="1"/>
+      <w:numFmt w:val="bullet"/>
+      <w:lvlText w:val=""/>
+      <w:lvlJc w:val="left"/>
+      <w:pPr>
+        <w:tabs>
+          <w:tab w:val="num" w:pos="6480"/>
+        </w:tabs>
+        <w:ind w:left="6480" w:hanging="360"/>
+      </w:pPr>
+      <w:rPr>
+        <w:rFonts w:ascii="Wingdings" w:hAnsi="Wingdings" w:hint="default"/>
+        <w:sz w:val="20"/>
+      </w:rPr>
+    </w:lvl>
+  </w:abstractNum>
+  <w:abstractNum w:abstractNumId="20" w15:restartNumberingAfterBreak="0">
     <w:nsid w:val="3DF24001"/>
     <w:multiLevelType w:val="multilevel"/>
     <w:tmpl w:val="3496EA1A"/>
@@ -10744,7 +12667,7 @@
       </w:pPr>
     </w:lvl>
   </w:abstractNum>
-  <w:abstractNum w:abstractNumId="20" w15:restartNumberingAfterBreak="0">
+  <w:abstractNum w:abstractNumId="21" w15:restartNumberingAfterBreak="0">
     <w:nsid w:val="42FD1606"/>
     <w:multiLevelType w:val="multilevel"/>
     <w:tmpl w:val="1B4C8A4C"/>
@@ -10893,7 +12816,7 @@
       </w:rPr>
     </w:lvl>
   </w:abstractNum>
-  <w:abstractNum w:abstractNumId="21" w15:restartNumberingAfterBreak="0">
+  <w:abstractNum w:abstractNumId="22" w15:restartNumberingAfterBreak="0">
     <w:nsid w:val="44B35714"/>
     <w:multiLevelType w:val="multilevel"/>
     <w:tmpl w:val="C976574C"/>
@@ -11042,7 +12965,7 @@
       </w:rPr>
     </w:lvl>
   </w:abstractNum>
-  <w:abstractNum w:abstractNumId="22" w15:restartNumberingAfterBreak="0">
+  <w:abstractNum w:abstractNumId="23" w15:restartNumberingAfterBreak="0">
     <w:nsid w:val="46211599"/>
     <w:multiLevelType w:val="multilevel"/>
     <w:tmpl w:val="6DAA9D62"/>
@@ -11155,7 +13078,7 @@
       </w:pPr>
     </w:lvl>
   </w:abstractNum>
-  <w:abstractNum w:abstractNumId="23" w15:restartNumberingAfterBreak="0">
+  <w:abstractNum w:abstractNumId="24" w15:restartNumberingAfterBreak="0">
     <w:nsid w:val="4DCB2832"/>
     <w:multiLevelType w:val="multilevel"/>
     <w:tmpl w:val="625AA51A"/>
@@ -11268,7 +13191,7 @@
       </w:pPr>
     </w:lvl>
   </w:abstractNum>
-  <w:abstractNum w:abstractNumId="24" w15:restartNumberingAfterBreak="0">
+  <w:abstractNum w:abstractNumId="25" w15:restartNumberingAfterBreak="0">
     <w:nsid w:val="4DF857F1"/>
     <w:multiLevelType w:val="multilevel"/>
     <w:tmpl w:val="FED82A9A"/>
@@ -11417,7 +13340,7 @@
       </w:rPr>
     </w:lvl>
   </w:abstractNum>
-  <w:abstractNum w:abstractNumId="25" w15:restartNumberingAfterBreak="0">
+  <w:abstractNum w:abstractNumId="26" w15:restartNumberingAfterBreak="0">
     <w:nsid w:val="50B0424E"/>
     <w:multiLevelType w:val="multilevel"/>
     <w:tmpl w:val="D804C878"/>
@@ -11530,7 +13453,7 @@
       </w:rPr>
     </w:lvl>
   </w:abstractNum>
-  <w:abstractNum w:abstractNumId="26" w15:restartNumberingAfterBreak="0">
+  <w:abstractNum w:abstractNumId="27" w15:restartNumberingAfterBreak="0">
     <w:nsid w:val="529031B3"/>
     <w:multiLevelType w:val="multilevel"/>
     <w:tmpl w:val="CB340E42"/>
@@ -11643,7 +13566,7 @@
       </w:pPr>
     </w:lvl>
   </w:abstractNum>
-  <w:abstractNum w:abstractNumId="27" w15:restartNumberingAfterBreak="0">
+  <w:abstractNum w:abstractNumId="28" w15:restartNumberingAfterBreak="0">
     <w:nsid w:val="53356A62"/>
     <w:multiLevelType w:val="multilevel"/>
     <w:tmpl w:val="FD044EFA"/>
@@ -11756,7 +13679,7 @@
       </w:pPr>
     </w:lvl>
   </w:abstractNum>
-  <w:abstractNum w:abstractNumId="28" w15:restartNumberingAfterBreak="0">
+  <w:abstractNum w:abstractNumId="29" w15:restartNumberingAfterBreak="0">
     <w:nsid w:val="58545D1E"/>
     <w:multiLevelType w:val="multilevel"/>
     <w:tmpl w:val="13C00B3A"/>
@@ -11905,7 +13828,7 @@
       </w:rPr>
     </w:lvl>
   </w:abstractNum>
-  <w:abstractNum w:abstractNumId="29" w15:restartNumberingAfterBreak="0">
+  <w:abstractNum w:abstractNumId="30" w15:restartNumberingAfterBreak="0">
     <w:nsid w:val="5BF45B15"/>
     <w:multiLevelType w:val="multilevel"/>
     <w:tmpl w:val="EFD8F56A"/>
@@ -12018,7 +13941,7 @@
       </w:pPr>
     </w:lvl>
   </w:abstractNum>
-  <w:abstractNum w:abstractNumId="30" w15:restartNumberingAfterBreak="0">
+  <w:abstractNum w:abstractNumId="31" w15:restartNumberingAfterBreak="0">
     <w:nsid w:val="5E731C9A"/>
     <w:multiLevelType w:val="multilevel"/>
     <w:tmpl w:val="F8FA539E"/>
@@ -12131,7 +14054,7 @@
       </w:pPr>
     </w:lvl>
   </w:abstractNum>
-  <w:abstractNum w:abstractNumId="31" w15:restartNumberingAfterBreak="0">
+  <w:abstractNum w:abstractNumId="32" w15:restartNumberingAfterBreak="0">
     <w:nsid w:val="61442F76"/>
     <w:multiLevelType w:val="multilevel"/>
     <w:tmpl w:val="F8D0E7A2"/>
@@ -12244,7 +14167,7 @@
       </w:pPr>
     </w:lvl>
   </w:abstractNum>
-  <w:abstractNum w:abstractNumId="32" w15:restartNumberingAfterBreak="0">
+  <w:abstractNum w:abstractNumId="33" w15:restartNumberingAfterBreak="0">
     <w:nsid w:val="61891B09"/>
     <w:multiLevelType w:val="multilevel"/>
     <w:tmpl w:val="A7DE85D2"/>
@@ -12393,7 +14316,7 @@
       </w:rPr>
     </w:lvl>
   </w:abstractNum>
-  <w:abstractNum w:abstractNumId="33" w15:restartNumberingAfterBreak="0">
+  <w:abstractNum w:abstractNumId="34" w15:restartNumberingAfterBreak="0">
     <w:nsid w:val="63A16291"/>
     <w:multiLevelType w:val="multilevel"/>
     <w:tmpl w:val="5A8AF4B4"/>
@@ -12542,7 +14465,7 @@
       </w:rPr>
     </w:lvl>
   </w:abstractNum>
-  <w:abstractNum w:abstractNumId="34" w15:restartNumberingAfterBreak="0">
+  <w:abstractNum w:abstractNumId="35" w15:restartNumberingAfterBreak="0">
     <w:nsid w:val="675861E3"/>
     <w:multiLevelType w:val="multilevel"/>
     <w:tmpl w:val="289C5296"/>
@@ -12691,7 +14614,7 @@
       </w:rPr>
     </w:lvl>
   </w:abstractNum>
-  <w:abstractNum w:abstractNumId="35" w15:restartNumberingAfterBreak="0">
+  <w:abstractNum w:abstractNumId="36" w15:restartNumberingAfterBreak="0">
     <w:nsid w:val="67740C27"/>
     <w:multiLevelType w:val="multilevel"/>
     <w:tmpl w:val="E632B43C"/>
@@ -12804,7 +14727,7 @@
       </w:pPr>
     </w:lvl>
   </w:abstractNum>
-  <w:abstractNum w:abstractNumId="36" w15:restartNumberingAfterBreak="0">
+  <w:abstractNum w:abstractNumId="37" w15:restartNumberingAfterBreak="0">
     <w:nsid w:val="6B915D8D"/>
     <w:multiLevelType w:val="multilevel"/>
     <w:tmpl w:val="5030C7A4"/>
@@ -12953,7 +14876,7 @@
       </w:rPr>
     </w:lvl>
   </w:abstractNum>
-  <w:abstractNum w:abstractNumId="37" w15:restartNumberingAfterBreak="0">
+  <w:abstractNum w:abstractNumId="38" w15:restartNumberingAfterBreak="0">
     <w:nsid w:val="724760A4"/>
     <w:multiLevelType w:val="multilevel"/>
     <w:tmpl w:val="6D68AD3A"/>
@@ -13102,7 +15025,7 @@
       </w:rPr>
     </w:lvl>
   </w:abstractNum>
-  <w:abstractNum w:abstractNumId="38" w15:restartNumberingAfterBreak="0">
+  <w:abstractNum w:abstractNumId="39" w15:restartNumberingAfterBreak="0">
     <w:nsid w:val="72B31EA5"/>
     <w:multiLevelType w:val="hybridMultilevel"/>
     <w:tmpl w:val="96B40F0C"/>
@@ -13188,7 +15111,7 @@
       </w:pPr>
     </w:lvl>
   </w:abstractNum>
-  <w:abstractNum w:abstractNumId="39" w15:restartNumberingAfterBreak="0">
+  <w:abstractNum w:abstractNumId="40" w15:restartNumberingAfterBreak="0">
     <w:nsid w:val="7798466E"/>
     <w:multiLevelType w:val="multilevel"/>
     <w:tmpl w:val="6B807238"/>
@@ -13301,7 +15224,7 @@
       </w:pPr>
     </w:lvl>
   </w:abstractNum>
-  <w:abstractNum w:abstractNumId="40" w15:restartNumberingAfterBreak="0">
+  <w:abstractNum w:abstractNumId="41" w15:restartNumberingAfterBreak="0">
     <w:nsid w:val="7BB21DA4"/>
     <w:multiLevelType w:val="multilevel"/>
     <w:tmpl w:val="B5343E64"/>
@@ -13415,7 +15338,7 @@
     </w:lvl>
   </w:abstractNum>
   <w:num w:numId="1" w16cid:durableId="1019618718">
-    <w:abstractNumId w:val="21"/>
+    <w:abstractNumId w:val="22"/>
   </w:num>
   <w:num w:numId="2" w16cid:durableId="1471284558">
     <w:abstractNumId w:val="8"/>
@@ -13430,64 +15353,64 @@
     <w:abstractNumId w:val="10"/>
   </w:num>
   <w:num w:numId="6" w16cid:durableId="384718746">
-    <w:abstractNumId w:val="22"/>
+    <w:abstractNumId w:val="23"/>
   </w:num>
   <w:num w:numId="7" w16cid:durableId="743795414">
     <w:abstractNumId w:val="17"/>
   </w:num>
   <w:num w:numId="8" w16cid:durableId="1400978868">
-    <w:abstractNumId w:val="29"/>
+    <w:abstractNumId w:val="30"/>
   </w:num>
   <w:num w:numId="9" w16cid:durableId="565409504">
-    <w:abstractNumId w:val="39"/>
+    <w:abstractNumId w:val="40"/>
   </w:num>
   <w:num w:numId="10" w16cid:durableId="416901195">
     <w:abstractNumId w:val="11"/>
   </w:num>
   <w:num w:numId="11" w16cid:durableId="1612129999">
-    <w:abstractNumId w:val="34"/>
+    <w:abstractNumId w:val="35"/>
   </w:num>
   <w:num w:numId="12" w16cid:durableId="681009293">
-    <w:abstractNumId w:val="36"/>
+    <w:abstractNumId w:val="37"/>
   </w:num>
   <w:num w:numId="13" w16cid:durableId="1950157711">
-    <w:abstractNumId w:val="20"/>
+    <w:abstractNumId w:val="21"/>
   </w:num>
   <w:num w:numId="14" w16cid:durableId="195002169">
-    <w:abstractNumId w:val="38"/>
+    <w:abstractNumId w:val="39"/>
   </w:num>
   <w:num w:numId="15" w16cid:durableId="1939171744">
     <w:abstractNumId w:val="0"/>
   </w:num>
   <w:num w:numId="16" w16cid:durableId="671765122">
+    <w:abstractNumId w:val="27"/>
+  </w:num>
+  <w:num w:numId="17" w16cid:durableId="2094348272">
+    <w:abstractNumId w:val="38"/>
+  </w:num>
+  <w:num w:numId="18" w16cid:durableId="674305157">
     <w:abstractNumId w:val="26"/>
   </w:num>
-  <w:num w:numId="17" w16cid:durableId="2094348272">
-    <w:abstractNumId w:val="37"/>
-  </w:num>
-  <w:num w:numId="18" w16cid:durableId="674305157">
-    <w:abstractNumId w:val="25"/>
-  </w:num>
   <w:num w:numId="19" w16cid:durableId="746920387">
-    <w:abstractNumId w:val="32"/>
+    <w:abstractNumId w:val="33"/>
   </w:num>
   <w:num w:numId="20" w16cid:durableId="32266803">
-    <w:abstractNumId w:val="35"/>
+    <w:abstractNumId w:val="36"/>
   </w:num>
   <w:num w:numId="21" w16cid:durableId="574508557">
     <w:abstractNumId w:val="2"/>
   </w:num>
   <w:num w:numId="22" w16cid:durableId="964040516">
-    <w:abstractNumId w:val="23"/>
+    <w:abstractNumId w:val="24"/>
   </w:num>
   <w:num w:numId="23" w16cid:durableId="1560365523">
     <w:abstractNumId w:val="14"/>
   </w:num>
   <w:num w:numId="24" w16cid:durableId="628316353">
-    <w:abstractNumId w:val="33"/>
+    <w:abstractNumId w:val="34"/>
   </w:num>
   <w:num w:numId="25" w16cid:durableId="1020161312">
-    <w:abstractNumId w:val="19"/>
+    <w:abstractNumId w:val="20"/>
   </w:num>
   <w:num w:numId="26" w16cid:durableId="2095205206">
     <w:abstractNumId w:val="1"/>
@@ -13499,28 +15422,28 @@
     <w:abstractNumId w:val="13"/>
   </w:num>
   <w:num w:numId="29" w16cid:durableId="1606113801">
-    <w:abstractNumId w:val="31"/>
+    <w:abstractNumId w:val="32"/>
   </w:num>
   <w:num w:numId="30" w16cid:durableId="574434261">
     <w:abstractNumId w:val="18"/>
   </w:num>
   <w:num w:numId="31" w16cid:durableId="369765060">
-    <w:abstractNumId w:val="28"/>
+    <w:abstractNumId w:val="29"/>
   </w:num>
   <w:num w:numId="32" w16cid:durableId="29230400">
-    <w:abstractNumId w:val="40"/>
+    <w:abstractNumId w:val="41"/>
   </w:num>
   <w:num w:numId="33" w16cid:durableId="1069383247">
     <w:abstractNumId w:val="9"/>
   </w:num>
   <w:num w:numId="34" w16cid:durableId="309480525">
-    <w:abstractNumId w:val="30"/>
+    <w:abstractNumId w:val="31"/>
   </w:num>
   <w:num w:numId="35" w16cid:durableId="258561858">
     <w:abstractNumId w:val="4"/>
   </w:num>
   <w:num w:numId="36" w16cid:durableId="1558974322">
-    <w:abstractNumId w:val="24"/>
+    <w:abstractNumId w:val="25"/>
   </w:num>
   <w:num w:numId="37" w16cid:durableId="1758942524">
     <w:abstractNumId w:val="15"/>
@@ -13535,7 +15458,10 @@
     <w:abstractNumId w:val="5"/>
   </w:num>
   <w:num w:numId="41" w16cid:durableId="411128713">
-    <w:abstractNumId w:val="27"/>
+    <w:abstractNumId w:val="28"/>
+  </w:num>
+  <w:num w:numId="42" w16cid:durableId="783303538">
+    <w:abstractNumId w:val="19"/>
   </w:num>
 </w:numbering>
 </file>
@@ -14601,6 +16527,56 @@
       <w:ind w:left="240"/>
     </w:pPr>
   </w:style>
+  <w:style w:type="paragraph" w:styleId="Kopfzeile">
+    <w:name w:val="header"/>
+    <w:basedOn w:val="Standard"/>
+    <w:link w:val="KopfzeileZchn"/>
+    <w:uiPriority w:val="99"/>
+    <w:unhideWhenUsed/>
+    <w:rsid w:val="00096C1D"/>
+    <w:pPr>
+      <w:tabs>
+        <w:tab w:val="center" w:pos="4536"/>
+        <w:tab w:val="right" w:pos="9072"/>
+      </w:tabs>
+      <w:spacing w:after="0" w:line="240" w:lineRule="auto"/>
+    </w:pPr>
+  </w:style>
+  <w:style w:type="character" w:customStyle="1" w:styleId="KopfzeileZchn">
+    <w:name w:val="Kopfzeile Zchn"/>
+    <w:basedOn w:val="Absatz-Standardschriftart"/>
+    <w:link w:val="Kopfzeile"/>
+    <w:uiPriority w:val="99"/>
+    <w:rsid w:val="00096C1D"/>
+    <w:rPr>
+      <w:rFonts w:ascii="Bahnschrift Light SemiCondensed" w:hAnsi="Bahnschrift Light SemiCondensed"/>
+    </w:rPr>
+  </w:style>
+  <w:style w:type="paragraph" w:styleId="Fuzeile">
+    <w:name w:val="footer"/>
+    <w:basedOn w:val="Standard"/>
+    <w:link w:val="FuzeileZchn"/>
+    <w:uiPriority w:val="99"/>
+    <w:unhideWhenUsed/>
+    <w:rsid w:val="00096C1D"/>
+    <w:pPr>
+      <w:tabs>
+        <w:tab w:val="center" w:pos="4536"/>
+        <w:tab w:val="right" w:pos="9072"/>
+      </w:tabs>
+      <w:spacing w:after="0" w:line="240" w:lineRule="auto"/>
+    </w:pPr>
+  </w:style>
+  <w:style w:type="character" w:customStyle="1" w:styleId="FuzeileZchn">
+    <w:name w:val="Fußzeile Zchn"/>
+    <w:basedOn w:val="Absatz-Standardschriftart"/>
+    <w:link w:val="Fuzeile"/>
+    <w:uiPriority w:val="99"/>
+    <w:rsid w:val="00096C1D"/>
+    <w:rPr>
+      <w:rFonts w:ascii="Bahnschrift Light SemiCondensed" w:hAnsi="Bahnschrift Light SemiCondensed"/>
+    </w:rPr>
+  </w:style>
 </w:styles>
 </file>
 
